--- a/CMA_Summaries_B1_Ch01.docx
+++ b/CMA_Summaries_B1_Ch01.docx
@@ -8489,7 +8489,7 @@
           <w:sz w:val="19"/>
           <w:szCs w:val="19"/>
         </w:rPr>
-        <w:t xml:space="preserve">This is why the </w:t>
+        <w:t xml:space="preserve">This is why the accounting </w:t>
       </w:r>
       <w:r>
         <w:rPr>
@@ -8507,7 +8507,7 @@
           <w:sz w:val="19"/>
           <w:szCs w:val="19"/>
         </w:rPr>
-        <w:t xml:space="preserve">            </w:t>
+        <w:t xml:space="preserve">           </w:t>
       </w:r>
       <w:r>
         <w:rPr>
@@ -8521,7 +8521,7 @@
           <w:sz w:val="19"/>
           <w:szCs w:val="19"/>
         </w:rPr>
-        <w:t xml:space="preserve"> equation always balances. </w:t>
+        <w:t xml:space="preserve"> always balances. </w:t>
       </w:r>
       <w:r>
         <w:rPr>
@@ -8632,7 +8632,7 @@
                 <w:sz w:val="16"/>
                 <w:szCs w:val="16"/>
               </w:rPr>
-              <w:t xml:space="preserve">opposite   ·   double-entry   ·   accounting   ·   T-account   ·   accounts</w:t>
+              <w:t xml:space="preserve">opposite   ·   double-entry   ·   equation   ·   T-account   ·   accounts</w:t>
             </w:r>
           </w:p>
         </w:tc>
@@ -13963,7 +13963,7 @@
                 <w:sz w:val="16"/>
                 <w:szCs w:val="16"/>
               </w:rPr>
-              <w:t xml:space="preserve">accounting</w:t>
+              <w:t xml:space="preserve">equation</w:t>
             </w:r>
           </w:p>
         </w:tc>
@@ -15237,7 +15237,7 @@
           <w:sz w:val="19"/>
           <w:szCs w:val="19"/>
         </w:rPr>
-        <w:t xml:space="preserve">Under the accrual basis, Orontes records the revenue and the cost of goods sold in fiscal 2025, the year it </w:t>
+        <w:t xml:space="preserve">Under the accrual basis, </w:t>
       </w:r>
       <w:r>
         <w:rPr>
@@ -15269,7 +15269,7 @@
           <w:sz w:val="19"/>
           <w:szCs w:val="19"/>
         </w:rPr>
-        <w:t xml:space="preserve"> the goods. </w:t>
+        <w:t xml:space="preserve"> records the revenue and the cost of goods sold in fiscal 2025, the year it delivered the goods. </w:t>
       </w:r>
       <w:r>
         <w:rPr>
@@ -15412,7 +15412,7 @@
                 <w:sz w:val="16"/>
                 <w:szCs w:val="16"/>
               </w:rPr>
-              <w:t xml:space="preserve">received   ·   timing   ·   delivered   ·   receivable   ·   incurs   ·   cash basis   ·   statements   ·   belongs   ·   delivers   ·   acceptable</w:t>
+              <w:t xml:space="preserve">received   ·   timing   ·   Orontes   ·   receivable   ·   incurs   ·   cash basis   ·   statements   ·   belongs   ·   delivers   ·   acceptable</w:t>
             </w:r>
           </w:p>
         </w:tc>
@@ -17452,7 +17452,7 @@
                 <w:sz w:val="16"/>
                 <w:szCs w:val="16"/>
               </w:rPr>
-              <w:t xml:space="preserve">delivered</w:t>
+              <w:t xml:space="preserve">Orontes</w:t>
             </w:r>
           </w:p>
         </w:tc>
@@ -23584,6 +23584,720 @@
           <w:sz w:val="18"/>
           <w:szCs w:val="18"/>
         </w:rPr>
+        <w:t xml:space="preserve">Reading exam questions</w:t>
+      </w:r>
+    </w:p>
+    <w:p>
+      <w:pPr>
+        <w:spacing w:before="0" w:after="12"/>
+      </w:pPr>
+      <w:r>
+        <w:rPr>
+          <w:color w:val="6B7280"/>
+          <w:sz w:val="15"/>
+          <w:szCs w:val="15"/>
+        </w:rPr>
+        <w:t xml:space="preserve">Each stage leads to the next.</w:t>
+      </w:r>
+    </w:p>
+    <w:p>
+      <w:pPr>
+        <w:spacing w:after="40" w:before="90"/>
+        <w:jc w:val="center"/>
+      </w:pPr>
+      <w:r>
+        <w:drawing>
+          <wp:inline distT="0" distB="0" distL="0" distR="0">
+            <wp:extent cx="5734050" cy="1244900"/>
+            <wp:effectExtent t="0" r="0" b="0" l="0"/>
+            <wp:docPr id="1" name="" descr="" title=""/>
+            <wp:cNvGraphicFramePr>
+              <a:graphicFrameLocks xmlns:a="http://schemas.openxmlformats.org/drawingml/2006/main" noChangeAspect="1"/>
+            </wp:cNvGraphicFramePr>
+            <a:graphic xmlns:a="http://schemas.openxmlformats.org/drawingml/2006/main">
+              <a:graphicData uri="http://schemas.openxmlformats.org/drawingml/2006/picture">
+                <pic:pic xmlns:pic="http://schemas.openxmlformats.org/drawingml/2006/picture">
+                  <pic:nvPicPr>
+                    <pic:cNvPr id="0" name="" descr=""/>
+                    <pic:cNvPicPr>
+                      <a:picLocks noChangeAspect="1" noChangeArrowheads="1"/>
+                    </pic:cNvPicPr>
+                  </pic:nvPicPr>
+                  <pic:blipFill>
+                    <a:blip r:embed="rId111" cstate="none"/>
+                    <a:srcRect/>
+                    <a:stretch>
+                      <a:fillRect/>
+                    </a:stretch>
+                  </pic:blipFill>
+                  <pic:spPr bwMode="auto">
+                    <a:xfrm>
+                      <a:off x="0" y="0"/>
+                      <a:ext cx="5734050" cy="1244900"/>
+                    </a:xfrm>
+                    <a:prstGeom prst="rect">
+                      <a:avLst/>
+                    </a:prstGeom>
+                  </pic:spPr>
+                </pic:pic>
+              </a:graphicData>
+            </a:graphic>
+          </wp:inline>
+        </w:drawing>
+      </w:r>
+    </w:p>
+    <w:tbl>
+      <w:tblPr>
+        <w:tblW w:type="pct" w:w="100%"/>
+        <w:tblLayout w:type="fixed"/>
+        <w:tblBorders>
+          <w:top w:val="single" w:color="FBFAF6" w:sz="4"/>
+          <w:left w:val="single" w:color="FBFAF6" w:sz="4"/>
+          <w:bottom w:val="single" w:color="FBFAF6" w:sz="4"/>
+          <w:right w:val="single" w:color="FBFAF6" w:sz="4"/>
+          <w:insideH w:val="single" w:color="FBFAF6" w:sz="4"/>
+          <w:insideV w:val="single" w:color="FBFAF6" w:sz="4"/>
+        </w:tblBorders>
+      </w:tblPr>
+      <w:tblGrid>
+        <w:gridCol w:w="9600"/>
+      </w:tblGrid>
+      <w:tr>
+        <w:tc>
+          <w:tcPr>
+            <w:tcW w:type="pct" w:w="5000"/>
+            <w:shd w:fill="FBFAF6" w:val="clear"/>
+            <w:tcMar>
+              <w:top w:type="dxa" w:w="40"/>
+              <w:left w:type="dxa" w:w="100"/>
+              <w:bottom w:type="dxa" w:w="40"/>
+              <w:right w:type="dxa" w:w="100"/>
+            </w:tcMar>
+          </w:tcPr>
+          <w:p>
+            <w:pPr>
+              <w:spacing w:before="18" w:after="6"/>
+            </w:pPr>
+            <w:r>
+              <w:rPr>
+                <w:b/>
+                <w:bCs/>
+                <w:color w:val="6B7280"/>
+                <w:sz w:val="14"/>
+                <w:szCs w:val="14"/>
+              </w:rPr>
+              <w:t xml:space="preserve">word list</w:t>
+            </w:r>
+          </w:p>
+          <w:p>
+            <w:pPr>
+              <w:spacing w:before="0" w:after="18"/>
+            </w:pPr>
+            <w:r>
+              <w:rPr>
+                <w:b/>
+                <w:bCs/>
+                <w:color w:val="353A7C"/>
+                <w:sz w:val="16"/>
+                <w:szCs w:val="16"/>
+              </w:rPr>
+              <w:t xml:space="preserve">normal balance   ·   6</w:t>
+            </w:r>
+          </w:p>
+        </w:tc>
+      </w:tr>
+    </w:tbl>
+    <w:p/>
+    <w:tbl>
+      <w:tblPr>
+        <w:tblW w:type="pct" w:w="100%"/>
+        <w:tblLayout w:type="fixed"/>
+        <w:tblBorders>
+          <w:top w:val="single" w:color="353A7C" w:sz="6"/>
+          <w:left w:val="single" w:color="353A7C" w:sz="6"/>
+          <w:bottom w:val="single" w:color="353A7C" w:sz="6"/>
+          <w:right w:val="single" w:color="353A7C" w:sz="6"/>
+          <w:insideH w:val="single" w:color="353A7C" w:sz="6"/>
+          <w:insideV w:val="single" w:color="353A7C" w:sz="6"/>
+        </w:tblBorders>
+      </w:tblPr>
+      <w:tblGrid>
+        <w:gridCol w:w="4992"/>
+        <w:gridCol w:w="4608"/>
+      </w:tblGrid>
+      <w:tr>
+        <w:tc>
+          <w:tcPr>
+            <w:tcW w:type="pct" w:w="5000"/>
+            <w:gridSpan w:val="2"/>
+            <w:shd w:fill="353A7C" w:val="clear"/>
+            <w:tcMar>
+              <w:top w:type="dxa" w:w="60"/>
+              <w:left w:type="dxa" w:w="120"/>
+              <w:bottom w:type="dxa" w:w="60"/>
+              <w:right w:type="dxa" w:w="120"/>
+            </w:tcMar>
+          </w:tcPr>
+          <w:p>
+            <w:pPr>
+              <w:spacing w:before="40" w:after="40"/>
+            </w:pPr>
+            <w:r>
+              <w:rPr>
+                <w:b/>
+                <w:bCs/>
+                <w:color w:val="FFFFFF"/>
+                <w:sz w:val="17"/>
+                <w:szCs w:val="17"/>
+              </w:rPr>
+              <w:t xml:space="preserve">Account — Category</w:t>
+            </w:r>
+          </w:p>
+        </w:tc>
+      </w:tr>
+      <w:tr>
+        <w:tc>
+          <w:tcPr>
+            <w:tcW w:type="pct" w:w="2600"/>
+            <w:shd w:fill="353A7C" w:val="clear"/>
+            <w:tcMar>
+              <w:top w:type="dxa" w:w="50"/>
+              <w:left w:type="dxa" w:w="110"/>
+              <w:bottom w:type="dxa" w:w="50"/>
+              <w:right w:type="dxa" w:w="110"/>
+            </w:tcMar>
+          </w:tcPr>
+          <w:p>
+            <w:pPr>
+              <w:spacing w:before="30" w:after="30"/>
+            </w:pPr>
+            <w:r>
+              <w:rPr>
+                <w:b/>
+                <w:bCs/>
+                <w:color w:val="FFFFFF"/>
+                <w:sz w:val="15"/>
+                <w:szCs w:val="15"/>
+              </w:rPr>
+              <w:t xml:space="preserve">Account</w:t>
+            </w:r>
+          </w:p>
+        </w:tc>
+        <w:tc>
+          <w:tcPr>
+            <w:tcW w:type="pct" w:w="2400"/>
+            <w:shd w:fill="353A7C" w:val="clear"/>
+            <w:tcMar>
+              <w:top w:type="dxa" w:w="50"/>
+              <w:left w:type="dxa" w:w="110"/>
+              <w:bottom w:type="dxa" w:w="50"/>
+              <w:right w:type="dxa" w:w="110"/>
+            </w:tcMar>
+          </w:tcPr>
+          <w:p>
+            <w:pPr>
+              <w:spacing w:before="30" w:after="30"/>
+            </w:pPr>
+            <w:r>
+              <w:rPr>
+                <w:b/>
+                <w:bCs/>
+                <w:color w:val="FFFFFF"/>
+                <w:sz w:val="15"/>
+                <w:szCs w:val="15"/>
+              </w:rPr>
+              <w:t xml:space="preserve">Category</w:t>
+            </w:r>
+          </w:p>
+        </w:tc>
+      </w:tr>
+      <w:tr>
+        <w:tc>
+          <w:tcPr>
+            <w:tcW w:type="pct" w:w="2600"/>
+            <w:tcMar>
+              <w:top w:type="dxa" w:w="50"/>
+              <w:left w:type="dxa" w:w="110"/>
+              <w:bottom w:type="dxa" w:w="50"/>
+              <w:right w:type="dxa" w:w="110"/>
+            </w:tcMar>
+          </w:tcPr>
+          <w:p>
+            <w:pPr>
+              <w:spacing w:before="28" w:after="28"/>
+            </w:pPr>
+            <w:r>
+              <w:rPr>
+                <w:sz w:val="15"/>
+                <w:szCs w:val="15"/>
+              </w:rPr>
+              <w:t xml:space="preserve">Prepaid rent</w:t>
+            </w:r>
+          </w:p>
+        </w:tc>
+        <w:tc>
+          <w:tcPr>
+            <w:tcW w:type="pct" w:w="2400"/>
+            <w:tcMar>
+              <w:top w:type="dxa" w:w="50"/>
+              <w:left w:type="dxa" w:w="110"/>
+              <w:bottom w:type="dxa" w:w="50"/>
+              <w:right w:type="dxa" w:w="110"/>
+            </w:tcMar>
+          </w:tcPr>
+          <w:p>
+            <w:pPr>
+              <w:spacing w:before="28" w:after="28"/>
+            </w:pPr>
+            <w:r>
+              <w:rPr>
+                <w:sz w:val="15"/>
+                <w:szCs w:val="15"/>
+              </w:rPr>
+              <w:t xml:space="preserve">Asset</w:t>
+            </w:r>
+          </w:p>
+        </w:tc>
+      </w:tr>
+      <w:tr>
+        <w:tc>
+          <w:tcPr>
+            <w:tcW w:type="pct" w:w="2600"/>
+            <w:shd w:fill="FBFAF6" w:val="clear"/>
+            <w:tcMar>
+              <w:top w:type="dxa" w:w="50"/>
+              <w:left w:type="dxa" w:w="110"/>
+              <w:bottom w:type="dxa" w:w="50"/>
+              <w:right w:type="dxa" w:w="110"/>
+            </w:tcMar>
+          </w:tcPr>
+          <w:p>
+            <w:pPr>
+              <w:spacing w:before="28" w:after="28"/>
+            </w:pPr>
+            <w:r>
+              <w:rPr>
+                <w:sz w:val="15"/>
+                <w:szCs w:val="15"/>
+              </w:rPr>
+              <w:t xml:space="preserve">Land</w:t>
+            </w:r>
+          </w:p>
+        </w:tc>
+        <w:tc>
+          <w:tcPr>
+            <w:tcW w:type="pct" w:w="2400"/>
+            <w:shd w:fill="FBFAF6" w:val="clear"/>
+            <w:tcMar>
+              <w:top w:type="dxa" w:w="50"/>
+              <w:left w:type="dxa" w:w="110"/>
+              <w:bottom w:type="dxa" w:w="50"/>
+              <w:right w:type="dxa" w:w="110"/>
+            </w:tcMar>
+          </w:tcPr>
+          <w:p>
+            <w:pPr>
+              <w:spacing w:before="28" w:after="28"/>
+            </w:pPr>
+            <w:r>
+              <w:rPr>
+                <w:sz w:val="15"/>
+                <w:szCs w:val="15"/>
+              </w:rPr>
+              <w:t xml:space="preserve">Asset</w:t>
+            </w:r>
+          </w:p>
+        </w:tc>
+      </w:tr>
+      <w:tr>
+        <w:tc>
+          <w:tcPr>
+            <w:tcW w:type="pct" w:w="2600"/>
+            <w:tcMar>
+              <w:top w:type="dxa" w:w="50"/>
+              <w:left w:type="dxa" w:w="110"/>
+              <w:bottom w:type="dxa" w:w="50"/>
+              <w:right w:type="dxa" w:w="110"/>
+            </w:tcMar>
+          </w:tcPr>
+          <w:p>
+            <w:pPr>
+              <w:spacing w:before="28" w:after="28"/>
+            </w:pPr>
+            <w:r>
+              <w:rPr>
+                <w:sz w:val="15"/>
+                <w:szCs w:val="15"/>
+              </w:rPr>
+              <w:t xml:space="preserve">Dividends payable</w:t>
+            </w:r>
+          </w:p>
+        </w:tc>
+        <w:tc>
+          <w:tcPr>
+            <w:tcW w:type="pct" w:w="2400"/>
+            <w:tcMar>
+              <w:top w:type="dxa" w:w="50"/>
+              <w:left w:type="dxa" w:w="110"/>
+              <w:bottom w:type="dxa" w:w="50"/>
+              <w:right w:type="dxa" w:w="110"/>
+            </w:tcMar>
+          </w:tcPr>
+          <w:p>
+            <w:pPr>
+              <w:spacing w:before="28" w:after="28"/>
+            </w:pPr>
+            <w:r>
+              <w:rPr>
+                <w:sz w:val="15"/>
+                <w:szCs w:val="15"/>
+              </w:rPr>
+              <w:t xml:space="preserve">Liability</w:t>
+            </w:r>
+          </w:p>
+        </w:tc>
+      </w:tr>
+      <w:tr>
+        <w:tc>
+          <w:tcPr>
+            <w:tcW w:type="pct" w:w="2600"/>
+            <w:shd w:fill="FBFAF6" w:val="clear"/>
+            <w:tcMar>
+              <w:top w:type="dxa" w:w="50"/>
+              <w:left w:type="dxa" w:w="110"/>
+              <w:bottom w:type="dxa" w:w="50"/>
+              <w:right w:type="dxa" w:w="110"/>
+            </w:tcMar>
+          </w:tcPr>
+          <w:p>
+            <w:pPr>
+              <w:spacing w:before="28" w:after="28"/>
+            </w:pPr>
+            <w:r>
+              <w:rPr>
+                <w:sz w:val="15"/>
+                <w:szCs w:val="15"/>
+              </w:rPr>
+              <w:t xml:space="preserve">Additional paid-in capital</w:t>
+            </w:r>
+          </w:p>
+        </w:tc>
+        <w:tc>
+          <w:tcPr>
+            <w:tcW w:type="pct" w:w="2400"/>
+            <w:shd w:fill="FBFAF6" w:val="clear"/>
+            <w:tcMar>
+              <w:top w:type="dxa" w:w="50"/>
+              <w:left w:type="dxa" w:w="110"/>
+              <w:bottom w:type="dxa" w:w="50"/>
+              <w:right w:type="dxa" w:w="110"/>
+            </w:tcMar>
+          </w:tcPr>
+          <w:p>
+            <w:pPr>
+              <w:spacing w:before="28" w:after="28"/>
+            </w:pPr>
+            <w:r>
+              <w:rPr>
+                <w:sz w:val="15"/>
+                <w:szCs w:val="15"/>
+              </w:rPr>
+              <w:t xml:space="preserve">Equity</w:t>
+            </w:r>
+          </w:p>
+        </w:tc>
+      </w:tr>
+      <w:tr>
+        <w:tc>
+          <w:tcPr>
+            <w:tcW w:type="pct" w:w="2600"/>
+            <w:tcMar>
+              <w:top w:type="dxa" w:w="50"/>
+              <w:left w:type="dxa" w:w="110"/>
+              <w:bottom w:type="dxa" w:w="50"/>
+              <w:right w:type="dxa" w:w="110"/>
+            </w:tcMar>
+          </w:tcPr>
+          <w:p>
+            <w:pPr>
+              <w:spacing w:before="28" w:after="28"/>
+            </w:pPr>
+            <w:r>
+              <w:rPr>
+                <w:sz w:val="15"/>
+                <w:szCs w:val="15"/>
+              </w:rPr>
+              <w:t xml:space="preserve">Sales revenue</w:t>
+            </w:r>
+          </w:p>
+        </w:tc>
+        <w:tc>
+          <w:tcPr>
+            <w:tcW w:type="pct" w:w="2400"/>
+            <w:shd w:fill="FFFFFF" w:val="clear"/>
+            <w:tcMar>
+              <w:top w:type="dxa" w:w="50"/>
+              <w:left w:type="dxa" w:w="110"/>
+              <w:bottom w:type="dxa" w:w="50"/>
+              <w:right w:type="dxa" w:w="110"/>
+            </w:tcMar>
+          </w:tcPr>
+          <w:p>
+            <w:pPr>
+              <w:spacing w:before="46" w:after="46"/>
+            </w:pPr>
+            <w:r>
+              <w:rPr>
+                <w:b/>
+                <w:bCs/>
+                <w:color w:val="8186EF"/>
+                <w:sz w:val="14"/>
+                <w:szCs w:val="14"/>
+              </w:rPr>
+              <w:t xml:space="preserve">(21)</w:t>
+            </w:r>
+          </w:p>
+        </w:tc>
+      </w:tr>
+      <w:tr>
+        <w:tc>
+          <w:tcPr>
+            <w:tcW w:type="pct" w:w="2600"/>
+            <w:shd w:fill="FBFAF6" w:val="clear"/>
+            <w:tcMar>
+              <w:top w:type="dxa" w:w="50"/>
+              <w:left w:type="dxa" w:w="110"/>
+              <w:bottom w:type="dxa" w:w="50"/>
+              <w:right w:type="dxa" w:w="110"/>
+            </w:tcMar>
+          </w:tcPr>
+          <w:p>
+            <w:pPr>
+              <w:spacing w:before="28" w:after="28"/>
+            </w:pPr>
+            <w:r>
+              <w:rPr>
+                <w:sz w:val="15"/>
+                <w:szCs w:val="15"/>
+              </w:rPr>
+              <w:t xml:space="preserve">Interest expense</w:t>
+            </w:r>
+          </w:p>
+        </w:tc>
+        <w:tc>
+          <w:tcPr>
+            <w:tcW w:type="pct" w:w="2400"/>
+            <w:shd w:fill="FFFFFF" w:val="clear"/>
+            <w:tcMar>
+              <w:top w:type="dxa" w:w="50"/>
+              <w:left w:type="dxa" w:w="110"/>
+              <w:bottom w:type="dxa" w:w="50"/>
+              <w:right w:type="dxa" w:w="110"/>
+            </w:tcMar>
+          </w:tcPr>
+          <w:p>
+            <w:pPr>
+              <w:spacing w:before="46" w:after="46"/>
+            </w:pPr>
+            <w:r>
+              <w:rPr>
+                <w:b/>
+                <w:bCs/>
+                <w:color w:val="8186EF"/>
+                <w:sz w:val="14"/>
+                <w:szCs w:val="14"/>
+              </w:rPr>
+              <w:t xml:space="preserve">(22)</w:t>
+            </w:r>
+          </w:p>
+        </w:tc>
+      </w:tr>
+      <w:tr>
+        <w:tc>
+          <w:tcPr>
+            <w:tcW w:type="pct" w:w="2600"/>
+            <w:tcMar>
+              <w:top w:type="dxa" w:w="50"/>
+              <w:left w:type="dxa" w:w="110"/>
+              <w:bottom w:type="dxa" w:w="50"/>
+              <w:right w:type="dxa" w:w="110"/>
+            </w:tcMar>
+          </w:tcPr>
+          <w:p>
+            <w:pPr>
+              <w:spacing w:before="28" w:after="28"/>
+            </w:pPr>
+            <w:r>
+              <w:rPr>
+                <w:sz w:val="15"/>
+                <w:szCs w:val="15"/>
+              </w:rPr>
+              <w:t xml:space="preserve">Allowance for credit losses</w:t>
+            </w:r>
+          </w:p>
+        </w:tc>
+        <w:tc>
+          <w:tcPr>
+            <w:tcW w:type="pct" w:w="2400"/>
+            <w:tcMar>
+              <w:top w:type="dxa" w:w="50"/>
+              <w:left w:type="dxa" w:w="110"/>
+              <w:bottom w:type="dxa" w:w="50"/>
+              <w:right w:type="dxa" w:w="110"/>
+            </w:tcMar>
+          </w:tcPr>
+          <w:p>
+            <w:pPr>
+              <w:spacing w:before="28" w:after="28"/>
+            </w:pPr>
+            <w:r>
+              <w:rPr>
+                <w:sz w:val="15"/>
+                <w:szCs w:val="15"/>
+              </w:rPr>
+              <w:t xml:space="preserve">Contra-asset</w:t>
+            </w:r>
+          </w:p>
+        </w:tc>
+      </w:tr>
+      <w:tr>
+        <w:tc>
+          <w:tcPr>
+            <w:tcW w:type="pct" w:w="2600"/>
+            <w:shd w:fill="FBFAF6" w:val="clear"/>
+            <w:tcMar>
+              <w:top w:type="dxa" w:w="50"/>
+              <w:left w:type="dxa" w:w="110"/>
+              <w:bottom w:type="dxa" w:w="50"/>
+              <w:right w:type="dxa" w:w="110"/>
+            </w:tcMar>
+          </w:tcPr>
+          <w:p>
+            <w:pPr>
+              <w:spacing w:before="28" w:after="28"/>
+            </w:pPr>
+            <w:r>
+              <w:rPr>
+                <w:sz w:val="15"/>
+                <w:szCs w:val="15"/>
+              </w:rPr>
+              <w:t xml:space="preserve">Accumulated depreciation</w:t>
+            </w:r>
+          </w:p>
+        </w:tc>
+        <w:tc>
+          <w:tcPr>
+            <w:tcW w:type="pct" w:w="2400"/>
+            <w:shd w:fill="FBFAF6" w:val="clear"/>
+            <w:tcMar>
+              <w:top w:type="dxa" w:w="50"/>
+              <w:left w:type="dxa" w:w="110"/>
+              <w:bottom w:type="dxa" w:w="50"/>
+              <w:right w:type="dxa" w:w="110"/>
+            </w:tcMar>
+          </w:tcPr>
+          <w:p>
+            <w:pPr>
+              <w:spacing w:before="28" w:after="28"/>
+            </w:pPr>
+            <w:r>
+              <w:rPr>
+                <w:sz w:val="15"/>
+                <w:szCs w:val="15"/>
+              </w:rPr>
+              <w:t xml:space="preserve">Contra-asset</w:t>
+            </w:r>
+          </w:p>
+        </w:tc>
+      </w:tr>
+    </w:tbl>
+    <w:p/>
+    <w:tbl>
+      <w:tblPr>
+        <w:tblW w:type="pct" w:w="100%"/>
+        <w:tblLayout w:type="fixed"/>
+        <w:tblBorders>
+          <w:top w:val="single" w:color="FBFAF6" w:sz="4"/>
+          <w:left w:val="single" w:color="FBFAF6" w:sz="4"/>
+          <w:bottom w:val="single" w:color="FBFAF6" w:sz="4"/>
+          <w:right w:val="single" w:color="FBFAF6" w:sz="4"/>
+          <w:insideH w:val="single" w:color="FBFAF6" w:sz="4"/>
+          <w:insideV w:val="single" w:color="FBFAF6" w:sz="4"/>
+        </w:tblBorders>
+      </w:tblPr>
+      <w:tblGrid>
+        <w:gridCol w:w="9600"/>
+      </w:tblGrid>
+      <w:tr>
+        <w:tc>
+          <w:tcPr>
+            <w:tcW w:type="pct" w:w="5000"/>
+            <w:shd w:fill="FBFAF6" w:val="clear"/>
+            <w:tcMar>
+              <w:top w:type="dxa" w:w="40"/>
+              <w:left w:type="dxa" w:w="100"/>
+              <w:bottom w:type="dxa" w:w="40"/>
+              <w:right w:type="dxa" w:w="100"/>
+            </w:tcMar>
+          </w:tcPr>
+          <w:p>
+            <w:pPr>
+              <w:spacing w:before="18" w:after="6"/>
+            </w:pPr>
+            <w:r>
+              <w:rPr>
+                <w:b/>
+                <w:bCs/>
+                <w:color w:val="6B7280"/>
+                <w:sz w:val="14"/>
+                <w:szCs w:val="14"/>
+              </w:rPr>
+              <w:t xml:space="preserve">word list</w:t>
+            </w:r>
+          </w:p>
+          <w:p>
+            <w:pPr>
+              <w:spacing w:before="0" w:after="18"/>
+            </w:pPr>
+            <w:r>
+              <w:rPr>
+                <w:b/>
+                <w:bCs/>
+                <w:color w:val="353A7C"/>
+                <w:sz w:val="16"/>
+                <w:szCs w:val="16"/>
+              </w:rPr>
+              <w:t xml:space="preserve">Revenue   ·   Expense   ·   Equity</w:t>
+            </w:r>
+          </w:p>
+        </w:tc>
+      </w:tr>
+    </w:tbl>
+    <w:p/>
+    <w:p>
+      <w:pPr>
+        <w:pageBreakBefore w:val="true"/>
+        <w:spacing w:after="0"/>
+      </w:pPr>
+      <w:r>
+        <w:rPr>
+          <w:sz w:val="2"/>
+        </w:rPr>
+        <w:t xml:space="preserve"> </w:t>
+      </w:r>
+    </w:p>
+    <w:p>
+      <w:pPr>
+        <w:spacing w:before="44" w:after="10"/>
+      </w:pPr>
+      <w:r>
+        <w:rPr>
+          <w:b/>
+          <w:bCs/>
+          <w:color w:val="353A7C"/>
+          <w:sz w:val="18"/>
+          <w:szCs w:val="18"/>
+        </w:rPr>
         <w:t xml:space="preserve">The English this section uses, and its Arabic</w:t>
       </w:r>
     </w:p>
@@ -23624,7 +24338,7 @@
                     </pic:cNvPicPr>
                   </pic:nvPicPr>
                   <pic:blipFill>
-                    <a:blip r:embed="rId111" cstate="none"/>
+                    <a:blip r:embed="rId112" cstate="none"/>
                     <a:srcRect/>
                     <a:stretch>
                       <a:fillRect/>
@@ -24188,14 +24902,14 @@
                 <w:sz w:val="16"/>
                 <w:szCs w:val="16"/>
               </w:rPr>
-              <w:t xml:space="preserve">12  </w:t>
-            </w:r>
-            <w:r>
-              <w:rPr>
-                <w:sz w:val="16"/>
-                <w:szCs w:val="16"/>
-              </w:rPr>
-              <w:t xml:space="preserve">Land</w:t>
+              <w:t xml:space="preserve">13  </w:t>
+            </w:r>
+            <w:r>
+              <w:rPr>
+                <w:sz w:val="16"/>
+                <w:szCs w:val="16"/>
+              </w:rPr>
+              <w:t xml:space="preserve">Accumulated depreciation</w:t>
             </w:r>
           </w:p>
         </w:tc>
@@ -24256,14 +24970,14 @@
                 <w:sz w:val="16"/>
                 <w:szCs w:val="16"/>
               </w:rPr>
-              <w:t xml:space="preserve">13  </w:t>
-            </w:r>
-            <w:r>
-              <w:rPr>
-                <w:sz w:val="16"/>
-                <w:szCs w:val="16"/>
-              </w:rPr>
-              <w:t xml:space="preserve">Accumulated depreciation</w:t>
+              <w:t xml:space="preserve">14  </w:t>
+            </w:r>
+            <w:r>
+              <w:rPr>
+                <w:sz w:val="16"/>
+                <w:szCs w:val="16"/>
+              </w:rPr>
+              <w:t xml:space="preserve">Common stock</w:t>
             </w:r>
           </w:p>
         </w:tc>
@@ -24324,14 +25038,14 @@
                 <w:sz w:val="16"/>
                 <w:szCs w:val="16"/>
               </w:rPr>
-              <w:t xml:space="preserve">14  </w:t>
-            </w:r>
-            <w:r>
-              <w:rPr>
-                <w:sz w:val="16"/>
-                <w:szCs w:val="16"/>
-              </w:rPr>
-              <w:t xml:space="preserve">Common stock</w:t>
+              <w:t xml:space="preserve">15  </w:t>
+            </w:r>
+            <w:r>
+              <w:rPr>
+                <w:sz w:val="16"/>
+                <w:szCs w:val="16"/>
+              </w:rPr>
+              <w:t xml:space="preserve">Additional paid-in capital</w:t>
             </w:r>
           </w:p>
         </w:tc>
@@ -24392,14 +25106,14 @@
                 <w:sz w:val="16"/>
                 <w:szCs w:val="16"/>
               </w:rPr>
-              <w:t xml:space="preserve">15  </w:t>
-            </w:r>
-            <w:r>
-              <w:rPr>
-                <w:sz w:val="16"/>
-                <w:szCs w:val="16"/>
-              </w:rPr>
-              <w:t xml:space="preserve">Additional paid-in capital</w:t>
+              <w:t xml:space="preserve">16  </w:t>
+            </w:r>
+            <w:r>
+              <w:rPr>
+                <w:sz w:val="16"/>
+                <w:szCs w:val="16"/>
+              </w:rPr>
+              <w:t xml:space="preserve">Retained earnings, January 1</w:t>
             </w:r>
           </w:p>
         </w:tc>
@@ -24460,14 +25174,14 @@
                 <w:sz w:val="16"/>
                 <w:szCs w:val="16"/>
               </w:rPr>
-              <w:t xml:space="preserve">16  </w:t>
-            </w:r>
-            <w:r>
-              <w:rPr>
-                <w:sz w:val="16"/>
-                <w:szCs w:val="16"/>
-              </w:rPr>
-              <w:t xml:space="preserve">Retained earnings, January 1</w:t>
+              <w:t xml:space="preserve">17  </w:t>
+            </w:r>
+            <w:r>
+              <w:rPr>
+                <w:sz w:val="16"/>
+                <w:szCs w:val="16"/>
+              </w:rPr>
+              <w:t xml:space="preserve">Depreciation expense</w:t>
             </w:r>
           </w:p>
         </w:tc>
@@ -24528,14 +25242,14 @@
                 <w:sz w:val="16"/>
                 <w:szCs w:val="16"/>
               </w:rPr>
-              <w:t xml:space="preserve">17  </w:t>
-            </w:r>
-            <w:r>
-              <w:rPr>
-                <w:sz w:val="16"/>
-                <w:szCs w:val="16"/>
-              </w:rPr>
-              <w:t xml:space="preserve">Depreciation expense</w:t>
+              <w:t xml:space="preserve">18  </w:t>
+            </w:r>
+            <w:r>
+              <w:rPr>
+                <w:sz w:val="16"/>
+                <w:szCs w:val="16"/>
+              </w:rPr>
+              <w:t xml:space="preserve">describes</w:t>
             </w:r>
           </w:p>
         </w:tc>
@@ -24596,14 +25310,14 @@
                 <w:sz w:val="16"/>
                 <w:szCs w:val="16"/>
               </w:rPr>
-              <w:t xml:space="preserve">18  </w:t>
-            </w:r>
-            <w:r>
-              <w:rPr>
-                <w:sz w:val="16"/>
-                <w:szCs w:val="16"/>
-              </w:rPr>
-              <w:t xml:space="preserve">describes</w:t>
+              <w:t xml:space="preserve">19  </w:t>
+            </w:r>
+            <w:r>
+              <w:rPr>
+                <w:sz w:val="16"/>
+                <w:szCs w:val="16"/>
+              </w:rPr>
+              <w:t xml:space="preserve">options</w:t>
             </w:r>
           </w:p>
         </w:tc>
@@ -24664,14 +25378,14 @@
                 <w:sz w:val="16"/>
                 <w:szCs w:val="16"/>
               </w:rPr>
-              <w:t xml:space="preserve">19  </w:t>
-            </w:r>
-            <w:r>
-              <w:rPr>
-                <w:sz w:val="16"/>
-                <w:szCs w:val="16"/>
-              </w:rPr>
-              <w:t xml:space="preserve">options</w:t>
+              <w:t xml:space="preserve">20  </w:t>
+            </w:r>
+            <w:r>
+              <w:rPr>
+                <w:sz w:val="16"/>
+                <w:szCs w:val="16"/>
+              </w:rPr>
+              <w:t xml:space="preserve">6</w:t>
             </w:r>
           </w:p>
         </w:tc>
@@ -24732,14 +25446,14 @@
                 <w:sz w:val="16"/>
                 <w:szCs w:val="16"/>
               </w:rPr>
-              <w:t xml:space="preserve">20  </w:t>
-            </w:r>
-            <w:r>
-              <w:rPr>
-                <w:sz w:val="16"/>
-                <w:szCs w:val="16"/>
-              </w:rPr>
-              <w:t xml:space="preserve">balance sheet</w:t>
+              <w:t xml:space="preserve">21  </w:t>
+            </w:r>
+            <w:r>
+              <w:rPr>
+                <w:sz w:val="16"/>
+                <w:szCs w:val="16"/>
+              </w:rPr>
+              <w:t xml:space="preserve">Revenue</w:t>
             </w:r>
           </w:p>
         </w:tc>
@@ -24800,14 +25514,14 @@
                 <w:sz w:val="16"/>
                 <w:szCs w:val="16"/>
               </w:rPr>
-              <w:t xml:space="preserve">21  </w:t>
-            </w:r>
-            <w:r>
-              <w:rPr>
-                <w:sz w:val="16"/>
-                <w:szCs w:val="16"/>
-              </w:rPr>
-              <w:t xml:space="preserve">statement of changes in equity</w:t>
+              <w:t xml:space="preserve">22  </w:t>
+            </w:r>
+            <w:r>
+              <w:rPr>
+                <w:sz w:val="16"/>
+                <w:szCs w:val="16"/>
+              </w:rPr>
+              <w:t xml:space="preserve">Expense</w:t>
             </w:r>
           </w:p>
         </w:tc>
@@ -24858,14 +25572,92 @@
           </w:tcPr>
           <w:p>
             <w:pPr>
-              <w:spacing w:before="24" w:after="24"/>
-            </w:pPr>
-            <w:r>
-              <w:rPr>
-                <w:sz w:val="16"/>
-                <w:szCs w:val="16"/>
-              </w:rPr>
-              <w:t xml:space="preserve"/>
+              <w:spacing w:before="12" w:after="12"/>
+            </w:pPr>
+            <w:r>
+              <w:rPr>
+                <w:b/>
+                <w:bCs/>
+                <w:color w:val="8186EF"/>
+                <w:sz w:val="16"/>
+                <w:szCs w:val="16"/>
+              </w:rPr>
+              <w:t xml:space="preserve">23  </w:t>
+            </w:r>
+            <w:r>
+              <w:rPr>
+                <w:sz w:val="16"/>
+                <w:szCs w:val="16"/>
+              </w:rPr>
+              <w:t xml:space="preserve">balance sheet</w:t>
+            </w:r>
+          </w:p>
+        </w:tc>
+      </w:tr>
+      <w:tr>
+        <w:tc>
+          <w:tcPr>
+            <w:tcW w:type="pct" w:w="2500"/>
+            <w:tcMar>
+              <w:top w:type="dxa" w:w="20"/>
+              <w:left w:type="dxa" w:w="80"/>
+              <w:bottom w:type="dxa" w:w="20"/>
+              <w:right w:type="dxa" w:w="80"/>
+            </w:tcMar>
+          </w:tcPr>
+          <w:p>
+            <w:pPr>
+              <w:spacing w:before="12" w:after="12"/>
+            </w:pPr>
+            <w:r>
+              <w:rPr>
+                <w:b/>
+                <w:bCs/>
+                <w:color w:val="8186EF"/>
+                <w:sz w:val="16"/>
+                <w:szCs w:val="16"/>
+              </w:rPr>
+              <w:t xml:space="preserve">12  </w:t>
+            </w:r>
+            <w:r>
+              <w:rPr>
+                <w:sz w:val="16"/>
+                <w:szCs w:val="16"/>
+              </w:rPr>
+              <w:t xml:space="preserve">Land</w:t>
+            </w:r>
+          </w:p>
+        </w:tc>
+        <w:tc>
+          <w:tcPr>
+            <w:tcW w:type="pct" w:w="2500"/>
+            <w:tcMar>
+              <w:top w:type="dxa" w:w="20"/>
+              <w:left w:type="dxa" w:w="80"/>
+              <w:bottom w:type="dxa" w:w="20"/>
+              <w:right w:type="dxa" w:w="80"/>
+            </w:tcMar>
+          </w:tcPr>
+          <w:p>
+            <w:pPr>
+              <w:spacing w:before="12" w:after="12"/>
+            </w:pPr>
+            <w:r>
+              <w:rPr>
+                <w:b/>
+                <w:bCs/>
+                <w:color w:val="8186EF"/>
+                <w:sz w:val="16"/>
+                <w:szCs w:val="16"/>
+              </w:rPr>
+              <w:t xml:space="preserve">24  </w:t>
+            </w:r>
+            <w:r>
+              <w:rPr>
+                <w:sz w:val="16"/>
+                <w:szCs w:val="16"/>
+              </w:rPr>
+              <w:t xml:space="preserve">statement of changes in equity</w:t>
             </w:r>
           </w:p>
         </w:tc>
@@ -25216,7 +26008,7 @@
               <w:sz w:val="16"/>
               <w:szCs w:val="16"/>
             </w:rPr>
-            <w:t xml:space="preserve"> of 3</w:t>
+            <w:t xml:space="preserve"> of 4</w:t>
           </w:r>
         </w:p>
       </w:tc>

--- a/CMA_Summaries_B1_Ch01.docx
+++ b/CMA_Summaries_B1_Ch01.docx
@@ -750,10 +750,10 @@
         </w:tblBorders>
       </w:tblPr>
       <w:tblGrid>
-        <w:gridCol w:w="2231"/>
-        <w:gridCol w:w="1679"/>
-        <w:gridCol w:w="3084"/>
-        <w:gridCol w:w="2606"/>
+        <w:gridCol w:w="2279"/>
+        <w:gridCol w:w="1822"/>
+        <w:gridCol w:w="2837"/>
+        <w:gridCol w:w="2662"/>
       </w:tblGrid>
       <w:tr>
         <w:tc>
@@ -788,7 +788,7 @@
       <w:tr>
         <w:tc>
           <w:tcPr>
-            <w:tcW w:type="pct" w:w="1162"/>
+            <w:tcW w:type="pct" w:w="1187"/>
             <w:shd w:fill="353A7C" w:val="clear"/>
             <w:tcMar>
               <w:top w:type="dxa" w:w="50"/>
@@ -815,7 +815,7 @@
         </w:tc>
         <w:tc>
           <w:tcPr>
-            <w:tcW w:type="pct" w:w="874"/>
+            <w:tcW w:type="pct" w:w="949"/>
             <w:shd w:fill="353A7C" w:val="clear"/>
             <w:tcMar>
               <w:top w:type="dxa" w:w="50"/>
@@ -842,7 +842,7 @@
         </w:tc>
         <w:tc>
           <w:tcPr>
-            <w:tcW w:type="pct" w:w="1606"/>
+            <w:tcW w:type="pct" w:w="1478"/>
             <w:shd w:fill="353A7C" w:val="clear"/>
             <w:tcMar>
               <w:top w:type="dxa" w:w="50"/>
@@ -869,7 +869,7 @@
         </w:tc>
         <w:tc>
           <w:tcPr>
-            <w:tcW w:type="pct" w:w="1357"/>
+            <w:tcW w:type="pct" w:w="1387"/>
             <w:shd w:fill="353A7C" w:val="clear"/>
             <w:tcMar>
               <w:top w:type="dxa" w:w="50"/>
@@ -898,7 +898,7 @@
       <w:tr>
         <w:tc>
           <w:tcPr>
-            <w:tcW w:type="pct" w:w="1162"/>
+            <w:tcW w:type="pct" w:w="1187"/>
             <w:tcMar>
               <w:top w:type="dxa" w:w="50"/>
               <w:left w:type="dxa" w:w="110"/>
@@ -921,7 +921,7 @@
         </w:tc>
         <w:tc>
           <w:tcPr>
-            <w:tcW w:type="pct" w:w="874"/>
+            <w:tcW w:type="pct" w:w="949"/>
             <w:shd w:fill="FFFFFF" w:val="clear"/>
             <w:tcMar>
               <w:top w:type="dxa" w:w="50"/>
@@ -948,7 +948,7 @@
         </w:tc>
         <w:tc>
           <w:tcPr>
-            <w:tcW w:type="pct" w:w="1606"/>
+            <w:tcW w:type="pct" w:w="1478"/>
             <w:tcMar>
               <w:top w:type="dxa" w:w="50"/>
               <w:left w:type="dxa" w:w="110"/>
@@ -971,7 +971,7 @@
         </w:tc>
         <w:tc>
           <w:tcPr>
-            <w:tcW w:type="pct" w:w="1357"/>
+            <w:tcW w:type="pct" w:w="1387"/>
             <w:tcMar>
               <w:top w:type="dxa" w:w="50"/>
               <w:left w:type="dxa" w:w="110"/>
@@ -996,7 +996,7 @@
       <w:tr>
         <w:tc>
           <w:tcPr>
-            <w:tcW w:type="pct" w:w="1162"/>
+            <w:tcW w:type="pct" w:w="1187"/>
             <w:shd w:fill="FBFAF6" w:val="clear"/>
             <w:tcMar>
               <w:top w:type="dxa" w:w="50"/>
@@ -1020,19 +1020,50 @@
         </w:tc>
         <w:tc>
           <w:tcPr>
-            <w:tcW w:type="pct" w:w="874"/>
-            <w:shd w:fill="FFFFFF" w:val="clear"/>
-            <w:tcMar>
-              <w:top w:type="dxa" w:w="50"/>
-              <w:left w:type="dxa" w:w="110"/>
-              <w:bottom w:type="dxa" w:w="50"/>
-              <w:right w:type="dxa" w:w="110"/>
-            </w:tcMar>
-          </w:tcPr>
-          <w:p>
-            <w:pPr>
-              <w:spacing w:before="46" w:after="46"/>
-            </w:pPr>
+            <w:tcW w:type="pct" w:w="949"/>
+            <w:shd w:fill="FBFAF6" w:val="clear"/>
+            <w:tcMar>
+              <w:top w:type="dxa" w:w="50"/>
+              <w:left w:type="dxa" w:w="110"/>
+              <w:bottom w:type="dxa" w:w="50"/>
+              <w:right w:type="dxa" w:w="110"/>
+            </w:tcMar>
+          </w:tcPr>
+          <w:p>
+            <w:pPr>
+              <w:spacing w:before="28" w:after="28"/>
+            </w:pPr>
+            <w:r>
+              <w:rPr>
+                <w:sz w:val="15"/>
+                <w:szCs w:val="15"/>
+              </w:rPr>
+              <w:t xml:space="preserve">Lend, renew or stop a loan</w:t>
+            </w:r>
+          </w:p>
+        </w:tc>
+        <w:tc>
+          <w:tcPr>
+            <w:tcW w:type="pct" w:w="1478"/>
+            <w:shd w:fill="FBFAF6" w:val="clear"/>
+            <w:tcMar>
+              <w:top w:type="dxa" w:w="50"/>
+              <w:left w:type="dxa" w:w="110"/>
+              <w:bottom w:type="dxa" w:w="50"/>
+              <w:right w:type="dxa" w:w="110"/>
+            </w:tcMar>
+          </w:tcPr>
+          <w:p>
+            <w:pPr>
+              <w:spacing w:before="28" w:after="28"/>
+            </w:pPr>
+            <w:r>
+              <w:rPr>
+                <w:sz w:val="15"/>
+                <w:szCs w:val="15"/>
+              </w:rPr>
+              <w:t xml:space="preserve">Can the company pay interest and repay the </w:t>
+            </w:r>
             <w:r>
               <w:rPr>
                 <w:b/>
@@ -1041,54 +1072,52 @@
                 <w:sz w:val="14"/>
                 <w:szCs w:val="14"/>
               </w:rPr>
-              <w:t xml:space="preserve">(16)</w:t>
-            </w:r>
-          </w:p>
-        </w:tc>
-        <w:tc>
-          <w:tcPr>
-            <w:tcW w:type="pct" w:w="1606"/>
-            <w:shd w:fill="FBFAF6" w:val="clear"/>
-            <w:tcMar>
-              <w:top w:type="dxa" w:w="50"/>
-              <w:left w:type="dxa" w:w="110"/>
-              <w:bottom w:type="dxa" w:w="50"/>
-              <w:right w:type="dxa" w:w="110"/>
-            </w:tcMar>
-          </w:tcPr>
-          <w:p>
-            <w:pPr>
-              <w:spacing w:before="28" w:after="28"/>
-            </w:pPr>
-            <w:r>
-              <w:rPr>
+              <w:t xml:space="preserve"> (16) </w:t>
+            </w:r>
+            <w:r>
+              <w:rPr>
+                <w:u w:val="single"/>
                 <w:sz w:val="15"/>
                 <w:szCs w:val="15"/>
               </w:rPr>
-              <w:t xml:space="preserve">Can the company pay interest and repay the principal on time?</w:t>
-            </w:r>
-          </w:p>
-        </w:tc>
-        <w:tc>
-          <w:tcPr>
-            <w:tcW w:type="pct" w:w="1357"/>
-            <w:shd w:fill="FBFAF6" w:val="clear"/>
-            <w:tcMar>
-              <w:top w:type="dxa" w:w="50"/>
-              <w:left w:type="dxa" w:w="110"/>
-              <w:bottom w:type="dxa" w:w="50"/>
-              <w:right w:type="dxa" w:w="110"/>
-            </w:tcMar>
-          </w:tcPr>
-          <w:p>
-            <w:pPr>
-              <w:spacing w:before="28" w:after="28"/>
-            </w:pPr>
+              <w:t xml:space="preserve">              </w:t>
+            </w:r>
             <w:r>
               <w:rPr>
                 <w:sz w:val="15"/>
                 <w:szCs w:val="15"/>
               </w:rPr>
+              <w:t xml:space="preserve"> </w:t>
+            </w:r>
+            <w:r>
+              <w:rPr>
+                <w:sz w:val="15"/>
+                <w:szCs w:val="15"/>
+              </w:rPr>
+              <w:t xml:space="preserve"> on time?</w:t>
+            </w:r>
+          </w:p>
+        </w:tc>
+        <w:tc>
+          <w:tcPr>
+            <w:tcW w:type="pct" w:w="1387"/>
+            <w:shd w:fill="FBFAF6" w:val="clear"/>
+            <w:tcMar>
+              <w:top w:type="dxa" w:w="50"/>
+              <w:left w:type="dxa" w:w="110"/>
+              <w:bottom w:type="dxa" w:w="50"/>
+              <w:right w:type="dxa" w:w="110"/>
+            </w:tcMar>
+          </w:tcPr>
+          <w:p>
+            <w:pPr>
+              <w:spacing w:before="28" w:after="28"/>
+            </w:pPr>
+            <w:r>
+              <w:rPr>
+                <w:sz w:val="15"/>
+                <w:szCs w:val="15"/>
+              </w:rPr>
               <w:t xml:space="preserve">Cash flows, balance sheet</w:t>
             </w:r>
           </w:p>
@@ -1097,7 +1126,7 @@
       <w:tr>
         <w:tc>
           <w:tcPr>
-            <w:tcW w:type="pct" w:w="1162"/>
+            <w:tcW w:type="pct" w:w="1187"/>
             <w:tcMar>
               <w:top w:type="dxa" w:w="50"/>
               <w:left w:type="dxa" w:w="110"/>
@@ -1120,7 +1149,7 @@
         </w:tc>
         <w:tc>
           <w:tcPr>
-            <w:tcW w:type="pct" w:w="874"/>
+            <w:tcW w:type="pct" w:w="949"/>
             <w:tcMar>
               <w:top w:type="dxa" w:w="50"/>
               <w:left w:type="dxa" w:w="110"/>
@@ -1143,7 +1172,7 @@
         </w:tc>
         <w:tc>
           <w:tcPr>
-            <w:tcW w:type="pct" w:w="1606"/>
+            <w:tcW w:type="pct" w:w="1478"/>
             <w:shd w:fill="FFFFFF" w:val="clear"/>
             <w:tcMar>
               <w:top w:type="dxa" w:w="50"/>
@@ -1170,7 +1199,7 @@
         </w:tc>
         <w:tc>
           <w:tcPr>
-            <w:tcW w:type="pct" w:w="1357"/>
+            <w:tcW w:type="pct" w:w="1387"/>
             <w:tcMar>
               <w:top w:type="dxa" w:w="50"/>
               <w:left w:type="dxa" w:w="110"/>
@@ -1195,7 +1224,7 @@
       <w:tr>
         <w:tc>
           <w:tcPr>
-            <w:tcW w:type="pct" w:w="1162"/>
+            <w:tcW w:type="pct" w:w="1187"/>
             <w:shd w:fill="FBFAF6" w:val="clear"/>
             <w:tcMar>
               <w:top w:type="dxa" w:w="50"/>
@@ -1219,7 +1248,7 @@
         </w:tc>
         <w:tc>
           <w:tcPr>
-            <w:tcW w:type="pct" w:w="874"/>
+            <w:tcW w:type="pct" w:w="949"/>
             <w:shd w:fill="FBFAF6" w:val="clear"/>
             <w:tcMar>
               <w:top w:type="dxa" w:w="50"/>
@@ -1243,7 +1272,7 @@
         </w:tc>
         <w:tc>
           <w:tcPr>
-            <w:tcW w:type="pct" w:w="1606"/>
+            <w:tcW w:type="pct" w:w="1478"/>
             <w:shd w:fill="FFFFFF" w:val="clear"/>
             <w:tcMar>
               <w:top w:type="dxa" w:w="50"/>
@@ -1270,7 +1299,7 @@
         </w:tc>
         <w:tc>
           <w:tcPr>
-            <w:tcW w:type="pct" w:w="1357"/>
+            <w:tcW w:type="pct" w:w="1387"/>
             <w:shd w:fill="FBFAF6" w:val="clear"/>
             <w:tcMar>
               <w:top w:type="dxa" w:w="50"/>
@@ -1296,7 +1325,7 @@
       <w:tr>
         <w:tc>
           <w:tcPr>
-            <w:tcW w:type="pct" w:w="1162"/>
+            <w:tcW w:type="pct" w:w="1187"/>
             <w:tcMar>
               <w:top w:type="dxa" w:w="50"/>
               <w:left w:type="dxa" w:w="110"/>
@@ -1319,7 +1348,7 @@
         </w:tc>
         <w:tc>
           <w:tcPr>
-            <w:tcW w:type="pct" w:w="874"/>
+            <w:tcW w:type="pct" w:w="949"/>
             <w:tcMar>
               <w:top w:type="dxa" w:w="50"/>
               <w:left w:type="dxa" w:w="110"/>
@@ -1342,7 +1371,7 @@
         </w:tc>
         <w:tc>
           <w:tcPr>
-            <w:tcW w:type="pct" w:w="1606"/>
+            <w:tcW w:type="pct" w:w="1478"/>
             <w:shd w:fill="FFFFFF" w:val="clear"/>
             <w:tcMar>
               <w:top w:type="dxa" w:w="50"/>
@@ -1369,7 +1398,7 @@
         </w:tc>
         <w:tc>
           <w:tcPr>
-            <w:tcW w:type="pct" w:w="1357"/>
+            <w:tcW w:type="pct" w:w="1387"/>
             <w:tcMar>
               <w:top w:type="dxa" w:w="50"/>
               <w:left w:type="dxa" w:w="110"/>
@@ -1394,7 +1423,7 @@
       <w:tr>
         <w:tc>
           <w:tcPr>
-            <w:tcW w:type="pct" w:w="1162"/>
+            <w:tcW w:type="pct" w:w="1187"/>
             <w:shd w:fill="FBFAF6" w:val="clear"/>
             <w:tcMar>
               <w:top w:type="dxa" w:w="50"/>
@@ -1418,7 +1447,7 @@
         </w:tc>
         <w:tc>
           <w:tcPr>
-            <w:tcW w:type="pct" w:w="874"/>
+            <w:tcW w:type="pct" w:w="949"/>
             <w:shd w:fill="FFFFFF" w:val="clear"/>
             <w:tcMar>
               <w:top w:type="dxa" w:w="50"/>
@@ -1445,7 +1474,7 @@
         </w:tc>
         <w:tc>
           <w:tcPr>
-            <w:tcW w:type="pct" w:w="1606"/>
+            <w:tcW w:type="pct" w:w="1478"/>
             <w:shd w:fill="FBFAF6" w:val="clear"/>
             <w:tcMar>
               <w:top w:type="dxa" w:w="50"/>
@@ -1469,7 +1498,7 @@
         </w:tc>
         <w:tc>
           <w:tcPr>
-            <w:tcW w:type="pct" w:w="1357"/>
+            <w:tcW w:type="pct" w:w="1387"/>
             <w:shd w:fill="FBFAF6" w:val="clear"/>
             <w:tcMar>
               <w:top w:type="dxa" w:w="50"/>
@@ -1495,7 +1524,7 @@
       <w:tr>
         <w:tc>
           <w:tcPr>
-            <w:tcW w:type="pct" w:w="1162"/>
+            <w:tcW w:type="pct" w:w="1187"/>
             <w:tcMar>
               <w:top w:type="dxa" w:w="50"/>
               <w:left w:type="dxa" w:w="110"/>
@@ -1518,7 +1547,7 @@
         </w:tc>
         <w:tc>
           <w:tcPr>
-            <w:tcW w:type="pct" w:w="874"/>
+            <w:tcW w:type="pct" w:w="949"/>
             <w:tcMar>
               <w:top w:type="dxa" w:w="50"/>
               <w:left w:type="dxa" w:w="110"/>
@@ -1541,7 +1570,7 @@
         </w:tc>
         <w:tc>
           <w:tcPr>
-            <w:tcW w:type="pct" w:w="1606"/>
+            <w:tcW w:type="pct" w:w="1478"/>
             <w:shd w:fill="FFFFFF" w:val="clear"/>
             <w:tcMar>
               <w:top w:type="dxa" w:w="50"/>
@@ -1568,7 +1597,7 @@
         </w:tc>
         <w:tc>
           <w:tcPr>
-            <w:tcW w:type="pct" w:w="1357"/>
+            <w:tcW w:type="pct" w:w="1387"/>
             <w:tcMar>
               <w:top w:type="dxa" w:w="50"/>
               <w:left w:type="dxa" w:w="110"/>
@@ -1647,7 +1676,7 @@
                 <w:sz w:val="16"/>
                 <w:szCs w:val="16"/>
               </w:rPr>
-              <w:t xml:space="preserve">Tax, oversight, statistics   ·   Lend, renew or stop a loan   ·   Is the company stable and profitable?   ·   Buy, hold or sell shares   ·   Will the company pay its bills when due?   ·   Will the company continue to supply us?   ·   Not a primary user: can use internal reports   ·   Income statement, cash flows, balance sheet</w:t>
+              <w:t xml:space="preserve">Tax, oversight, statistics   ·   principal   ·   Is the company stable and profitable?   ·   Buy, hold or sell shares   ·   Will the company pay its bills when due?   ·   Will the company continue to supply us?   ·   Not a primary user: can use internal reports   ·   asset</w:t>
             </w:r>
           </w:p>
         </w:tc>
@@ -5103,7 +5132,7 @@
                 <w:sz w:val="16"/>
                 <w:szCs w:val="16"/>
               </w:rPr>
-              <w:t xml:space="preserve">Lend, renew or stop a loan</w:t>
+              <w:t xml:space="preserve">principal</w:t>
             </w:r>
           </w:p>
         </w:tc>
@@ -10658,6 +10687,484 @@
         <w:tc>
           <w:tcPr>
             <w:tcW w:type="pct" w:w="694"/>
+            <w:tcMar>
+              <w:top w:type="dxa" w:w="50"/>
+              <w:left w:type="dxa" w:w="110"/>
+              <w:bottom w:type="dxa" w:w="50"/>
+              <w:right w:type="dxa" w:w="110"/>
+            </w:tcMar>
+          </w:tcPr>
+          <w:p>
+            <w:pPr>
+              <w:spacing w:before="28" w:after="28"/>
+            </w:pPr>
+            <w:r>
+              <w:rPr>
+                <w:sz w:val="15"/>
+                <w:szCs w:val="15"/>
+              </w:rPr>
+              <w:t xml:space="preserve">Jan 2</w:t>
+            </w:r>
+          </w:p>
+        </w:tc>
+        <w:tc>
+          <w:tcPr>
+            <w:tcW w:type="pct" w:w="2225"/>
+            <w:tcMar>
+              <w:top w:type="dxa" w:w="50"/>
+              <w:left w:type="dxa" w:w="110"/>
+              <w:bottom w:type="dxa" w:w="50"/>
+              <w:right w:type="dxa" w:w="110"/>
+            </w:tcMar>
+          </w:tcPr>
+          <w:p>
+            <w:pPr>
+              <w:spacing w:before="28" w:after="28"/>
+            </w:pPr>
+            <w:r>
+              <w:rPr>
+                <w:sz w:val="15"/>
+                <w:szCs w:val="15"/>
+              </w:rPr>
+              <w:t xml:space="preserve">Cash</w:t>
+            </w:r>
+          </w:p>
+        </w:tc>
+        <w:tc>
+          <w:tcPr>
+            <w:tcW w:type="pct" w:w="694"/>
+            <w:tcMar>
+              <w:top w:type="dxa" w:w="50"/>
+              <w:left w:type="dxa" w:w="110"/>
+              <w:bottom w:type="dxa" w:w="50"/>
+              <w:right w:type="dxa" w:w="110"/>
+            </w:tcMar>
+          </w:tcPr>
+          <w:p>
+            <w:pPr>
+              <w:spacing w:before="28" w:after="28"/>
+            </w:pPr>
+            <w:r>
+              <w:rPr>
+                <w:sz w:val="15"/>
+                <w:szCs w:val="15"/>
+              </w:rPr>
+              <w:t xml:space="preserve">1,500</w:t>
+            </w:r>
+          </w:p>
+        </w:tc>
+        <w:tc>
+          <w:tcPr>
+            <w:tcW w:type="pct" w:w="694"/>
+            <w:tcMar>
+              <w:top w:type="dxa" w:w="50"/>
+              <w:left w:type="dxa" w:w="110"/>
+              <w:bottom w:type="dxa" w:w="50"/>
+              <w:right w:type="dxa" w:w="110"/>
+            </w:tcMar>
+          </w:tcPr>
+          <w:p>
+            <w:pPr>
+              <w:spacing w:before="28" w:after="28"/>
+            </w:pPr>
+            <w:r>
+              <w:rPr>
+                <w:sz w:val="15"/>
+                <w:szCs w:val="15"/>
+              </w:rPr>
+              <w:t xml:space="preserve"> </w:t>
+            </w:r>
+          </w:p>
+        </w:tc>
+      </w:tr>
+      <w:tr>
+        <w:tc>
+          <w:tcPr>
+            <w:tcW w:type="pct" w:w="694"/>
+            <w:shd w:fill="FBFAF6" w:val="clear"/>
+            <w:tcMar>
+              <w:top w:type="dxa" w:w="50"/>
+              <w:left w:type="dxa" w:w="110"/>
+              <w:bottom w:type="dxa" w:w="50"/>
+              <w:right w:type="dxa" w:w="110"/>
+            </w:tcMar>
+          </w:tcPr>
+          <w:p>
+            <w:pPr>
+              <w:spacing w:before="28" w:after="28"/>
+            </w:pPr>
+            <w:r>
+              <w:rPr>
+                <w:sz w:val="15"/>
+                <w:szCs w:val="15"/>
+              </w:rPr>
+              <w:t xml:space="preserve"> </w:t>
+            </w:r>
+          </w:p>
+        </w:tc>
+        <w:tc>
+          <w:tcPr>
+            <w:tcW w:type="pct" w:w="694"/>
+            <w:shd w:fill="FBFAF6" w:val="clear"/>
+            <w:tcMar>
+              <w:top w:type="dxa" w:w="50"/>
+              <w:left w:type="dxa" w:w="110"/>
+              <w:bottom w:type="dxa" w:w="50"/>
+              <w:right w:type="dxa" w:w="110"/>
+            </w:tcMar>
+          </w:tcPr>
+          <w:p>
+            <w:pPr>
+              <w:spacing w:before="28" w:after="28"/>
+            </w:pPr>
+            <w:r>
+              <w:rPr>
+                <w:sz w:val="15"/>
+                <w:szCs w:val="15"/>
+              </w:rPr>
+              <w:t xml:space="preserve"> </w:t>
+            </w:r>
+          </w:p>
+        </w:tc>
+        <w:tc>
+          <w:tcPr>
+            <w:tcW w:type="pct" w:w="2225"/>
+            <w:shd w:fill="FBFAF6" w:val="clear"/>
+            <w:tcMar>
+              <w:top w:type="dxa" w:w="50"/>
+              <w:left w:type="dxa" w:w="110"/>
+              <w:bottom w:type="dxa" w:w="50"/>
+              <w:right w:type="dxa" w:w="110"/>
+            </w:tcMar>
+          </w:tcPr>
+          <w:p>
+            <w:pPr>
+              <w:spacing w:before="28" w:after="28"/>
+            </w:pPr>
+            <w:r>
+              <w:rPr>
+                <w:sz w:val="15"/>
+                <w:szCs w:val="15"/>
+              </w:rPr>
+              <w:t xml:space="preserve">Common stock</w:t>
+            </w:r>
+          </w:p>
+        </w:tc>
+        <w:tc>
+          <w:tcPr>
+            <w:tcW w:type="pct" w:w="694"/>
+            <w:shd w:fill="FBFAF6" w:val="clear"/>
+            <w:tcMar>
+              <w:top w:type="dxa" w:w="50"/>
+              <w:left w:type="dxa" w:w="110"/>
+              <w:bottom w:type="dxa" w:w="50"/>
+              <w:right w:type="dxa" w:w="110"/>
+            </w:tcMar>
+          </w:tcPr>
+          <w:p>
+            <w:pPr>
+              <w:spacing w:before="28" w:after="28"/>
+            </w:pPr>
+            <w:r>
+              <w:rPr>
+                <w:sz w:val="15"/>
+                <w:szCs w:val="15"/>
+              </w:rPr>
+              <w:t xml:space="preserve"> </w:t>
+            </w:r>
+          </w:p>
+        </w:tc>
+        <w:tc>
+          <w:tcPr>
+            <w:tcW w:type="pct" w:w="694"/>
+            <w:shd w:fill="FBFAF6" w:val="clear"/>
+            <w:tcMar>
+              <w:top w:type="dxa" w:w="50"/>
+              <w:left w:type="dxa" w:w="110"/>
+              <w:bottom w:type="dxa" w:w="50"/>
+              <w:right w:type="dxa" w:w="110"/>
+            </w:tcMar>
+          </w:tcPr>
+          <w:p>
+            <w:pPr>
+              <w:spacing w:before="28" w:after="28"/>
+            </w:pPr>
+            <w:r>
+              <w:rPr>
+                <w:sz w:val="15"/>
+                <w:szCs w:val="15"/>
+              </w:rPr>
+              <w:t xml:space="preserve">100</w:t>
+            </w:r>
+          </w:p>
+        </w:tc>
+      </w:tr>
+      <w:tr>
+        <w:tc>
+          <w:tcPr>
+            <w:tcW w:type="pct" w:w="694"/>
+            <w:tcMar>
+              <w:top w:type="dxa" w:w="50"/>
+              <w:left w:type="dxa" w:w="110"/>
+              <w:bottom w:type="dxa" w:w="50"/>
+              <w:right w:type="dxa" w:w="110"/>
+            </w:tcMar>
+          </w:tcPr>
+          <w:p>
+            <w:pPr>
+              <w:spacing w:before="28" w:after="28"/>
+            </w:pPr>
+            <w:r>
+              <w:rPr>
+                <w:sz w:val="15"/>
+                <w:szCs w:val="15"/>
+              </w:rPr>
+              <w:t xml:space="preserve"> </w:t>
+            </w:r>
+          </w:p>
+        </w:tc>
+        <w:tc>
+          <w:tcPr>
+            <w:tcW w:type="pct" w:w="694"/>
+            <w:tcMar>
+              <w:top w:type="dxa" w:w="50"/>
+              <w:left w:type="dxa" w:w="110"/>
+              <w:bottom w:type="dxa" w:w="50"/>
+              <w:right w:type="dxa" w:w="110"/>
+            </w:tcMar>
+          </w:tcPr>
+          <w:p>
+            <w:pPr>
+              <w:spacing w:before="28" w:after="28"/>
+            </w:pPr>
+            <w:r>
+              <w:rPr>
+                <w:sz w:val="15"/>
+                <w:szCs w:val="15"/>
+              </w:rPr>
+              <w:t xml:space="preserve"> </w:t>
+            </w:r>
+          </w:p>
+        </w:tc>
+        <w:tc>
+          <w:tcPr>
+            <w:tcW w:type="pct" w:w="2225"/>
+            <w:tcMar>
+              <w:top w:type="dxa" w:w="50"/>
+              <w:left w:type="dxa" w:w="110"/>
+              <w:bottom w:type="dxa" w:w="50"/>
+              <w:right w:type="dxa" w:w="110"/>
+            </w:tcMar>
+          </w:tcPr>
+          <w:p>
+            <w:pPr>
+              <w:spacing w:before="28" w:after="28"/>
+            </w:pPr>
+            <w:r>
+              <w:rPr>
+                <w:sz w:val="15"/>
+                <w:szCs w:val="15"/>
+              </w:rPr>
+              <w:t xml:space="preserve">Additional paid-in capital</w:t>
+            </w:r>
+          </w:p>
+        </w:tc>
+        <w:tc>
+          <w:tcPr>
+            <w:tcW w:type="pct" w:w="694"/>
+            <w:tcMar>
+              <w:top w:type="dxa" w:w="50"/>
+              <w:left w:type="dxa" w:w="110"/>
+              <w:bottom w:type="dxa" w:w="50"/>
+              <w:right w:type="dxa" w:w="110"/>
+            </w:tcMar>
+          </w:tcPr>
+          <w:p>
+            <w:pPr>
+              <w:spacing w:before="28" w:after="28"/>
+            </w:pPr>
+            <w:r>
+              <w:rPr>
+                <w:sz w:val="15"/>
+                <w:szCs w:val="15"/>
+              </w:rPr>
+              <w:t xml:space="preserve"> </w:t>
+            </w:r>
+          </w:p>
+        </w:tc>
+        <w:tc>
+          <w:tcPr>
+            <w:tcW w:type="pct" w:w="694"/>
+            <w:tcMar>
+              <w:top w:type="dxa" w:w="50"/>
+              <w:left w:type="dxa" w:w="110"/>
+              <w:bottom w:type="dxa" w:w="50"/>
+              <w:right w:type="dxa" w:w="110"/>
+            </w:tcMar>
+          </w:tcPr>
+          <w:p>
+            <w:pPr>
+              <w:spacing w:before="28" w:after="28"/>
+            </w:pPr>
+            <w:r>
+              <w:rPr>
+                <w:sz w:val="15"/>
+                <w:szCs w:val="15"/>
+              </w:rPr>
+              <w:t xml:space="preserve">1,400</w:t>
+            </w:r>
+          </w:p>
+        </w:tc>
+      </w:tr>
+      <w:tr>
+        <w:tc>
+          <w:tcPr>
+            <w:tcW w:type="pct" w:w="694"/>
+            <w:shd w:fill="FBFAF6" w:val="clear"/>
+            <w:tcMar>
+              <w:top w:type="dxa" w:w="50"/>
+              <w:left w:type="dxa" w:w="110"/>
+              <w:bottom w:type="dxa" w:w="50"/>
+              <w:right w:type="dxa" w:w="110"/>
+            </w:tcMar>
+          </w:tcPr>
+          <w:p>
+            <w:pPr>
+              <w:spacing w:before="28" w:after="28"/>
+            </w:pPr>
+            <w:r>
+              <w:rPr>
+                <w:sz w:val="15"/>
+                <w:szCs w:val="15"/>
+              </w:rPr>
+              <w:t xml:space="preserve"> </w:t>
+            </w:r>
+          </w:p>
+        </w:tc>
+        <w:tc>
+          <w:tcPr>
+            <w:tcW w:type="pct" w:w="694"/>
+            <w:shd w:fill="FBFAF6" w:val="clear"/>
+            <w:tcMar>
+              <w:top w:type="dxa" w:w="50"/>
+              <w:left w:type="dxa" w:w="110"/>
+              <w:bottom w:type="dxa" w:w="50"/>
+              <w:right w:type="dxa" w:w="110"/>
+            </w:tcMar>
+          </w:tcPr>
+          <w:p>
+            <w:pPr>
+              <w:spacing w:before="28" w:after="28"/>
+            </w:pPr>
+            <w:r>
+              <w:rPr>
+                <w:sz w:val="15"/>
+                <w:szCs w:val="15"/>
+              </w:rPr>
+              <w:t xml:space="preserve"> </w:t>
+            </w:r>
+          </w:p>
+        </w:tc>
+        <w:tc>
+          <w:tcPr>
+            <w:tcW w:type="pct" w:w="2225"/>
+            <w:shd w:fill="FBFAF6" w:val="clear"/>
+            <w:tcMar>
+              <w:top w:type="dxa" w:w="50"/>
+              <w:left w:type="dxa" w:w="110"/>
+              <w:bottom w:type="dxa" w:w="50"/>
+              <w:right w:type="dxa" w:w="110"/>
+            </w:tcMar>
+          </w:tcPr>
+          <w:p>
+            <w:pPr>
+              <w:spacing w:before="28" w:after="28"/>
+            </w:pPr>
+            <w:r>
+              <w:rPr>
+                <w:sz w:val="15"/>
+                <w:szCs w:val="15"/>
+              </w:rPr>
+              <w:t xml:space="preserve">Issued 100,000 new shares of $1 par common stock for $15 per share, in cash.</w:t>
+            </w:r>
+          </w:p>
+        </w:tc>
+        <w:tc>
+          <w:tcPr>
+            <w:tcW w:type="pct" w:w="694"/>
+            <w:shd w:fill="FBFAF6" w:val="clear"/>
+            <w:tcMar>
+              <w:top w:type="dxa" w:w="50"/>
+              <w:left w:type="dxa" w:w="110"/>
+              <w:bottom w:type="dxa" w:w="50"/>
+              <w:right w:type="dxa" w:w="110"/>
+            </w:tcMar>
+          </w:tcPr>
+          <w:p>
+            <w:pPr>
+              <w:spacing w:before="28" w:after="28"/>
+            </w:pPr>
+            <w:r>
+              <w:rPr>
+                <w:sz w:val="15"/>
+                <w:szCs w:val="15"/>
+              </w:rPr>
+              <w:t xml:space="preserve"> </w:t>
+            </w:r>
+          </w:p>
+        </w:tc>
+        <w:tc>
+          <w:tcPr>
+            <w:tcW w:type="pct" w:w="694"/>
+            <w:shd w:fill="FBFAF6" w:val="clear"/>
+            <w:tcMar>
+              <w:top w:type="dxa" w:w="50"/>
+              <w:left w:type="dxa" w:w="110"/>
+              <w:bottom w:type="dxa" w:w="50"/>
+              <w:right w:type="dxa" w:w="110"/>
+            </w:tcMar>
+          </w:tcPr>
+          <w:p>
+            <w:pPr>
+              <w:spacing w:before="28" w:after="28"/>
+            </w:pPr>
+            <w:r>
+              <w:rPr>
+                <w:sz w:val="15"/>
+                <w:szCs w:val="15"/>
+              </w:rPr>
+              <w:t xml:space="preserve"> </w:t>
+            </w:r>
+          </w:p>
+        </w:tc>
+      </w:tr>
+      <w:tr>
+        <w:tc>
+          <w:tcPr>
+            <w:tcW w:type="pct" w:w="694"/>
+            <w:tcMar>
+              <w:top w:type="dxa" w:w="50"/>
+              <w:left w:type="dxa" w:w="110"/>
+              <w:bottom w:type="dxa" w:w="50"/>
+              <w:right w:type="dxa" w:w="110"/>
+            </w:tcMar>
+          </w:tcPr>
+          <w:p>
+            <w:pPr>
+              <w:spacing w:before="28" w:after="28"/>
+            </w:pPr>
+            <w:r>
+              <w:rPr>
+                <w:sz w:val="15"/>
+                <w:szCs w:val="15"/>
+              </w:rPr>
+              <w:t xml:space="preserve">2</w:t>
+            </w:r>
+          </w:p>
+        </w:tc>
+        <w:tc>
+          <w:tcPr>
+            <w:tcW w:type="pct" w:w="694"/>
             <w:shd w:fill="FFFFFF" w:val="clear"/>
             <w:tcMar>
               <w:top w:type="dxa" w:w="50"/>
@@ -10724,7 +11231,7 @@
                 <w:sz w:val="15"/>
                 <w:szCs w:val="15"/>
               </w:rPr>
-              <w:t xml:space="preserve">1,500</w:t>
+              <w:t xml:space="preserve">800</w:t>
             </w:r>
           </w:p>
         </w:tc>
@@ -10804,18 +11311,144 @@
         <w:tc>
           <w:tcPr>
             <w:tcW w:type="pct" w:w="2225"/>
-            <w:shd w:fill="FFFFFF" w:val="clear"/>
-            <w:tcMar>
-              <w:top w:type="dxa" w:w="50"/>
-              <w:left w:type="dxa" w:w="110"/>
-              <w:bottom w:type="dxa" w:w="50"/>
-              <w:right w:type="dxa" w:w="110"/>
-            </w:tcMar>
-          </w:tcPr>
-          <w:p>
-            <w:pPr>
-              <w:spacing w:before="46" w:after="46"/>
-            </w:pPr>
+            <w:shd w:fill="FBFAF6" w:val="clear"/>
+            <w:tcMar>
+              <w:top w:type="dxa" w:w="50"/>
+              <w:left w:type="dxa" w:w="110"/>
+              <w:bottom w:type="dxa" w:w="50"/>
+              <w:right w:type="dxa" w:w="110"/>
+            </w:tcMar>
+          </w:tcPr>
+          <w:p>
+            <w:pPr>
+              <w:spacing w:before="28" w:after="28"/>
+            </w:pPr>
+            <w:r>
+              <w:rPr>
+                <w:sz w:val="15"/>
+                <w:szCs w:val="15"/>
+              </w:rPr>
+              <w:t xml:space="preserve">Notes payable (long-term)</w:t>
+            </w:r>
+          </w:p>
+        </w:tc>
+        <w:tc>
+          <w:tcPr>
+            <w:tcW w:type="pct" w:w="694"/>
+            <w:shd w:fill="FBFAF6" w:val="clear"/>
+            <w:tcMar>
+              <w:top w:type="dxa" w:w="50"/>
+              <w:left w:type="dxa" w:w="110"/>
+              <w:bottom w:type="dxa" w:w="50"/>
+              <w:right w:type="dxa" w:w="110"/>
+            </w:tcMar>
+          </w:tcPr>
+          <w:p>
+            <w:pPr>
+              <w:spacing w:before="28" w:after="28"/>
+            </w:pPr>
+            <w:r>
+              <w:rPr>
+                <w:sz w:val="15"/>
+                <w:szCs w:val="15"/>
+              </w:rPr>
+              <w:t xml:space="preserve"> </w:t>
+            </w:r>
+          </w:p>
+        </w:tc>
+        <w:tc>
+          <w:tcPr>
+            <w:tcW w:type="pct" w:w="694"/>
+            <w:shd w:fill="FBFAF6" w:val="clear"/>
+            <w:tcMar>
+              <w:top w:type="dxa" w:w="50"/>
+              <w:left w:type="dxa" w:w="110"/>
+              <w:bottom w:type="dxa" w:w="50"/>
+              <w:right w:type="dxa" w:w="110"/>
+            </w:tcMar>
+          </w:tcPr>
+          <w:p>
+            <w:pPr>
+              <w:spacing w:before="28" w:after="28"/>
+            </w:pPr>
+            <w:r>
+              <w:rPr>
+                <w:sz w:val="15"/>
+                <w:szCs w:val="15"/>
+              </w:rPr>
+              <w:t xml:space="preserve">800</w:t>
+            </w:r>
+          </w:p>
+        </w:tc>
+      </w:tr>
+      <w:tr>
+        <w:tc>
+          <w:tcPr>
+            <w:tcW w:type="pct" w:w="694"/>
+            <w:tcMar>
+              <w:top w:type="dxa" w:w="50"/>
+              <w:left w:type="dxa" w:w="110"/>
+              <w:bottom w:type="dxa" w:w="50"/>
+              <w:right w:type="dxa" w:w="110"/>
+            </w:tcMar>
+          </w:tcPr>
+          <w:p>
+            <w:pPr>
+              <w:spacing w:before="28" w:after="28"/>
+            </w:pPr>
+            <w:r>
+              <w:rPr>
+                <w:sz w:val="15"/>
+                <w:szCs w:val="15"/>
+              </w:rPr>
+              <w:t xml:space="preserve"> </w:t>
+            </w:r>
+          </w:p>
+        </w:tc>
+        <w:tc>
+          <w:tcPr>
+            <w:tcW w:type="pct" w:w="694"/>
+            <w:tcMar>
+              <w:top w:type="dxa" w:w="50"/>
+              <w:left w:type="dxa" w:w="110"/>
+              <w:bottom w:type="dxa" w:w="50"/>
+              <w:right w:type="dxa" w:w="110"/>
+            </w:tcMar>
+          </w:tcPr>
+          <w:p>
+            <w:pPr>
+              <w:spacing w:before="28" w:after="28"/>
+            </w:pPr>
+            <w:r>
+              <w:rPr>
+                <w:sz w:val="15"/>
+                <w:szCs w:val="15"/>
+              </w:rPr>
+              <w:t xml:space="preserve"> </w:t>
+            </w:r>
+          </w:p>
+        </w:tc>
+        <w:tc>
+          <w:tcPr>
+            <w:tcW w:type="pct" w:w="2225"/>
+            <w:tcMar>
+              <w:top w:type="dxa" w:w="50"/>
+              <w:left w:type="dxa" w:w="110"/>
+              <w:bottom w:type="dxa" w:w="50"/>
+              <w:right w:type="dxa" w:w="110"/>
+            </w:tcMar>
+          </w:tcPr>
+          <w:p>
+            <w:pPr>
+              <w:spacing w:before="28" w:after="28"/>
+            </w:pPr>
+            <w:r>
+              <w:rPr>
+                <w:sz w:val="15"/>
+                <w:szCs w:val="15"/>
+              </w:rPr>
+              <w:t xml:space="preserve"/>
+            </w:r>
             <w:r>
               <w:rPr>
                 <w:b/>
@@ -10824,10 +11457,80 @@
                 <w:sz w:val="14"/>
                 <w:szCs w:val="14"/>
               </w:rPr>
-              <w:t xml:space="preserve">(17)</w:t>
-            </w:r>
-          </w:p>
-        </w:tc>
+              <w:t xml:space="preserve"> (17) </w:t>
+            </w:r>
+            <w:r>
+              <w:rPr>
+                <w:u w:val="single"/>
+                <w:sz w:val="15"/>
+                <w:szCs w:val="15"/>
+              </w:rPr>
+              <w:t xml:space="preserve">              </w:t>
+            </w:r>
+            <w:r>
+              <w:rPr>
+                <w:sz w:val="15"/>
+                <w:szCs w:val="15"/>
+              </w:rPr>
+              <w:t xml:space="preserve"> </w:t>
+            </w:r>
+            <w:r>
+              <w:rPr>
+                <w:sz w:val="15"/>
+                <w:szCs w:val="15"/>
+              </w:rPr>
+              <w:t xml:space="preserve"> cash from Levant Commerce Bank on a 5-year note at 6% interest.</w:t>
+            </w:r>
+          </w:p>
+        </w:tc>
+        <w:tc>
+          <w:tcPr>
+            <w:tcW w:type="pct" w:w="694"/>
+            <w:tcMar>
+              <w:top w:type="dxa" w:w="50"/>
+              <w:left w:type="dxa" w:w="110"/>
+              <w:bottom w:type="dxa" w:w="50"/>
+              <w:right w:type="dxa" w:w="110"/>
+            </w:tcMar>
+          </w:tcPr>
+          <w:p>
+            <w:pPr>
+              <w:spacing w:before="28" w:after="28"/>
+            </w:pPr>
+            <w:r>
+              <w:rPr>
+                <w:sz w:val="15"/>
+                <w:szCs w:val="15"/>
+              </w:rPr>
+              <w:t xml:space="preserve"> </w:t>
+            </w:r>
+          </w:p>
+        </w:tc>
+        <w:tc>
+          <w:tcPr>
+            <w:tcW w:type="pct" w:w="694"/>
+            <w:tcMar>
+              <w:top w:type="dxa" w:w="50"/>
+              <w:left w:type="dxa" w:w="110"/>
+              <w:bottom w:type="dxa" w:w="50"/>
+              <w:right w:type="dxa" w:w="110"/>
+            </w:tcMar>
+          </w:tcPr>
+          <w:p>
+            <w:pPr>
+              <w:spacing w:before="28" w:after="28"/>
+            </w:pPr>
+            <w:r>
+              <w:rPr>
+                <w:sz w:val="15"/>
+                <w:szCs w:val="15"/>
+              </w:rPr>
+              <w:t xml:space="preserve"> </w:t>
+            </w:r>
+          </w:p>
+        </w:tc>
+      </w:tr>
+      <w:tr>
         <w:tc>
           <w:tcPr>
             <w:tcW w:type="pct" w:w="694"/>
@@ -10848,7 +11551,7 @@
                 <w:sz w:val="15"/>
                 <w:szCs w:val="15"/>
               </w:rPr>
-              <w:t xml:space="preserve"> </w:t>
+              <w:t xml:space="preserve">3</w:t>
             </w:r>
           </w:p>
         </w:tc>
@@ -10872,634 +11575,13 @@
                 <w:sz w:val="15"/>
                 <w:szCs w:val="15"/>
               </w:rPr>
-              <w:t xml:space="preserve">100</w:t>
-            </w:r>
-          </w:p>
-        </w:tc>
-      </w:tr>
-      <w:tr>
-        <w:tc>
-          <w:tcPr>
-            <w:tcW w:type="pct" w:w="694"/>
-            <w:tcMar>
-              <w:top w:type="dxa" w:w="50"/>
-              <w:left w:type="dxa" w:w="110"/>
-              <w:bottom w:type="dxa" w:w="50"/>
-              <w:right w:type="dxa" w:w="110"/>
-            </w:tcMar>
-          </w:tcPr>
-          <w:p>
-            <w:pPr>
-              <w:spacing w:before="28" w:after="28"/>
-            </w:pPr>
-            <w:r>
-              <w:rPr>
-                <w:sz w:val="15"/>
-                <w:szCs w:val="15"/>
-              </w:rPr>
-              <w:t xml:space="preserve"> </w:t>
-            </w:r>
-          </w:p>
-        </w:tc>
-        <w:tc>
-          <w:tcPr>
-            <w:tcW w:type="pct" w:w="694"/>
-            <w:tcMar>
-              <w:top w:type="dxa" w:w="50"/>
-              <w:left w:type="dxa" w:w="110"/>
-              <w:bottom w:type="dxa" w:w="50"/>
-              <w:right w:type="dxa" w:w="110"/>
-            </w:tcMar>
-          </w:tcPr>
-          <w:p>
-            <w:pPr>
-              <w:spacing w:before="28" w:after="28"/>
-            </w:pPr>
-            <w:r>
-              <w:rPr>
-                <w:sz w:val="15"/>
-                <w:szCs w:val="15"/>
-              </w:rPr>
-              <w:t xml:space="preserve"> </w:t>
+              <w:t xml:space="preserve">Jan 10</w:t>
             </w:r>
           </w:p>
         </w:tc>
         <w:tc>
           <w:tcPr>
             <w:tcW w:type="pct" w:w="2225"/>
-            <w:tcMar>
-              <w:top w:type="dxa" w:w="50"/>
-              <w:left w:type="dxa" w:w="110"/>
-              <w:bottom w:type="dxa" w:w="50"/>
-              <w:right w:type="dxa" w:w="110"/>
-            </w:tcMar>
-          </w:tcPr>
-          <w:p>
-            <w:pPr>
-              <w:spacing w:before="28" w:after="28"/>
-            </w:pPr>
-            <w:r>
-              <w:rPr>
-                <w:sz w:val="15"/>
-                <w:szCs w:val="15"/>
-              </w:rPr>
-              <w:t xml:space="preserve">Additional paid-in capital</w:t>
-            </w:r>
-          </w:p>
-        </w:tc>
-        <w:tc>
-          <w:tcPr>
-            <w:tcW w:type="pct" w:w="694"/>
-            <w:tcMar>
-              <w:top w:type="dxa" w:w="50"/>
-              <w:left w:type="dxa" w:w="110"/>
-              <w:bottom w:type="dxa" w:w="50"/>
-              <w:right w:type="dxa" w:w="110"/>
-            </w:tcMar>
-          </w:tcPr>
-          <w:p>
-            <w:pPr>
-              <w:spacing w:before="28" w:after="28"/>
-            </w:pPr>
-            <w:r>
-              <w:rPr>
-                <w:sz w:val="15"/>
-                <w:szCs w:val="15"/>
-              </w:rPr>
-              <w:t xml:space="preserve"> </w:t>
-            </w:r>
-          </w:p>
-        </w:tc>
-        <w:tc>
-          <w:tcPr>
-            <w:tcW w:type="pct" w:w="694"/>
-            <w:tcMar>
-              <w:top w:type="dxa" w:w="50"/>
-              <w:left w:type="dxa" w:w="110"/>
-              <w:bottom w:type="dxa" w:w="50"/>
-              <w:right w:type="dxa" w:w="110"/>
-            </w:tcMar>
-          </w:tcPr>
-          <w:p>
-            <w:pPr>
-              <w:spacing w:before="28" w:after="28"/>
-            </w:pPr>
-            <w:r>
-              <w:rPr>
-                <w:sz w:val="15"/>
-                <w:szCs w:val="15"/>
-              </w:rPr>
-              <w:t xml:space="preserve">1,400</w:t>
-            </w:r>
-          </w:p>
-        </w:tc>
-      </w:tr>
-      <w:tr>
-        <w:tc>
-          <w:tcPr>
-            <w:tcW w:type="pct" w:w="694"/>
-            <w:shd w:fill="FBFAF6" w:val="clear"/>
-            <w:tcMar>
-              <w:top w:type="dxa" w:w="50"/>
-              <w:left w:type="dxa" w:w="110"/>
-              <w:bottom w:type="dxa" w:w="50"/>
-              <w:right w:type="dxa" w:w="110"/>
-            </w:tcMar>
-          </w:tcPr>
-          <w:p>
-            <w:pPr>
-              <w:spacing w:before="28" w:after="28"/>
-            </w:pPr>
-            <w:r>
-              <w:rPr>
-                <w:sz w:val="15"/>
-                <w:szCs w:val="15"/>
-              </w:rPr>
-              <w:t xml:space="preserve"> </w:t>
-            </w:r>
-          </w:p>
-        </w:tc>
-        <w:tc>
-          <w:tcPr>
-            <w:tcW w:type="pct" w:w="694"/>
-            <w:shd w:fill="FBFAF6" w:val="clear"/>
-            <w:tcMar>
-              <w:top w:type="dxa" w:w="50"/>
-              <w:left w:type="dxa" w:w="110"/>
-              <w:bottom w:type="dxa" w:w="50"/>
-              <w:right w:type="dxa" w:w="110"/>
-            </w:tcMar>
-          </w:tcPr>
-          <w:p>
-            <w:pPr>
-              <w:spacing w:before="28" w:after="28"/>
-            </w:pPr>
-            <w:r>
-              <w:rPr>
-                <w:sz w:val="15"/>
-                <w:szCs w:val="15"/>
-              </w:rPr>
-              <w:t xml:space="preserve"> </w:t>
-            </w:r>
-          </w:p>
-        </w:tc>
-        <w:tc>
-          <w:tcPr>
-            <w:tcW w:type="pct" w:w="2225"/>
-            <w:shd w:fill="FBFAF6" w:val="clear"/>
-            <w:tcMar>
-              <w:top w:type="dxa" w:w="50"/>
-              <w:left w:type="dxa" w:w="110"/>
-              <w:bottom w:type="dxa" w:w="50"/>
-              <w:right w:type="dxa" w:w="110"/>
-            </w:tcMar>
-          </w:tcPr>
-          <w:p>
-            <w:pPr>
-              <w:spacing w:before="28" w:after="28"/>
-            </w:pPr>
-            <w:r>
-              <w:rPr>
-                <w:sz w:val="15"/>
-                <w:szCs w:val="15"/>
-              </w:rPr>
-              <w:t xml:space="preserve">Issued 100,000 new shares of $1 par common stock for $15 per share, in cash.</w:t>
-            </w:r>
-          </w:p>
-        </w:tc>
-        <w:tc>
-          <w:tcPr>
-            <w:tcW w:type="pct" w:w="694"/>
-            <w:shd w:fill="FBFAF6" w:val="clear"/>
-            <w:tcMar>
-              <w:top w:type="dxa" w:w="50"/>
-              <w:left w:type="dxa" w:w="110"/>
-              <w:bottom w:type="dxa" w:w="50"/>
-              <w:right w:type="dxa" w:w="110"/>
-            </w:tcMar>
-          </w:tcPr>
-          <w:p>
-            <w:pPr>
-              <w:spacing w:before="28" w:after="28"/>
-            </w:pPr>
-            <w:r>
-              <w:rPr>
-                <w:sz w:val="15"/>
-                <w:szCs w:val="15"/>
-              </w:rPr>
-              <w:t xml:space="preserve"> </w:t>
-            </w:r>
-          </w:p>
-        </w:tc>
-        <w:tc>
-          <w:tcPr>
-            <w:tcW w:type="pct" w:w="694"/>
-            <w:shd w:fill="FBFAF6" w:val="clear"/>
-            <w:tcMar>
-              <w:top w:type="dxa" w:w="50"/>
-              <w:left w:type="dxa" w:w="110"/>
-              <w:bottom w:type="dxa" w:w="50"/>
-              <w:right w:type="dxa" w:w="110"/>
-            </w:tcMar>
-          </w:tcPr>
-          <w:p>
-            <w:pPr>
-              <w:spacing w:before="28" w:after="28"/>
-            </w:pPr>
-            <w:r>
-              <w:rPr>
-                <w:sz w:val="15"/>
-                <w:szCs w:val="15"/>
-              </w:rPr>
-              <w:t xml:space="preserve"> </w:t>
-            </w:r>
-          </w:p>
-        </w:tc>
-      </w:tr>
-      <w:tr>
-        <w:tc>
-          <w:tcPr>
-            <w:tcW w:type="pct" w:w="694"/>
-            <w:tcMar>
-              <w:top w:type="dxa" w:w="50"/>
-              <w:left w:type="dxa" w:w="110"/>
-              <w:bottom w:type="dxa" w:w="50"/>
-              <w:right w:type="dxa" w:w="110"/>
-            </w:tcMar>
-          </w:tcPr>
-          <w:p>
-            <w:pPr>
-              <w:spacing w:before="28" w:after="28"/>
-            </w:pPr>
-            <w:r>
-              <w:rPr>
-                <w:sz w:val="15"/>
-                <w:szCs w:val="15"/>
-              </w:rPr>
-              <w:t xml:space="preserve">2</w:t>
-            </w:r>
-          </w:p>
-        </w:tc>
-        <w:tc>
-          <w:tcPr>
-            <w:tcW w:type="pct" w:w="694"/>
-            <w:tcMar>
-              <w:top w:type="dxa" w:w="50"/>
-              <w:left w:type="dxa" w:w="110"/>
-              <w:bottom w:type="dxa" w:w="50"/>
-              <w:right w:type="dxa" w:w="110"/>
-            </w:tcMar>
-          </w:tcPr>
-          <w:p>
-            <w:pPr>
-              <w:spacing w:before="28" w:after="28"/>
-            </w:pPr>
-            <w:r>
-              <w:rPr>
-                <w:sz w:val="15"/>
-                <w:szCs w:val="15"/>
-              </w:rPr>
-              <w:t xml:space="preserve">Jan 5</w:t>
-            </w:r>
-          </w:p>
-        </w:tc>
-        <w:tc>
-          <w:tcPr>
-            <w:tcW w:type="pct" w:w="2225"/>
-            <w:tcMar>
-              <w:top w:type="dxa" w:w="50"/>
-              <w:left w:type="dxa" w:w="110"/>
-              <w:bottom w:type="dxa" w:w="50"/>
-              <w:right w:type="dxa" w:w="110"/>
-            </w:tcMar>
-          </w:tcPr>
-          <w:p>
-            <w:pPr>
-              <w:spacing w:before="28" w:after="28"/>
-            </w:pPr>
-            <w:r>
-              <w:rPr>
-                <w:sz w:val="15"/>
-                <w:szCs w:val="15"/>
-              </w:rPr>
-              <w:t xml:space="preserve">Cash</w:t>
-            </w:r>
-          </w:p>
-        </w:tc>
-        <w:tc>
-          <w:tcPr>
-            <w:tcW w:type="pct" w:w="694"/>
-            <w:tcMar>
-              <w:top w:type="dxa" w:w="50"/>
-              <w:left w:type="dxa" w:w="110"/>
-              <w:bottom w:type="dxa" w:w="50"/>
-              <w:right w:type="dxa" w:w="110"/>
-            </w:tcMar>
-          </w:tcPr>
-          <w:p>
-            <w:pPr>
-              <w:spacing w:before="28" w:after="28"/>
-            </w:pPr>
-            <w:r>
-              <w:rPr>
-                <w:sz w:val="15"/>
-                <w:szCs w:val="15"/>
-              </w:rPr>
-              <w:t xml:space="preserve">800</w:t>
-            </w:r>
-          </w:p>
-        </w:tc>
-        <w:tc>
-          <w:tcPr>
-            <w:tcW w:type="pct" w:w="694"/>
-            <w:tcMar>
-              <w:top w:type="dxa" w:w="50"/>
-              <w:left w:type="dxa" w:w="110"/>
-              <w:bottom w:type="dxa" w:w="50"/>
-              <w:right w:type="dxa" w:w="110"/>
-            </w:tcMar>
-          </w:tcPr>
-          <w:p>
-            <w:pPr>
-              <w:spacing w:before="28" w:after="28"/>
-            </w:pPr>
-            <w:r>
-              <w:rPr>
-                <w:sz w:val="15"/>
-                <w:szCs w:val="15"/>
-              </w:rPr>
-              <w:t xml:space="preserve"> </w:t>
-            </w:r>
-          </w:p>
-        </w:tc>
-      </w:tr>
-      <w:tr>
-        <w:tc>
-          <w:tcPr>
-            <w:tcW w:type="pct" w:w="694"/>
-            <w:shd w:fill="FBFAF6" w:val="clear"/>
-            <w:tcMar>
-              <w:top w:type="dxa" w:w="50"/>
-              <w:left w:type="dxa" w:w="110"/>
-              <w:bottom w:type="dxa" w:w="50"/>
-              <w:right w:type="dxa" w:w="110"/>
-            </w:tcMar>
-          </w:tcPr>
-          <w:p>
-            <w:pPr>
-              <w:spacing w:before="28" w:after="28"/>
-            </w:pPr>
-            <w:r>
-              <w:rPr>
-                <w:sz w:val="15"/>
-                <w:szCs w:val="15"/>
-              </w:rPr>
-              <w:t xml:space="preserve"> </w:t>
-            </w:r>
-          </w:p>
-        </w:tc>
-        <w:tc>
-          <w:tcPr>
-            <w:tcW w:type="pct" w:w="694"/>
-            <w:shd w:fill="FBFAF6" w:val="clear"/>
-            <w:tcMar>
-              <w:top w:type="dxa" w:w="50"/>
-              <w:left w:type="dxa" w:w="110"/>
-              <w:bottom w:type="dxa" w:w="50"/>
-              <w:right w:type="dxa" w:w="110"/>
-            </w:tcMar>
-          </w:tcPr>
-          <w:p>
-            <w:pPr>
-              <w:spacing w:before="28" w:after="28"/>
-            </w:pPr>
-            <w:r>
-              <w:rPr>
-                <w:sz w:val="15"/>
-                <w:szCs w:val="15"/>
-              </w:rPr>
-              <w:t xml:space="preserve"> </w:t>
-            </w:r>
-          </w:p>
-        </w:tc>
-        <w:tc>
-          <w:tcPr>
-            <w:tcW w:type="pct" w:w="2225"/>
-            <w:shd w:fill="FBFAF6" w:val="clear"/>
-            <w:tcMar>
-              <w:top w:type="dxa" w:w="50"/>
-              <w:left w:type="dxa" w:w="110"/>
-              <w:bottom w:type="dxa" w:w="50"/>
-              <w:right w:type="dxa" w:w="110"/>
-            </w:tcMar>
-          </w:tcPr>
-          <w:p>
-            <w:pPr>
-              <w:spacing w:before="28" w:after="28"/>
-            </w:pPr>
-            <w:r>
-              <w:rPr>
-                <w:sz w:val="15"/>
-                <w:szCs w:val="15"/>
-              </w:rPr>
-              <w:t xml:space="preserve">Notes payable (long-term)</w:t>
-            </w:r>
-          </w:p>
-        </w:tc>
-        <w:tc>
-          <w:tcPr>
-            <w:tcW w:type="pct" w:w="694"/>
-            <w:shd w:fill="FBFAF6" w:val="clear"/>
-            <w:tcMar>
-              <w:top w:type="dxa" w:w="50"/>
-              <w:left w:type="dxa" w:w="110"/>
-              <w:bottom w:type="dxa" w:w="50"/>
-              <w:right w:type="dxa" w:w="110"/>
-            </w:tcMar>
-          </w:tcPr>
-          <w:p>
-            <w:pPr>
-              <w:spacing w:before="28" w:after="28"/>
-            </w:pPr>
-            <w:r>
-              <w:rPr>
-                <w:sz w:val="15"/>
-                <w:szCs w:val="15"/>
-              </w:rPr>
-              <w:t xml:space="preserve"> </w:t>
-            </w:r>
-          </w:p>
-        </w:tc>
-        <w:tc>
-          <w:tcPr>
-            <w:tcW w:type="pct" w:w="694"/>
-            <w:shd w:fill="FBFAF6" w:val="clear"/>
-            <w:tcMar>
-              <w:top w:type="dxa" w:w="50"/>
-              <w:left w:type="dxa" w:w="110"/>
-              <w:bottom w:type="dxa" w:w="50"/>
-              <w:right w:type="dxa" w:w="110"/>
-            </w:tcMar>
-          </w:tcPr>
-          <w:p>
-            <w:pPr>
-              <w:spacing w:before="28" w:after="28"/>
-            </w:pPr>
-            <w:r>
-              <w:rPr>
-                <w:sz w:val="15"/>
-                <w:szCs w:val="15"/>
-              </w:rPr>
-              <w:t xml:space="preserve">800</w:t>
-            </w:r>
-          </w:p>
-        </w:tc>
-      </w:tr>
-      <w:tr>
-        <w:tc>
-          <w:tcPr>
-            <w:tcW w:type="pct" w:w="694"/>
-            <w:tcMar>
-              <w:top w:type="dxa" w:w="50"/>
-              <w:left w:type="dxa" w:w="110"/>
-              <w:bottom w:type="dxa" w:w="50"/>
-              <w:right w:type="dxa" w:w="110"/>
-            </w:tcMar>
-          </w:tcPr>
-          <w:p>
-            <w:pPr>
-              <w:spacing w:before="28" w:after="28"/>
-            </w:pPr>
-            <w:r>
-              <w:rPr>
-                <w:sz w:val="15"/>
-                <w:szCs w:val="15"/>
-              </w:rPr>
-              <w:t xml:space="preserve"> </w:t>
-            </w:r>
-          </w:p>
-        </w:tc>
-        <w:tc>
-          <w:tcPr>
-            <w:tcW w:type="pct" w:w="694"/>
-            <w:tcMar>
-              <w:top w:type="dxa" w:w="50"/>
-              <w:left w:type="dxa" w:w="110"/>
-              <w:bottom w:type="dxa" w:w="50"/>
-              <w:right w:type="dxa" w:w="110"/>
-            </w:tcMar>
-          </w:tcPr>
-          <w:p>
-            <w:pPr>
-              <w:spacing w:before="28" w:after="28"/>
-            </w:pPr>
-            <w:r>
-              <w:rPr>
-                <w:sz w:val="15"/>
-                <w:szCs w:val="15"/>
-              </w:rPr>
-              <w:t xml:space="preserve"> </w:t>
-            </w:r>
-          </w:p>
-        </w:tc>
-        <w:tc>
-          <w:tcPr>
-            <w:tcW w:type="pct" w:w="2225"/>
-            <w:tcMar>
-              <w:top w:type="dxa" w:w="50"/>
-              <w:left w:type="dxa" w:w="110"/>
-              <w:bottom w:type="dxa" w:w="50"/>
-              <w:right w:type="dxa" w:w="110"/>
-            </w:tcMar>
-          </w:tcPr>
-          <w:p>
-            <w:pPr>
-              <w:spacing w:before="28" w:after="28"/>
-            </w:pPr>
-            <w:r>
-              <w:rPr>
-                <w:sz w:val="15"/>
-                <w:szCs w:val="15"/>
-              </w:rPr>
-              <w:t xml:space="preserve">Borrowed cash from Levant Commerce Bank on a 5-year note at 6% interest.</w:t>
-            </w:r>
-          </w:p>
-        </w:tc>
-        <w:tc>
-          <w:tcPr>
-            <w:tcW w:type="pct" w:w="694"/>
-            <w:tcMar>
-              <w:top w:type="dxa" w:w="50"/>
-              <w:left w:type="dxa" w:w="110"/>
-              <w:bottom w:type="dxa" w:w="50"/>
-              <w:right w:type="dxa" w:w="110"/>
-            </w:tcMar>
-          </w:tcPr>
-          <w:p>
-            <w:pPr>
-              <w:spacing w:before="28" w:after="28"/>
-            </w:pPr>
-            <w:r>
-              <w:rPr>
-                <w:sz w:val="15"/>
-                <w:szCs w:val="15"/>
-              </w:rPr>
-              <w:t xml:space="preserve"> </w:t>
-            </w:r>
-          </w:p>
-        </w:tc>
-        <w:tc>
-          <w:tcPr>
-            <w:tcW w:type="pct" w:w="694"/>
-            <w:tcMar>
-              <w:top w:type="dxa" w:w="50"/>
-              <w:left w:type="dxa" w:w="110"/>
-              <w:bottom w:type="dxa" w:w="50"/>
-              <w:right w:type="dxa" w:w="110"/>
-            </w:tcMar>
-          </w:tcPr>
-          <w:p>
-            <w:pPr>
-              <w:spacing w:before="28" w:after="28"/>
-            </w:pPr>
-            <w:r>
-              <w:rPr>
-                <w:sz w:val="15"/>
-                <w:szCs w:val="15"/>
-              </w:rPr>
-              <w:t xml:space="preserve"> </w:t>
-            </w:r>
-          </w:p>
-        </w:tc>
-      </w:tr>
-      <w:tr>
-        <w:tc>
-          <w:tcPr>
-            <w:tcW w:type="pct" w:w="694"/>
-            <w:shd w:fill="FBFAF6" w:val="clear"/>
-            <w:tcMar>
-              <w:top w:type="dxa" w:w="50"/>
-              <w:left w:type="dxa" w:w="110"/>
-              <w:bottom w:type="dxa" w:w="50"/>
-              <w:right w:type="dxa" w:w="110"/>
-            </w:tcMar>
-          </w:tcPr>
-          <w:p>
-            <w:pPr>
-              <w:spacing w:before="28" w:after="28"/>
-            </w:pPr>
-            <w:r>
-              <w:rPr>
-                <w:sz w:val="15"/>
-                <w:szCs w:val="15"/>
-              </w:rPr>
-              <w:t xml:space="preserve">3</w:t>
-            </w:r>
-          </w:p>
-        </w:tc>
-        <w:tc>
-          <w:tcPr>
-            <w:tcW w:type="pct" w:w="694"/>
             <w:shd w:fill="FFFFFF" w:val="clear"/>
             <w:tcMar>
               <w:top w:type="dxa" w:w="50"/>
@@ -11526,7 +11608,7 @@
         </w:tc>
         <w:tc>
           <w:tcPr>
-            <w:tcW w:type="pct" w:w="2225"/>
+            <w:tcW w:type="pct" w:w="694"/>
             <w:shd w:fill="FBFAF6" w:val="clear"/>
             <w:tcMar>
               <w:top w:type="dxa" w:w="50"/>
@@ -11544,7 +11626,7 @@
                 <w:sz w:val="15"/>
                 <w:szCs w:val="15"/>
               </w:rPr>
-              <w:t xml:space="preserve">Equipment</w:t>
+              <w:t xml:space="preserve">1,200</w:t>
             </w:r>
           </w:p>
         </w:tc>
@@ -11568,14 +11650,15 @@
                 <w:sz w:val="15"/>
                 <w:szCs w:val="15"/>
               </w:rPr>
-              <w:t xml:space="preserve">1,200</w:t>
-            </w:r>
-          </w:p>
-        </w:tc>
+              <w:t xml:space="preserve"> </w:t>
+            </w:r>
+          </w:p>
+        </w:tc>
+      </w:tr>
+      <w:tr>
         <w:tc>
           <w:tcPr>
             <w:tcW w:type="pct" w:w="694"/>
-            <w:shd w:fill="FBFAF6" w:val="clear"/>
             <w:tcMar>
               <w:top w:type="dxa" w:w="50"/>
               <w:left w:type="dxa" w:w="110"/>
@@ -11596,8 +11679,6 @@
             </w:r>
           </w:p>
         </w:tc>
-      </w:tr>
-      <w:tr>
         <w:tc>
           <w:tcPr>
             <w:tcW w:type="pct" w:w="694"/>
@@ -11623,246 +11704,7 @@
         </w:tc>
         <w:tc>
           <w:tcPr>
-            <w:tcW w:type="pct" w:w="694"/>
-            <w:tcMar>
-              <w:top w:type="dxa" w:w="50"/>
-              <w:left w:type="dxa" w:w="110"/>
-              <w:bottom w:type="dxa" w:w="50"/>
-              <w:right w:type="dxa" w:w="110"/>
-            </w:tcMar>
-          </w:tcPr>
-          <w:p>
-            <w:pPr>
-              <w:spacing w:before="28" w:after="28"/>
-            </w:pPr>
-            <w:r>
-              <w:rPr>
-                <w:sz w:val="15"/>
-                <w:szCs w:val="15"/>
-              </w:rPr>
-              <w:t xml:space="preserve"> </w:t>
-            </w:r>
-          </w:p>
-        </w:tc>
-        <w:tc>
-          <w:tcPr>
             <w:tcW w:type="pct" w:w="2225"/>
-            <w:tcMar>
-              <w:top w:type="dxa" w:w="50"/>
-              <w:left w:type="dxa" w:w="110"/>
-              <w:bottom w:type="dxa" w:w="50"/>
-              <w:right w:type="dxa" w:w="110"/>
-            </w:tcMar>
-          </w:tcPr>
-          <w:p>
-            <w:pPr>
-              <w:spacing w:before="28" w:after="28"/>
-            </w:pPr>
-            <w:r>
-              <w:rPr>
-                <w:sz w:val="15"/>
-                <w:szCs w:val="15"/>
-              </w:rPr>
-              <w:t xml:space="preserve">Cash</w:t>
-            </w:r>
-          </w:p>
-        </w:tc>
-        <w:tc>
-          <w:tcPr>
-            <w:tcW w:type="pct" w:w="694"/>
-            <w:tcMar>
-              <w:top w:type="dxa" w:w="50"/>
-              <w:left w:type="dxa" w:w="110"/>
-              <w:bottom w:type="dxa" w:w="50"/>
-              <w:right w:type="dxa" w:w="110"/>
-            </w:tcMar>
-          </w:tcPr>
-          <w:p>
-            <w:pPr>
-              <w:spacing w:before="28" w:after="28"/>
-            </w:pPr>
-            <w:r>
-              <w:rPr>
-                <w:sz w:val="15"/>
-                <w:szCs w:val="15"/>
-              </w:rPr>
-              <w:t xml:space="preserve"> </w:t>
-            </w:r>
-          </w:p>
-        </w:tc>
-        <w:tc>
-          <w:tcPr>
-            <w:tcW w:type="pct" w:w="694"/>
-            <w:tcMar>
-              <w:top w:type="dxa" w:w="50"/>
-              <w:left w:type="dxa" w:w="110"/>
-              <w:bottom w:type="dxa" w:w="50"/>
-              <w:right w:type="dxa" w:w="110"/>
-            </w:tcMar>
-          </w:tcPr>
-          <w:p>
-            <w:pPr>
-              <w:spacing w:before="28" w:after="28"/>
-            </w:pPr>
-            <w:r>
-              <w:rPr>
-                <w:sz w:val="15"/>
-                <w:szCs w:val="15"/>
-              </w:rPr>
-              <w:t xml:space="preserve">1,200</w:t>
-            </w:r>
-          </w:p>
-        </w:tc>
-      </w:tr>
-      <w:tr>
-        <w:tc>
-          <w:tcPr>
-            <w:tcW w:type="pct" w:w="694"/>
-            <w:shd w:fill="FBFAF6" w:val="clear"/>
-            <w:tcMar>
-              <w:top w:type="dxa" w:w="50"/>
-              <w:left w:type="dxa" w:w="110"/>
-              <w:bottom w:type="dxa" w:w="50"/>
-              <w:right w:type="dxa" w:w="110"/>
-            </w:tcMar>
-          </w:tcPr>
-          <w:p>
-            <w:pPr>
-              <w:spacing w:before="28" w:after="28"/>
-            </w:pPr>
-            <w:r>
-              <w:rPr>
-                <w:sz w:val="15"/>
-                <w:szCs w:val="15"/>
-              </w:rPr>
-              <w:t xml:space="preserve"> </w:t>
-            </w:r>
-          </w:p>
-        </w:tc>
-        <w:tc>
-          <w:tcPr>
-            <w:tcW w:type="pct" w:w="694"/>
-            <w:shd w:fill="FBFAF6" w:val="clear"/>
-            <w:tcMar>
-              <w:top w:type="dxa" w:w="50"/>
-              <w:left w:type="dxa" w:w="110"/>
-              <w:bottom w:type="dxa" w:w="50"/>
-              <w:right w:type="dxa" w:w="110"/>
-            </w:tcMar>
-          </w:tcPr>
-          <w:p>
-            <w:pPr>
-              <w:spacing w:before="28" w:after="28"/>
-            </w:pPr>
-            <w:r>
-              <w:rPr>
-                <w:sz w:val="15"/>
-                <w:szCs w:val="15"/>
-              </w:rPr>
-              <w:t xml:space="preserve"> </w:t>
-            </w:r>
-          </w:p>
-        </w:tc>
-        <w:tc>
-          <w:tcPr>
-            <w:tcW w:type="pct" w:w="2225"/>
-            <w:shd w:fill="FBFAF6" w:val="clear"/>
-            <w:tcMar>
-              <w:top w:type="dxa" w:w="50"/>
-              <w:left w:type="dxa" w:w="110"/>
-              <w:bottom w:type="dxa" w:w="50"/>
-              <w:right w:type="dxa" w:w="110"/>
-            </w:tcMar>
-          </w:tcPr>
-          <w:p>
-            <w:pPr>
-              <w:spacing w:before="28" w:after="28"/>
-            </w:pPr>
-            <w:r>
-              <w:rPr>
-                <w:sz w:val="15"/>
-                <w:szCs w:val="15"/>
-              </w:rPr>
-              <w:t xml:space="preserve">Bought a new bottling line for the Amman plant and paid cash.</w:t>
-            </w:r>
-          </w:p>
-        </w:tc>
-        <w:tc>
-          <w:tcPr>
-            <w:tcW w:type="pct" w:w="694"/>
-            <w:shd w:fill="FBFAF6" w:val="clear"/>
-            <w:tcMar>
-              <w:top w:type="dxa" w:w="50"/>
-              <w:left w:type="dxa" w:w="110"/>
-              <w:bottom w:type="dxa" w:w="50"/>
-              <w:right w:type="dxa" w:w="110"/>
-            </w:tcMar>
-          </w:tcPr>
-          <w:p>
-            <w:pPr>
-              <w:spacing w:before="28" w:after="28"/>
-            </w:pPr>
-            <w:r>
-              <w:rPr>
-                <w:sz w:val="15"/>
-                <w:szCs w:val="15"/>
-              </w:rPr>
-              <w:t xml:space="preserve"> </w:t>
-            </w:r>
-          </w:p>
-        </w:tc>
-        <w:tc>
-          <w:tcPr>
-            <w:tcW w:type="pct" w:w="694"/>
-            <w:shd w:fill="FBFAF6" w:val="clear"/>
-            <w:tcMar>
-              <w:top w:type="dxa" w:w="50"/>
-              <w:left w:type="dxa" w:w="110"/>
-              <w:bottom w:type="dxa" w:w="50"/>
-              <w:right w:type="dxa" w:w="110"/>
-            </w:tcMar>
-          </w:tcPr>
-          <w:p>
-            <w:pPr>
-              <w:spacing w:before="28" w:after="28"/>
-            </w:pPr>
-            <w:r>
-              <w:rPr>
-                <w:sz w:val="15"/>
-                <w:szCs w:val="15"/>
-              </w:rPr>
-              <w:t xml:space="preserve"> </w:t>
-            </w:r>
-          </w:p>
-        </w:tc>
-      </w:tr>
-      <w:tr>
-        <w:tc>
-          <w:tcPr>
-            <w:tcW w:type="pct" w:w="694"/>
-            <w:tcMar>
-              <w:top w:type="dxa" w:w="50"/>
-              <w:left w:type="dxa" w:w="110"/>
-              <w:bottom w:type="dxa" w:w="50"/>
-              <w:right w:type="dxa" w:w="110"/>
-            </w:tcMar>
-          </w:tcPr>
-          <w:p>
-            <w:pPr>
-              <w:spacing w:before="28" w:after="28"/>
-            </w:pPr>
-            <w:r>
-              <w:rPr>
-                <w:sz w:val="15"/>
-                <w:szCs w:val="15"/>
-              </w:rPr>
-              <w:t xml:space="preserve">4</w:t>
-            </w:r>
-          </w:p>
-        </w:tc>
-        <w:tc>
-          <w:tcPr>
-            <w:tcW w:type="pct" w:w="694"/>
             <w:shd w:fill="FFFFFF" w:val="clear"/>
             <w:tcMar>
               <w:top w:type="dxa" w:w="50"/>
@@ -11889,7 +11731,7 @@
         </w:tc>
         <w:tc>
           <w:tcPr>
-            <w:tcW w:type="pct" w:w="2225"/>
+            <w:tcW w:type="pct" w:w="694"/>
             <w:tcMar>
               <w:top w:type="dxa" w:w="50"/>
               <w:left w:type="dxa" w:w="110"/>
@@ -11906,7 +11748,7 @@
                 <w:sz w:val="15"/>
                 <w:szCs w:val="15"/>
               </w:rPr>
-              <w:t xml:space="preserve">Accounts receivable</w:t>
+              <w:t xml:space="preserve"> </w:t>
             </w:r>
           </w:p>
         </w:tc>
@@ -11929,13 +11771,16 @@
                 <w:sz w:val="15"/>
                 <w:szCs w:val="15"/>
               </w:rPr>
-              <w:t xml:space="preserve">300</w:t>
-            </w:r>
-          </w:p>
-        </w:tc>
+              <w:t xml:space="preserve">1,200</w:t>
+            </w:r>
+          </w:p>
+        </w:tc>
+      </w:tr>
+      <w:tr>
         <w:tc>
           <w:tcPr>
             <w:tcW w:type="pct" w:w="694"/>
+            <w:shd w:fill="FBFAF6" w:val="clear"/>
             <w:tcMar>
               <w:top w:type="dxa" w:w="50"/>
               <w:left w:type="dxa" w:w="110"/>
@@ -11956,8 +11801,6 @@
             </w:r>
           </w:p>
         </w:tc>
-      </w:tr>
-      <w:tr>
         <w:tc>
           <w:tcPr>
             <w:tcW w:type="pct" w:w="694"/>
@@ -11984,7 +11827,7 @@
         </w:tc>
         <w:tc>
           <w:tcPr>
-            <w:tcW w:type="pct" w:w="694"/>
+            <w:tcW w:type="pct" w:w="2225"/>
             <w:shd w:fill="FBFAF6" w:val="clear"/>
             <w:tcMar>
               <w:top w:type="dxa" w:w="50"/>
@@ -12002,25 +11845,8 @@
                 <w:sz w:val="15"/>
                 <w:szCs w:val="15"/>
               </w:rPr>
-              <w:t xml:space="preserve"> </w:t>
-            </w:r>
-          </w:p>
-        </w:tc>
-        <w:tc>
-          <w:tcPr>
-            <w:tcW w:type="pct" w:w="2225"/>
-            <w:shd w:fill="FFFFFF" w:val="clear"/>
-            <w:tcMar>
-              <w:top w:type="dxa" w:w="50"/>
-              <w:left w:type="dxa" w:w="110"/>
-              <w:bottom w:type="dxa" w:w="50"/>
-              <w:right w:type="dxa" w:w="110"/>
-            </w:tcMar>
-          </w:tcPr>
-          <w:p>
-            <w:pPr>
-              <w:spacing w:before="46" w:after="46"/>
-            </w:pPr>
+              <w:t xml:space="preserve">Bought a new </w:t>
+            </w:r>
             <w:r>
               <w:rPr>
                 <w:b/>
@@ -12029,7 +11855,29 @@
                 <w:sz w:val="14"/>
                 <w:szCs w:val="14"/>
               </w:rPr>
-              <w:t xml:space="preserve">(20)</w:t>
+              <w:t xml:space="preserve"> (20) </w:t>
+            </w:r>
+            <w:r>
+              <w:rPr>
+                <w:u w:val="single"/>
+                <w:sz w:val="15"/>
+                <w:szCs w:val="15"/>
+              </w:rPr>
+              <w:t xml:space="preserve">              </w:t>
+            </w:r>
+            <w:r>
+              <w:rPr>
+                <w:sz w:val="15"/>
+                <w:szCs w:val="15"/>
+              </w:rPr>
+              <w:t xml:space="preserve"> </w:t>
+            </w:r>
+            <w:r>
+              <w:rPr>
+                <w:sz w:val="15"/>
+                <w:szCs w:val="15"/>
+              </w:rPr>
+              <w:t xml:space="preserve"> line for the Amman plant and paid cash.</w:t>
             </w:r>
           </w:p>
         </w:tc>
@@ -12077,7 +11925,7 @@
                 <w:sz w:val="15"/>
                 <w:szCs w:val="15"/>
               </w:rPr>
-              <w:t xml:space="preserve">300</w:t>
+              <w:t xml:space="preserve"> </w:t>
             </w:r>
           </w:p>
         </w:tc>
@@ -12102,7 +11950,7 @@
                 <w:sz w:val="15"/>
                 <w:szCs w:val="15"/>
               </w:rPr>
-              <w:t xml:space="preserve"> </w:t>
+              <w:t xml:space="preserve">4</w:t>
             </w:r>
           </w:p>
         </w:tc>
@@ -12125,365 +11973,7 @@
                 <w:sz w:val="15"/>
                 <w:szCs w:val="15"/>
               </w:rPr>
-              <w:t xml:space="preserve"> </w:t>
-            </w:r>
-          </w:p>
-        </w:tc>
-        <w:tc>
-          <w:tcPr>
-            <w:tcW w:type="pct" w:w="2225"/>
-            <w:tcMar>
-              <w:top w:type="dxa" w:w="50"/>
-              <w:left w:type="dxa" w:w="110"/>
-              <w:bottom w:type="dxa" w:w="50"/>
-              <w:right w:type="dxa" w:w="110"/>
-            </w:tcMar>
-          </w:tcPr>
-          <w:p>
-            <w:pPr>
-              <w:spacing w:before="28" w:after="28"/>
-            </w:pPr>
-            <w:r>
-              <w:rPr>
-                <w:sz w:val="15"/>
-                <w:szCs w:val="15"/>
-              </w:rPr>
-              <w:t xml:space="preserve">Cost of goods sold</w:t>
-            </w:r>
-          </w:p>
-        </w:tc>
-        <w:tc>
-          <w:tcPr>
-            <w:tcW w:type="pct" w:w="694"/>
-            <w:tcMar>
-              <w:top w:type="dxa" w:w="50"/>
-              <w:left w:type="dxa" w:w="110"/>
-              <w:bottom w:type="dxa" w:w="50"/>
-              <w:right w:type="dxa" w:w="110"/>
-            </w:tcMar>
-          </w:tcPr>
-          <w:p>
-            <w:pPr>
-              <w:spacing w:before="28" w:after="28"/>
-            </w:pPr>
-            <w:r>
-              <w:rPr>
-                <w:sz w:val="15"/>
-                <w:szCs w:val="15"/>
-              </w:rPr>
-              <w:t xml:space="preserve">180</w:t>
-            </w:r>
-          </w:p>
-        </w:tc>
-        <w:tc>
-          <w:tcPr>
-            <w:tcW w:type="pct" w:w="694"/>
-            <w:tcMar>
-              <w:top w:type="dxa" w:w="50"/>
-              <w:left w:type="dxa" w:w="110"/>
-              <w:bottom w:type="dxa" w:w="50"/>
-              <w:right w:type="dxa" w:w="110"/>
-            </w:tcMar>
-          </w:tcPr>
-          <w:p>
-            <w:pPr>
-              <w:spacing w:before="28" w:after="28"/>
-            </w:pPr>
-            <w:r>
-              <w:rPr>
-                <w:sz w:val="15"/>
-                <w:szCs w:val="15"/>
-              </w:rPr>
-              <w:t xml:space="preserve"> </w:t>
-            </w:r>
-          </w:p>
-        </w:tc>
-      </w:tr>
-      <w:tr>
-        <w:tc>
-          <w:tcPr>
-            <w:tcW w:type="pct" w:w="694"/>
-            <w:shd w:fill="FBFAF6" w:val="clear"/>
-            <w:tcMar>
-              <w:top w:type="dxa" w:w="50"/>
-              <w:left w:type="dxa" w:w="110"/>
-              <w:bottom w:type="dxa" w:w="50"/>
-              <w:right w:type="dxa" w:w="110"/>
-            </w:tcMar>
-          </w:tcPr>
-          <w:p>
-            <w:pPr>
-              <w:spacing w:before="28" w:after="28"/>
-            </w:pPr>
-            <w:r>
-              <w:rPr>
-                <w:sz w:val="15"/>
-                <w:szCs w:val="15"/>
-              </w:rPr>
-              <w:t xml:space="preserve"> </w:t>
-            </w:r>
-          </w:p>
-        </w:tc>
-        <w:tc>
-          <w:tcPr>
-            <w:tcW w:type="pct" w:w="694"/>
-            <w:shd w:fill="FBFAF6" w:val="clear"/>
-            <w:tcMar>
-              <w:top w:type="dxa" w:w="50"/>
-              <w:left w:type="dxa" w:w="110"/>
-              <w:bottom w:type="dxa" w:w="50"/>
-              <w:right w:type="dxa" w:w="110"/>
-            </w:tcMar>
-          </w:tcPr>
-          <w:p>
-            <w:pPr>
-              <w:spacing w:before="28" w:after="28"/>
-            </w:pPr>
-            <w:r>
-              <w:rPr>
-                <w:sz w:val="15"/>
-                <w:szCs w:val="15"/>
-              </w:rPr>
-              <w:t xml:space="preserve"> </w:t>
-            </w:r>
-          </w:p>
-        </w:tc>
-        <w:tc>
-          <w:tcPr>
-            <w:tcW w:type="pct" w:w="2225"/>
-            <w:shd w:fill="FBFAF6" w:val="clear"/>
-            <w:tcMar>
-              <w:top w:type="dxa" w:w="50"/>
-              <w:left w:type="dxa" w:w="110"/>
-              <w:bottom w:type="dxa" w:w="50"/>
-              <w:right w:type="dxa" w:w="110"/>
-            </w:tcMar>
-          </w:tcPr>
-          <w:p>
-            <w:pPr>
-              <w:spacing w:before="28" w:after="28"/>
-            </w:pPr>
-            <w:r>
-              <w:rPr>
-                <w:sz w:val="15"/>
-                <w:szCs w:val="15"/>
-              </w:rPr>
-              <w:t xml:space="preserve">Inventory</w:t>
-            </w:r>
-          </w:p>
-        </w:tc>
-        <w:tc>
-          <w:tcPr>
-            <w:tcW w:type="pct" w:w="694"/>
-            <w:shd w:fill="FBFAF6" w:val="clear"/>
-            <w:tcMar>
-              <w:top w:type="dxa" w:w="50"/>
-              <w:left w:type="dxa" w:w="110"/>
-              <w:bottom w:type="dxa" w:w="50"/>
-              <w:right w:type="dxa" w:w="110"/>
-            </w:tcMar>
-          </w:tcPr>
-          <w:p>
-            <w:pPr>
-              <w:spacing w:before="28" w:after="28"/>
-            </w:pPr>
-            <w:r>
-              <w:rPr>
-                <w:sz w:val="15"/>
-                <w:szCs w:val="15"/>
-              </w:rPr>
-              <w:t xml:space="preserve"> </w:t>
-            </w:r>
-          </w:p>
-        </w:tc>
-        <w:tc>
-          <w:tcPr>
-            <w:tcW w:type="pct" w:w="694"/>
-            <w:shd w:fill="FBFAF6" w:val="clear"/>
-            <w:tcMar>
-              <w:top w:type="dxa" w:w="50"/>
-              <w:left w:type="dxa" w:w="110"/>
-              <w:bottom w:type="dxa" w:w="50"/>
-              <w:right w:type="dxa" w:w="110"/>
-            </w:tcMar>
-          </w:tcPr>
-          <w:p>
-            <w:pPr>
-              <w:spacing w:before="28" w:after="28"/>
-            </w:pPr>
-            <w:r>
-              <w:rPr>
-                <w:sz w:val="15"/>
-                <w:szCs w:val="15"/>
-              </w:rPr>
-              <w:t xml:space="preserve">180</w:t>
-            </w:r>
-          </w:p>
-        </w:tc>
-      </w:tr>
-      <w:tr>
-        <w:tc>
-          <w:tcPr>
-            <w:tcW w:type="pct" w:w="694"/>
-            <w:tcMar>
-              <w:top w:type="dxa" w:w="50"/>
-              <w:left w:type="dxa" w:w="110"/>
-              <w:bottom w:type="dxa" w:w="50"/>
-              <w:right w:type="dxa" w:w="110"/>
-            </w:tcMar>
-          </w:tcPr>
-          <w:p>
-            <w:pPr>
-              <w:spacing w:before="28" w:after="28"/>
-            </w:pPr>
-            <w:r>
-              <w:rPr>
-                <w:sz w:val="15"/>
-                <w:szCs w:val="15"/>
-              </w:rPr>
-              <w:t xml:space="preserve"> </w:t>
-            </w:r>
-          </w:p>
-        </w:tc>
-        <w:tc>
-          <w:tcPr>
-            <w:tcW w:type="pct" w:w="694"/>
-            <w:tcMar>
-              <w:top w:type="dxa" w:w="50"/>
-              <w:left w:type="dxa" w:w="110"/>
-              <w:bottom w:type="dxa" w:w="50"/>
-              <w:right w:type="dxa" w:w="110"/>
-            </w:tcMar>
-          </w:tcPr>
-          <w:p>
-            <w:pPr>
-              <w:spacing w:before="28" w:after="28"/>
-            </w:pPr>
-            <w:r>
-              <w:rPr>
-                <w:sz w:val="15"/>
-                <w:szCs w:val="15"/>
-              </w:rPr>
-              <w:t xml:space="preserve"> </w:t>
-            </w:r>
-          </w:p>
-        </w:tc>
-        <w:tc>
-          <w:tcPr>
-            <w:tcW w:type="pct" w:w="2225"/>
-            <w:tcMar>
-              <w:top w:type="dxa" w:w="50"/>
-              <w:left w:type="dxa" w:w="110"/>
-              <w:bottom w:type="dxa" w:w="50"/>
-              <w:right w:type="dxa" w:w="110"/>
-            </w:tcMar>
-          </w:tcPr>
-          <w:p>
-            <w:pPr>
-              <w:spacing w:before="28" w:after="28"/>
-            </w:pPr>
-            <w:r>
-              <w:rPr>
-                <w:sz w:val="15"/>
-                <w:szCs w:val="15"/>
-              </w:rPr>
-              <w:t xml:space="preserve">Sold olive oil to GreenBasket Supermarkets on credit. The goods had cost Orontes less than the selling price.</w:t>
-            </w:r>
-          </w:p>
-        </w:tc>
-        <w:tc>
-          <w:tcPr>
-            <w:tcW w:type="pct" w:w="694"/>
-            <w:tcMar>
-              <w:top w:type="dxa" w:w="50"/>
-              <w:left w:type="dxa" w:w="110"/>
-              <w:bottom w:type="dxa" w:w="50"/>
-              <w:right w:type="dxa" w:w="110"/>
-            </w:tcMar>
-          </w:tcPr>
-          <w:p>
-            <w:pPr>
-              <w:spacing w:before="28" w:after="28"/>
-            </w:pPr>
-            <w:r>
-              <w:rPr>
-                <w:sz w:val="15"/>
-                <w:szCs w:val="15"/>
-              </w:rPr>
-              <w:t xml:space="preserve"> </w:t>
-            </w:r>
-          </w:p>
-        </w:tc>
-        <w:tc>
-          <w:tcPr>
-            <w:tcW w:type="pct" w:w="694"/>
-            <w:tcMar>
-              <w:top w:type="dxa" w:w="50"/>
-              <w:left w:type="dxa" w:w="110"/>
-              <w:bottom w:type="dxa" w:w="50"/>
-              <w:right w:type="dxa" w:w="110"/>
-            </w:tcMar>
-          </w:tcPr>
-          <w:p>
-            <w:pPr>
-              <w:spacing w:before="28" w:after="28"/>
-            </w:pPr>
-            <w:r>
-              <w:rPr>
-                <w:sz w:val="15"/>
-                <w:szCs w:val="15"/>
-              </w:rPr>
-              <w:t xml:space="preserve"> </w:t>
-            </w:r>
-          </w:p>
-        </w:tc>
-      </w:tr>
-      <w:tr>
-        <w:tc>
-          <w:tcPr>
-            <w:tcW w:type="pct" w:w="694"/>
-            <w:shd w:fill="FBFAF6" w:val="clear"/>
-            <w:tcMar>
-              <w:top w:type="dxa" w:w="50"/>
-              <w:left w:type="dxa" w:w="110"/>
-              <w:bottom w:type="dxa" w:w="50"/>
-              <w:right w:type="dxa" w:w="110"/>
-            </w:tcMar>
-          </w:tcPr>
-          <w:p>
-            <w:pPr>
-              <w:spacing w:before="28" w:after="28"/>
-            </w:pPr>
-            <w:r>
-              <w:rPr>
-                <w:sz w:val="15"/>
-                <w:szCs w:val="15"/>
-              </w:rPr>
-              <w:t xml:space="preserve">5</w:t>
-            </w:r>
-          </w:p>
-        </w:tc>
-        <w:tc>
-          <w:tcPr>
-            <w:tcW w:type="pct" w:w="694"/>
-            <w:shd w:fill="FBFAF6" w:val="clear"/>
-            <w:tcMar>
-              <w:top w:type="dxa" w:w="50"/>
-              <w:left w:type="dxa" w:w="110"/>
-              <w:bottom w:type="dxa" w:w="50"/>
-              <w:right w:type="dxa" w:w="110"/>
-            </w:tcMar>
-          </w:tcPr>
-          <w:p>
-            <w:pPr>
-              <w:spacing w:before="28" w:after="28"/>
-            </w:pPr>
-            <w:r>
-              <w:rPr>
-                <w:sz w:val="15"/>
-                <w:szCs w:val="15"/>
-              </w:rPr>
-              <w:t xml:space="preserve">Jan 31</w:t>
+              <w:t xml:space="preserve">Jan 18</w:t>
             </w:r>
           </w:p>
         </w:tc>
@@ -12517,7 +12007,6 @@
         <w:tc>
           <w:tcPr>
             <w:tcW w:type="pct" w:w="694"/>
-            <w:shd w:fill="FBFAF6" w:val="clear"/>
             <w:tcMar>
               <w:top w:type="dxa" w:w="50"/>
               <w:left w:type="dxa" w:w="110"/>
@@ -12534,14 +12023,13 @@
                 <w:sz w:val="15"/>
                 <w:szCs w:val="15"/>
               </w:rPr>
-              <w:t xml:space="preserve">40</w:t>
+              <w:t xml:space="preserve">300</w:t>
             </w:r>
           </w:p>
         </w:tc>
         <w:tc>
           <w:tcPr>
             <w:tcW w:type="pct" w:w="694"/>
-            <w:shd w:fill="FBFAF6" w:val="clear"/>
             <w:tcMar>
               <w:top w:type="dxa" w:w="50"/>
               <w:left w:type="dxa" w:w="110"/>
@@ -12559,123 +12047,6 @@
                 <w:szCs w:val="15"/>
               </w:rPr>
               <w:t xml:space="preserve"> </w:t>
-            </w:r>
-          </w:p>
-        </w:tc>
-      </w:tr>
-      <w:tr>
-        <w:tc>
-          <w:tcPr>
-            <w:tcW w:type="pct" w:w="694"/>
-            <w:tcMar>
-              <w:top w:type="dxa" w:w="50"/>
-              <w:left w:type="dxa" w:w="110"/>
-              <w:bottom w:type="dxa" w:w="50"/>
-              <w:right w:type="dxa" w:w="110"/>
-            </w:tcMar>
-          </w:tcPr>
-          <w:p>
-            <w:pPr>
-              <w:spacing w:before="28" w:after="28"/>
-            </w:pPr>
-            <w:r>
-              <w:rPr>
-                <w:sz w:val="15"/>
-                <w:szCs w:val="15"/>
-              </w:rPr>
-              <w:t xml:space="preserve"> </w:t>
-            </w:r>
-          </w:p>
-        </w:tc>
-        <w:tc>
-          <w:tcPr>
-            <w:tcW w:type="pct" w:w="694"/>
-            <w:tcMar>
-              <w:top w:type="dxa" w:w="50"/>
-              <w:left w:type="dxa" w:w="110"/>
-              <w:bottom w:type="dxa" w:w="50"/>
-              <w:right w:type="dxa" w:w="110"/>
-            </w:tcMar>
-          </w:tcPr>
-          <w:p>
-            <w:pPr>
-              <w:spacing w:before="28" w:after="28"/>
-            </w:pPr>
-            <w:r>
-              <w:rPr>
-                <w:sz w:val="15"/>
-                <w:szCs w:val="15"/>
-              </w:rPr>
-              <w:t xml:space="preserve"> </w:t>
-            </w:r>
-          </w:p>
-        </w:tc>
-        <w:tc>
-          <w:tcPr>
-            <w:tcW w:type="pct" w:w="2225"/>
-            <w:tcMar>
-              <w:top w:type="dxa" w:w="50"/>
-              <w:left w:type="dxa" w:w="110"/>
-              <w:bottom w:type="dxa" w:w="50"/>
-              <w:right w:type="dxa" w:w="110"/>
-            </w:tcMar>
-          </w:tcPr>
-          <w:p>
-            <w:pPr>
-              <w:spacing w:before="28" w:after="28"/>
-            </w:pPr>
-            <w:r>
-              <w:rPr>
-                <w:sz w:val="15"/>
-                <w:szCs w:val="15"/>
-              </w:rPr>
-              <w:t xml:space="preserve">Cash</w:t>
-            </w:r>
-          </w:p>
-        </w:tc>
-        <w:tc>
-          <w:tcPr>
-            <w:tcW w:type="pct" w:w="694"/>
-            <w:tcMar>
-              <w:top w:type="dxa" w:w="50"/>
-              <w:left w:type="dxa" w:w="110"/>
-              <w:bottom w:type="dxa" w:w="50"/>
-              <w:right w:type="dxa" w:w="110"/>
-            </w:tcMar>
-          </w:tcPr>
-          <w:p>
-            <w:pPr>
-              <w:spacing w:before="28" w:after="28"/>
-            </w:pPr>
-            <w:r>
-              <w:rPr>
-                <w:sz w:val="15"/>
-                <w:szCs w:val="15"/>
-              </w:rPr>
-              <w:t xml:space="preserve"> </w:t>
-            </w:r>
-          </w:p>
-        </w:tc>
-        <w:tc>
-          <w:tcPr>
-            <w:tcW w:type="pct" w:w="694"/>
-            <w:tcMar>
-              <w:top w:type="dxa" w:w="50"/>
-              <w:left w:type="dxa" w:w="110"/>
-              <w:bottom w:type="dxa" w:w="50"/>
-              <w:right w:type="dxa" w:w="110"/>
-            </w:tcMar>
-          </w:tcPr>
-          <w:p>
-            <w:pPr>
-              <w:spacing w:before="28" w:after="28"/>
-            </w:pPr>
-            <w:r>
-              <w:rPr>
-                <w:sz w:val="15"/>
-                <w:szCs w:val="15"/>
-              </w:rPr>
-              <w:t xml:space="preserve">40</w:t>
             </w:r>
           </w:p>
         </w:tc>
@@ -12800,7 +12171,7 @@
                 <w:sz w:val="15"/>
                 <w:szCs w:val="15"/>
               </w:rPr>
-              <w:t xml:space="preserve"> </w:t>
+              <w:t xml:space="preserve">300</w:t>
             </w:r>
           </w:p>
         </w:tc>
@@ -12825,7 +12196,7 @@
                 <w:sz w:val="15"/>
                 <w:szCs w:val="15"/>
               </w:rPr>
-              <w:t xml:space="preserve">6</w:t>
+              <w:t xml:space="preserve"> </w:t>
             </w:r>
           </w:p>
         </w:tc>
@@ -12848,7 +12219,7 @@
                 <w:sz w:val="15"/>
                 <w:szCs w:val="15"/>
               </w:rPr>
-              <w:t xml:space="preserve">Jan 31</w:t>
+              <w:t xml:space="preserve"> </w:t>
             </w:r>
           </w:p>
         </w:tc>
@@ -12871,7 +12242,7 @@
                 <w:sz w:val="15"/>
                 <w:szCs w:val="15"/>
               </w:rPr>
-              <w:t xml:space="preserve">Retained earnings (dividends declared)</w:t>
+              <w:t xml:space="preserve">Cost of goods sold</w:t>
             </w:r>
           </w:p>
         </w:tc>
@@ -12894,7 +12265,7 @@
                 <w:sz w:val="15"/>
                 <w:szCs w:val="15"/>
               </w:rPr>
-              <w:t xml:space="preserve">50</w:t>
+              <w:t xml:space="preserve">180</w:t>
             </w:r>
           </w:p>
         </w:tc>
@@ -12991,7 +12362,7 @@
                 <w:sz w:val="15"/>
                 <w:szCs w:val="15"/>
               </w:rPr>
-              <w:t xml:space="preserve">Dividends payable</w:t>
+              <w:t xml:space="preserve">Inventory</w:t>
             </w:r>
           </w:p>
         </w:tc>
@@ -13039,7 +12410,7 @@
                 <w:sz w:val="15"/>
                 <w:szCs w:val="15"/>
               </w:rPr>
-              <w:t xml:space="preserve">50</w:t>
+              <w:t xml:space="preserve">180</w:t>
             </w:r>
           </w:p>
         </w:tc>
@@ -13110,121 +12481,8 @@
                 <w:sz w:val="15"/>
                 <w:szCs w:val="15"/>
               </w:rPr>
-              <w:t xml:space="preserve">The board declared a cash dividend, payable on February 15.</w:t>
-            </w:r>
-          </w:p>
-        </w:tc>
-        <w:tc>
-          <w:tcPr>
-            <w:tcW w:type="pct" w:w="694"/>
-            <w:tcMar>
-              <w:top w:type="dxa" w:w="50"/>
-              <w:left w:type="dxa" w:w="110"/>
-              <w:bottom w:type="dxa" w:w="50"/>
-              <w:right w:type="dxa" w:w="110"/>
-            </w:tcMar>
-          </w:tcPr>
-          <w:p>
-            <w:pPr>
-              <w:spacing w:before="28" w:after="28"/>
-            </w:pPr>
-            <w:r>
-              <w:rPr>
-                <w:sz w:val="15"/>
-                <w:szCs w:val="15"/>
-              </w:rPr>
-              <w:t xml:space="preserve"> </w:t>
-            </w:r>
-          </w:p>
-        </w:tc>
-        <w:tc>
-          <w:tcPr>
-            <w:tcW w:type="pct" w:w="694"/>
-            <w:tcMar>
-              <w:top w:type="dxa" w:w="50"/>
-              <w:left w:type="dxa" w:w="110"/>
-              <w:bottom w:type="dxa" w:w="50"/>
-              <w:right w:type="dxa" w:w="110"/>
-            </w:tcMar>
-          </w:tcPr>
-          <w:p>
-            <w:pPr>
-              <w:spacing w:before="28" w:after="28"/>
-            </w:pPr>
-            <w:r>
-              <w:rPr>
-                <w:sz w:val="15"/>
-                <w:szCs w:val="15"/>
-              </w:rPr>
-              <w:t xml:space="preserve"> </w:t>
-            </w:r>
-          </w:p>
-        </w:tc>
-      </w:tr>
-      <w:tr>
-        <w:tc>
-          <w:tcPr>
-            <w:tcW w:type="pct" w:w="694"/>
-            <w:shd w:fill="FBFAF6" w:val="clear"/>
-            <w:tcMar>
-              <w:top w:type="dxa" w:w="50"/>
-              <w:left w:type="dxa" w:w="110"/>
-              <w:bottom w:type="dxa" w:w="50"/>
-              <w:right w:type="dxa" w:w="110"/>
-            </w:tcMar>
-          </w:tcPr>
-          <w:p>
-            <w:pPr>
-              <w:spacing w:before="28" w:after="28"/>
-            </w:pPr>
-            <w:r>
-              <w:rPr>
-                <w:sz w:val="15"/>
-                <w:szCs w:val="15"/>
-              </w:rPr>
-              <w:t xml:space="preserve"> </w:t>
-            </w:r>
-          </w:p>
-        </w:tc>
-        <w:tc>
-          <w:tcPr>
-            <w:tcW w:type="pct" w:w="694"/>
-            <w:shd w:fill="FBFAF6" w:val="clear"/>
-            <w:tcMar>
-              <w:top w:type="dxa" w:w="50"/>
-              <w:left w:type="dxa" w:w="110"/>
-              <w:bottom w:type="dxa" w:w="50"/>
-              <w:right w:type="dxa" w:w="110"/>
-            </w:tcMar>
-          </w:tcPr>
-          <w:p>
-            <w:pPr>
-              <w:spacing w:before="28" w:after="28"/>
-            </w:pPr>
-            <w:r>
-              <w:rPr>
-                <w:sz w:val="15"/>
-                <w:szCs w:val="15"/>
-              </w:rPr>
-              <w:t xml:space="preserve"> </w:t>
-            </w:r>
-          </w:p>
-        </w:tc>
-        <w:tc>
-          <w:tcPr>
-            <w:tcW w:type="pct" w:w="2225"/>
-            <w:shd w:fill="FFFFFF" w:val="clear"/>
-            <w:tcMar>
-              <w:top w:type="dxa" w:w="50"/>
-              <w:left w:type="dxa" w:w="110"/>
-              <w:bottom w:type="dxa" w:w="50"/>
-              <w:right w:type="dxa" w:w="110"/>
-            </w:tcMar>
-          </w:tcPr>
-          <w:p>
-            <w:pPr>
-              <w:spacing w:before="46" w:after="46"/>
-            </w:pPr>
+              <w:t xml:space="preserve">Sold olive oil to GreenBasket Supermarkets on </w:t>
+            </w:r>
             <w:r>
               <w:rPr>
                 <w:b/>
@@ -13233,7 +12491,872 @@
                 <w:sz w:val="14"/>
                 <w:szCs w:val="14"/>
               </w:rPr>
-              <w:t xml:space="preserve">(23)</w:t>
+              <w:t xml:space="preserve"> (23) </w:t>
+            </w:r>
+            <w:r>
+              <w:rPr>
+                <w:u w:val="single"/>
+                <w:sz w:val="15"/>
+                <w:szCs w:val="15"/>
+              </w:rPr>
+              <w:t xml:space="preserve">              </w:t>
+            </w:r>
+            <w:r>
+              <w:rPr>
+                <w:sz w:val="15"/>
+                <w:szCs w:val="15"/>
+              </w:rPr>
+              <w:t xml:space="preserve"> </w:t>
+            </w:r>
+            <w:r>
+              <w:rPr>
+                <w:sz w:val="15"/>
+                <w:szCs w:val="15"/>
+              </w:rPr>
+              <w:t xml:space="preserve">. The goods had cost Orontes less than the selling price.</w:t>
+            </w:r>
+          </w:p>
+        </w:tc>
+        <w:tc>
+          <w:tcPr>
+            <w:tcW w:type="pct" w:w="694"/>
+            <w:tcMar>
+              <w:top w:type="dxa" w:w="50"/>
+              <w:left w:type="dxa" w:w="110"/>
+              <w:bottom w:type="dxa" w:w="50"/>
+              <w:right w:type="dxa" w:w="110"/>
+            </w:tcMar>
+          </w:tcPr>
+          <w:p>
+            <w:pPr>
+              <w:spacing w:before="28" w:after="28"/>
+            </w:pPr>
+            <w:r>
+              <w:rPr>
+                <w:sz w:val="15"/>
+                <w:szCs w:val="15"/>
+              </w:rPr>
+              <w:t xml:space="preserve"> </w:t>
+            </w:r>
+          </w:p>
+        </w:tc>
+        <w:tc>
+          <w:tcPr>
+            <w:tcW w:type="pct" w:w="694"/>
+            <w:tcMar>
+              <w:top w:type="dxa" w:w="50"/>
+              <w:left w:type="dxa" w:w="110"/>
+              <w:bottom w:type="dxa" w:w="50"/>
+              <w:right w:type="dxa" w:w="110"/>
+            </w:tcMar>
+          </w:tcPr>
+          <w:p>
+            <w:pPr>
+              <w:spacing w:before="28" w:after="28"/>
+            </w:pPr>
+            <w:r>
+              <w:rPr>
+                <w:sz w:val="15"/>
+                <w:szCs w:val="15"/>
+              </w:rPr>
+              <w:t xml:space="preserve"> </w:t>
+            </w:r>
+          </w:p>
+        </w:tc>
+      </w:tr>
+      <w:tr>
+        <w:tc>
+          <w:tcPr>
+            <w:tcW w:type="pct" w:w="694"/>
+            <w:shd w:fill="FBFAF6" w:val="clear"/>
+            <w:tcMar>
+              <w:top w:type="dxa" w:w="50"/>
+              <w:left w:type="dxa" w:w="110"/>
+              <w:bottom w:type="dxa" w:w="50"/>
+              <w:right w:type="dxa" w:w="110"/>
+            </w:tcMar>
+          </w:tcPr>
+          <w:p>
+            <w:pPr>
+              <w:spacing w:before="28" w:after="28"/>
+            </w:pPr>
+            <w:r>
+              <w:rPr>
+                <w:sz w:val="15"/>
+                <w:szCs w:val="15"/>
+              </w:rPr>
+              <w:t xml:space="preserve">5</w:t>
+            </w:r>
+          </w:p>
+        </w:tc>
+        <w:tc>
+          <w:tcPr>
+            <w:tcW w:type="pct" w:w="694"/>
+            <w:shd w:fill="FFFFFF" w:val="clear"/>
+            <w:tcMar>
+              <w:top w:type="dxa" w:w="50"/>
+              <w:left w:type="dxa" w:w="110"/>
+              <w:bottom w:type="dxa" w:w="50"/>
+              <w:right w:type="dxa" w:w="110"/>
+            </w:tcMar>
+          </w:tcPr>
+          <w:p>
+            <w:pPr>
+              <w:spacing w:before="46" w:after="46"/>
+            </w:pPr>
+            <w:r>
+              <w:rPr>
+                <w:b/>
+                <w:bCs/>
+                <w:color w:val="8186EF"/>
+                <w:sz w:val="14"/>
+                <w:szCs w:val="14"/>
+              </w:rPr>
+              <w:t xml:space="preserve">(24)</w:t>
+            </w:r>
+          </w:p>
+        </w:tc>
+        <w:tc>
+          <w:tcPr>
+            <w:tcW w:type="pct" w:w="2225"/>
+            <w:shd w:fill="FBFAF6" w:val="clear"/>
+            <w:tcMar>
+              <w:top w:type="dxa" w:w="50"/>
+              <w:left w:type="dxa" w:w="110"/>
+              <w:bottom w:type="dxa" w:w="50"/>
+              <w:right w:type="dxa" w:w="110"/>
+            </w:tcMar>
+          </w:tcPr>
+          <w:p>
+            <w:pPr>
+              <w:spacing w:before="28" w:after="28"/>
+            </w:pPr>
+            <w:r>
+              <w:rPr>
+                <w:sz w:val="15"/>
+                <w:szCs w:val="15"/>
+              </w:rPr>
+              <w:t xml:space="preserve">Wages expense</w:t>
+            </w:r>
+          </w:p>
+        </w:tc>
+        <w:tc>
+          <w:tcPr>
+            <w:tcW w:type="pct" w:w="694"/>
+            <w:shd w:fill="FBFAF6" w:val="clear"/>
+            <w:tcMar>
+              <w:top w:type="dxa" w:w="50"/>
+              <w:left w:type="dxa" w:w="110"/>
+              <w:bottom w:type="dxa" w:w="50"/>
+              <w:right w:type="dxa" w:w="110"/>
+            </w:tcMar>
+          </w:tcPr>
+          <w:p>
+            <w:pPr>
+              <w:spacing w:before="28" w:after="28"/>
+            </w:pPr>
+            <w:r>
+              <w:rPr>
+                <w:sz w:val="15"/>
+                <w:szCs w:val="15"/>
+              </w:rPr>
+              <w:t xml:space="preserve">40</w:t>
+            </w:r>
+          </w:p>
+        </w:tc>
+        <w:tc>
+          <w:tcPr>
+            <w:tcW w:type="pct" w:w="694"/>
+            <w:shd w:fill="FBFAF6" w:val="clear"/>
+            <w:tcMar>
+              <w:top w:type="dxa" w:w="50"/>
+              <w:left w:type="dxa" w:w="110"/>
+              <w:bottom w:type="dxa" w:w="50"/>
+              <w:right w:type="dxa" w:w="110"/>
+            </w:tcMar>
+          </w:tcPr>
+          <w:p>
+            <w:pPr>
+              <w:spacing w:before="28" w:after="28"/>
+            </w:pPr>
+            <w:r>
+              <w:rPr>
+                <w:sz w:val="15"/>
+                <w:szCs w:val="15"/>
+              </w:rPr>
+              <w:t xml:space="preserve"> </w:t>
+            </w:r>
+          </w:p>
+        </w:tc>
+      </w:tr>
+      <w:tr>
+        <w:tc>
+          <w:tcPr>
+            <w:tcW w:type="pct" w:w="694"/>
+            <w:tcMar>
+              <w:top w:type="dxa" w:w="50"/>
+              <w:left w:type="dxa" w:w="110"/>
+              <w:bottom w:type="dxa" w:w="50"/>
+              <w:right w:type="dxa" w:w="110"/>
+            </w:tcMar>
+          </w:tcPr>
+          <w:p>
+            <w:pPr>
+              <w:spacing w:before="28" w:after="28"/>
+            </w:pPr>
+            <w:r>
+              <w:rPr>
+                <w:sz w:val="15"/>
+                <w:szCs w:val="15"/>
+              </w:rPr>
+              <w:t xml:space="preserve"> </w:t>
+            </w:r>
+          </w:p>
+        </w:tc>
+        <w:tc>
+          <w:tcPr>
+            <w:tcW w:type="pct" w:w="694"/>
+            <w:tcMar>
+              <w:top w:type="dxa" w:w="50"/>
+              <w:left w:type="dxa" w:w="110"/>
+              <w:bottom w:type="dxa" w:w="50"/>
+              <w:right w:type="dxa" w:w="110"/>
+            </w:tcMar>
+          </w:tcPr>
+          <w:p>
+            <w:pPr>
+              <w:spacing w:before="28" w:after="28"/>
+            </w:pPr>
+            <w:r>
+              <w:rPr>
+                <w:sz w:val="15"/>
+                <w:szCs w:val="15"/>
+              </w:rPr>
+              <w:t xml:space="preserve"> </w:t>
+            </w:r>
+          </w:p>
+        </w:tc>
+        <w:tc>
+          <w:tcPr>
+            <w:tcW w:type="pct" w:w="2225"/>
+            <w:tcMar>
+              <w:top w:type="dxa" w:w="50"/>
+              <w:left w:type="dxa" w:w="110"/>
+              <w:bottom w:type="dxa" w:w="50"/>
+              <w:right w:type="dxa" w:w="110"/>
+            </w:tcMar>
+          </w:tcPr>
+          <w:p>
+            <w:pPr>
+              <w:spacing w:before="28" w:after="28"/>
+            </w:pPr>
+            <w:r>
+              <w:rPr>
+                <w:sz w:val="15"/>
+                <w:szCs w:val="15"/>
+              </w:rPr>
+              <w:t xml:space="preserve">Cash</w:t>
+            </w:r>
+          </w:p>
+        </w:tc>
+        <w:tc>
+          <w:tcPr>
+            <w:tcW w:type="pct" w:w="694"/>
+            <w:tcMar>
+              <w:top w:type="dxa" w:w="50"/>
+              <w:left w:type="dxa" w:w="110"/>
+              <w:bottom w:type="dxa" w:w="50"/>
+              <w:right w:type="dxa" w:w="110"/>
+            </w:tcMar>
+          </w:tcPr>
+          <w:p>
+            <w:pPr>
+              <w:spacing w:before="28" w:after="28"/>
+            </w:pPr>
+            <w:r>
+              <w:rPr>
+                <w:sz w:val="15"/>
+                <w:szCs w:val="15"/>
+              </w:rPr>
+              <w:t xml:space="preserve"> </w:t>
+            </w:r>
+          </w:p>
+        </w:tc>
+        <w:tc>
+          <w:tcPr>
+            <w:tcW w:type="pct" w:w="694"/>
+            <w:tcMar>
+              <w:top w:type="dxa" w:w="50"/>
+              <w:left w:type="dxa" w:w="110"/>
+              <w:bottom w:type="dxa" w:w="50"/>
+              <w:right w:type="dxa" w:w="110"/>
+            </w:tcMar>
+          </w:tcPr>
+          <w:p>
+            <w:pPr>
+              <w:spacing w:before="28" w:after="28"/>
+            </w:pPr>
+            <w:r>
+              <w:rPr>
+                <w:sz w:val="15"/>
+                <w:szCs w:val="15"/>
+              </w:rPr>
+              <w:t xml:space="preserve">40</w:t>
+            </w:r>
+          </w:p>
+        </w:tc>
+      </w:tr>
+      <w:tr>
+        <w:tc>
+          <w:tcPr>
+            <w:tcW w:type="pct" w:w="694"/>
+            <w:shd w:fill="FBFAF6" w:val="clear"/>
+            <w:tcMar>
+              <w:top w:type="dxa" w:w="50"/>
+              <w:left w:type="dxa" w:w="110"/>
+              <w:bottom w:type="dxa" w:w="50"/>
+              <w:right w:type="dxa" w:w="110"/>
+            </w:tcMar>
+          </w:tcPr>
+          <w:p>
+            <w:pPr>
+              <w:spacing w:before="28" w:after="28"/>
+            </w:pPr>
+            <w:r>
+              <w:rPr>
+                <w:sz w:val="15"/>
+                <w:szCs w:val="15"/>
+              </w:rPr>
+              <w:t xml:space="preserve"> </w:t>
+            </w:r>
+          </w:p>
+        </w:tc>
+        <w:tc>
+          <w:tcPr>
+            <w:tcW w:type="pct" w:w="694"/>
+            <w:shd w:fill="FBFAF6" w:val="clear"/>
+            <w:tcMar>
+              <w:top w:type="dxa" w:w="50"/>
+              <w:left w:type="dxa" w:w="110"/>
+              <w:bottom w:type="dxa" w:w="50"/>
+              <w:right w:type="dxa" w:w="110"/>
+            </w:tcMar>
+          </w:tcPr>
+          <w:p>
+            <w:pPr>
+              <w:spacing w:before="28" w:after="28"/>
+            </w:pPr>
+            <w:r>
+              <w:rPr>
+                <w:sz w:val="15"/>
+                <w:szCs w:val="15"/>
+              </w:rPr>
+              <w:t xml:space="preserve"> </w:t>
+            </w:r>
+          </w:p>
+        </w:tc>
+        <w:tc>
+          <w:tcPr>
+            <w:tcW w:type="pct" w:w="2225"/>
+            <w:shd w:fill="FBFAF6" w:val="clear"/>
+            <w:tcMar>
+              <w:top w:type="dxa" w:w="50"/>
+              <w:left w:type="dxa" w:w="110"/>
+              <w:bottom w:type="dxa" w:w="50"/>
+              <w:right w:type="dxa" w:w="110"/>
+            </w:tcMar>
+          </w:tcPr>
+          <w:p>
+            <w:pPr>
+              <w:spacing w:before="28" w:after="28"/>
+            </w:pPr>
+            <w:r>
+              <w:rPr>
+                <w:sz w:val="15"/>
+                <w:szCs w:val="15"/>
+              </w:rPr>
+              <w:t xml:space="preserve">Paid January wages to plant workers in cash.</w:t>
+            </w:r>
+          </w:p>
+        </w:tc>
+        <w:tc>
+          <w:tcPr>
+            <w:tcW w:type="pct" w:w="694"/>
+            <w:shd w:fill="FBFAF6" w:val="clear"/>
+            <w:tcMar>
+              <w:top w:type="dxa" w:w="50"/>
+              <w:left w:type="dxa" w:w="110"/>
+              <w:bottom w:type="dxa" w:w="50"/>
+              <w:right w:type="dxa" w:w="110"/>
+            </w:tcMar>
+          </w:tcPr>
+          <w:p>
+            <w:pPr>
+              <w:spacing w:before="28" w:after="28"/>
+            </w:pPr>
+            <w:r>
+              <w:rPr>
+                <w:sz w:val="15"/>
+                <w:szCs w:val="15"/>
+              </w:rPr>
+              <w:t xml:space="preserve"> </w:t>
+            </w:r>
+          </w:p>
+        </w:tc>
+        <w:tc>
+          <w:tcPr>
+            <w:tcW w:type="pct" w:w="694"/>
+            <w:shd w:fill="FBFAF6" w:val="clear"/>
+            <w:tcMar>
+              <w:top w:type="dxa" w:w="50"/>
+              <w:left w:type="dxa" w:w="110"/>
+              <w:bottom w:type="dxa" w:w="50"/>
+              <w:right w:type="dxa" w:w="110"/>
+            </w:tcMar>
+          </w:tcPr>
+          <w:p>
+            <w:pPr>
+              <w:spacing w:before="28" w:after="28"/>
+            </w:pPr>
+            <w:r>
+              <w:rPr>
+                <w:sz w:val="15"/>
+                <w:szCs w:val="15"/>
+              </w:rPr>
+              <w:t xml:space="preserve"> </w:t>
+            </w:r>
+          </w:p>
+        </w:tc>
+      </w:tr>
+      <w:tr>
+        <w:tc>
+          <w:tcPr>
+            <w:tcW w:type="pct" w:w="694"/>
+            <w:tcMar>
+              <w:top w:type="dxa" w:w="50"/>
+              <w:left w:type="dxa" w:w="110"/>
+              <w:bottom w:type="dxa" w:w="50"/>
+              <w:right w:type="dxa" w:w="110"/>
+            </w:tcMar>
+          </w:tcPr>
+          <w:p>
+            <w:pPr>
+              <w:spacing w:before="28" w:after="28"/>
+            </w:pPr>
+            <w:r>
+              <w:rPr>
+                <w:sz w:val="15"/>
+                <w:szCs w:val="15"/>
+              </w:rPr>
+              <w:t xml:space="preserve">6</w:t>
+            </w:r>
+          </w:p>
+        </w:tc>
+        <w:tc>
+          <w:tcPr>
+            <w:tcW w:type="pct" w:w="694"/>
+            <w:tcMar>
+              <w:top w:type="dxa" w:w="50"/>
+              <w:left w:type="dxa" w:w="110"/>
+              <w:bottom w:type="dxa" w:w="50"/>
+              <w:right w:type="dxa" w:w="110"/>
+            </w:tcMar>
+          </w:tcPr>
+          <w:p>
+            <w:pPr>
+              <w:spacing w:before="28" w:after="28"/>
+            </w:pPr>
+            <w:r>
+              <w:rPr>
+                <w:sz w:val="15"/>
+                <w:szCs w:val="15"/>
+              </w:rPr>
+              <w:t xml:space="preserve">Jan 31</w:t>
+            </w:r>
+          </w:p>
+        </w:tc>
+        <w:tc>
+          <w:tcPr>
+            <w:tcW w:type="pct" w:w="2225"/>
+            <w:tcMar>
+              <w:top w:type="dxa" w:w="50"/>
+              <w:left w:type="dxa" w:w="110"/>
+              <w:bottom w:type="dxa" w:w="50"/>
+              <w:right w:type="dxa" w:w="110"/>
+            </w:tcMar>
+          </w:tcPr>
+          <w:p>
+            <w:pPr>
+              <w:spacing w:before="28" w:after="28"/>
+            </w:pPr>
+            <w:r>
+              <w:rPr>
+                <w:sz w:val="15"/>
+                <w:szCs w:val="15"/>
+              </w:rPr>
+              <w:t xml:space="preserve">Retained earnings (dividends declared)</w:t>
+            </w:r>
+          </w:p>
+        </w:tc>
+        <w:tc>
+          <w:tcPr>
+            <w:tcW w:type="pct" w:w="694"/>
+            <w:tcMar>
+              <w:top w:type="dxa" w:w="50"/>
+              <w:left w:type="dxa" w:w="110"/>
+              <w:bottom w:type="dxa" w:w="50"/>
+              <w:right w:type="dxa" w:w="110"/>
+            </w:tcMar>
+          </w:tcPr>
+          <w:p>
+            <w:pPr>
+              <w:spacing w:before="28" w:after="28"/>
+            </w:pPr>
+            <w:r>
+              <w:rPr>
+                <w:sz w:val="15"/>
+                <w:szCs w:val="15"/>
+              </w:rPr>
+              <w:t xml:space="preserve">50</w:t>
+            </w:r>
+          </w:p>
+        </w:tc>
+        <w:tc>
+          <w:tcPr>
+            <w:tcW w:type="pct" w:w="694"/>
+            <w:tcMar>
+              <w:top w:type="dxa" w:w="50"/>
+              <w:left w:type="dxa" w:w="110"/>
+              <w:bottom w:type="dxa" w:w="50"/>
+              <w:right w:type="dxa" w:w="110"/>
+            </w:tcMar>
+          </w:tcPr>
+          <w:p>
+            <w:pPr>
+              <w:spacing w:before="28" w:after="28"/>
+            </w:pPr>
+            <w:r>
+              <w:rPr>
+                <w:sz w:val="15"/>
+                <w:szCs w:val="15"/>
+              </w:rPr>
+              <w:t xml:space="preserve"> </w:t>
+            </w:r>
+          </w:p>
+        </w:tc>
+      </w:tr>
+      <w:tr>
+        <w:tc>
+          <w:tcPr>
+            <w:tcW w:type="pct" w:w="694"/>
+            <w:shd w:fill="FBFAF6" w:val="clear"/>
+            <w:tcMar>
+              <w:top w:type="dxa" w:w="50"/>
+              <w:left w:type="dxa" w:w="110"/>
+              <w:bottom w:type="dxa" w:w="50"/>
+              <w:right w:type="dxa" w:w="110"/>
+            </w:tcMar>
+          </w:tcPr>
+          <w:p>
+            <w:pPr>
+              <w:spacing w:before="28" w:after="28"/>
+            </w:pPr>
+            <w:r>
+              <w:rPr>
+                <w:sz w:val="15"/>
+                <w:szCs w:val="15"/>
+              </w:rPr>
+              <w:t xml:space="preserve"> </w:t>
+            </w:r>
+          </w:p>
+        </w:tc>
+        <w:tc>
+          <w:tcPr>
+            <w:tcW w:type="pct" w:w="694"/>
+            <w:shd w:fill="FBFAF6" w:val="clear"/>
+            <w:tcMar>
+              <w:top w:type="dxa" w:w="50"/>
+              <w:left w:type="dxa" w:w="110"/>
+              <w:bottom w:type="dxa" w:w="50"/>
+              <w:right w:type="dxa" w:w="110"/>
+            </w:tcMar>
+          </w:tcPr>
+          <w:p>
+            <w:pPr>
+              <w:spacing w:before="28" w:after="28"/>
+            </w:pPr>
+            <w:r>
+              <w:rPr>
+                <w:sz w:val="15"/>
+                <w:szCs w:val="15"/>
+              </w:rPr>
+              <w:t xml:space="preserve"> </w:t>
+            </w:r>
+          </w:p>
+        </w:tc>
+        <w:tc>
+          <w:tcPr>
+            <w:tcW w:type="pct" w:w="2225"/>
+            <w:shd w:fill="FBFAF6" w:val="clear"/>
+            <w:tcMar>
+              <w:top w:type="dxa" w:w="50"/>
+              <w:left w:type="dxa" w:w="110"/>
+              <w:bottom w:type="dxa" w:w="50"/>
+              <w:right w:type="dxa" w:w="110"/>
+            </w:tcMar>
+          </w:tcPr>
+          <w:p>
+            <w:pPr>
+              <w:spacing w:before="28" w:after="28"/>
+            </w:pPr>
+            <w:r>
+              <w:rPr>
+                <w:sz w:val="15"/>
+                <w:szCs w:val="15"/>
+              </w:rPr>
+              <w:t xml:space="preserve">Dividends payable</w:t>
+            </w:r>
+          </w:p>
+        </w:tc>
+        <w:tc>
+          <w:tcPr>
+            <w:tcW w:type="pct" w:w="694"/>
+            <w:shd w:fill="FBFAF6" w:val="clear"/>
+            <w:tcMar>
+              <w:top w:type="dxa" w:w="50"/>
+              <w:left w:type="dxa" w:w="110"/>
+              <w:bottom w:type="dxa" w:w="50"/>
+              <w:right w:type="dxa" w:w="110"/>
+            </w:tcMar>
+          </w:tcPr>
+          <w:p>
+            <w:pPr>
+              <w:spacing w:before="28" w:after="28"/>
+            </w:pPr>
+            <w:r>
+              <w:rPr>
+                <w:sz w:val="15"/>
+                <w:szCs w:val="15"/>
+              </w:rPr>
+              <w:t xml:space="preserve"> </w:t>
+            </w:r>
+          </w:p>
+        </w:tc>
+        <w:tc>
+          <w:tcPr>
+            <w:tcW w:type="pct" w:w="694"/>
+            <w:shd w:fill="FBFAF6" w:val="clear"/>
+            <w:tcMar>
+              <w:top w:type="dxa" w:w="50"/>
+              <w:left w:type="dxa" w:w="110"/>
+              <w:bottom w:type="dxa" w:w="50"/>
+              <w:right w:type="dxa" w:w="110"/>
+            </w:tcMar>
+          </w:tcPr>
+          <w:p>
+            <w:pPr>
+              <w:spacing w:before="28" w:after="28"/>
+            </w:pPr>
+            <w:r>
+              <w:rPr>
+                <w:sz w:val="15"/>
+                <w:szCs w:val="15"/>
+              </w:rPr>
+              <w:t xml:space="preserve">50</w:t>
+            </w:r>
+          </w:p>
+        </w:tc>
+      </w:tr>
+      <w:tr>
+        <w:tc>
+          <w:tcPr>
+            <w:tcW w:type="pct" w:w="694"/>
+            <w:tcMar>
+              <w:top w:type="dxa" w:w="50"/>
+              <w:left w:type="dxa" w:w="110"/>
+              <w:bottom w:type="dxa" w:w="50"/>
+              <w:right w:type="dxa" w:w="110"/>
+            </w:tcMar>
+          </w:tcPr>
+          <w:p>
+            <w:pPr>
+              <w:spacing w:before="28" w:after="28"/>
+            </w:pPr>
+            <w:r>
+              <w:rPr>
+                <w:sz w:val="15"/>
+                <w:szCs w:val="15"/>
+              </w:rPr>
+              <w:t xml:space="preserve"> </w:t>
+            </w:r>
+          </w:p>
+        </w:tc>
+        <w:tc>
+          <w:tcPr>
+            <w:tcW w:type="pct" w:w="694"/>
+            <w:tcMar>
+              <w:top w:type="dxa" w:w="50"/>
+              <w:left w:type="dxa" w:w="110"/>
+              <w:bottom w:type="dxa" w:w="50"/>
+              <w:right w:type="dxa" w:w="110"/>
+            </w:tcMar>
+          </w:tcPr>
+          <w:p>
+            <w:pPr>
+              <w:spacing w:before="28" w:after="28"/>
+            </w:pPr>
+            <w:r>
+              <w:rPr>
+                <w:sz w:val="15"/>
+                <w:szCs w:val="15"/>
+              </w:rPr>
+              <w:t xml:space="preserve"> </w:t>
+            </w:r>
+          </w:p>
+        </w:tc>
+        <w:tc>
+          <w:tcPr>
+            <w:tcW w:type="pct" w:w="2225"/>
+            <w:tcMar>
+              <w:top w:type="dxa" w:w="50"/>
+              <w:left w:type="dxa" w:w="110"/>
+              <w:bottom w:type="dxa" w:w="50"/>
+              <w:right w:type="dxa" w:w="110"/>
+            </w:tcMar>
+          </w:tcPr>
+          <w:p>
+            <w:pPr>
+              <w:spacing w:before="28" w:after="28"/>
+            </w:pPr>
+            <w:r>
+              <w:rPr>
+                <w:sz w:val="15"/>
+                <w:szCs w:val="15"/>
+              </w:rPr>
+              <w:t xml:space="preserve">The board declared a cash dividend, payable on February 15.</w:t>
+            </w:r>
+          </w:p>
+        </w:tc>
+        <w:tc>
+          <w:tcPr>
+            <w:tcW w:type="pct" w:w="694"/>
+            <w:tcMar>
+              <w:top w:type="dxa" w:w="50"/>
+              <w:left w:type="dxa" w:w="110"/>
+              <w:bottom w:type="dxa" w:w="50"/>
+              <w:right w:type="dxa" w:w="110"/>
+            </w:tcMar>
+          </w:tcPr>
+          <w:p>
+            <w:pPr>
+              <w:spacing w:before="28" w:after="28"/>
+            </w:pPr>
+            <w:r>
+              <w:rPr>
+                <w:sz w:val="15"/>
+                <w:szCs w:val="15"/>
+              </w:rPr>
+              <w:t xml:space="preserve"> </w:t>
+            </w:r>
+          </w:p>
+        </w:tc>
+        <w:tc>
+          <w:tcPr>
+            <w:tcW w:type="pct" w:w="694"/>
+            <w:tcMar>
+              <w:top w:type="dxa" w:w="50"/>
+              <w:left w:type="dxa" w:w="110"/>
+              <w:bottom w:type="dxa" w:w="50"/>
+              <w:right w:type="dxa" w:w="110"/>
+            </w:tcMar>
+          </w:tcPr>
+          <w:p>
+            <w:pPr>
+              <w:spacing w:before="28" w:after="28"/>
+            </w:pPr>
+            <w:r>
+              <w:rPr>
+                <w:sz w:val="15"/>
+                <w:szCs w:val="15"/>
+              </w:rPr>
+              <w:t xml:space="preserve"> </w:t>
+            </w:r>
+          </w:p>
+        </w:tc>
+      </w:tr>
+      <w:tr>
+        <w:tc>
+          <w:tcPr>
+            <w:tcW w:type="pct" w:w="694"/>
+            <w:shd w:fill="FBFAF6" w:val="clear"/>
+            <w:tcMar>
+              <w:top w:type="dxa" w:w="50"/>
+              <w:left w:type="dxa" w:w="110"/>
+              <w:bottom w:type="dxa" w:w="50"/>
+              <w:right w:type="dxa" w:w="110"/>
+            </w:tcMar>
+          </w:tcPr>
+          <w:p>
+            <w:pPr>
+              <w:spacing w:before="28" w:after="28"/>
+            </w:pPr>
+            <w:r>
+              <w:rPr>
+                <w:sz w:val="15"/>
+                <w:szCs w:val="15"/>
+              </w:rPr>
+              <w:t xml:space="preserve"> </w:t>
+            </w:r>
+          </w:p>
+        </w:tc>
+        <w:tc>
+          <w:tcPr>
+            <w:tcW w:type="pct" w:w="694"/>
+            <w:shd w:fill="FBFAF6" w:val="clear"/>
+            <w:tcMar>
+              <w:top w:type="dxa" w:w="50"/>
+              <w:left w:type="dxa" w:w="110"/>
+              <w:bottom w:type="dxa" w:w="50"/>
+              <w:right w:type="dxa" w:w="110"/>
+            </w:tcMar>
+          </w:tcPr>
+          <w:p>
+            <w:pPr>
+              <w:spacing w:before="28" w:after="28"/>
+            </w:pPr>
+            <w:r>
+              <w:rPr>
+                <w:sz w:val="15"/>
+                <w:szCs w:val="15"/>
+              </w:rPr>
+              <w:t xml:space="preserve"> </w:t>
+            </w:r>
+          </w:p>
+        </w:tc>
+        <w:tc>
+          <w:tcPr>
+            <w:tcW w:type="pct" w:w="2225"/>
+            <w:shd w:fill="FFFFFF" w:val="clear"/>
+            <w:tcMar>
+              <w:top w:type="dxa" w:w="50"/>
+              <w:left w:type="dxa" w:w="110"/>
+              <w:bottom w:type="dxa" w:w="50"/>
+              <w:right w:type="dxa" w:w="110"/>
+            </w:tcMar>
+          </w:tcPr>
+          <w:p>
+            <w:pPr>
+              <w:spacing w:before="46" w:after="46"/>
+            </w:pPr>
+            <w:r>
+              <w:rPr>
+                <w:b/>
+                <w:bCs/>
+                <w:color w:val="8186EF"/>
+                <w:sz w:val="14"/>
+                <w:szCs w:val="14"/>
+              </w:rPr>
+              <w:t xml:space="preserve">(25)</w:t>
             </w:r>
           </w:p>
         </w:tc>
@@ -13343,7 +13466,7 @@
                 <w:sz w:val="16"/>
                 <w:szCs w:val="16"/>
               </w:rPr>
-              <w:t xml:space="preserve">Common stock   ·   Sales revenue   ·   Jan 2   ·   Jan 10   ·   Dividends payable   ·   Paid January wages to plant workers in cash.   ·   Totals   ·   Wages expense   ·   Jan 18</w:t>
+              <w:t xml:space="preserve">Totals   ·   Jan 5   ·   credit   ·   bottling   ·   Jan 31   ·   Borrowed   ·   Equipment   ·   Sales revenue   ·   Accounts receivable   ·   Cash   ·   conceptual framework</w:t>
             </w:r>
           </w:p>
         </w:tc>
@@ -13382,7 +13505,7 @@
           <w:sz w:val="16"/>
           <w:szCs w:val="16"/>
         </w:rPr>
-        <w:t xml:space="preserve">      gaps 24–31</w:t>
+        <w:t xml:space="preserve">      gaps 26–33</w:t>
       </w:r>
     </w:p>
     <w:p>
@@ -13405,7 +13528,7 @@
           <w:sz w:val="15"/>
           <w:szCs w:val="15"/>
         </w:rPr>
-        <w:t xml:space="preserve"> (24) </w:t>
+        <w:t xml:space="preserve"> (26) </w:t>
       </w:r>
       <w:r>
         <w:rPr>
@@ -13451,7 +13574,7 @@
           <w:sz w:val="15"/>
           <w:szCs w:val="15"/>
         </w:rPr>
-        <w:t xml:space="preserve"> (25) </w:t>
+        <w:t xml:space="preserve"> (27) </w:t>
       </w:r>
       <w:r>
         <w:rPr>
@@ -13497,7 +13620,7 @@
           <w:sz w:val="15"/>
           <w:szCs w:val="15"/>
         </w:rPr>
-        <w:t xml:space="preserve"> (26) </w:t>
+        <w:t xml:space="preserve"> (28) </w:t>
       </w:r>
       <w:r>
         <w:rPr>
@@ -13543,7 +13666,7 @@
           <w:sz w:val="15"/>
           <w:szCs w:val="15"/>
         </w:rPr>
-        <w:t xml:space="preserve"> (27) </w:t>
+        <w:t xml:space="preserve"> (29) </w:t>
       </w:r>
       <w:r>
         <w:rPr>
@@ -13582,7 +13705,7 @@
           <w:sz w:val="15"/>
           <w:szCs w:val="15"/>
         </w:rPr>
-        <w:t xml:space="preserve"> (28) </w:t>
+        <w:t xml:space="preserve"> (30) </w:t>
       </w:r>
       <w:r>
         <w:rPr>
@@ -13621,7 +13744,7 @@
           <w:sz w:val="15"/>
           <w:szCs w:val="15"/>
         </w:rPr>
-        <w:t xml:space="preserve"> (29) </w:t>
+        <w:t xml:space="preserve"> (31) </w:t>
       </w:r>
       <w:r>
         <w:rPr>
@@ -13660,7 +13783,7 @@
           <w:sz w:val="15"/>
           <w:szCs w:val="15"/>
         </w:rPr>
-        <w:t xml:space="preserve"> (30) </w:t>
+        <w:t xml:space="preserve"> (32) </w:t>
       </w:r>
       <w:r>
         <w:rPr>
@@ -13699,7 +13822,7 @@
           <w:sz w:val="15"/>
           <w:szCs w:val="15"/>
         </w:rPr>
-        <w:t xml:space="preserve"> (31) </w:t>
+        <w:t xml:space="preserve"> (33) </w:t>
       </w:r>
       <w:r>
         <w:rPr>
@@ -13853,7 +13976,7 @@
           <w:sz w:val="16"/>
           <w:szCs w:val="16"/>
         </w:rPr>
-        <w:t xml:space="preserve">      gaps 32–35</w:t>
+        <w:t xml:space="preserve">      gaps 34–37</w:t>
       </w:r>
     </w:p>
     <w:p>
@@ -13876,7 +13999,7 @@
           <w:sz w:val="15"/>
           <w:szCs w:val="15"/>
         </w:rPr>
-        <w:t xml:space="preserve"> (32) </w:t>
+        <w:t xml:space="preserve"> (34) </w:t>
       </w:r>
       <w:r>
         <w:rPr>
@@ -13915,7 +14038,7 @@
           <w:sz w:val="15"/>
           <w:szCs w:val="15"/>
         </w:rPr>
-        <w:t xml:space="preserve"> (33) </w:t>
+        <w:t xml:space="preserve"> (35) </w:t>
       </w:r>
       <w:r>
         <w:rPr>
@@ -13954,7 +14077,7 @@
           <w:sz w:val="15"/>
           <w:szCs w:val="15"/>
         </w:rPr>
-        <w:t xml:space="preserve"> (34) </w:t>
+        <w:t xml:space="preserve"> (36) </w:t>
       </w:r>
       <w:r>
         <w:rPr>
@@ -13993,7 +14116,7 @@
           <w:sz w:val="15"/>
           <w:szCs w:val="15"/>
         </w:rPr>
-        <w:t xml:space="preserve"> (35) </w:t>
+        <w:t xml:space="preserve"> (37) </w:t>
       </w:r>
       <w:r>
         <w:rPr>
@@ -14161,7 +14284,7 @@
           <w:sz w:val="16"/>
           <w:szCs w:val="16"/>
         </w:rPr>
-        <w:t xml:space="preserve">      gaps 36–37</w:t>
+        <w:t xml:space="preserve">      gaps 38–39</w:t>
       </w:r>
     </w:p>
     <w:p>
@@ -14184,7 +14307,7 @@
           <w:sz w:val="15"/>
           <w:szCs w:val="15"/>
         </w:rPr>
-        <w:t xml:space="preserve"> (36) </w:t>
+        <w:t xml:space="preserve"> (38) </w:t>
       </w:r>
       <w:r>
         <w:rPr>
@@ -14223,7 +14346,7 @@
           <w:sz w:val="15"/>
           <w:szCs w:val="15"/>
         </w:rPr>
-        <w:t xml:space="preserve"> (37) </w:t>
+        <w:t xml:space="preserve"> (39) </w:t>
       </w:r>
       <w:r>
         <w:rPr>
@@ -14384,7 +14507,7 @@
           <w:sz w:val="16"/>
           <w:szCs w:val="16"/>
         </w:rPr>
-        <w:t xml:space="preserve">      gaps 38–39</w:t>
+        <w:t xml:space="preserve">      gaps 40–41</w:t>
       </w:r>
     </w:p>
     <w:p>
@@ -14407,7 +14530,7 @@
           <w:sz w:val="15"/>
           <w:szCs w:val="15"/>
         </w:rPr>
-        <w:t xml:space="preserve"> (38) </w:t>
+        <w:t xml:space="preserve"> (40) </w:t>
       </w:r>
       <w:r>
         <w:rPr>
@@ -14446,7 +14569,7 @@
           <w:sz w:val="15"/>
           <w:szCs w:val="15"/>
         </w:rPr>
-        <w:t xml:space="preserve"> (39) </w:t>
+        <w:t xml:space="preserve"> (41) </w:t>
       </w:r>
       <w:r>
         <w:rPr>
@@ -15671,14 +15794,14 @@
                 <w:sz w:val="16"/>
                 <w:szCs w:val="16"/>
               </w:rPr>
-              <w:t xml:space="preserve">22  </w:t>
-            </w:r>
-            <w:r>
-              <w:rPr>
-                <w:sz w:val="16"/>
-                <w:szCs w:val="16"/>
-              </w:rPr>
-              <w:t xml:space="preserve">Paid January wages to plant workers in cash.</w:t>
+              <w:t xml:space="preserve">23  </w:t>
+            </w:r>
+            <w:r>
+              <w:rPr>
+                <w:sz w:val="16"/>
+                <w:szCs w:val="16"/>
+              </w:rPr>
+              <w:t xml:space="preserve">credit</w:t>
             </w:r>
           </w:p>
         </w:tc>
@@ -15739,14 +15862,14 @@
                 <w:sz w:val="16"/>
                 <w:szCs w:val="16"/>
               </w:rPr>
-              <w:t xml:space="preserve">23  </w:t>
-            </w:r>
-            <w:r>
-              <w:rPr>
-                <w:sz w:val="16"/>
-                <w:szCs w:val="16"/>
-              </w:rPr>
-              <w:t xml:space="preserve">Totals</w:t>
+              <w:t xml:space="preserve">24  </w:t>
+            </w:r>
+            <w:r>
+              <w:rPr>
+                <w:sz w:val="16"/>
+                <w:szCs w:val="16"/>
+              </w:rPr>
+              <w:t xml:space="preserve">Jan 31</w:t>
             </w:r>
           </w:p>
         </w:tc>
@@ -15807,14 +15930,14 @@
                 <w:sz w:val="16"/>
                 <w:szCs w:val="16"/>
               </w:rPr>
-              <w:t xml:space="preserve">24  </w:t>
-            </w:r>
-            <w:r>
-              <w:rPr>
-                <w:sz w:val="16"/>
-                <w:szCs w:val="16"/>
-              </w:rPr>
-              <w:t xml:space="preserve">credits</w:t>
+              <w:t xml:space="preserve">25  </w:t>
+            </w:r>
+            <w:r>
+              <w:rPr>
+                <w:sz w:val="16"/>
+                <w:szCs w:val="16"/>
+              </w:rPr>
+              <w:t xml:space="preserve">Totals</w:t>
             </w:r>
           </w:p>
         </w:tc>
@@ -15875,14 +15998,14 @@
                 <w:sz w:val="16"/>
                 <w:szCs w:val="16"/>
               </w:rPr>
-              <w:t xml:space="preserve">25  </w:t>
-            </w:r>
-            <w:r>
-              <w:rPr>
-                <w:sz w:val="16"/>
-                <w:szCs w:val="16"/>
-              </w:rPr>
-              <w:t xml:space="preserve">points</w:t>
+              <w:t xml:space="preserve">26  </w:t>
+            </w:r>
+            <w:r>
+              <w:rPr>
+                <w:sz w:val="16"/>
+                <w:szCs w:val="16"/>
+              </w:rPr>
+              <w:t xml:space="preserve">credits</w:t>
             </w:r>
           </w:p>
         </w:tc>
@@ -15943,14 +16066,14 @@
                 <w:sz w:val="16"/>
                 <w:szCs w:val="16"/>
               </w:rPr>
-              <w:t xml:space="preserve">26  </w:t>
-            </w:r>
-            <w:r>
-              <w:rPr>
-                <w:sz w:val="16"/>
-                <w:szCs w:val="16"/>
-              </w:rPr>
-              <w:t xml:space="preserve">financing</w:t>
+              <w:t xml:space="preserve">27  </w:t>
+            </w:r>
+            <w:r>
+              <w:rPr>
+                <w:sz w:val="16"/>
+                <w:szCs w:val="16"/>
+              </w:rPr>
+              <w:t xml:space="preserve">points</w:t>
             </w:r>
           </w:p>
         </w:tc>
@@ -16011,14 +16134,14 @@
                 <w:sz w:val="16"/>
                 <w:szCs w:val="16"/>
               </w:rPr>
-              <w:t xml:space="preserve">27  </w:t>
-            </w:r>
-            <w:r>
-              <w:rPr>
-                <w:sz w:val="16"/>
-                <w:szCs w:val="16"/>
-              </w:rPr>
-              <w:t xml:space="preserve">delivers</w:t>
+              <w:t xml:space="preserve">28  </w:t>
+            </w:r>
+            <w:r>
+              <w:rPr>
+                <w:sz w:val="16"/>
+                <w:szCs w:val="16"/>
+              </w:rPr>
+              <w:t xml:space="preserve">financing</w:t>
             </w:r>
           </w:p>
         </w:tc>
@@ -16079,14 +16202,14 @@
                 <w:sz w:val="16"/>
                 <w:szCs w:val="16"/>
               </w:rPr>
-              <w:t xml:space="preserve">28  </w:t>
-            </w:r>
-            <w:r>
-              <w:rPr>
-                <w:sz w:val="16"/>
-                <w:szCs w:val="16"/>
-              </w:rPr>
-              <w:t xml:space="preserve">liability</w:t>
+              <w:t xml:space="preserve">29  </w:t>
+            </w:r>
+            <w:r>
+              <w:rPr>
+                <w:sz w:val="16"/>
+                <w:szCs w:val="16"/>
+              </w:rPr>
+              <w:t xml:space="preserve">delivers</w:t>
             </w:r>
           </w:p>
         </w:tc>
@@ -16147,14 +16270,14 @@
                 <w:sz w:val="16"/>
                 <w:szCs w:val="16"/>
               </w:rPr>
-              <w:t xml:space="preserve">29  </w:t>
-            </w:r>
-            <w:r>
-              <w:rPr>
-                <w:sz w:val="16"/>
-                <w:szCs w:val="16"/>
-              </w:rPr>
-              <w:t xml:space="preserve">February</w:t>
+              <w:t xml:space="preserve">30  </w:t>
+            </w:r>
+            <w:r>
+              <w:rPr>
+                <w:sz w:val="16"/>
+                <w:szCs w:val="16"/>
+              </w:rPr>
+              <w:t xml:space="preserve">liability</w:t>
             </w:r>
           </w:p>
         </w:tc>
@@ -16215,14 +16338,14 @@
                 <w:sz w:val="16"/>
                 <w:szCs w:val="16"/>
               </w:rPr>
-              <w:t xml:space="preserve">30  </w:t>
-            </w:r>
-            <w:r>
-              <w:rPr>
-                <w:sz w:val="16"/>
-                <w:szCs w:val="16"/>
-              </w:rPr>
-              <w:t xml:space="preserve">equation</w:t>
+              <w:t xml:space="preserve">31  </w:t>
+            </w:r>
+            <w:r>
+              <w:rPr>
+                <w:sz w:val="16"/>
+                <w:szCs w:val="16"/>
+              </w:rPr>
+              <w:t xml:space="preserve">February</w:t>
             </w:r>
           </w:p>
         </w:tc>
@@ -16283,14 +16406,14 @@
                 <w:sz w:val="16"/>
                 <w:szCs w:val="16"/>
               </w:rPr>
-              <w:t xml:space="preserve">31  </w:t>
-            </w:r>
-            <w:r>
-              <w:rPr>
-                <w:sz w:val="16"/>
-                <w:szCs w:val="16"/>
-              </w:rPr>
-              <w:t xml:space="preserve">equity</w:t>
+              <w:t xml:space="preserve">32  </w:t>
+            </w:r>
+            <w:r>
+              <w:rPr>
+                <w:sz w:val="16"/>
+                <w:szCs w:val="16"/>
+              </w:rPr>
+              <w:t xml:space="preserve">equation</w:t>
             </w:r>
           </w:p>
         </w:tc>
@@ -16351,14 +16474,14 @@
                 <w:sz w:val="16"/>
                 <w:szCs w:val="16"/>
               </w:rPr>
-              <w:t xml:space="preserve">32  </w:t>
-            </w:r>
-            <w:r>
-              <w:rPr>
-                <w:sz w:val="16"/>
-                <w:szCs w:val="16"/>
-              </w:rPr>
-              <w:t xml:space="preserve">dividend</w:t>
+              <w:t xml:space="preserve">33  </w:t>
+            </w:r>
+            <w:r>
+              <w:rPr>
+                <w:sz w:val="16"/>
+                <w:szCs w:val="16"/>
+              </w:rPr>
+              <w:t xml:space="preserve">equity</w:t>
             </w:r>
           </w:p>
         </w:tc>
@@ -16419,14 +16542,14 @@
                 <w:sz w:val="16"/>
                 <w:szCs w:val="16"/>
               </w:rPr>
-              <w:t xml:space="preserve">33  </w:t>
-            </w:r>
-            <w:r>
-              <w:rPr>
-                <w:sz w:val="16"/>
-                <w:szCs w:val="16"/>
-              </w:rPr>
-              <w:t xml:space="preserve">retained</w:t>
+              <w:t xml:space="preserve">34  </w:t>
+            </w:r>
+            <w:r>
+              <w:rPr>
+                <w:sz w:val="16"/>
+                <w:szCs w:val="16"/>
+              </w:rPr>
+              <w:t xml:space="preserve">dividend</w:t>
             </w:r>
           </w:p>
         </w:tc>
@@ -16487,14 +16610,14 @@
                 <w:sz w:val="16"/>
                 <w:szCs w:val="16"/>
               </w:rPr>
-              <w:t xml:space="preserve">34  </w:t>
-            </w:r>
-            <w:r>
-              <w:rPr>
-                <w:sz w:val="16"/>
-                <w:szCs w:val="16"/>
-              </w:rPr>
-              <w:t xml:space="preserve">revenue</w:t>
+              <w:t xml:space="preserve">35  </w:t>
+            </w:r>
+            <w:r>
+              <w:rPr>
+                <w:sz w:val="16"/>
+                <w:szCs w:val="16"/>
+              </w:rPr>
+              <w:t xml:space="preserve">retained</w:t>
             </w:r>
           </w:p>
         </w:tc>
@@ -16555,14 +16678,14 @@
                 <w:sz w:val="16"/>
                 <w:szCs w:val="16"/>
               </w:rPr>
-              <w:t xml:space="preserve">35  </w:t>
-            </w:r>
-            <w:r>
-              <w:rPr>
-                <w:sz w:val="16"/>
-                <w:szCs w:val="16"/>
-              </w:rPr>
-              <w:t xml:space="preserve">Buying</w:t>
+              <w:t xml:space="preserve">36  </w:t>
+            </w:r>
+            <w:r>
+              <w:rPr>
+                <w:sz w:val="16"/>
+                <w:szCs w:val="16"/>
+              </w:rPr>
+              <w:t xml:space="preserve">revenue</w:t>
             </w:r>
           </w:p>
         </w:tc>
@@ -16623,14 +16746,14 @@
                 <w:sz w:val="16"/>
                 <w:szCs w:val="16"/>
               </w:rPr>
-              <w:t xml:space="preserve">36  </w:t>
-            </w:r>
-            <w:r>
-              <w:rPr>
-                <w:sz w:val="16"/>
-                <w:szCs w:val="16"/>
-              </w:rPr>
-              <w:t xml:space="preserve">transactions</w:t>
+              <w:t xml:space="preserve">37  </w:t>
+            </w:r>
+            <w:r>
+              <w:rPr>
+                <w:sz w:val="16"/>
+                <w:szCs w:val="16"/>
+              </w:rPr>
+              <w:t xml:space="preserve">Buying</w:t>
             </w:r>
           </w:p>
         </w:tc>
@@ -16665,7 +16788,7 @@
                 <w:sz w:val="16"/>
                 <w:szCs w:val="16"/>
               </w:rPr>
-              <w:t xml:space="preserve">Jan 2</w:t>
+              <w:t xml:space="preserve">Jan 5</w:t>
             </w:r>
           </w:p>
         </w:tc>
@@ -16691,14 +16814,14 @@
                 <w:sz w:val="16"/>
                 <w:szCs w:val="16"/>
               </w:rPr>
-              <w:t xml:space="preserve">37  </w:t>
-            </w:r>
-            <w:r>
-              <w:rPr>
-                <w:sz w:val="16"/>
-                <w:szCs w:val="16"/>
-              </w:rPr>
-              <w:t xml:space="preserve">Complete</w:t>
+              <w:t xml:space="preserve">38  </w:t>
+            </w:r>
+            <w:r>
+              <w:rPr>
+                <w:sz w:val="16"/>
+                <w:szCs w:val="16"/>
+              </w:rPr>
+              <w:t xml:space="preserve">transactions</w:t>
             </w:r>
           </w:p>
         </w:tc>
@@ -16733,7 +16856,7 @@
                 <w:sz w:val="16"/>
                 <w:szCs w:val="16"/>
               </w:rPr>
-              <w:t xml:space="preserve">Common stock</w:t>
+              <w:t xml:space="preserve">Borrowed</w:t>
             </w:r>
           </w:p>
         </w:tc>
@@ -16759,14 +16882,14 @@
                 <w:sz w:val="16"/>
                 <w:szCs w:val="16"/>
               </w:rPr>
-              <w:t xml:space="preserve">38  </w:t>
-            </w:r>
-            <w:r>
-              <w:rPr>
-                <w:sz w:val="16"/>
-                <w:szCs w:val="16"/>
-              </w:rPr>
-              <w:t xml:space="preserve">credited</w:t>
+              <w:t xml:space="preserve">39  </w:t>
+            </w:r>
+            <w:r>
+              <w:rPr>
+                <w:sz w:val="16"/>
+                <w:szCs w:val="16"/>
+              </w:rPr>
+              <w:t xml:space="preserve">Complete</w:t>
             </w:r>
           </w:p>
         </w:tc>
@@ -16801,7 +16924,7 @@
                 <w:sz w:val="16"/>
                 <w:szCs w:val="16"/>
               </w:rPr>
-              <w:t xml:space="preserve">Jan 10</w:t>
+              <w:t xml:space="preserve">Equipment</w:t>
             </w:r>
           </w:p>
         </w:tc>
@@ -16827,14 +16950,14 @@
                 <w:sz w:val="16"/>
                 <w:szCs w:val="16"/>
               </w:rPr>
-              <w:t xml:space="preserve">39  </w:t>
-            </w:r>
-            <w:r>
-              <w:rPr>
-                <w:sz w:val="16"/>
-                <w:szCs w:val="16"/>
-              </w:rPr>
-              <w:t xml:space="preserve">transaction</w:t>
+              <w:t xml:space="preserve">40  </w:t>
+            </w:r>
+            <w:r>
+              <w:rPr>
+                <w:sz w:val="16"/>
+                <w:szCs w:val="16"/>
+              </w:rPr>
+              <w:t xml:space="preserve">credited</w:t>
             </w:r>
           </w:p>
         </w:tc>
@@ -16869,7 +16992,7 @@
                 <w:sz w:val="16"/>
                 <w:szCs w:val="16"/>
               </w:rPr>
-              <w:t xml:space="preserve">Jan 18</w:t>
+              <w:t xml:space="preserve">Cash</w:t>
             </w:r>
           </w:p>
         </w:tc>
@@ -16895,14 +17018,14 @@
                 <w:sz w:val="16"/>
                 <w:szCs w:val="16"/>
               </w:rPr>
-              <w:t xml:space="preserve">40  </w:t>
-            </w:r>
-            <w:r>
-              <w:rPr>
-                <w:sz w:val="16"/>
-                <w:szCs w:val="16"/>
-              </w:rPr>
-              <w:t xml:space="preserve">double-entry system</w:t>
+              <w:t xml:space="preserve">41  </w:t>
+            </w:r>
+            <w:r>
+              <w:rPr>
+                <w:sz w:val="16"/>
+                <w:szCs w:val="16"/>
+              </w:rPr>
+              <w:t xml:space="preserve">transaction</w:t>
             </w:r>
           </w:p>
         </w:tc>
@@ -16937,7 +17060,7 @@
                 <w:sz w:val="16"/>
                 <w:szCs w:val="16"/>
               </w:rPr>
-              <w:t xml:space="preserve">Sales revenue</w:t>
+              <w:t xml:space="preserve">bottling</w:t>
             </w:r>
           </w:p>
         </w:tc>
@@ -16963,14 +17086,14 @@
                 <w:sz w:val="16"/>
                 <w:szCs w:val="16"/>
               </w:rPr>
-              <w:t xml:space="preserve">41  </w:t>
-            </w:r>
-            <w:r>
-              <w:rPr>
-                <w:sz w:val="16"/>
-                <w:szCs w:val="16"/>
-              </w:rPr>
-              <w:t xml:space="preserve">debit</w:t>
+              <w:t xml:space="preserve">42  </w:t>
+            </w:r>
+            <w:r>
+              <w:rPr>
+                <w:sz w:val="16"/>
+                <w:szCs w:val="16"/>
+              </w:rPr>
+              <w:t xml:space="preserve">double-entry system</w:t>
             </w:r>
           </w:p>
         </w:tc>
@@ -17005,7 +17128,7 @@
                 <w:sz w:val="16"/>
                 <w:szCs w:val="16"/>
               </w:rPr>
-              <w:t xml:space="preserve">Wages expense</w:t>
+              <w:t xml:space="preserve">Accounts receivable</w:t>
             </w:r>
           </w:p>
         </w:tc>
@@ -17031,7 +17154,75 @@
                 <w:sz w:val="16"/>
                 <w:szCs w:val="16"/>
               </w:rPr>
-              <w:t xml:space="preserve">42  </w:t>
+              <w:t xml:space="preserve">43  </w:t>
+            </w:r>
+            <w:r>
+              <w:rPr>
+                <w:sz w:val="16"/>
+                <w:szCs w:val="16"/>
+              </w:rPr>
+              <w:t xml:space="preserve">debit</w:t>
+            </w:r>
+          </w:p>
+        </w:tc>
+      </w:tr>
+      <w:tr>
+        <w:tc>
+          <w:tcPr>
+            <w:tcW w:type="pct" w:w="2500"/>
+            <w:tcMar>
+              <w:top w:type="dxa" w:w="20"/>
+              <w:left w:type="dxa" w:w="80"/>
+              <w:bottom w:type="dxa" w:w="20"/>
+              <w:right w:type="dxa" w:w="80"/>
+            </w:tcMar>
+          </w:tcPr>
+          <w:p>
+            <w:pPr>
+              <w:spacing w:before="12" w:after="12"/>
+            </w:pPr>
+            <w:r>
+              <w:rPr>
+                <w:b/>
+                <w:bCs/>
+                <w:color w:val="8186EF"/>
+                <w:sz w:val="16"/>
+                <w:szCs w:val="16"/>
+              </w:rPr>
+              <w:t xml:space="preserve">22  </w:t>
+            </w:r>
+            <w:r>
+              <w:rPr>
+                <w:sz w:val="16"/>
+                <w:szCs w:val="16"/>
+              </w:rPr>
+              <w:t xml:space="preserve">Sales revenue</w:t>
+            </w:r>
+          </w:p>
+        </w:tc>
+        <w:tc>
+          <w:tcPr>
+            <w:tcW w:type="pct" w:w="2500"/>
+            <w:tcMar>
+              <w:top w:type="dxa" w:w="20"/>
+              <w:left w:type="dxa" w:w="80"/>
+              <w:bottom w:type="dxa" w:w="20"/>
+              <w:right w:type="dxa" w:w="80"/>
+            </w:tcMar>
+          </w:tcPr>
+          <w:p>
+            <w:pPr>
+              <w:spacing w:before="12" w:after="12"/>
+            </w:pPr>
+            <w:r>
+              <w:rPr>
+                <w:b/>
+                <w:bCs/>
+                <w:color w:val="8186EF"/>
+                <w:sz w:val="16"/>
+                <w:szCs w:val="16"/>
+              </w:rPr>
+              <w:t xml:space="preserve">44  </w:t>
             </w:r>
             <w:r>
               <w:rPr>
@@ -26550,7 +26741,7 @@
                 <w:sz w:val="16"/>
                 <w:szCs w:val="16"/>
               </w:rPr>
-              <w:t xml:space="preserve">Cash   ·   Depreciation expense   ·   Additional paid-in capital   ·   Accumulated depreciation   ·   Retained earnings, January 1   ·   Totals   ·   Allowance for credit losses   ·   Prepaid rent   ·   Land   ·   Common stock   ·   Inventory</w:t>
+              <w:t xml:space="preserve">Cash   ·   Depreciation expense   ·   Additional paid-in capital   ·   Accumulated depreciation   ·   Retained earnings, January 1   ·   contract liability (unearned revenue)   ·   Allowance for credit losses   ·   Prepaid rent   ·   Land   ·   Common stock   ·   Inventory</w:t>
             </w:r>
           </w:p>
         </w:tc>
@@ -27201,202 +27392,6 @@
         <w:tc>
           <w:tcPr>
             <w:tcW w:type="pct" w:w="2400"/>
-            <w:tcMar>
-              <w:top w:type="dxa" w:w="50"/>
-              <w:left w:type="dxa" w:w="110"/>
-              <w:bottom w:type="dxa" w:w="50"/>
-              <w:right w:type="dxa" w:w="110"/>
-            </w:tcMar>
-          </w:tcPr>
-          <w:p>
-            <w:pPr>
-              <w:spacing w:before="28" w:after="28"/>
-            </w:pPr>
-            <w:r>
-              <w:rPr>
-                <w:sz w:val="15"/>
-                <w:szCs w:val="15"/>
-              </w:rPr>
-              <w:t xml:space="preserve">Asset</w:t>
-            </w:r>
-          </w:p>
-        </w:tc>
-      </w:tr>
-      <w:tr>
-        <w:tc>
-          <w:tcPr>
-            <w:tcW w:type="pct" w:w="2600"/>
-            <w:shd w:fill="FBFAF6" w:val="clear"/>
-            <w:tcMar>
-              <w:top w:type="dxa" w:w="50"/>
-              <w:left w:type="dxa" w:w="110"/>
-              <w:bottom w:type="dxa" w:w="50"/>
-              <w:right w:type="dxa" w:w="110"/>
-            </w:tcMar>
-          </w:tcPr>
-          <w:p>
-            <w:pPr>
-              <w:spacing w:before="28" w:after="28"/>
-            </w:pPr>
-            <w:r>
-              <w:rPr>
-                <w:sz w:val="15"/>
-                <w:szCs w:val="15"/>
-              </w:rPr>
-              <w:t xml:space="preserve">Land</w:t>
-            </w:r>
-          </w:p>
-        </w:tc>
-        <w:tc>
-          <w:tcPr>
-            <w:tcW w:type="pct" w:w="2400"/>
-            <w:shd w:fill="FBFAF6" w:val="clear"/>
-            <w:tcMar>
-              <w:top w:type="dxa" w:w="50"/>
-              <w:left w:type="dxa" w:w="110"/>
-              <w:bottom w:type="dxa" w:w="50"/>
-              <w:right w:type="dxa" w:w="110"/>
-            </w:tcMar>
-          </w:tcPr>
-          <w:p>
-            <w:pPr>
-              <w:spacing w:before="28" w:after="28"/>
-            </w:pPr>
-            <w:r>
-              <w:rPr>
-                <w:sz w:val="15"/>
-                <w:szCs w:val="15"/>
-              </w:rPr>
-              <w:t xml:space="preserve">Asset</w:t>
-            </w:r>
-          </w:p>
-        </w:tc>
-      </w:tr>
-      <w:tr>
-        <w:tc>
-          <w:tcPr>
-            <w:tcW w:type="pct" w:w="2600"/>
-            <w:tcMar>
-              <w:top w:type="dxa" w:w="50"/>
-              <w:left w:type="dxa" w:w="110"/>
-              <w:bottom w:type="dxa" w:w="50"/>
-              <w:right w:type="dxa" w:w="110"/>
-            </w:tcMar>
-          </w:tcPr>
-          <w:p>
-            <w:pPr>
-              <w:spacing w:before="28" w:after="28"/>
-            </w:pPr>
-            <w:r>
-              <w:rPr>
-                <w:sz w:val="15"/>
-                <w:szCs w:val="15"/>
-              </w:rPr>
-              <w:t xml:space="preserve">Dividends payable</w:t>
-            </w:r>
-          </w:p>
-        </w:tc>
-        <w:tc>
-          <w:tcPr>
-            <w:tcW w:type="pct" w:w="2400"/>
-            <w:tcMar>
-              <w:top w:type="dxa" w:w="50"/>
-              <w:left w:type="dxa" w:w="110"/>
-              <w:bottom w:type="dxa" w:w="50"/>
-              <w:right w:type="dxa" w:w="110"/>
-            </w:tcMar>
-          </w:tcPr>
-          <w:p>
-            <w:pPr>
-              <w:spacing w:before="28" w:after="28"/>
-            </w:pPr>
-            <w:r>
-              <w:rPr>
-                <w:sz w:val="15"/>
-                <w:szCs w:val="15"/>
-              </w:rPr>
-              <w:t xml:space="preserve">Liability</w:t>
-            </w:r>
-          </w:p>
-        </w:tc>
-      </w:tr>
-      <w:tr>
-        <w:tc>
-          <w:tcPr>
-            <w:tcW w:type="pct" w:w="2600"/>
-            <w:shd w:fill="FBFAF6" w:val="clear"/>
-            <w:tcMar>
-              <w:top w:type="dxa" w:w="50"/>
-              <w:left w:type="dxa" w:w="110"/>
-              <w:bottom w:type="dxa" w:w="50"/>
-              <w:right w:type="dxa" w:w="110"/>
-            </w:tcMar>
-          </w:tcPr>
-          <w:p>
-            <w:pPr>
-              <w:spacing w:before="28" w:after="28"/>
-            </w:pPr>
-            <w:r>
-              <w:rPr>
-                <w:sz w:val="15"/>
-                <w:szCs w:val="15"/>
-              </w:rPr>
-              <w:t xml:space="preserve">Additional paid-in capital</w:t>
-            </w:r>
-          </w:p>
-        </w:tc>
-        <w:tc>
-          <w:tcPr>
-            <w:tcW w:type="pct" w:w="2400"/>
-            <w:shd w:fill="FBFAF6" w:val="clear"/>
-            <w:tcMar>
-              <w:top w:type="dxa" w:w="50"/>
-              <w:left w:type="dxa" w:w="110"/>
-              <w:bottom w:type="dxa" w:w="50"/>
-              <w:right w:type="dxa" w:w="110"/>
-            </w:tcMar>
-          </w:tcPr>
-          <w:p>
-            <w:pPr>
-              <w:spacing w:before="28" w:after="28"/>
-            </w:pPr>
-            <w:r>
-              <w:rPr>
-                <w:sz w:val="15"/>
-                <w:szCs w:val="15"/>
-              </w:rPr>
-              <w:t xml:space="preserve">Equity</w:t>
-            </w:r>
-          </w:p>
-        </w:tc>
-      </w:tr>
-      <w:tr>
-        <w:tc>
-          <w:tcPr>
-            <w:tcW w:type="pct" w:w="2600"/>
-            <w:tcMar>
-              <w:top w:type="dxa" w:w="50"/>
-              <w:left w:type="dxa" w:w="110"/>
-              <w:bottom w:type="dxa" w:w="50"/>
-              <w:right w:type="dxa" w:w="110"/>
-            </w:tcMar>
-          </w:tcPr>
-          <w:p>
-            <w:pPr>
-              <w:spacing w:before="28" w:after="28"/>
-            </w:pPr>
-            <w:r>
-              <w:rPr>
-                <w:sz w:val="15"/>
-                <w:szCs w:val="15"/>
-              </w:rPr>
-              <w:t xml:space="preserve">Sales revenue</w:t>
-            </w:r>
-          </w:p>
-        </w:tc>
-        <w:tc>
-          <w:tcPr>
-            <w:tcW w:type="pct" w:w="2400"/>
             <w:shd w:fill="FFFFFF" w:val="clear"/>
             <w:tcMar>
               <w:top w:type="dxa" w:w="50"/>
@@ -27443,7 +27438,154 @@
                 <w:sz w:val="15"/>
                 <w:szCs w:val="15"/>
               </w:rPr>
-              <w:t xml:space="preserve">Interest expense</w:t>
+              <w:t xml:space="preserve">Land</w:t>
+            </w:r>
+          </w:p>
+        </w:tc>
+        <w:tc>
+          <w:tcPr>
+            <w:tcW w:type="pct" w:w="2400"/>
+            <w:shd w:fill="FBFAF6" w:val="clear"/>
+            <w:tcMar>
+              <w:top w:type="dxa" w:w="50"/>
+              <w:left w:type="dxa" w:w="110"/>
+              <w:bottom w:type="dxa" w:w="50"/>
+              <w:right w:type="dxa" w:w="110"/>
+            </w:tcMar>
+          </w:tcPr>
+          <w:p>
+            <w:pPr>
+              <w:spacing w:before="28" w:after="28"/>
+            </w:pPr>
+            <w:r>
+              <w:rPr>
+                <w:sz w:val="15"/>
+                <w:szCs w:val="15"/>
+              </w:rPr>
+              <w:t xml:space="preserve">Asset</w:t>
+            </w:r>
+          </w:p>
+        </w:tc>
+      </w:tr>
+      <w:tr>
+        <w:tc>
+          <w:tcPr>
+            <w:tcW w:type="pct" w:w="2600"/>
+            <w:tcMar>
+              <w:top w:type="dxa" w:w="50"/>
+              <w:left w:type="dxa" w:w="110"/>
+              <w:bottom w:type="dxa" w:w="50"/>
+              <w:right w:type="dxa" w:w="110"/>
+            </w:tcMar>
+          </w:tcPr>
+          <w:p>
+            <w:pPr>
+              <w:spacing w:before="28" w:after="28"/>
+            </w:pPr>
+            <w:r>
+              <w:rPr>
+                <w:sz w:val="15"/>
+                <w:szCs w:val="15"/>
+              </w:rPr>
+              <w:t xml:space="preserve">Dividends payable</w:t>
+            </w:r>
+          </w:p>
+        </w:tc>
+        <w:tc>
+          <w:tcPr>
+            <w:tcW w:type="pct" w:w="2400"/>
+            <w:tcMar>
+              <w:top w:type="dxa" w:w="50"/>
+              <w:left w:type="dxa" w:w="110"/>
+              <w:bottom w:type="dxa" w:w="50"/>
+              <w:right w:type="dxa" w:w="110"/>
+            </w:tcMar>
+          </w:tcPr>
+          <w:p>
+            <w:pPr>
+              <w:spacing w:before="28" w:after="28"/>
+            </w:pPr>
+            <w:r>
+              <w:rPr>
+                <w:sz w:val="15"/>
+                <w:szCs w:val="15"/>
+              </w:rPr>
+              <w:t xml:space="preserve">Liability</w:t>
+            </w:r>
+          </w:p>
+        </w:tc>
+      </w:tr>
+      <w:tr>
+        <w:tc>
+          <w:tcPr>
+            <w:tcW w:type="pct" w:w="2600"/>
+            <w:shd w:fill="FBFAF6" w:val="clear"/>
+            <w:tcMar>
+              <w:top w:type="dxa" w:w="50"/>
+              <w:left w:type="dxa" w:w="110"/>
+              <w:bottom w:type="dxa" w:w="50"/>
+              <w:right w:type="dxa" w:w="110"/>
+            </w:tcMar>
+          </w:tcPr>
+          <w:p>
+            <w:pPr>
+              <w:spacing w:before="28" w:after="28"/>
+            </w:pPr>
+            <w:r>
+              <w:rPr>
+                <w:sz w:val="15"/>
+                <w:szCs w:val="15"/>
+              </w:rPr>
+              <w:t xml:space="preserve">Additional paid-in capital</w:t>
+            </w:r>
+          </w:p>
+        </w:tc>
+        <w:tc>
+          <w:tcPr>
+            <w:tcW w:type="pct" w:w="2400"/>
+            <w:shd w:fill="FBFAF6" w:val="clear"/>
+            <w:tcMar>
+              <w:top w:type="dxa" w:w="50"/>
+              <w:left w:type="dxa" w:w="110"/>
+              <w:bottom w:type="dxa" w:w="50"/>
+              <w:right w:type="dxa" w:w="110"/>
+            </w:tcMar>
+          </w:tcPr>
+          <w:p>
+            <w:pPr>
+              <w:spacing w:before="28" w:after="28"/>
+            </w:pPr>
+            <w:r>
+              <w:rPr>
+                <w:sz w:val="15"/>
+                <w:szCs w:val="15"/>
+              </w:rPr>
+              <w:t xml:space="preserve">Equity</w:t>
+            </w:r>
+          </w:p>
+        </w:tc>
+      </w:tr>
+      <w:tr>
+        <w:tc>
+          <w:tcPr>
+            <w:tcW w:type="pct" w:w="2600"/>
+            <w:tcMar>
+              <w:top w:type="dxa" w:w="50"/>
+              <w:left w:type="dxa" w:w="110"/>
+              <w:bottom w:type="dxa" w:w="50"/>
+              <w:right w:type="dxa" w:w="110"/>
+            </w:tcMar>
+          </w:tcPr>
+          <w:p>
+            <w:pPr>
+              <w:spacing w:before="28" w:after="28"/>
+            </w:pPr>
+            <w:r>
+              <w:rPr>
+                <w:sz w:val="15"/>
+                <w:szCs w:val="15"/>
+              </w:rPr>
+              <w:t xml:space="preserve">Sales revenue</w:t>
             </w:r>
           </w:p>
         </w:tc>
@@ -27479,6 +27621,7 @@
         <w:tc>
           <w:tcPr>
             <w:tcW w:type="pct" w:w="2600"/>
+            <w:shd w:fill="FBFAF6" w:val="clear"/>
             <w:tcMar>
               <w:top w:type="dxa" w:w="50"/>
               <w:left w:type="dxa" w:w="110"/>
@@ -27495,13 +27638,42 @@
                 <w:sz w:val="15"/>
                 <w:szCs w:val="15"/>
               </w:rPr>
-              <w:t xml:space="preserve">Allowance for credit losses</w:t>
+              <w:t xml:space="preserve">Interest expense</w:t>
             </w:r>
           </w:p>
         </w:tc>
         <w:tc>
           <w:tcPr>
             <w:tcW w:type="pct" w:w="2400"/>
+            <w:shd w:fill="FFFFFF" w:val="clear"/>
+            <w:tcMar>
+              <w:top w:type="dxa" w:w="50"/>
+              <w:left w:type="dxa" w:w="110"/>
+              <w:bottom w:type="dxa" w:w="50"/>
+              <w:right w:type="dxa" w:w="110"/>
+            </w:tcMar>
+          </w:tcPr>
+          <w:p>
+            <w:pPr>
+              <w:spacing w:before="46" w:after="46"/>
+            </w:pPr>
+            <w:r>
+              <w:rPr>
+                <w:b/>
+                <w:bCs/>
+                <w:color w:val="8186EF"/>
+                <w:sz w:val="14"/>
+                <w:szCs w:val="14"/>
+              </w:rPr>
+              <w:t xml:space="preserve">(31)</w:t>
+            </w:r>
+          </w:p>
+        </w:tc>
+      </w:tr>
+      <w:tr>
+        <w:tc>
+          <w:tcPr>
+            <w:tcW w:type="pct" w:w="2600"/>
             <w:tcMar>
               <w:top w:type="dxa" w:w="50"/>
               <w:left w:type="dxa" w:w="110"/>
@@ -27518,7 +27690,34 @@
                 <w:sz w:val="15"/>
                 <w:szCs w:val="15"/>
               </w:rPr>
-              <w:t xml:space="preserve">Contra-asset</w:t>
+              <w:t xml:space="preserve">Allowance for credit losses</w:t>
+            </w:r>
+          </w:p>
+        </w:tc>
+        <w:tc>
+          <w:tcPr>
+            <w:tcW w:type="pct" w:w="2400"/>
+            <w:shd w:fill="FFFFFF" w:val="clear"/>
+            <w:tcMar>
+              <w:top w:type="dxa" w:w="50"/>
+              <w:left w:type="dxa" w:w="110"/>
+              <w:bottom w:type="dxa" w:w="50"/>
+              <w:right w:type="dxa" w:w="110"/>
+            </w:tcMar>
+          </w:tcPr>
+          <w:p>
+            <w:pPr>
+              <w:spacing w:before="46" w:after="46"/>
+            </w:pPr>
+            <w:r>
+              <w:rPr>
+                <w:b/>
+                <w:bCs/>
+                <w:color w:val="8186EF"/>
+                <w:sz w:val="14"/>
+                <w:szCs w:val="14"/>
+              </w:rPr>
+              <w:t xml:space="preserve">(32)</w:t>
             </w:r>
           </w:p>
         </w:tc>
@@ -27630,7 +27829,7 @@
                 <w:sz w:val="16"/>
                 <w:szCs w:val="16"/>
               </w:rPr>
-              <w:t xml:space="preserve">Revenue   ·   Expense   ·   Equity</w:t>
+              <w:t xml:space="preserve">Revenue   ·   Asset   ·   income statement   ·   Expense   ·   Contra-asset</w:t>
             </w:r>
           </w:p>
         </w:tc>
@@ -28265,14 +28464,14 @@
                 <w:sz w:val="16"/>
                 <w:szCs w:val="16"/>
               </w:rPr>
-              <w:t xml:space="preserve">17  </w:t>
-            </w:r>
-            <w:r>
-              <w:rPr>
-                <w:sz w:val="16"/>
-                <w:szCs w:val="16"/>
-              </w:rPr>
-              <w:t xml:space="preserve">Land</w:t>
+              <w:t xml:space="preserve">18  </w:t>
+            </w:r>
+            <w:r>
+              <w:rPr>
+                <w:sz w:val="16"/>
+                <w:szCs w:val="16"/>
+              </w:rPr>
+              <w:t xml:space="preserve">Accumulated depreciation</w:t>
             </w:r>
           </w:p>
         </w:tc>
@@ -28333,14 +28532,14 @@
                 <w:sz w:val="16"/>
                 <w:szCs w:val="16"/>
               </w:rPr>
-              <w:t xml:space="preserve">18  </w:t>
-            </w:r>
-            <w:r>
-              <w:rPr>
-                <w:sz w:val="16"/>
-                <w:szCs w:val="16"/>
-              </w:rPr>
-              <w:t xml:space="preserve">Accumulated depreciation</w:t>
+              <w:t xml:space="preserve">19  </w:t>
+            </w:r>
+            <w:r>
+              <w:rPr>
+                <w:sz w:val="16"/>
+                <w:szCs w:val="16"/>
+              </w:rPr>
+              <w:t xml:space="preserve">Common stock</w:t>
             </w:r>
           </w:p>
         </w:tc>
@@ -28401,14 +28600,14 @@
                 <w:sz w:val="16"/>
                 <w:szCs w:val="16"/>
               </w:rPr>
-              <w:t xml:space="preserve">19  </w:t>
-            </w:r>
-            <w:r>
-              <w:rPr>
-                <w:sz w:val="16"/>
-                <w:szCs w:val="16"/>
-              </w:rPr>
-              <w:t xml:space="preserve">Common stock</w:t>
+              <w:t xml:space="preserve">20  </w:t>
+            </w:r>
+            <w:r>
+              <w:rPr>
+                <w:sz w:val="16"/>
+                <w:szCs w:val="16"/>
+              </w:rPr>
+              <w:t xml:space="preserve">Additional paid-in capital</w:t>
             </w:r>
           </w:p>
         </w:tc>
@@ -28469,14 +28668,14 @@
                 <w:sz w:val="16"/>
                 <w:szCs w:val="16"/>
               </w:rPr>
-              <w:t xml:space="preserve">20  </w:t>
-            </w:r>
-            <w:r>
-              <w:rPr>
-                <w:sz w:val="16"/>
-                <w:szCs w:val="16"/>
-              </w:rPr>
-              <w:t xml:space="preserve">Additional paid-in capital</w:t>
+              <w:t xml:space="preserve">21  </w:t>
+            </w:r>
+            <w:r>
+              <w:rPr>
+                <w:sz w:val="16"/>
+                <w:szCs w:val="16"/>
+              </w:rPr>
+              <w:t xml:space="preserve">Retained earnings, January 1</w:t>
             </w:r>
           </w:p>
         </w:tc>
@@ -28537,14 +28736,14 @@
                 <w:sz w:val="16"/>
                 <w:szCs w:val="16"/>
               </w:rPr>
-              <w:t xml:space="preserve">21  </w:t>
-            </w:r>
-            <w:r>
-              <w:rPr>
-                <w:sz w:val="16"/>
-                <w:szCs w:val="16"/>
-              </w:rPr>
-              <w:t xml:space="preserve">Retained earnings, January 1</w:t>
+              <w:t xml:space="preserve">22  </w:t>
+            </w:r>
+            <w:r>
+              <w:rPr>
+                <w:sz w:val="16"/>
+                <w:szCs w:val="16"/>
+              </w:rPr>
+              <w:t xml:space="preserve">Depreciation expense</w:t>
             </w:r>
           </w:p>
         </w:tc>
@@ -28605,14 +28804,14 @@
                 <w:sz w:val="16"/>
                 <w:szCs w:val="16"/>
               </w:rPr>
-              <w:t xml:space="preserve">22  </w:t>
-            </w:r>
-            <w:r>
-              <w:rPr>
-                <w:sz w:val="16"/>
-                <w:szCs w:val="16"/>
-              </w:rPr>
-              <w:t xml:space="preserve">Depreciation expense</w:t>
+              <w:t xml:space="preserve">23  </w:t>
+            </w:r>
+            <w:r>
+              <w:rPr>
+                <w:sz w:val="16"/>
+                <w:szCs w:val="16"/>
+              </w:rPr>
+              <w:t xml:space="preserve">revenue</w:t>
             </w:r>
           </w:p>
         </w:tc>
@@ -28673,14 +28872,14 @@
                 <w:sz w:val="16"/>
                 <w:szCs w:val="16"/>
               </w:rPr>
-              <w:t xml:space="preserve">23  </w:t>
-            </w:r>
-            <w:r>
-              <w:rPr>
-                <w:sz w:val="16"/>
-                <w:szCs w:val="16"/>
-              </w:rPr>
-              <w:t xml:space="preserve">revenue</w:t>
+              <w:t xml:space="preserve">24  </w:t>
+            </w:r>
+            <w:r>
+              <w:rPr>
+                <w:sz w:val="16"/>
+                <w:szCs w:val="16"/>
+              </w:rPr>
+              <w:t xml:space="preserve">describes</w:t>
             </w:r>
           </w:p>
         </w:tc>
@@ -28741,14 +28940,14 @@
                 <w:sz w:val="16"/>
                 <w:szCs w:val="16"/>
               </w:rPr>
-              <w:t xml:space="preserve">24  </w:t>
-            </w:r>
-            <w:r>
-              <w:rPr>
-                <w:sz w:val="16"/>
-                <w:szCs w:val="16"/>
-              </w:rPr>
-              <w:t xml:space="preserve">describes</w:t>
+              <w:t xml:space="preserve">25  </w:t>
+            </w:r>
+            <w:r>
+              <w:rPr>
+                <w:sz w:val="16"/>
+                <w:szCs w:val="16"/>
+              </w:rPr>
+              <w:t xml:space="preserve">Choose</w:t>
             </w:r>
           </w:p>
         </w:tc>
@@ -28809,14 +29008,14 @@
                 <w:sz w:val="16"/>
                 <w:szCs w:val="16"/>
               </w:rPr>
-              <w:t xml:space="preserve">25  </w:t>
-            </w:r>
-            <w:r>
-              <w:rPr>
-                <w:sz w:val="16"/>
-                <w:szCs w:val="16"/>
-              </w:rPr>
-              <w:t xml:space="preserve">Choose</w:t>
+              <w:t xml:space="preserve">26  </w:t>
+            </w:r>
+            <w:r>
+              <w:rPr>
+                <w:sz w:val="16"/>
+                <w:szCs w:val="16"/>
+              </w:rPr>
+              <w:t xml:space="preserve">4</w:t>
             </w:r>
           </w:p>
         </w:tc>
@@ -28877,14 +29076,14 @@
                 <w:sz w:val="16"/>
                 <w:szCs w:val="16"/>
               </w:rPr>
-              <w:t xml:space="preserve">26  </w:t>
-            </w:r>
-            <w:r>
-              <w:rPr>
-                <w:sz w:val="16"/>
-                <w:szCs w:val="16"/>
-              </w:rPr>
-              <w:t xml:space="preserve">4</w:t>
+              <w:t xml:space="preserve">27  </w:t>
+            </w:r>
+            <w:r>
+              <w:rPr>
+                <w:sz w:val="16"/>
+                <w:szCs w:val="16"/>
+              </w:rPr>
+              <w:t xml:space="preserve">dividend</w:t>
             </w:r>
           </w:p>
         </w:tc>
@@ -28945,14 +29144,14 @@
                 <w:sz w:val="16"/>
                 <w:szCs w:val="16"/>
               </w:rPr>
-              <w:t xml:space="preserve">27  </w:t>
-            </w:r>
-            <w:r>
-              <w:rPr>
-                <w:sz w:val="16"/>
-                <w:szCs w:val="16"/>
-              </w:rPr>
-              <w:t xml:space="preserve">dividend</w:t>
+              <w:t xml:space="preserve">28  </w:t>
+            </w:r>
+            <w:r>
+              <w:rPr>
+                <w:sz w:val="16"/>
+                <w:szCs w:val="16"/>
+              </w:rPr>
+              <w:t xml:space="preserve">6</w:t>
             </w:r>
           </w:p>
         </w:tc>
@@ -29013,14 +29212,14 @@
                 <w:sz w:val="16"/>
                 <w:szCs w:val="16"/>
               </w:rPr>
-              <w:t xml:space="preserve">28  </w:t>
-            </w:r>
-            <w:r>
-              <w:rPr>
-                <w:sz w:val="16"/>
-                <w:szCs w:val="16"/>
-              </w:rPr>
-              <w:t xml:space="preserve">6</w:t>
+              <w:t xml:space="preserve">29  </w:t>
+            </w:r>
+            <w:r>
+              <w:rPr>
+                <w:sz w:val="16"/>
+                <w:szCs w:val="16"/>
+              </w:rPr>
+              <w:t xml:space="preserve">Asset</w:t>
             </w:r>
           </w:p>
         </w:tc>
@@ -29081,7 +29280,7 @@
                 <w:sz w:val="16"/>
                 <w:szCs w:val="16"/>
               </w:rPr>
-              <w:t xml:space="preserve">29  </w:t>
+              <w:t xml:space="preserve">30  </w:t>
             </w:r>
             <w:r>
               <w:rPr>
@@ -29149,7 +29348,7 @@
                 <w:sz w:val="16"/>
                 <w:szCs w:val="16"/>
               </w:rPr>
-              <w:t xml:space="preserve">30  </w:t>
+              <w:t xml:space="preserve">31  </w:t>
             </w:r>
             <w:r>
               <w:rPr>
@@ -29217,14 +29416,14 @@
                 <w:sz w:val="16"/>
                 <w:szCs w:val="16"/>
               </w:rPr>
-              <w:t xml:space="preserve">31  </w:t>
-            </w:r>
-            <w:r>
-              <w:rPr>
-                <w:sz w:val="16"/>
-                <w:szCs w:val="16"/>
-              </w:rPr>
-              <w:t xml:space="preserve">balance sheet</w:t>
+              <w:t xml:space="preserve">32  </w:t>
+            </w:r>
+            <w:r>
+              <w:rPr>
+                <w:sz w:val="16"/>
+                <w:szCs w:val="16"/>
+              </w:rPr>
+              <w:t xml:space="preserve">Contra-asset</w:t>
             </w:r>
           </w:p>
         </w:tc>
@@ -29285,7 +29484,75 @@
                 <w:sz w:val="16"/>
                 <w:szCs w:val="16"/>
               </w:rPr>
-              <w:t xml:space="preserve">32  </w:t>
+              <w:t xml:space="preserve">33  </w:t>
+            </w:r>
+            <w:r>
+              <w:rPr>
+                <w:sz w:val="16"/>
+                <w:szCs w:val="16"/>
+              </w:rPr>
+              <w:t xml:space="preserve">balance sheet</w:t>
+            </w:r>
+          </w:p>
+        </w:tc>
+      </w:tr>
+      <w:tr>
+        <w:tc>
+          <w:tcPr>
+            <w:tcW w:type="pct" w:w="2500"/>
+            <w:tcMar>
+              <w:top w:type="dxa" w:w="20"/>
+              <w:left w:type="dxa" w:w="80"/>
+              <w:bottom w:type="dxa" w:w="20"/>
+              <w:right w:type="dxa" w:w="80"/>
+            </w:tcMar>
+          </w:tcPr>
+          <w:p>
+            <w:pPr>
+              <w:spacing w:before="12" w:after="12"/>
+            </w:pPr>
+            <w:r>
+              <w:rPr>
+                <w:b/>
+                <w:bCs/>
+                <w:color w:val="8186EF"/>
+                <w:sz w:val="16"/>
+                <w:szCs w:val="16"/>
+              </w:rPr>
+              <w:t xml:space="preserve">17  </w:t>
+            </w:r>
+            <w:r>
+              <w:rPr>
+                <w:sz w:val="16"/>
+                <w:szCs w:val="16"/>
+              </w:rPr>
+              <w:t xml:space="preserve">Land</w:t>
+            </w:r>
+          </w:p>
+        </w:tc>
+        <w:tc>
+          <w:tcPr>
+            <w:tcW w:type="pct" w:w="2500"/>
+            <w:tcMar>
+              <w:top w:type="dxa" w:w="20"/>
+              <w:left w:type="dxa" w:w="80"/>
+              <w:bottom w:type="dxa" w:w="20"/>
+              <w:right w:type="dxa" w:w="80"/>
+            </w:tcMar>
+          </w:tcPr>
+          <w:p>
+            <w:pPr>
+              <w:spacing w:before="12" w:after="12"/>
+            </w:pPr>
+            <w:r>
+              <w:rPr>
+                <w:b/>
+                <w:bCs/>
+                <w:color w:val="8186EF"/>
+                <w:sz w:val="16"/>
+                <w:szCs w:val="16"/>
+              </w:rPr>
+              <w:t xml:space="preserve">34  </w:t>
             </w:r>
             <w:r>
               <w:rPr>

--- a/CMA_Summaries_B1_Ch01.docx
+++ b/CMA_Summaries_B1_Ch01.docx
@@ -204,7 +204,7 @@
                 <w:sz w:val="16"/>
                 <w:szCs w:val="16"/>
               </w:rPr>
-              <w:t xml:space="preserve">Who uses financial statements, and why?   ·   A first look at the four statements   ·   statement of changes in equity   ·   The accrual basis and the matching principle</w:t>
+              <w:t xml:space="preserve">Who uses financial statements, and why?   ·   A first look at the four statements   ·   The building blocks: elements and the accounti   ·   The accrual basis and the matching principle</w:t>
             </w:r>
           </w:p>
         </w:tc>
@@ -717,7 +717,7 @@
                 <w:sz w:val="16"/>
                 <w:szCs w:val="16"/>
               </w:rPr>
-              <w:t xml:space="preserve">general-purpose   ·   standard   ·   summarize   ·   purchases   ·   faithful representation   ·   important   ·   reader   ·   equity   ·   balance   ·   conceptual   ·   thousands   ·   potential</w:t>
+              <w:t xml:space="preserve">general-purpose   ·   standard   ·   summarize   ·   purchases   ·   wrongly   ·   important   ·   reader   ·   equity   ·   balance   ·   conceptual   ·   thousands   ·   potential</w:t>
             </w:r>
           </w:p>
         </w:tc>
@@ -1676,7 +1676,7 @@
                 <w:sz w:val="16"/>
                 <w:szCs w:val="16"/>
               </w:rPr>
-              <w:t xml:space="preserve">Tax, oversight, statistics   ·   principal   ·   Is the company stable and profitable?   ·   Buy, hold or sell shares   ·   Will the company pay its bills when due?   ·   Will the company continue to supply us?   ·   Not a primary user: can use internal reports   ·   asset</w:t>
+              <w:t xml:space="preserve">Tax, oversight, statistics   ·   principal   ·   Is the company stable and profitable?   ·   Buy, hold or sell shares   ·   Will the company pay its bills when due?   ·   Will the company continue to supply us?   ·   Not a primary user: can use internal reports   ·   equity</w:t>
             </w:r>
           </w:p>
         </w:tc>
@@ -2182,7 +2182,7 @@
                 <w:sz w:val="16"/>
                 <w:szCs w:val="16"/>
               </w:rPr>
-              <w:t xml:space="preserve">income   ·   financial   ·   perform   ·   information   ·   management   ·   governments   ·   simple   ·   balance   ·   Reporting   ·   relevance   ·   questions   ·   general-purpose</w:t>
+              <w:t xml:space="preserve">income   ·   financial   ·   perform   ·   information   ·   management   ·   governments   ·   simple   ·   balance   ·   Reporting   ·   material   ·   questions   ·   general-purpose</w:t>
             </w:r>
           </w:p>
         </w:tc>
@@ -2683,7 +2683,7 @@
                 <w:sz w:val="16"/>
                 <w:szCs w:val="16"/>
               </w:rPr>
-              <w:t xml:space="preserve">representation   ·   financial statements   ·   conceptual   ·   confirmatory   ·   materiality   ·   complete   ·   fundamental   ·   constraint   ·   understandability   ·   difference</w:t>
+              <w:t xml:space="preserve">representation   ·   benefit   ·   conceptual   ·   confirmatory   ·   materiality   ·   complete   ·   fundamental   ·   constraint   ·   understandability   ·   difference</w:t>
             </w:r>
           </w:p>
         </w:tc>
@@ -2945,7 +2945,7 @@
                 <w:sz w:val="16"/>
                 <w:szCs w:val="16"/>
               </w:rPr>
-              <w:t xml:space="preserve">investors   ·   relevance   ·   general-purpose   ·   recognize</w:t>
+              <w:t xml:space="preserve">investors   ·   relevance   ·   general-purpose   ·   T-account</w:t>
             </w:r>
           </w:p>
         </w:tc>
@@ -3141,7 +3141,7 @@
                 <w:sz w:val="16"/>
                 <w:szCs w:val="16"/>
               </w:rPr>
-              <w:t xml:space="preserve">record   ·   statements   ·   conceptual framework   ·   disclose</w:t>
+              <w:t xml:space="preserve">decide the amount of the item   ·   statements   ·   disclose   ·   record   ·   U.S. GAAP</w:t>
             </w:r>
           </w:p>
         </w:tc>
@@ -3180,7 +3180,7 @@
           <w:sz w:val="16"/>
           <w:szCs w:val="16"/>
         </w:rPr>
-        <w:t xml:space="preserve">      gaps 48–50</w:t>
+        <w:t xml:space="preserve">      gaps 49–51</w:t>
       </w:r>
     </w:p>
     <w:p>
@@ -3203,7 +3203,7 @@
           <w:sz w:val="15"/>
           <w:szCs w:val="15"/>
         </w:rPr>
-        <w:t xml:space="preserve"> (48) </w:t>
+        <w:t xml:space="preserve"> (49) </w:t>
       </w:r>
       <w:r>
         <w:rPr>
@@ -3242,7 +3242,7 @@
           <w:sz w:val="15"/>
           <w:szCs w:val="15"/>
         </w:rPr>
-        <w:t xml:space="preserve"> (49) </w:t>
+        <w:t xml:space="preserve"> (50) </w:t>
       </w:r>
       <w:r>
         <w:rPr>
@@ -3281,7 +3281,7 @@
           <w:sz w:val="15"/>
           <w:szCs w:val="15"/>
         </w:rPr>
-        <w:t xml:space="preserve"> (50) </w:t>
+        <w:t xml:space="preserve"> (51) </w:t>
       </w:r>
       <w:r>
         <w:rPr>
@@ -3361,7 +3361,7 @@
                 <w:sz w:val="16"/>
                 <w:szCs w:val="16"/>
               </w:rPr>
-              <w:t xml:space="preserve">primary users   ·   statement   ·   measures   ·   recognizes</w:t>
+              <w:t xml:space="preserve">relevance   ·   statement   ·   measures   ·   recognizes</w:t>
             </w:r>
           </w:p>
         </w:tc>
@@ -3497,7 +3497,7 @@
                 <w:sz w:val="16"/>
                 <w:szCs w:val="16"/>
               </w:rPr>
-              <w:t xml:space="preserve">faithful representation   ·   relevance   ·   recognize</w:t>
+              <w:t xml:space="preserve">faithful representation   ·   relevance   ·   materiality</w:t>
             </w:r>
           </w:p>
         </w:tc>
@@ -4138,14 +4138,14 @@
                 <w:sz w:val="16"/>
                 <w:szCs w:val="16"/>
               </w:rPr>
-              <w:t xml:space="preserve">27  </w:t>
-            </w:r>
-            <w:r>
-              <w:rPr>
-                <w:sz w:val="16"/>
-                <w:szCs w:val="16"/>
-              </w:rPr>
-              <w:t xml:space="preserve">management</w:t>
+              <w:t xml:space="preserve">28  </w:t>
+            </w:r>
+            <w:r>
+              <w:rPr>
+                <w:sz w:val="16"/>
+                <w:szCs w:val="16"/>
+              </w:rPr>
+              <w:t xml:space="preserve">simple</w:t>
             </w:r>
           </w:p>
         </w:tc>
@@ -4206,14 +4206,14 @@
                 <w:sz w:val="16"/>
                 <w:szCs w:val="16"/>
               </w:rPr>
-              <w:t xml:space="preserve">28  </w:t>
-            </w:r>
-            <w:r>
-              <w:rPr>
-                <w:sz w:val="16"/>
-                <w:szCs w:val="16"/>
-              </w:rPr>
-              <w:t xml:space="preserve">simple</w:t>
+              <w:t xml:space="preserve">29  </w:t>
+            </w:r>
+            <w:r>
+              <w:rPr>
+                <w:sz w:val="16"/>
+                <w:szCs w:val="16"/>
+              </w:rPr>
+              <w:t xml:space="preserve">questions</w:t>
             </w:r>
           </w:p>
         </w:tc>
@@ -4274,14 +4274,14 @@
                 <w:sz w:val="16"/>
                 <w:szCs w:val="16"/>
               </w:rPr>
-              <w:t xml:space="preserve">29  </w:t>
-            </w:r>
-            <w:r>
-              <w:rPr>
-                <w:sz w:val="16"/>
-                <w:szCs w:val="16"/>
-              </w:rPr>
-              <w:t xml:space="preserve">questions</w:t>
+              <w:t xml:space="preserve">30  </w:t>
+            </w:r>
+            <w:r>
+              <w:rPr>
+                <w:sz w:val="16"/>
+                <w:szCs w:val="16"/>
+              </w:rPr>
+              <w:t xml:space="preserve">balance</w:t>
             </w:r>
           </w:p>
         </w:tc>
@@ -4342,14 +4342,14 @@
                 <w:sz w:val="16"/>
                 <w:szCs w:val="16"/>
               </w:rPr>
-              <w:t xml:space="preserve">30  </w:t>
-            </w:r>
-            <w:r>
-              <w:rPr>
-                <w:sz w:val="16"/>
-                <w:szCs w:val="16"/>
-              </w:rPr>
-              <w:t xml:space="preserve">balance</w:t>
+              <w:t xml:space="preserve">31  </w:t>
+            </w:r>
+            <w:r>
+              <w:rPr>
+                <w:sz w:val="16"/>
+                <w:szCs w:val="16"/>
+              </w:rPr>
+              <w:t xml:space="preserve">perform</w:t>
             </w:r>
           </w:p>
         </w:tc>
@@ -4410,14 +4410,14 @@
                 <w:sz w:val="16"/>
                 <w:szCs w:val="16"/>
               </w:rPr>
-              <w:t xml:space="preserve">31  </w:t>
-            </w:r>
-            <w:r>
-              <w:rPr>
-                <w:sz w:val="16"/>
-                <w:szCs w:val="16"/>
-              </w:rPr>
-              <w:t xml:space="preserve">perform</w:t>
+              <w:t xml:space="preserve">32  </w:t>
+            </w:r>
+            <w:r>
+              <w:rPr>
+                <w:sz w:val="16"/>
+                <w:szCs w:val="16"/>
+              </w:rPr>
+              <w:t xml:space="preserve">income</w:t>
             </w:r>
           </w:p>
         </w:tc>
@@ -4478,14 +4478,14 @@
                 <w:sz w:val="16"/>
                 <w:szCs w:val="16"/>
               </w:rPr>
-              <w:t xml:space="preserve">32  </w:t>
-            </w:r>
-            <w:r>
-              <w:rPr>
-                <w:sz w:val="16"/>
-                <w:szCs w:val="16"/>
-              </w:rPr>
-              <w:t xml:space="preserve">income</w:t>
+              <w:t xml:space="preserve">33  </w:t>
+            </w:r>
+            <w:r>
+              <w:rPr>
+                <w:sz w:val="16"/>
+                <w:szCs w:val="16"/>
+              </w:rPr>
+              <w:t xml:space="preserve">conceptual</w:t>
             </w:r>
           </w:p>
         </w:tc>
@@ -4546,14 +4546,14 @@
                 <w:sz w:val="16"/>
                 <w:szCs w:val="16"/>
               </w:rPr>
-              <w:t xml:space="preserve">33  </w:t>
-            </w:r>
-            <w:r>
-              <w:rPr>
-                <w:sz w:val="16"/>
-                <w:szCs w:val="16"/>
-              </w:rPr>
-              <w:t xml:space="preserve">conceptual</w:t>
+              <w:t xml:space="preserve">34  </w:t>
+            </w:r>
+            <w:r>
+              <w:rPr>
+                <w:sz w:val="16"/>
+                <w:szCs w:val="16"/>
+              </w:rPr>
+              <w:t xml:space="preserve">fundamental</w:t>
             </w:r>
           </w:p>
         </w:tc>
@@ -4614,14 +4614,14 @@
                 <w:sz w:val="16"/>
                 <w:szCs w:val="16"/>
               </w:rPr>
-              <w:t xml:space="preserve">34  </w:t>
-            </w:r>
-            <w:r>
-              <w:rPr>
-                <w:sz w:val="16"/>
-                <w:szCs w:val="16"/>
-              </w:rPr>
-              <w:t xml:space="preserve">fundamental</w:t>
+              <w:t xml:space="preserve">35  </w:t>
+            </w:r>
+            <w:r>
+              <w:rPr>
+                <w:sz w:val="16"/>
+                <w:szCs w:val="16"/>
+              </w:rPr>
+              <w:t xml:space="preserve">difference</w:t>
             </w:r>
           </w:p>
         </w:tc>
@@ -4682,14 +4682,14 @@
                 <w:sz w:val="16"/>
                 <w:szCs w:val="16"/>
               </w:rPr>
-              <w:t xml:space="preserve">35  </w:t>
-            </w:r>
-            <w:r>
-              <w:rPr>
-                <w:sz w:val="16"/>
-                <w:szCs w:val="16"/>
-              </w:rPr>
-              <w:t xml:space="preserve">difference</w:t>
+              <w:t xml:space="preserve">36  </w:t>
+            </w:r>
+            <w:r>
+              <w:rPr>
+                <w:sz w:val="16"/>
+                <w:szCs w:val="16"/>
+              </w:rPr>
+              <w:t xml:space="preserve">confirmatory</w:t>
             </w:r>
           </w:p>
         </w:tc>
@@ -4750,14 +4750,14 @@
                 <w:sz w:val="16"/>
                 <w:szCs w:val="16"/>
               </w:rPr>
-              <w:t xml:space="preserve">36  </w:t>
-            </w:r>
-            <w:r>
-              <w:rPr>
-                <w:sz w:val="16"/>
-                <w:szCs w:val="16"/>
-              </w:rPr>
-              <w:t xml:space="preserve">confirmatory</w:t>
+              <w:t xml:space="preserve">37  </w:t>
+            </w:r>
+            <w:r>
+              <w:rPr>
+                <w:sz w:val="16"/>
+                <w:szCs w:val="16"/>
+              </w:rPr>
+              <w:t xml:space="preserve">materiality</w:t>
             </w:r>
           </w:p>
         </w:tc>
@@ -4818,14 +4818,14 @@
                 <w:sz w:val="16"/>
                 <w:szCs w:val="16"/>
               </w:rPr>
-              <w:t xml:space="preserve">37  </w:t>
-            </w:r>
-            <w:r>
-              <w:rPr>
-                <w:sz w:val="16"/>
-                <w:szCs w:val="16"/>
-              </w:rPr>
-              <w:t xml:space="preserve">materiality</w:t>
+              <w:t xml:space="preserve">38  </w:t>
+            </w:r>
+            <w:r>
+              <w:rPr>
+                <w:sz w:val="16"/>
+                <w:szCs w:val="16"/>
+              </w:rPr>
+              <w:t xml:space="preserve">representation</w:t>
             </w:r>
           </w:p>
         </w:tc>
@@ -4886,14 +4886,14 @@
                 <w:sz w:val="16"/>
                 <w:szCs w:val="16"/>
               </w:rPr>
-              <w:t xml:space="preserve">38  </w:t>
-            </w:r>
-            <w:r>
-              <w:rPr>
-                <w:sz w:val="16"/>
-                <w:szCs w:val="16"/>
-              </w:rPr>
-              <w:t xml:space="preserve">representation</w:t>
+              <w:t xml:space="preserve">39  </w:t>
+            </w:r>
+            <w:r>
+              <w:rPr>
+                <w:sz w:val="16"/>
+                <w:szCs w:val="16"/>
+              </w:rPr>
+              <w:t xml:space="preserve">complete</w:t>
             </w:r>
           </w:p>
         </w:tc>
@@ -4954,14 +4954,14 @@
                 <w:sz w:val="16"/>
                 <w:szCs w:val="16"/>
               </w:rPr>
-              <w:t xml:space="preserve">39  </w:t>
-            </w:r>
-            <w:r>
-              <w:rPr>
-                <w:sz w:val="16"/>
-                <w:szCs w:val="16"/>
-              </w:rPr>
-              <w:t xml:space="preserve">complete</w:t>
+              <w:t xml:space="preserve">40  </w:t>
+            </w:r>
+            <w:r>
+              <w:rPr>
+                <w:sz w:val="16"/>
+                <w:szCs w:val="16"/>
+              </w:rPr>
+              <w:t xml:space="preserve">understandability</w:t>
             </w:r>
           </w:p>
         </w:tc>
@@ -5022,14 +5022,14 @@
                 <w:sz w:val="16"/>
                 <w:szCs w:val="16"/>
               </w:rPr>
-              <w:t xml:space="preserve">40  </w:t>
-            </w:r>
-            <w:r>
-              <w:rPr>
-                <w:sz w:val="16"/>
-                <w:szCs w:val="16"/>
-              </w:rPr>
-              <w:t xml:space="preserve">understandability</w:t>
+              <w:t xml:space="preserve">41  </w:t>
+            </w:r>
+            <w:r>
+              <w:rPr>
+                <w:sz w:val="16"/>
+                <w:szCs w:val="16"/>
+              </w:rPr>
+              <w:t xml:space="preserve">constraint</w:t>
             </w:r>
           </w:p>
         </w:tc>
@@ -5090,14 +5090,14 @@
                 <w:sz w:val="16"/>
                 <w:szCs w:val="16"/>
               </w:rPr>
-              <w:t xml:space="preserve">41  </w:t>
-            </w:r>
-            <w:r>
-              <w:rPr>
-                <w:sz w:val="16"/>
-                <w:szCs w:val="16"/>
-              </w:rPr>
-              <w:t xml:space="preserve">constraint</w:t>
+              <w:t xml:space="preserve">42  </w:t>
+            </w:r>
+            <w:r>
+              <w:rPr>
+                <w:sz w:val="16"/>
+                <w:szCs w:val="16"/>
+              </w:rPr>
+              <w:t xml:space="preserve">investors</w:t>
             </w:r>
           </w:p>
         </w:tc>
@@ -5158,14 +5158,14 @@
                 <w:sz w:val="16"/>
                 <w:szCs w:val="16"/>
               </w:rPr>
-              <w:t xml:space="preserve">42  </w:t>
-            </w:r>
-            <w:r>
-              <w:rPr>
-                <w:sz w:val="16"/>
-                <w:szCs w:val="16"/>
-              </w:rPr>
-              <w:t xml:space="preserve">investors</w:t>
+              <w:t xml:space="preserve">43  </w:t>
+            </w:r>
+            <w:r>
+              <w:rPr>
+                <w:sz w:val="16"/>
+                <w:szCs w:val="16"/>
+              </w:rPr>
+              <w:t xml:space="preserve">general-purpose</w:t>
             </w:r>
           </w:p>
         </w:tc>
@@ -5226,14 +5226,14 @@
                 <w:sz w:val="16"/>
                 <w:szCs w:val="16"/>
               </w:rPr>
-              <w:t xml:space="preserve">43  </w:t>
-            </w:r>
-            <w:r>
-              <w:rPr>
-                <w:sz w:val="16"/>
-                <w:szCs w:val="16"/>
-              </w:rPr>
-              <w:t xml:space="preserve">general-purpose</w:t>
+              <w:t xml:space="preserve">44  </w:t>
+            </w:r>
+            <w:r>
+              <w:rPr>
+                <w:sz w:val="16"/>
+                <w:szCs w:val="16"/>
+              </w:rPr>
+              <w:t xml:space="preserve">relevance</w:t>
             </w:r>
           </w:p>
         </w:tc>
@@ -5294,14 +5294,14 @@
                 <w:sz w:val="16"/>
                 <w:szCs w:val="16"/>
               </w:rPr>
-              <w:t xml:space="preserve">44  </w:t>
-            </w:r>
-            <w:r>
-              <w:rPr>
-                <w:sz w:val="16"/>
-                <w:szCs w:val="16"/>
-              </w:rPr>
-              <w:t xml:space="preserve">relevance</w:t>
+              <w:t xml:space="preserve">45  </w:t>
+            </w:r>
+            <w:r>
+              <w:rPr>
+                <w:sz w:val="16"/>
+                <w:szCs w:val="16"/>
+              </w:rPr>
+              <w:t xml:space="preserve">statements</w:t>
             </w:r>
           </w:p>
         </w:tc>
@@ -5362,14 +5362,14 @@
                 <w:sz w:val="16"/>
                 <w:szCs w:val="16"/>
               </w:rPr>
-              <w:t xml:space="preserve">45  </w:t>
-            </w:r>
-            <w:r>
-              <w:rPr>
-                <w:sz w:val="16"/>
-                <w:szCs w:val="16"/>
-              </w:rPr>
-              <w:t xml:space="preserve">statements</w:t>
+              <w:t xml:space="preserve">46  </w:t>
+            </w:r>
+            <w:r>
+              <w:rPr>
+                <w:sz w:val="16"/>
+                <w:szCs w:val="16"/>
+              </w:rPr>
+              <w:t xml:space="preserve">decide the amount of the item</w:t>
             </w:r>
           </w:p>
         </w:tc>
@@ -5430,7 +5430,7 @@
                 <w:sz w:val="16"/>
                 <w:szCs w:val="16"/>
               </w:rPr>
-              <w:t xml:space="preserve">46  </w:t>
+              <w:t xml:space="preserve">47  </w:t>
             </w:r>
             <w:r>
               <w:rPr>
@@ -5498,7 +5498,7 @@
                 <w:sz w:val="16"/>
                 <w:szCs w:val="16"/>
               </w:rPr>
-              <w:t xml:space="preserve">47  </w:t>
+              <w:t xml:space="preserve">48  </w:t>
             </w:r>
             <w:r>
               <w:rPr>
@@ -5566,7 +5566,7 @@
                 <w:sz w:val="16"/>
                 <w:szCs w:val="16"/>
               </w:rPr>
-              <w:t xml:space="preserve">48  </w:t>
+              <w:t xml:space="preserve">49  </w:t>
             </w:r>
             <w:r>
               <w:rPr>
@@ -5634,7 +5634,7 @@
                 <w:sz w:val="16"/>
                 <w:szCs w:val="16"/>
               </w:rPr>
-              <w:t xml:space="preserve">49  </w:t>
+              <w:t xml:space="preserve">50  </w:t>
             </w:r>
             <w:r>
               <w:rPr>
@@ -5702,7 +5702,7 @@
                 <w:sz w:val="16"/>
                 <w:szCs w:val="16"/>
               </w:rPr>
-              <w:t xml:space="preserve">50  </w:t>
+              <w:t xml:space="preserve">51  </w:t>
             </w:r>
             <w:r>
               <w:rPr>
@@ -5770,7 +5770,7 @@
                 <w:sz w:val="16"/>
                 <w:szCs w:val="16"/>
               </w:rPr>
-              <w:t xml:space="preserve">51  </w:t>
+              <w:t xml:space="preserve">52  </w:t>
             </w:r>
             <w:r>
               <w:rPr>
@@ -5838,7 +5838,7 @@
                 <w:sz w:val="16"/>
                 <w:szCs w:val="16"/>
               </w:rPr>
-              <w:t xml:space="preserve">52  </w:t>
+              <w:t xml:space="preserve">53  </w:t>
             </w:r>
             <w:r>
               <w:rPr>
@@ -5846,6 +5846,64 @@
                 <w:szCs w:val="16"/>
               </w:rPr>
               <w:t xml:space="preserve">faithful representation</w:t>
+            </w:r>
+          </w:p>
+        </w:tc>
+      </w:tr>
+      <w:tr>
+        <w:tc>
+          <w:tcPr>
+            <w:tcW w:type="pct" w:w="2500"/>
+            <w:tcMar>
+              <w:top w:type="dxa" w:w="20"/>
+              <w:left w:type="dxa" w:w="80"/>
+              <w:bottom w:type="dxa" w:w="20"/>
+              <w:right w:type="dxa" w:w="80"/>
+            </w:tcMar>
+          </w:tcPr>
+          <w:p>
+            <w:pPr>
+              <w:spacing w:before="12" w:after="12"/>
+            </w:pPr>
+            <w:r>
+              <w:rPr>
+                <w:b/>
+                <w:bCs/>
+                <w:color w:val="8186EF"/>
+                <w:sz w:val="16"/>
+                <w:szCs w:val="16"/>
+              </w:rPr>
+              <w:t xml:space="preserve">27  </w:t>
+            </w:r>
+            <w:r>
+              <w:rPr>
+                <w:sz w:val="16"/>
+                <w:szCs w:val="16"/>
+              </w:rPr>
+              <w:t xml:space="preserve">management</w:t>
+            </w:r>
+          </w:p>
+        </w:tc>
+        <w:tc>
+          <w:tcPr>
+            <w:tcW w:type="pct" w:w="2500"/>
+            <w:tcMar>
+              <w:top w:type="dxa" w:w="20"/>
+              <w:left w:type="dxa" w:w="80"/>
+              <w:bottom w:type="dxa" w:w="20"/>
+              <w:right w:type="dxa" w:w="80"/>
+            </w:tcMar>
+          </w:tcPr>
+          <w:p>
+            <w:pPr>
+              <w:spacing w:before="24" w:after="24"/>
+            </w:pPr>
+            <w:r>
+              <w:rPr>
+                <w:sz w:val="16"/>
+                <w:szCs w:val="16"/>
+              </w:rPr>
+              <w:t xml:space="preserve"/>
             </w:r>
           </w:p>
         </w:tc>
@@ -6644,7 +6702,7 @@
                 <w:sz w:val="16"/>
                 <w:szCs w:val="16"/>
               </w:rPr>
-              <w:t xml:space="preserve">asset   ·   inventory   ·   balance   ·   expense   ·   retained earnings   ·   Equity   ·   revenue   ·   statements   ·   operations   ·   FASB   ·   liability   ·   owners   ·   changes</w:t>
+              <w:t xml:space="preserve">asset   ·   inventory   ·   balance   ·   expense   ·   different   ·   Equity   ·   revenue   ·   statements   ·   operations   ·   FASB   ·   liability   ·   owners   ·   changes</w:t>
             </w:r>
           </w:p>
         </w:tc>
@@ -7171,7 +7229,7 @@
                 <w:sz w:val="16"/>
                 <w:szCs w:val="16"/>
               </w:rPr>
-              <w:t xml:space="preserve">instead   ·   buying   ·   accounting equation   ·   statement   ·   IFRS   ·   liabilities   ·   Comprehensive   ·   Revenues   ·   dividend   ·   Expenses   ·   Contributed   ·   Distributions</w:t>
+              <w:t xml:space="preserve">instead   ·   buying   ·   decrease   ·   statement   ·   IFRS   ·   liabilities   ·   Comprehensive   ·   Revenues   ·   dividend   ·   Expenses   ·   Contributed   ·   Distributions</w:t>
             </w:r>
           </w:p>
         </w:tc>
@@ -7411,7 +7469,7 @@
                 <w:sz w:val="16"/>
                 <w:szCs w:val="16"/>
               </w:rPr>
-              <w:t xml:space="preserve">different   ·   equity   ·   statement   ·   additional   ·   revenue</w:t>
+              <w:t xml:space="preserve">different   ·   dividend   ·   statement   ·   additional   ·   revenue</w:t>
             </w:r>
           </w:p>
         </w:tc>
@@ -7559,7 +7617,7 @@
                 <w:sz w:val="16"/>
                 <w:szCs w:val="16"/>
               </w:rPr>
-              <w:t xml:space="preserve">retained earnings   ·   relevance   ·   equity</w:t>
+              <w:t xml:space="preserve">retained earnings   ·   balance sheet   ·   equity</w:t>
             </w:r>
           </w:p>
         </w:tc>
@@ -10160,7 +10218,7 @@
                 <w:sz w:val="16"/>
                 <w:szCs w:val="16"/>
               </w:rPr>
-              <w:t xml:space="preserve">dividends   ·   belongs   ·   Whether   ·   equity   ·   depreciation   ·   opposite   ·   double-entry   ·   affects   ·   simply   ·   accounting   ·   T-account   ·   receivable</w:t>
+              <w:t xml:space="preserve">dividends   ·   belongs   ·   Whether   ·   equity   ·   depreciation   ·   opposite   ·   double-entry   ·   affects   ·   simply   ·   accounting   ·   declared   ·   receivable</w:t>
             </w:r>
           </w:p>
         </w:tc>
@@ -10454,7 +10512,7 @@
                 <w:sz w:val="16"/>
                 <w:szCs w:val="16"/>
               </w:rPr>
-              <w:t xml:space="preserve">transactions   ·   exchange   ·   pastries   ·   accounts receivable   ·   Amounts</w:t>
+              <w:t xml:space="preserve">transactions   ·   exchange   ·   pastries   ·   February   ·   Amounts</w:t>
             </w:r>
           </w:p>
         </w:tc>
@@ -12481,8 +12539,97 @@
                 <w:sz w:val="15"/>
                 <w:szCs w:val="15"/>
               </w:rPr>
-              <w:t xml:space="preserve">Sold olive oil to GreenBasket Supermarkets on </w:t>
-            </w:r>
+              <w:t xml:space="preserve">Sold olive oil to GreenBasket Supermarkets on credit. The goods had cost Orontes less than the selling price.</w:t>
+            </w:r>
+          </w:p>
+        </w:tc>
+        <w:tc>
+          <w:tcPr>
+            <w:tcW w:type="pct" w:w="694"/>
+            <w:tcMar>
+              <w:top w:type="dxa" w:w="50"/>
+              <w:left w:type="dxa" w:w="110"/>
+              <w:bottom w:type="dxa" w:w="50"/>
+              <w:right w:type="dxa" w:w="110"/>
+            </w:tcMar>
+          </w:tcPr>
+          <w:p>
+            <w:pPr>
+              <w:spacing w:before="28" w:after="28"/>
+            </w:pPr>
+            <w:r>
+              <w:rPr>
+                <w:sz w:val="15"/>
+                <w:szCs w:val="15"/>
+              </w:rPr>
+              <w:t xml:space="preserve"> </w:t>
+            </w:r>
+          </w:p>
+        </w:tc>
+        <w:tc>
+          <w:tcPr>
+            <w:tcW w:type="pct" w:w="694"/>
+            <w:tcMar>
+              <w:top w:type="dxa" w:w="50"/>
+              <w:left w:type="dxa" w:w="110"/>
+              <w:bottom w:type="dxa" w:w="50"/>
+              <w:right w:type="dxa" w:w="110"/>
+            </w:tcMar>
+          </w:tcPr>
+          <w:p>
+            <w:pPr>
+              <w:spacing w:before="28" w:after="28"/>
+            </w:pPr>
+            <w:r>
+              <w:rPr>
+                <w:sz w:val="15"/>
+                <w:szCs w:val="15"/>
+              </w:rPr>
+              <w:t xml:space="preserve"> </w:t>
+            </w:r>
+          </w:p>
+        </w:tc>
+      </w:tr>
+      <w:tr>
+        <w:tc>
+          <w:tcPr>
+            <w:tcW w:type="pct" w:w="694"/>
+            <w:shd w:fill="FBFAF6" w:val="clear"/>
+            <w:tcMar>
+              <w:top w:type="dxa" w:w="50"/>
+              <w:left w:type="dxa" w:w="110"/>
+              <w:bottom w:type="dxa" w:w="50"/>
+              <w:right w:type="dxa" w:w="110"/>
+            </w:tcMar>
+          </w:tcPr>
+          <w:p>
+            <w:pPr>
+              <w:spacing w:before="28" w:after="28"/>
+            </w:pPr>
+            <w:r>
+              <w:rPr>
+                <w:sz w:val="15"/>
+                <w:szCs w:val="15"/>
+              </w:rPr>
+              <w:t xml:space="preserve">5</w:t>
+            </w:r>
+          </w:p>
+        </w:tc>
+        <w:tc>
+          <w:tcPr>
+            <w:tcW w:type="pct" w:w="694"/>
+            <w:shd w:fill="FFFFFF" w:val="clear"/>
+            <w:tcMar>
+              <w:top w:type="dxa" w:w="50"/>
+              <w:left w:type="dxa" w:w="110"/>
+              <w:bottom w:type="dxa" w:w="50"/>
+              <w:right w:type="dxa" w:w="110"/>
+            </w:tcMar>
+          </w:tcPr>
+          <w:p>
+            <w:pPr>
+              <w:spacing w:before="46" w:after="46"/>
+            </w:pPr>
             <w:r>
               <w:rPr>
                 <w:b/>
@@ -12491,107 +12638,13 @@
                 <w:sz w:val="14"/>
                 <w:szCs w:val="14"/>
               </w:rPr>
-              <w:t xml:space="preserve"> (23) </w:t>
-            </w:r>
-            <w:r>
-              <w:rPr>
-                <w:u w:val="single"/>
-                <w:sz w:val="15"/>
-                <w:szCs w:val="15"/>
-              </w:rPr>
-              <w:t xml:space="preserve">              </w:t>
-            </w:r>
-            <w:r>
-              <w:rPr>
-                <w:sz w:val="15"/>
-                <w:szCs w:val="15"/>
-              </w:rPr>
-              <w:t xml:space="preserve"> </w:t>
-            </w:r>
-            <w:r>
-              <w:rPr>
-                <w:sz w:val="15"/>
-                <w:szCs w:val="15"/>
-              </w:rPr>
-              <w:t xml:space="preserve">. The goods had cost Orontes less than the selling price.</w:t>
-            </w:r>
-          </w:p>
-        </w:tc>
-        <w:tc>
-          <w:tcPr>
-            <w:tcW w:type="pct" w:w="694"/>
-            <w:tcMar>
-              <w:top w:type="dxa" w:w="50"/>
-              <w:left w:type="dxa" w:w="110"/>
-              <w:bottom w:type="dxa" w:w="50"/>
-              <w:right w:type="dxa" w:w="110"/>
-            </w:tcMar>
-          </w:tcPr>
-          <w:p>
-            <w:pPr>
-              <w:spacing w:before="28" w:after="28"/>
-            </w:pPr>
-            <w:r>
-              <w:rPr>
-                <w:sz w:val="15"/>
-                <w:szCs w:val="15"/>
-              </w:rPr>
-              <w:t xml:space="preserve"> </w:t>
-            </w:r>
-          </w:p>
-        </w:tc>
-        <w:tc>
-          <w:tcPr>
-            <w:tcW w:type="pct" w:w="694"/>
-            <w:tcMar>
-              <w:top w:type="dxa" w:w="50"/>
-              <w:left w:type="dxa" w:w="110"/>
-              <w:bottom w:type="dxa" w:w="50"/>
-              <w:right w:type="dxa" w:w="110"/>
-            </w:tcMar>
-          </w:tcPr>
-          <w:p>
-            <w:pPr>
-              <w:spacing w:before="28" w:after="28"/>
-            </w:pPr>
-            <w:r>
-              <w:rPr>
-                <w:sz w:val="15"/>
-                <w:szCs w:val="15"/>
-              </w:rPr>
-              <w:t xml:space="preserve"> </w:t>
-            </w:r>
-          </w:p>
-        </w:tc>
-      </w:tr>
-      <w:tr>
-        <w:tc>
-          <w:tcPr>
-            <w:tcW w:type="pct" w:w="694"/>
-            <w:shd w:fill="FBFAF6" w:val="clear"/>
-            <w:tcMar>
-              <w:top w:type="dxa" w:w="50"/>
-              <w:left w:type="dxa" w:w="110"/>
-              <w:bottom w:type="dxa" w:w="50"/>
-              <w:right w:type="dxa" w:w="110"/>
-            </w:tcMar>
-          </w:tcPr>
-          <w:p>
-            <w:pPr>
-              <w:spacing w:before="28" w:after="28"/>
-            </w:pPr>
-            <w:r>
-              <w:rPr>
-                <w:sz w:val="15"/>
-                <w:szCs w:val="15"/>
-              </w:rPr>
-              <w:t xml:space="preserve">5</w:t>
-            </w:r>
-          </w:p>
-        </w:tc>
-        <w:tc>
-          <w:tcPr>
-            <w:tcW w:type="pct" w:w="694"/>
+              <w:t xml:space="preserve">(23)</w:t>
+            </w:r>
+          </w:p>
+        </w:tc>
+        <w:tc>
+          <w:tcPr>
+            <w:tcW w:type="pct" w:w="2225"/>
             <w:shd w:fill="FFFFFF" w:val="clear"/>
             <w:tcMar>
               <w:top w:type="dxa" w:w="50"/>
@@ -12613,30 +12666,6 @@
                 <w:szCs w:val="14"/>
               </w:rPr>
               <w:t xml:space="preserve">(24)</w:t>
-            </w:r>
-          </w:p>
-        </w:tc>
-        <w:tc>
-          <w:tcPr>
-            <w:tcW w:type="pct" w:w="2225"/>
-            <w:shd w:fill="FBFAF6" w:val="clear"/>
-            <w:tcMar>
-              <w:top w:type="dxa" w:w="50"/>
-              <w:left w:type="dxa" w:w="110"/>
-              <w:bottom w:type="dxa" w:w="50"/>
-              <w:right w:type="dxa" w:w="110"/>
-            </w:tcMar>
-          </w:tcPr>
-          <w:p>
-            <w:pPr>
-              <w:spacing w:before="28" w:after="28"/>
-            </w:pPr>
-            <w:r>
-              <w:rPr>
-                <w:sz w:val="15"/>
-                <w:szCs w:val="15"/>
-              </w:rPr>
-              <w:t xml:space="preserve">Wages expense</w:t>
             </w:r>
           </w:p>
         </w:tc>
@@ -13466,7 +13495,7 @@
                 <w:sz w:val="16"/>
                 <w:szCs w:val="16"/>
               </w:rPr>
-              <w:t xml:space="preserve">Totals   ·   Jan 5   ·   credit   ·   bottling   ·   Jan 31   ·   Borrowed   ·   Equipment   ·   Sales revenue   ·   Accounts receivable   ·   Cash   ·   conceptual framework</w:t>
+              <w:t xml:space="preserve">Totals   ·   Jan 5   ·   Jan 31   ·   bottling   ·   Wages expense   ·   Borrowed   ·   Equipment   ·   Sales revenue   ·   Accounts receivable   ·   Cash   ·   Dividends payable</w:t>
             </w:r>
           </w:p>
         </w:tc>
@@ -13902,7 +13931,7 @@
                 <w:sz w:val="16"/>
                 <w:szCs w:val="16"/>
               </w:rPr>
-              <w:t xml:space="preserve">equity   ·   financing   ·   February   ·   liability   ·   points   ·   equation   ·   credits   ·   accumulated depreciation   ·   delivers</w:t>
+              <w:t xml:space="preserve">equity   ·   financing   ·   February   ·   liability   ·   points   ·   equation   ·   credits   ·   borrowing   ·   delivers</w:t>
             </w:r>
           </w:p>
         </w:tc>
@@ -14210,7 +14239,7 @@
                 <w:sz w:val="16"/>
                 <w:szCs w:val="16"/>
               </w:rPr>
-              <w:t xml:space="preserve">Buying   ·   accumulated depreciation   ·   retained   ·   revenue   ·   dividend</w:t>
+              <w:t xml:space="preserve">Buying   ·   depends   ·   retained   ·   revenue   ·   dividend</w:t>
             </w:r>
           </w:p>
         </w:tc>
@@ -14433,7 +14462,7 @@
                 <w:sz w:val="16"/>
                 <w:szCs w:val="16"/>
               </w:rPr>
-              <w:t xml:space="preserve">transactions   ·   Complete   ·   credit</w:t>
+              <w:t xml:space="preserve">transactions   ·   Complete   ·   equation</w:t>
             </w:r>
           </w:p>
         </w:tc>
@@ -14649,7 +14678,7 @@
                 <w:sz w:val="16"/>
                 <w:szCs w:val="16"/>
               </w:rPr>
-              <w:t xml:space="preserve">credited   ·   T-account   ·   transaction</w:t>
+              <w:t xml:space="preserve">credited   ·   allowance   ·   transaction</w:t>
             </w:r>
           </w:p>
         </w:tc>
@@ -14797,7 +14826,7 @@
                 <w:sz w:val="16"/>
                 <w:szCs w:val="16"/>
               </w:rPr>
-              <w:t xml:space="preserve">asset   ·   normal balance   ·   double-entry system   ·   debit</w:t>
+              <w:t xml:space="preserve">par value   ·   normal balance   ·   double-entry system   ·   debit</w:t>
             </w:r>
           </w:p>
         </w:tc>
@@ -15801,7 +15830,7 @@
                 <w:sz w:val="16"/>
                 <w:szCs w:val="16"/>
               </w:rPr>
-              <w:t xml:space="preserve">credit</w:t>
+              <w:t xml:space="preserve">Jan 31</w:t>
             </w:r>
           </w:p>
         </w:tc>
@@ -15869,7 +15898,7 @@
                 <w:sz w:val="16"/>
                 <w:szCs w:val="16"/>
               </w:rPr>
-              <w:t xml:space="preserve">Jan 31</w:t>
+              <w:t xml:space="preserve">Wages expense</w:t>
             </w:r>
           </w:p>
         </w:tc>
@@ -18017,7 +18046,7 @@
                 <w:sz w:val="16"/>
                 <w:szCs w:val="16"/>
               </w:rPr>
-              <w:t xml:space="preserve">incurs   ·   delivers   ·   simple   ·   services   ·   acceptable   ·   Orontes   ·   decide   ·   cash basis   ·   revenues   ·   received   ·   statements   ·   fiscal   ·   timing</w:t>
+              <w:t xml:space="preserve">incurs   ·   delivers   ·   simple   ·   services   ·   acceptable   ·   Orontes   ·   decide   ·   another   ·   revenues   ·   received   ·   statements   ·   fiscal   ·   timing</w:t>
             </w:r>
           </w:p>
         </w:tc>
@@ -18505,7 +18534,7 @@
                 <w:sz w:val="16"/>
                 <w:szCs w:val="16"/>
               </w:rPr>
-              <w:t xml:space="preserve">transactions   ·   incurred   ·   bottling   ·   advertising   ·   directly   ·   adjustment   ·   classic   ·   Depreciation   ·   Systematic   ·   principle   ·   prepaid expense</w:t>
+              <w:t xml:space="preserve">transactions   ·   incurred   ·   bottling   ·   advertising   ·   directly   ·   adjustment   ·   classic   ·   Depreciation   ·   Systematic   ·   principle   ·   T-account</w:t>
             </w:r>
           </w:p>
         </w:tc>
@@ -18641,7 +18670,7 @@
                 <w:sz w:val="16"/>
                 <w:szCs w:val="16"/>
               </w:rPr>
-              <w:t xml:space="preserve">normal balance   ·   Contract liability, or unearned revenue (deferral)   ·   Prepaid expense (deferral)</w:t>
+              <w:t xml:space="preserve">statement of changes in equity   ·   Contract liability, or unearned revenue (deferral)   ·   Prepaid expense (deferral)</w:t>
             </w:r>
           </w:p>
         </w:tc>
@@ -18861,7 +18890,7 @@
                 <w:sz w:val="16"/>
                 <w:szCs w:val="16"/>
               </w:rPr>
-              <w:t xml:space="preserve">cash basis   ·   expense   ·   important   ·   revenue</w:t>
+              <w:t xml:space="preserve">advertising   ·   expense   ·   important   ·   revenue</w:t>
             </w:r>
           </w:p>
         </w:tc>
@@ -19084,7 +19113,7 @@
                 <w:sz w:val="16"/>
                 <w:szCs w:val="16"/>
               </w:rPr>
-              <w:t xml:space="preserve">matching principle   ·   expense   ·   liability</w:t>
+              <w:t xml:space="preserve">revenue   ·   expense   ·   liability</w:t>
             </w:r>
           </w:p>
         </w:tc>
@@ -19220,7 +19249,7 @@
                 <w:sz w:val="16"/>
                 <w:szCs w:val="16"/>
               </w:rPr>
-              <w:t xml:space="preserve">faithful representation   ·   accrual basis   ·   prepaid expense</w:t>
+              <w:t xml:space="preserve">financial statements   ·   accrual basis   ·   prepaid expense</w:t>
             </w:r>
           </w:p>
         </w:tc>
@@ -21446,7 +21475,7 @@
                 <w:sz w:val="16"/>
                 <w:szCs w:val="16"/>
               </w:rPr>
-              <w:t xml:space="preserve">principles   ·   recognizes   ·   Securities   ·   report   ·   organized   ·   oversees   ·   writes   ·   organization   ·   nongovernmental   ·   U.S. GAAP   ·   changes   ·   revenue</w:t>
+              <w:t xml:space="preserve">principles   ·   recognizes   ·   Securities   ·   report   ·   organized   ·   oversees   ·   writes   ·   organization   ·   nongovernmental   ·   authoritative   ·   changes   ·   revenue</w:t>
             </w:r>
           </w:p>
         </w:tc>
@@ -21991,7 +22020,7 @@
                 <w:sz w:val="16"/>
                 <w:szCs w:val="16"/>
               </w:rPr>
-              <w:t xml:space="preserve">U.S. GAAP   ·   Emirates   ·   auditing   ·   Financial   ·   Outside   ·   learned   ·   Middle   ·   However   ·   Foundation   ·   differences   ·   Contrast   ·   concepts   ·   IASB</w:t>
+              <w:t xml:space="preserve">expense   ·   Emirates   ·   auditing   ·   Financial   ·   Outside   ·   learned   ·   Middle   ·   However   ·   Foundation   ·   differences   ·   Contrast   ·   concepts   ·   IASB</w:t>
             </w:r>
           </w:p>
         </w:tc>
@@ -22139,7 +22168,7 @@
                 <w:sz w:val="16"/>
                 <w:szCs w:val="16"/>
               </w:rPr>
-              <w:t xml:space="preserve">balance sheet   ·   income statement   ·   share capital (ordinary shares)   ·   trade receivables   ·   share premium   ·   retained earnings</w:t>
+              <w:t xml:space="preserve">balance sheet   ·   income statement   ·   share capital (ordinary shares)   ·   trade receivables   ·   share premium   ·   primary users</w:t>
             </w:r>
           </w:p>
         </w:tc>
@@ -22362,7 +22391,7 @@
                 <w:sz w:val="16"/>
                 <w:szCs w:val="16"/>
               </w:rPr>
-              <w:t xml:space="preserve">U.S. GAAP   ·   writes   ·   government</w:t>
+              <w:t xml:space="preserve">between   ·   writes   ·   government</w:t>
             </w:r>
           </w:p>
         </w:tc>
@@ -22510,7 +22539,7 @@
                 <w:sz w:val="16"/>
                 <w:szCs w:val="16"/>
               </w:rPr>
-              <w:t xml:space="preserve">FASB   ·   IFRS   ·   SEC   ·   materiality</w:t>
+              <w:t xml:space="preserve">FASB   ·   IFRS   ·   SEC   ·   expense</w:t>
             </w:r>
           </w:p>
         </w:tc>
@@ -24504,7 +24533,7 @@
                 <w:sz w:val="16"/>
                 <w:szCs w:val="16"/>
               </w:rPr>
-              <w:t xml:space="preserve">Income statement   ·   Statement of changes in equity   ·   recognize</w:t>
+              <w:t xml:space="preserve">Income statement   ·   Statement of changes in equity   ·   contra account</w:t>
             </w:r>
           </w:p>
         </w:tc>
@@ -24978,7 +25007,7 @@
                 <w:sz w:val="16"/>
                 <w:szCs w:val="16"/>
               </w:rPr>
-              <w:t xml:space="preserve">operating   ·   transactions   ·   accrual   ·   account   ·   statements   ·   Notice   ·   dividend   ·   investing   ·   explains   ·   income statement   ·   different</w:t>
+              <w:t xml:space="preserve">operating   ·   transactions   ·   accrual   ·   account   ·   statements   ·   Notice   ·   dividend   ·   investing   ·   explains   ·   describes   ·   different</w:t>
             </w:r>
           </w:p>
         </w:tc>
@@ -26741,7 +26770,7 @@
                 <w:sz w:val="16"/>
                 <w:szCs w:val="16"/>
               </w:rPr>
-              <w:t xml:space="preserve">Cash   ·   Depreciation expense   ·   Additional paid-in capital   ·   Accumulated depreciation   ·   Retained earnings, January 1   ·   contract liability (unearned revenue)   ·   Allowance for credit losses   ·   Prepaid rent   ·   Land   ·   Common stock   ·   Inventory</w:t>
+              <w:t xml:space="preserve">Cash   ·   Depreciation expense   ·   Additional paid-in capital   ·   Accumulated depreciation   ·   Retained earnings, January 1   ·   statement of financial position   ·   Allowance for credit losses   ·   Prepaid rent   ·   Land   ·   Common stock   ·   Inventory</w:t>
             </w:r>
           </w:p>
         </w:tc>
@@ -26936,7 +26965,7 @@
                 <w:sz w:val="16"/>
                 <w:szCs w:val="16"/>
               </w:rPr>
-              <w:t xml:space="preserve">revenue   ·   double-entry system</w:t>
+              <w:t xml:space="preserve">revenue   ·   disclose</w:t>
             </w:r>
           </w:p>
         </w:tc>
@@ -27119,7 +27148,7 @@
                 <w:sz w:val="16"/>
                 <w:szCs w:val="16"/>
               </w:rPr>
-              <w:t xml:space="preserve">income statement   ·   describes   ·   Choose</w:t>
+              <w:t xml:space="preserve">retained   ·   describes   ·   Choose</w:t>
             </w:r>
           </w:p>
         </w:tc>
@@ -27255,7 +27284,7 @@
                 <w:sz w:val="16"/>
                 <w:szCs w:val="16"/>
               </w:rPr>
-              <w:t xml:space="preserve">normal balance   ·   6   ·   dividend   ·   4</w:t>
+              <w:t xml:space="preserve">credit   ·   6   ·   dividend   ·   4</w:t>
             </w:r>
           </w:p>
         </w:tc>
@@ -27392,6 +27421,55 @@
         <w:tc>
           <w:tcPr>
             <w:tcW w:type="pct" w:w="2400"/>
+            <w:tcMar>
+              <w:top w:type="dxa" w:w="50"/>
+              <w:left w:type="dxa" w:w="110"/>
+              <w:bottom w:type="dxa" w:w="50"/>
+              <w:right w:type="dxa" w:w="110"/>
+            </w:tcMar>
+          </w:tcPr>
+          <w:p>
+            <w:pPr>
+              <w:spacing w:before="28" w:after="28"/>
+            </w:pPr>
+            <w:r>
+              <w:rPr>
+                <w:sz w:val="15"/>
+                <w:szCs w:val="15"/>
+              </w:rPr>
+              <w:t xml:space="preserve">Asset</w:t>
+            </w:r>
+          </w:p>
+        </w:tc>
+      </w:tr>
+      <w:tr>
+        <w:tc>
+          <w:tcPr>
+            <w:tcW w:type="pct" w:w="2600"/>
+            <w:shd w:fill="FBFAF6" w:val="clear"/>
+            <w:tcMar>
+              <w:top w:type="dxa" w:w="50"/>
+              <w:left w:type="dxa" w:w="110"/>
+              <w:bottom w:type="dxa" w:w="50"/>
+              <w:right w:type="dxa" w:w="110"/>
+            </w:tcMar>
+          </w:tcPr>
+          <w:p>
+            <w:pPr>
+              <w:spacing w:before="28" w:after="28"/>
+            </w:pPr>
+            <w:r>
+              <w:rPr>
+                <w:sz w:val="15"/>
+                <w:szCs w:val="15"/>
+              </w:rPr>
+              <w:t xml:space="preserve">Land</w:t>
+            </w:r>
+          </w:p>
+        </w:tc>
+        <w:tc>
+          <w:tcPr>
+            <w:tcW w:type="pct" w:w="2400"/>
             <w:shd w:fill="FFFFFF" w:val="clear"/>
             <w:tcMar>
               <w:top w:type="dxa" w:w="50"/>
@@ -27421,7 +27499,6 @@
         <w:tc>
           <w:tcPr>
             <w:tcW w:type="pct" w:w="2600"/>
-            <w:shd w:fill="FBFAF6" w:val="clear"/>
             <w:tcMar>
               <w:top w:type="dxa" w:w="50"/>
               <w:left w:type="dxa" w:w="110"/>
@@ -27438,14 +27515,13 @@
                 <w:sz w:val="15"/>
                 <w:szCs w:val="15"/>
               </w:rPr>
-              <w:t xml:space="preserve">Land</w:t>
+              <w:t xml:space="preserve">Dividends payable</w:t>
             </w:r>
           </w:p>
         </w:tc>
         <w:tc>
           <w:tcPr>
             <w:tcW w:type="pct" w:w="2400"/>
-            <w:shd w:fill="FBFAF6" w:val="clear"/>
             <w:tcMar>
               <w:top w:type="dxa" w:w="50"/>
               <w:left w:type="dxa" w:w="110"/>
@@ -27462,7 +27538,7 @@
                 <w:sz w:val="15"/>
                 <w:szCs w:val="15"/>
               </w:rPr>
-              <w:t xml:space="preserve">Asset</w:t>
+              <w:t xml:space="preserve">Liability</w:t>
             </w:r>
           </w:p>
         </w:tc>
@@ -27471,6 +27547,7 @@
         <w:tc>
           <w:tcPr>
             <w:tcW w:type="pct" w:w="2600"/>
+            <w:shd w:fill="FBFAF6" w:val="clear"/>
             <w:tcMar>
               <w:top w:type="dxa" w:w="50"/>
               <w:left w:type="dxa" w:w="110"/>
@@ -27487,105 +27564,7 @@
                 <w:sz w:val="15"/>
                 <w:szCs w:val="15"/>
               </w:rPr>
-              <w:t xml:space="preserve">Dividends payable</w:t>
-            </w:r>
-          </w:p>
-        </w:tc>
-        <w:tc>
-          <w:tcPr>
-            <w:tcW w:type="pct" w:w="2400"/>
-            <w:tcMar>
-              <w:top w:type="dxa" w:w="50"/>
-              <w:left w:type="dxa" w:w="110"/>
-              <w:bottom w:type="dxa" w:w="50"/>
-              <w:right w:type="dxa" w:w="110"/>
-            </w:tcMar>
-          </w:tcPr>
-          <w:p>
-            <w:pPr>
-              <w:spacing w:before="28" w:after="28"/>
-            </w:pPr>
-            <w:r>
-              <w:rPr>
-                <w:sz w:val="15"/>
-                <w:szCs w:val="15"/>
-              </w:rPr>
-              <w:t xml:space="preserve">Liability</w:t>
-            </w:r>
-          </w:p>
-        </w:tc>
-      </w:tr>
-      <w:tr>
-        <w:tc>
-          <w:tcPr>
-            <w:tcW w:type="pct" w:w="2600"/>
-            <w:shd w:fill="FBFAF6" w:val="clear"/>
-            <w:tcMar>
-              <w:top w:type="dxa" w:w="50"/>
-              <w:left w:type="dxa" w:w="110"/>
-              <w:bottom w:type="dxa" w:w="50"/>
-              <w:right w:type="dxa" w:w="110"/>
-            </w:tcMar>
-          </w:tcPr>
-          <w:p>
-            <w:pPr>
-              <w:spacing w:before="28" w:after="28"/>
-            </w:pPr>
-            <w:r>
-              <w:rPr>
-                <w:sz w:val="15"/>
-                <w:szCs w:val="15"/>
-              </w:rPr>
               <w:t xml:space="preserve">Additional paid-in capital</w:t>
-            </w:r>
-          </w:p>
-        </w:tc>
-        <w:tc>
-          <w:tcPr>
-            <w:tcW w:type="pct" w:w="2400"/>
-            <w:shd w:fill="FBFAF6" w:val="clear"/>
-            <w:tcMar>
-              <w:top w:type="dxa" w:w="50"/>
-              <w:left w:type="dxa" w:w="110"/>
-              <w:bottom w:type="dxa" w:w="50"/>
-              <w:right w:type="dxa" w:w="110"/>
-            </w:tcMar>
-          </w:tcPr>
-          <w:p>
-            <w:pPr>
-              <w:spacing w:before="28" w:after="28"/>
-            </w:pPr>
-            <w:r>
-              <w:rPr>
-                <w:sz w:val="15"/>
-                <w:szCs w:val="15"/>
-              </w:rPr>
-              <w:t xml:space="preserve">Equity</w:t>
-            </w:r>
-          </w:p>
-        </w:tc>
-      </w:tr>
-      <w:tr>
-        <w:tc>
-          <w:tcPr>
-            <w:tcW w:type="pct" w:w="2600"/>
-            <w:tcMar>
-              <w:top w:type="dxa" w:w="50"/>
-              <w:left w:type="dxa" w:w="110"/>
-              <w:bottom w:type="dxa" w:w="50"/>
-              <w:right w:type="dxa" w:w="110"/>
-            </w:tcMar>
-          </w:tcPr>
-          <w:p>
-            <w:pPr>
-              <w:spacing w:before="28" w:after="28"/>
-            </w:pPr>
-            <w:r>
-              <w:rPr>
-                <w:sz w:val="15"/>
-                <w:szCs w:val="15"/>
-              </w:rPr>
-              <w:t xml:space="preserve">Sales revenue</w:t>
             </w:r>
           </w:p>
         </w:tc>
@@ -27621,7 +27600,6 @@
         <w:tc>
           <w:tcPr>
             <w:tcW w:type="pct" w:w="2600"/>
-            <w:shd w:fill="FBFAF6" w:val="clear"/>
             <w:tcMar>
               <w:top w:type="dxa" w:w="50"/>
               <w:left w:type="dxa" w:w="110"/>
@@ -27638,7 +27616,105 @@
                 <w:sz w:val="15"/>
                 <w:szCs w:val="15"/>
               </w:rPr>
+              <w:t xml:space="preserve">Sales revenue</w:t>
+            </w:r>
+          </w:p>
+        </w:tc>
+        <w:tc>
+          <w:tcPr>
+            <w:tcW w:type="pct" w:w="2400"/>
+            <w:tcMar>
+              <w:top w:type="dxa" w:w="50"/>
+              <w:left w:type="dxa" w:w="110"/>
+              <w:bottom w:type="dxa" w:w="50"/>
+              <w:right w:type="dxa" w:w="110"/>
+            </w:tcMar>
+          </w:tcPr>
+          <w:p>
+            <w:pPr>
+              <w:spacing w:before="28" w:after="28"/>
+            </w:pPr>
+            <w:r>
+              <w:rPr>
+                <w:sz w:val="15"/>
+                <w:szCs w:val="15"/>
+              </w:rPr>
+              <w:t xml:space="preserve">Revenue</w:t>
+            </w:r>
+          </w:p>
+        </w:tc>
+      </w:tr>
+      <w:tr>
+        <w:tc>
+          <w:tcPr>
+            <w:tcW w:type="pct" w:w="2600"/>
+            <w:shd w:fill="FBFAF6" w:val="clear"/>
+            <w:tcMar>
+              <w:top w:type="dxa" w:w="50"/>
+              <w:left w:type="dxa" w:w="110"/>
+              <w:bottom w:type="dxa" w:w="50"/>
+              <w:right w:type="dxa" w:w="110"/>
+            </w:tcMar>
+          </w:tcPr>
+          <w:p>
+            <w:pPr>
+              <w:spacing w:before="28" w:after="28"/>
+            </w:pPr>
+            <w:r>
+              <w:rPr>
+                <w:sz w:val="15"/>
+                <w:szCs w:val="15"/>
+              </w:rPr>
               <w:t xml:space="preserve">Interest expense</w:t>
+            </w:r>
+          </w:p>
+        </w:tc>
+        <w:tc>
+          <w:tcPr>
+            <w:tcW w:type="pct" w:w="2400"/>
+            <w:shd w:fill="FBFAF6" w:val="clear"/>
+            <w:tcMar>
+              <w:top w:type="dxa" w:w="50"/>
+              <w:left w:type="dxa" w:w="110"/>
+              <w:bottom w:type="dxa" w:w="50"/>
+              <w:right w:type="dxa" w:w="110"/>
+            </w:tcMar>
+          </w:tcPr>
+          <w:p>
+            <w:pPr>
+              <w:spacing w:before="28" w:after="28"/>
+            </w:pPr>
+            <w:r>
+              <w:rPr>
+                <w:sz w:val="15"/>
+                <w:szCs w:val="15"/>
+              </w:rPr>
+              <w:t xml:space="preserve">Expense</w:t>
+            </w:r>
+          </w:p>
+        </w:tc>
+      </w:tr>
+      <w:tr>
+        <w:tc>
+          <w:tcPr>
+            <w:tcW w:type="pct" w:w="2600"/>
+            <w:tcMar>
+              <w:top w:type="dxa" w:w="50"/>
+              <w:left w:type="dxa" w:w="110"/>
+              <w:bottom w:type="dxa" w:w="50"/>
+              <w:right w:type="dxa" w:w="110"/>
+            </w:tcMar>
+          </w:tcPr>
+          <w:p>
+            <w:pPr>
+              <w:spacing w:before="28" w:after="28"/>
+            </w:pPr>
+            <w:r>
+              <w:rPr>
+                <w:sz w:val="15"/>
+                <w:szCs w:val="15"/>
+              </w:rPr>
+              <w:t xml:space="preserve">Allowance for credit losses</w:t>
             </w:r>
           </w:p>
         </w:tc>
@@ -27666,58 +27742,6 @@
                 <w:szCs w:val="14"/>
               </w:rPr>
               <w:t xml:space="preserve">(31)</w:t>
-            </w:r>
-          </w:p>
-        </w:tc>
-      </w:tr>
-      <w:tr>
-        <w:tc>
-          <w:tcPr>
-            <w:tcW w:type="pct" w:w="2600"/>
-            <w:tcMar>
-              <w:top w:type="dxa" w:w="50"/>
-              <w:left w:type="dxa" w:w="110"/>
-              <w:bottom w:type="dxa" w:w="50"/>
-              <w:right w:type="dxa" w:w="110"/>
-            </w:tcMar>
-          </w:tcPr>
-          <w:p>
-            <w:pPr>
-              <w:spacing w:before="28" w:after="28"/>
-            </w:pPr>
-            <w:r>
-              <w:rPr>
-                <w:sz w:val="15"/>
-                <w:szCs w:val="15"/>
-              </w:rPr>
-              <w:t xml:space="preserve">Allowance for credit losses</w:t>
-            </w:r>
-          </w:p>
-        </w:tc>
-        <w:tc>
-          <w:tcPr>
-            <w:tcW w:type="pct" w:w="2400"/>
-            <w:shd w:fill="FFFFFF" w:val="clear"/>
-            <w:tcMar>
-              <w:top w:type="dxa" w:w="50"/>
-              <w:left w:type="dxa" w:w="110"/>
-              <w:bottom w:type="dxa" w:w="50"/>
-              <w:right w:type="dxa" w:w="110"/>
-            </w:tcMar>
-          </w:tcPr>
-          <w:p>
-            <w:pPr>
-              <w:spacing w:before="46" w:after="46"/>
-            </w:pPr>
-            <w:r>
-              <w:rPr>
-                <w:b/>
-                <w:bCs/>
-                <w:color w:val="8186EF"/>
-                <w:sz w:val="14"/>
-                <w:szCs w:val="14"/>
-              </w:rPr>
-              <w:t xml:space="preserve">(32)</w:t>
             </w:r>
           </w:p>
         </w:tc>
@@ -27829,7 +27853,7 @@
                 <w:sz w:val="16"/>
                 <w:szCs w:val="16"/>
               </w:rPr>
-              <w:t xml:space="preserve">Revenue   ·   Asset   ·   income statement   ·   Expense   ·   Contra-asset</w:t>
+              <w:t xml:space="preserve">Contra-asset   ·   Asset   ·   Equity   ·   Debit</w:t>
             </w:r>
           </w:p>
         </w:tc>
@@ -27977,7 +28001,7 @@
                 <w:sz w:val="16"/>
                 <w:szCs w:val="16"/>
               </w:rPr>
-              <w:t xml:space="preserve">statement of changes in equity   ·   balance sheet   ·   disclose</w:t>
+              <w:t xml:space="preserve">statement of changes in equity   ·   balance sheet   ·   matching principle</w:t>
             </w:r>
           </w:p>
         </w:tc>
@@ -29287,7 +29311,7 @@
                 <w:sz w:val="16"/>
                 <w:szCs w:val="16"/>
               </w:rPr>
-              <w:t xml:space="preserve">Revenue</w:t>
+              <w:t xml:space="preserve">Equity</w:t>
             </w:r>
           </w:p>
         </w:tc>
@@ -29355,7 +29379,7 @@
                 <w:sz w:val="16"/>
                 <w:szCs w:val="16"/>
               </w:rPr>
-              <w:t xml:space="preserve">Expense</w:t>
+              <w:t xml:space="preserve">Contra-asset</w:t>
             </w:r>
           </w:p>
         </w:tc>
@@ -29423,7 +29447,7 @@
                 <w:sz w:val="16"/>
                 <w:szCs w:val="16"/>
               </w:rPr>
-              <w:t xml:space="preserve">Contra-asset</w:t>
+              <w:t xml:space="preserve">balance sheet</w:t>
             </w:r>
           </w:p>
         </w:tc>
@@ -29491,7 +29515,7 @@
                 <w:sz w:val="16"/>
                 <w:szCs w:val="16"/>
               </w:rPr>
-              <w:t xml:space="preserve">balance sheet</w:t>
+              <w:t xml:space="preserve">statement of changes in equity</w:t>
             </w:r>
           </w:p>
         </w:tc>
@@ -29542,24 +29566,14 @@
           </w:tcPr>
           <w:p>
             <w:pPr>
-              <w:spacing w:before="12" w:after="12"/>
-            </w:pPr>
-            <w:r>
-              <w:rPr>
-                <w:b/>
-                <w:bCs/>
-                <w:color w:val="8186EF"/>
-                <w:sz w:val="16"/>
-                <w:szCs w:val="16"/>
-              </w:rPr>
-              <w:t xml:space="preserve">34  </w:t>
-            </w:r>
-            <w:r>
-              <w:rPr>
-                <w:sz w:val="16"/>
-                <w:szCs w:val="16"/>
-              </w:rPr>
-              <w:t xml:space="preserve">statement of changes in equity</w:t>
+              <w:spacing w:before="24" w:after="24"/>
+            </w:pPr>
+            <w:r>
+              <w:rPr>
+                <w:sz w:val="16"/>
+                <w:szCs w:val="16"/>
+              </w:rPr>
+              <w:t xml:space="preserve"/>
             </w:r>
           </w:p>
         </w:tc>

--- a/CMA_Summaries_B1_Ch01.docx
+++ b/CMA_Summaries_B1_Ch01.docx
@@ -111,7 +111,7 @@
       <w:r>
         <w:drawing>
           <wp:inline distT="0" distB="0" distL="0" distR="0">
-            <wp:extent cx="5734050" cy="2142725"/>
+            <wp:extent cx="5734050" cy="2550150"/>
             <wp:effectExtent t="0" r="0" b="0" l="0"/>
             <wp:docPr id="1" name="" descr="" title=""/>
             <wp:cNvGraphicFramePr>
@@ -136,7 +136,7 @@
                   <pic:spPr bwMode="auto">
                     <a:xfrm>
                       <a:off x="0" y="0"/>
-                      <a:ext cx="5734050" cy="2142725"/>
+                      <a:ext cx="5734050" cy="2550150"/>
                     </a:xfrm>
                     <a:prstGeom prst="rect">
                       <a:avLst/>
@@ -3048,7 +3048,7 @@
       <w:r>
         <w:drawing>
           <wp:inline distT="0" distB="0" distL="0" distR="0">
-            <wp:extent cx="5734050" cy="1591950"/>
+            <wp:extent cx="5734050" cy="1712675"/>
             <wp:effectExtent t="0" r="0" b="0" l="0"/>
             <wp:docPr id="1" name="" descr="" title=""/>
             <wp:cNvGraphicFramePr>
@@ -3073,7 +3073,7 @@
                   <pic:spPr bwMode="auto">
                     <a:xfrm>
                       <a:off x="0" y="0"/>
-                      <a:ext cx="5734050" cy="1591950"/>
+                      <a:ext cx="5734050" cy="1712675"/>
                     </a:xfrm>
                     <a:prstGeom prst="rect">
                       <a:avLst/>
@@ -18670,7 +18670,7 @@
                 <w:sz w:val="16"/>
                 <w:szCs w:val="16"/>
               </w:rPr>
-              <w:t xml:space="preserve">statement of changes in equity   ·   Contract liability, or unearned revenue (deferral)   ·   Prepaid expense (deferral)</w:t>
+              <w:t xml:space="preserve">allowance for credit losses   ·   Contract liability, or unearned revenue (deferral)   ·   Prepaid expense (deferral)</w:t>
             </w:r>
           </w:p>
         </w:tc>
@@ -24533,7 +24533,7 @@
                 <w:sz w:val="16"/>
                 <w:szCs w:val="16"/>
               </w:rPr>
-              <w:t xml:space="preserve">Income statement   ·   Statement of changes in equity   ·   contra account</w:t>
+              <w:t xml:space="preserve">Income statement   ·   Statement of changes in equity   ·   double-entry system</w:t>
             </w:r>
           </w:p>
         </w:tc>
@@ -27191,7 +27191,7 @@
       <w:r>
         <w:drawing>
           <wp:inline distT="0" distB="0" distL="0" distR="0">
-            <wp:extent cx="5734050" cy="1244900"/>
+            <wp:extent cx="5734050" cy="1365600"/>
             <wp:effectExtent t="0" r="0" b="0" l="0"/>
             <wp:docPr id="1" name="" descr="" title=""/>
             <wp:cNvGraphicFramePr>
@@ -27216,7 +27216,7 @@
                   <pic:spPr bwMode="auto">
                     <a:xfrm>
                       <a:off x="0" y="0"/>
-                      <a:ext cx="5734050" cy="1244900"/>
+                      <a:ext cx="5734050" cy="1365600"/>
                     </a:xfrm>
                     <a:prstGeom prst="rect">
                       <a:avLst/>
@@ -27291,6 +27291,18 @@
       </w:tr>
     </w:tbl>
     <w:p/>
+    <w:p>
+      <w:pPr>
+        <w:pageBreakBefore w:val="true"/>
+        <w:spacing w:after="0"/>
+      </w:pPr>
+      <w:r>
+        <w:rPr>
+          <w:sz w:val="2"/>
+        </w:rPr>
+        <w:t xml:space="preserve"> </w:t>
+      </w:r>
+    </w:p>
     <w:tbl>
       <w:tblPr>
         <w:tblW w:type="pct" w:w="100%"/>
@@ -27860,18 +27872,6 @@
       </w:tr>
     </w:tbl>
     <w:p/>
-    <w:p>
-      <w:pPr>
-        <w:pageBreakBefore w:val="true"/>
-        <w:spacing w:after="0"/>
-      </w:pPr>
-      <w:r>
-        <w:rPr>
-          <w:sz w:val="2"/>
-        </w:rPr>
-        <w:t xml:space="preserve"> </w:t>
-      </w:r>
-    </w:p>
     <w:p>
       <w:pPr>
         <w:spacing w:before="44" w:after="10"/>

--- a/CMA_Summaries_B1_Ch01.docx
+++ b/CMA_Summaries_B1_Ch01.docx
@@ -6729,7 +6729,7 @@
           <w:sz w:val="16"/>
           <w:szCs w:val="16"/>
         </w:rPr>
-        <w:t xml:space="preserve">      gaps 13–23</w:t>
+        <w:t xml:space="preserve">      gaps 13–24</w:t>
       </w:r>
     </w:p>
     <w:p>
@@ -6852,14 +6852,7 @@
           <w:sz w:val="19"/>
           <w:szCs w:val="19"/>
         </w:rPr>
-        <w:t xml:space="preserve"> income is the total change in equity from sources other than owners. </w:t>
-      </w:r>
-      <w:r>
-        <w:rPr>
-          <w:sz w:val="19"/>
-          <w:szCs w:val="19"/>
-        </w:rPr>
-        <w:t xml:space="preserve">The equation always holds, because creditors (</w:t>
+        <w:t xml:space="preserve"> income is the total change in equity from </w:t>
       </w:r>
       <w:r>
         <w:rPr>
@@ -6877,7 +6870,7 @@
           <w:sz w:val="19"/>
           <w:szCs w:val="19"/>
         </w:rPr>
-        <w:t xml:space="preserve">             </w:t>
+        <w:t xml:space="preserve">           </w:t>
       </w:r>
       <w:r>
         <w:rPr>
@@ -6891,21 +6884,14 @@
           <w:sz w:val="19"/>
           <w:szCs w:val="19"/>
         </w:rPr>
-        <w:t xml:space="preserve">) or owners (equity) finance every asset. </w:t>
-      </w:r>
-      <w:r>
-        <w:rPr>
-          <w:sz w:val="19"/>
-          <w:szCs w:val="19"/>
-        </w:rPr>
-        <w:t xml:space="preserve">Equity has two main parts. </w:t>
-      </w:r>
-      <w:r>
-        <w:rPr>
-          <w:sz w:val="19"/>
-          <w:szCs w:val="19"/>
-        </w:rPr>
-        <w:t xml:space="preserve"/>
+        <w:t xml:space="preserve"> other than owners. </w:t>
+      </w:r>
+      <w:r>
+        <w:rPr>
+          <w:sz w:val="19"/>
+          <w:szCs w:val="19"/>
+        </w:rPr>
+        <w:t xml:space="preserve">The equation always holds, because creditors (</w:t>
       </w:r>
       <w:r>
         <w:rPr>
@@ -6937,14 +6923,21 @@
           <w:sz w:val="19"/>
           <w:szCs w:val="19"/>
         </w:rPr>
-        <w:t xml:space="preserve"> capital is what owners paid: common stock at its par value, plus additional paid-in capital (APIC). </w:t>
-      </w:r>
-      <w:r>
-        <w:rPr>
-          <w:sz w:val="19"/>
-          <w:szCs w:val="19"/>
-        </w:rPr>
-        <w:t xml:space="preserve">Retained earnings (RE) are the past net income that the company kept </w:t>
+        <w:t xml:space="preserve">) or owners (equity) finance every asset. </w:t>
+      </w:r>
+      <w:r>
+        <w:rPr>
+          <w:sz w:val="19"/>
+          <w:szCs w:val="19"/>
+        </w:rPr>
+        <w:t xml:space="preserve">Equity has two main parts. </w:t>
+      </w:r>
+      <w:r>
+        <w:rPr>
+          <w:sz w:val="19"/>
+          <w:szCs w:val="19"/>
+        </w:rPr>
+        <w:t xml:space="preserve"/>
       </w:r>
       <w:r>
         <w:rPr>
@@ -6962,7 +6955,7 @@
           <w:sz w:val="19"/>
           <w:szCs w:val="19"/>
         </w:rPr>
-        <w:t xml:space="preserve">           </w:t>
+        <w:t xml:space="preserve">             </w:t>
       </w:r>
       <w:r>
         <w:rPr>
@@ -6976,14 +6969,14 @@
           <w:sz w:val="19"/>
           <w:szCs w:val="19"/>
         </w:rPr>
-        <w:t xml:space="preserve"> of paying it out as dividends. </w:t>
-      </w:r>
-      <w:r>
-        <w:rPr>
-          <w:sz w:val="19"/>
-          <w:szCs w:val="19"/>
-        </w:rPr>
-        <w:t xml:space="preserve"/>
+        <w:t xml:space="preserve"> capital is what owners paid: common stock at its par value, plus additional paid-in capital (APIC). </w:t>
+      </w:r>
+      <w:r>
+        <w:rPr>
+          <w:sz w:val="19"/>
+          <w:szCs w:val="19"/>
+        </w:rPr>
+        <w:t xml:space="preserve">Retained earnings (RE) are the past net income that the company kept </w:t>
       </w:r>
       <w:r>
         <w:rPr>
@@ -7015,7 +7008,14 @@
           <w:sz w:val="19"/>
           <w:szCs w:val="19"/>
         </w:rPr>
-        <w:t xml:space="preserve"> and gains increase retained earnings. </w:t>
+        <w:t xml:space="preserve"> of paying it out as dividends. </w:t>
+      </w:r>
+      <w:r>
+        <w:rPr>
+          <w:sz w:val="19"/>
+          <w:szCs w:val="19"/>
+        </w:rPr>
+        <w:t xml:space="preserve">Look at the lower part. </w:t>
       </w:r>
       <w:r>
         <w:rPr>
@@ -7054,14 +7054,14 @@
           <w:sz w:val="19"/>
           <w:szCs w:val="19"/>
         </w:rPr>
-        <w:t xml:space="preserve"> and losses decrease it. </w:t>
-      </w:r>
-      <w:r>
-        <w:rPr>
-          <w:sz w:val="19"/>
-          <w:szCs w:val="19"/>
-        </w:rPr>
-        <w:t xml:space="preserve">Dividends also decrease it, but a </w:t>
+        <w:t xml:space="preserve"> and gains increase retained earnings. </w:t>
+      </w:r>
+      <w:r>
+        <w:rPr>
+          <w:sz w:val="19"/>
+          <w:szCs w:val="19"/>
+        </w:rPr>
+        <w:t xml:space="preserve"/>
       </w:r>
       <w:r>
         <w:rPr>
@@ -7093,14 +7093,14 @@
           <w:sz w:val="19"/>
           <w:szCs w:val="19"/>
         </w:rPr>
-        <w:t xml:space="preserve"> is not an expense. </w:t>
-      </w:r>
-      <w:r>
-        <w:rPr>
-          <w:sz w:val="19"/>
-          <w:szCs w:val="19"/>
-        </w:rPr>
-        <w:t xml:space="preserve">It is a distribution to owners, so it never appears in the income </w:t>
+        <w:t xml:space="preserve"> and losses decrease it. </w:t>
+      </w:r>
+      <w:r>
+        <w:rPr>
+          <w:sz w:val="19"/>
+          <w:szCs w:val="19"/>
+        </w:rPr>
+        <w:t xml:space="preserve">Dividends also decrease it, but a </w:t>
       </w:r>
       <w:r>
         <w:rPr>
@@ -7132,14 +7132,14 @@
           <w:sz w:val="19"/>
           <w:szCs w:val="19"/>
         </w:rPr>
-        <w:t xml:space="preserve">. </w:t>
-      </w:r>
-      <w:r>
-        <w:rPr>
-          <w:sz w:val="19"/>
-          <w:szCs w:val="19"/>
-        </w:rPr>
-        <w:t xml:space="preserve">The </w:t>
+        <w:t xml:space="preserve"> is not an expense. </w:t>
+      </w:r>
+      <w:r>
+        <w:rPr>
+          <w:sz w:val="19"/>
+          <w:szCs w:val="19"/>
+        </w:rPr>
+        <w:t xml:space="preserve">It is a distribution to owners, so it never appears in the income </w:t>
       </w:r>
       <w:r>
         <w:rPr>
@@ -7150,6 +7150,45 @@
           <w:szCs w:val="15"/>
         </w:rPr>
         <w:t xml:space="preserve"> (23) </w:t>
+      </w:r>
+      <w:r>
+        <w:rPr>
+          <w:u w:val="single"/>
+          <w:sz w:val="19"/>
+          <w:szCs w:val="19"/>
+        </w:rPr>
+        <w:t xml:space="preserve">           </w:t>
+      </w:r>
+      <w:r>
+        <w:rPr>
+          <w:sz w:val="19"/>
+          <w:szCs w:val="19"/>
+        </w:rPr>
+        <w:t xml:space="preserve"> </w:t>
+      </w:r>
+      <w:r>
+        <w:rPr>
+          <w:sz w:val="19"/>
+          <w:szCs w:val="19"/>
+        </w:rPr>
+        <w:t xml:space="preserve">. </w:t>
+      </w:r>
+      <w:r>
+        <w:rPr>
+          <w:sz w:val="19"/>
+          <w:szCs w:val="19"/>
+        </w:rPr>
+        <w:t xml:space="preserve">The </w:t>
+      </w:r>
+      <w:r>
+        <w:rPr>
+          <w:b/>
+          <w:bCs/>
+          <w:color w:val="8186EF"/>
+          <w:sz w:val="15"/>
+          <w:szCs w:val="15"/>
+        </w:rPr>
+        <w:t xml:space="preserve"> (24) </w:t>
       </w:r>
       <w:r>
         <w:rPr>
@@ -7229,7 +7268,7 @@
                 <w:sz w:val="16"/>
                 <w:szCs w:val="16"/>
               </w:rPr>
-              <w:t xml:space="preserve">instead   ·   buying   ·   decrease   ·   statement   ·   IFRS   ·   liabilities   ·   Comprehensive   ·   Revenues   ·   dividend   ·   Expenses   ·   Contributed   ·   Distributions</w:t>
+              <w:t xml:space="preserve">transfer   ·   buying   ·   Contributed   ·   dividend   ·   Comprehensive   ·   statement   ·   sources   ·   IFRS   ·   instead   ·   Expenses   ·   Revenues   ·   liabilities   ·   Distributions</w:t>
             </w:r>
           </w:p>
         </w:tc>
@@ -7256,7 +7295,7 @@
           <w:sz w:val="16"/>
           <w:szCs w:val="16"/>
         </w:rPr>
-        <w:t xml:space="preserve">      gaps 24–27</w:t>
+        <w:t xml:space="preserve">      gaps 25–29</w:t>
       </w:r>
     </w:p>
     <w:p>
@@ -7279,7 +7318,7 @@
           <w:sz w:val="15"/>
           <w:szCs w:val="15"/>
         </w:rPr>
-        <w:t xml:space="preserve"> (24) </w:t>
+        <w:t xml:space="preserve"> (25) </w:t>
       </w:r>
       <w:r>
         <w:rPr>
@@ -7318,7 +7357,7 @@
           <w:sz w:val="15"/>
           <w:szCs w:val="15"/>
         </w:rPr>
-        <w:t xml:space="preserve"> (25) </w:t>
+        <w:t xml:space="preserve"> (26) </w:t>
       </w:r>
       <w:r>
         <w:rPr>
@@ -7357,7 +7396,7 @@
           <w:sz w:val="15"/>
           <w:szCs w:val="15"/>
         </w:rPr>
-        <w:t xml:space="preserve"> (26) </w:t>
+        <w:t xml:space="preserve"> (27) </w:t>
       </w:r>
       <w:r>
         <w:rPr>
@@ -7379,7 +7418,7 @@
           <w:sz w:val="19"/>
           <w:szCs w:val="19"/>
         </w:rPr>
-        <w:t xml:space="preserve"> of financial position (balance sheet), share capital (common stock) and share premium (</w:t>
+        <w:t xml:space="preserve"> of financial </w:t>
       </w:r>
       <w:r>
         <w:rPr>
@@ -7389,7 +7428,39 @@
           <w:sz w:val="15"/>
           <w:szCs w:val="15"/>
         </w:rPr>
-        <w:t xml:space="preserve"> (27) </w:t>
+        <w:t xml:space="preserve"> (28) </w:t>
+      </w:r>
+      <w:r>
+        <w:rPr>
+          <w:u w:val="single"/>
+          <w:sz w:val="19"/>
+          <w:szCs w:val="19"/>
+        </w:rPr>
+        <w:t xml:space="preserve">           </w:t>
+      </w:r>
+      <w:r>
+        <w:rPr>
+          <w:sz w:val="19"/>
+          <w:szCs w:val="19"/>
+        </w:rPr>
+        <w:t xml:space="preserve"> </w:t>
+      </w:r>
+      <w:r>
+        <w:rPr>
+          <w:sz w:val="19"/>
+          <w:szCs w:val="19"/>
+        </w:rPr>
+        <w:t xml:space="preserve"> (balance sheet), share capital (common stock) and share premium (</w:t>
+      </w:r>
+      <w:r>
+        <w:rPr>
+          <w:b/>
+          <w:bCs/>
+          <w:color w:val="8186EF"/>
+          <w:sz w:val="15"/>
+          <w:szCs w:val="15"/>
+        </w:rPr>
+        <w:t xml:space="preserve"> (29) </w:t>
       </w:r>
       <w:r>
         <w:rPr>
@@ -7469,7 +7540,7 @@
                 <w:sz w:val="16"/>
                 <w:szCs w:val="16"/>
               </w:rPr>
-              <w:t xml:space="preserve">different   ·   dividend   ·   statement   ·   additional   ·   revenue</w:t>
+              <w:t xml:space="preserve">additional   ·   incidental   ·   different   ·   statement   ·   position   ·   revenue</w:t>
             </w:r>
           </w:p>
         </w:tc>
@@ -8564,7 +8635,7 @@
                 <w:sz w:val="16"/>
                 <w:szCs w:val="16"/>
               </w:rPr>
-              <w:t xml:space="preserve">16  </w:t>
+              <w:t xml:space="preserve">17  </w:t>
             </w:r>
             <w:r>
               <w:rPr>
@@ -8632,7 +8703,7 @@
                 <w:sz w:val="16"/>
                 <w:szCs w:val="16"/>
               </w:rPr>
-              <w:t xml:space="preserve">17  </w:t>
+              <w:t xml:space="preserve">18  </w:t>
             </w:r>
             <w:r>
               <w:rPr>
@@ -8700,7 +8771,7 @@
                 <w:sz w:val="16"/>
                 <w:szCs w:val="16"/>
               </w:rPr>
-              <w:t xml:space="preserve">18  </w:t>
+              <w:t xml:space="preserve">19  </w:t>
             </w:r>
             <w:r>
               <w:rPr>
@@ -8768,7 +8839,7 @@
                 <w:sz w:val="16"/>
                 <w:szCs w:val="16"/>
               </w:rPr>
-              <w:t xml:space="preserve">19  </w:t>
+              <w:t xml:space="preserve">20  </w:t>
             </w:r>
             <w:r>
               <w:rPr>
@@ -8836,7 +8907,7 @@
                 <w:sz w:val="16"/>
                 <w:szCs w:val="16"/>
               </w:rPr>
-              <w:t xml:space="preserve">20  </w:t>
+              <w:t xml:space="preserve">21  </w:t>
             </w:r>
             <w:r>
               <w:rPr>
@@ -8904,7 +8975,7 @@
                 <w:sz w:val="16"/>
                 <w:szCs w:val="16"/>
               </w:rPr>
-              <w:t xml:space="preserve">21  </w:t>
+              <w:t xml:space="preserve">22  </w:t>
             </w:r>
             <w:r>
               <w:rPr>
@@ -8972,7 +9043,7 @@
                 <w:sz w:val="16"/>
                 <w:szCs w:val="16"/>
               </w:rPr>
-              <w:t xml:space="preserve">22  </w:t>
+              <w:t xml:space="preserve">23  </w:t>
             </w:r>
             <w:r>
               <w:rPr>
@@ -9040,7 +9111,7 @@
                 <w:sz w:val="16"/>
                 <w:szCs w:val="16"/>
               </w:rPr>
-              <w:t xml:space="preserve">23  </w:t>
+              <w:t xml:space="preserve">24  </w:t>
             </w:r>
             <w:r>
               <w:rPr>
@@ -9108,7 +9179,7 @@
                 <w:sz w:val="16"/>
                 <w:szCs w:val="16"/>
               </w:rPr>
-              <w:t xml:space="preserve">24  </w:t>
+              <w:t xml:space="preserve">25  </w:t>
             </w:r>
             <w:r>
               <w:rPr>
@@ -9176,7 +9247,7 @@
                 <w:sz w:val="16"/>
                 <w:szCs w:val="16"/>
               </w:rPr>
-              <w:t xml:space="preserve">25  </w:t>
+              <w:t xml:space="preserve">26  </w:t>
             </w:r>
             <w:r>
               <w:rPr>
@@ -9244,7 +9315,7 @@
                 <w:sz w:val="16"/>
                 <w:szCs w:val="16"/>
               </w:rPr>
-              <w:t xml:space="preserve">26  </w:t>
+              <w:t xml:space="preserve">27  </w:t>
             </w:r>
             <w:r>
               <w:rPr>
@@ -9312,14 +9383,14 @@
                 <w:sz w:val="16"/>
                 <w:szCs w:val="16"/>
               </w:rPr>
-              <w:t xml:space="preserve">27  </w:t>
-            </w:r>
-            <w:r>
-              <w:rPr>
-                <w:sz w:val="16"/>
-                <w:szCs w:val="16"/>
-              </w:rPr>
-              <w:t xml:space="preserve">additional</w:t>
+              <w:t xml:space="preserve">28  </w:t>
+            </w:r>
+            <w:r>
+              <w:rPr>
+                <w:sz w:val="16"/>
+                <w:szCs w:val="16"/>
+              </w:rPr>
+              <w:t xml:space="preserve">position</w:t>
             </w:r>
           </w:p>
         </w:tc>
@@ -9380,14 +9451,14 @@
                 <w:sz w:val="16"/>
                 <w:szCs w:val="16"/>
               </w:rPr>
-              <w:t xml:space="preserve">28  </w:t>
-            </w:r>
-            <w:r>
-              <w:rPr>
-                <w:sz w:val="16"/>
-                <w:szCs w:val="16"/>
-              </w:rPr>
-              <w:t xml:space="preserve">equity</w:t>
+              <w:t xml:space="preserve">29  </w:t>
+            </w:r>
+            <w:r>
+              <w:rPr>
+                <w:sz w:val="16"/>
+                <w:szCs w:val="16"/>
+              </w:rPr>
+              <w:t xml:space="preserve">additional</w:t>
             </w:r>
           </w:p>
         </w:tc>
@@ -9448,14 +9519,14 @@
                 <w:sz w:val="16"/>
                 <w:szCs w:val="16"/>
               </w:rPr>
-              <w:t xml:space="preserve">29  </w:t>
-            </w:r>
-            <w:r>
-              <w:rPr>
-                <w:sz w:val="16"/>
-                <w:szCs w:val="16"/>
-              </w:rPr>
-              <w:t xml:space="preserve">retained earnings</w:t>
+              <w:t xml:space="preserve">30  </w:t>
+            </w:r>
+            <w:r>
+              <w:rPr>
+                <w:sz w:val="16"/>
+                <w:szCs w:val="16"/>
+              </w:rPr>
+              <w:t xml:space="preserve">equity</w:t>
             </w:r>
           </w:p>
         </w:tc>
@@ -9491,6 +9562,74 @@
                 <w:szCs w:val="16"/>
               </w:rPr>
               <w:t xml:space="preserve">Comprehensive</w:t>
+            </w:r>
+          </w:p>
+        </w:tc>
+        <w:tc>
+          <w:tcPr>
+            <w:tcW w:type="pct" w:w="2500"/>
+            <w:tcMar>
+              <w:top w:type="dxa" w:w="20"/>
+              <w:left w:type="dxa" w:w="80"/>
+              <w:bottom w:type="dxa" w:w="20"/>
+              <w:right w:type="dxa" w:w="80"/>
+            </w:tcMar>
+          </w:tcPr>
+          <w:p>
+            <w:pPr>
+              <w:spacing w:before="12" w:after="12"/>
+            </w:pPr>
+            <w:r>
+              <w:rPr>
+                <w:b/>
+                <w:bCs/>
+                <w:color w:val="8186EF"/>
+                <w:sz w:val="16"/>
+                <w:szCs w:val="16"/>
+              </w:rPr>
+              <w:t xml:space="preserve">31  </w:t>
+            </w:r>
+            <w:r>
+              <w:rPr>
+                <w:sz w:val="16"/>
+                <w:szCs w:val="16"/>
+              </w:rPr>
+              <w:t xml:space="preserve">retained earnings</w:t>
+            </w:r>
+          </w:p>
+        </w:tc>
+      </w:tr>
+      <w:tr>
+        <w:tc>
+          <w:tcPr>
+            <w:tcW w:type="pct" w:w="2500"/>
+            <w:tcMar>
+              <w:top w:type="dxa" w:w="20"/>
+              <w:left w:type="dxa" w:w="80"/>
+              <w:bottom w:type="dxa" w:w="20"/>
+              <w:right w:type="dxa" w:w="80"/>
+            </w:tcMar>
+          </w:tcPr>
+          <w:p>
+            <w:pPr>
+              <w:spacing w:before="12" w:after="12"/>
+            </w:pPr>
+            <w:r>
+              <w:rPr>
+                <w:b/>
+                <w:bCs/>
+                <w:color w:val="8186EF"/>
+                <w:sz w:val="16"/>
+                <w:szCs w:val="16"/>
+              </w:rPr>
+              <w:t xml:space="preserve">16  </w:t>
+            </w:r>
+            <w:r>
+              <w:rPr>
+                <w:sz w:val="16"/>
+                <w:szCs w:val="16"/>
+              </w:rPr>
+              <w:t xml:space="preserve">sources</w:t>
             </w:r>
           </w:p>
         </w:tc>
@@ -9580,7 +9719,7 @@
           <w:sz w:val="15"/>
           <w:szCs w:val="15"/>
         </w:rPr>
-        <w:t xml:space="preserve">Investments by owners, such as buying new shares, increase equity. Distributions to owners, such as dividends, decrease equity. Comprehensive income is the total change in equity from sources other than owners. The equation always holds, because creditors (liabilities) or owners (equity) finance every asset. Equity has two main parts. Contributed capital is what owners paid: common stock at its par value, plus additional paid-in capital (APIC). Retained earnings (RE) are the past net income that the company kept instead of paying it out as dividends. Revenues and gains increase retained earnings. Expenses and losses decrease it. Dividends also decrease it, but a dividend is not an expense. It is a distribution to owners, so it never appears in the income statement. The IFRS Conceptual Framework (2018) defines an asset as a present economic resource controlled by the entity as a result of past events.</w:t>
+        <w:t xml:space="preserve">Investments by owners, such as buying new shares, increase equity. Distributions to owners, such as dividends, decrease equity. Comprehensive income is the total change in equity from sources other than owners. The equation always holds, because creditors (liabilities) or owners (equity) finance every asset. Equity has two main parts. Contributed capital is what owners paid: common stock at its par value, plus additional paid-in capital (APIC). Retained earnings (RE) are the past net income that the company kept instead of paying it out as dividends. Look at the lower part. Revenues and gains increase retained earnings. Expenses and losses decrease it. Dividends also decrease it, but a dividend is not an expense. It is a distribution to owners, so it never appears in the income statement. The IFRS Conceptual Framework (2018) defines an asset as a present economic resource controlled by the entity as a result of past events.</w:t>
       </w:r>
     </w:p>
     <w:p>
@@ -9711,7 +9850,7 @@
           <w:sz w:val="16"/>
           <w:szCs w:val="16"/>
         </w:rPr>
-        <w:t xml:space="preserve">      gaps 1–11</w:t>
+        <w:t xml:space="preserve">      gaps 1–12</w:t>
       </w:r>
     </w:p>
     <w:p>
@@ -9933,7 +10072,7 @@
           <w:sz w:val="19"/>
           <w:szCs w:val="19"/>
         </w:rPr>
-        <w:t xml:space="preserve">Accounts on the left side of the equation (assets, expenses and </w:t>
+        <w:t xml:space="preserve">The </w:t>
       </w:r>
       <w:r>
         <w:rPr>
@@ -9965,14 +10104,14 @@
           <w:sz w:val="19"/>
           <w:szCs w:val="19"/>
         </w:rPr>
-        <w:t xml:space="preserve">) increase with a debit. </w:t>
-      </w:r>
-      <w:r>
-        <w:rPr>
-          <w:sz w:val="19"/>
-          <w:szCs w:val="19"/>
-        </w:rPr>
-        <w:t xml:space="preserve">Accounts on the right side (liabilities, </w:t>
+        <w:t xml:space="preserve"> equation at the bottom is a useful memory aid. </w:t>
+      </w:r>
+      <w:r>
+        <w:rPr>
+          <w:sz w:val="19"/>
+          <w:szCs w:val="19"/>
+        </w:rPr>
+        <w:t xml:space="preserve">Accounts on the left side of the equation (assets, expenses and </w:t>
       </w:r>
       <w:r>
         <w:rPr>
@@ -10004,14 +10143,14 @@
           <w:sz w:val="19"/>
           <w:szCs w:val="19"/>
         </w:rPr>
-        <w:t xml:space="preserve"> and revenues) increase with a credit. </w:t>
-      </w:r>
-      <w:r>
-        <w:rPr>
-          <w:sz w:val="19"/>
-          <w:szCs w:val="19"/>
-        </w:rPr>
-        <w:t xml:space="preserve">A contra account reduces a related account, so it has the </w:t>
+        <w:t xml:space="preserve">) increase with a debit. </w:t>
+      </w:r>
+      <w:r>
+        <w:rPr>
+          <w:sz w:val="19"/>
+          <w:szCs w:val="19"/>
+        </w:rPr>
+        <w:t xml:space="preserve">Accounts on the right side (liabilities, </w:t>
       </w:r>
       <w:r>
         <w:rPr>
@@ -10043,14 +10182,14 @@
           <w:sz w:val="19"/>
           <w:szCs w:val="19"/>
         </w:rPr>
-        <w:t xml:space="preserve"> normal balance. </w:t>
-      </w:r>
-      <w:r>
-        <w:rPr>
-          <w:sz w:val="19"/>
-          <w:szCs w:val="19"/>
-        </w:rPr>
-        <w:t xml:space="preserve">For example, accumulated </w:t>
+        <w:t xml:space="preserve"> and revenues) increase with a credit. </w:t>
+      </w:r>
+      <w:r>
+        <w:rPr>
+          <w:sz w:val="19"/>
+          <w:szCs w:val="19"/>
+        </w:rPr>
+        <w:t xml:space="preserve">A contra account reduces a related account, so it has the </w:t>
       </w:r>
       <w:r>
         <w:rPr>
@@ -10068,7 +10207,7 @@
           <w:sz w:val="19"/>
           <w:szCs w:val="19"/>
         </w:rPr>
-        <w:t xml:space="preserve">              </w:t>
+        <w:t xml:space="preserve">           </w:t>
       </w:r>
       <w:r>
         <w:rPr>
@@ -10082,14 +10221,14 @@
           <w:sz w:val="19"/>
           <w:szCs w:val="19"/>
         </w:rPr>
-        <w:t xml:space="preserve"> reduces equipment. </w:t>
-      </w:r>
-      <w:r>
-        <w:rPr>
-          <w:sz w:val="19"/>
-          <w:szCs w:val="19"/>
-        </w:rPr>
-        <w:t xml:space="preserve">It has a credit balance, but it </w:t>
+        <w:t xml:space="preserve"> normal balance. </w:t>
+      </w:r>
+      <w:r>
+        <w:rPr>
+          <w:sz w:val="19"/>
+          <w:szCs w:val="19"/>
+        </w:rPr>
+        <w:t xml:space="preserve">For example, accumulated </w:t>
       </w:r>
       <w:r>
         <w:rPr>
@@ -10107,7 +10246,7 @@
           <w:sz w:val="19"/>
           <w:szCs w:val="19"/>
         </w:rPr>
-        <w:t xml:space="preserve">           </w:t>
+        <w:t xml:space="preserve">              </w:t>
       </w:r>
       <w:r>
         <w:rPr>
@@ -10121,14 +10260,14 @@
           <w:sz w:val="19"/>
           <w:szCs w:val="19"/>
         </w:rPr>
-        <w:t xml:space="preserve"> with the assets. </w:t>
-      </w:r>
-      <w:r>
-        <w:rPr>
-          <w:sz w:val="19"/>
-          <w:szCs w:val="19"/>
-        </w:rPr>
-        <w:t xml:space="preserve">The allowance for credit losses reduces accounts </w:t>
+        <w:t xml:space="preserve"> reduces equipment. </w:t>
+      </w:r>
+      <w:r>
+        <w:rPr>
+          <w:sz w:val="19"/>
+          <w:szCs w:val="19"/>
+        </w:rPr>
+        <w:t xml:space="preserve">It has a credit balance, but it </w:t>
       </w:r>
       <w:r>
         <w:rPr>
@@ -10139,6 +10278,45 @@
           <w:szCs w:val="15"/>
         </w:rPr>
         <w:t xml:space="preserve"> (11) </w:t>
+      </w:r>
+      <w:r>
+        <w:rPr>
+          <w:u w:val="single"/>
+          <w:sz w:val="19"/>
+          <w:szCs w:val="19"/>
+        </w:rPr>
+        <w:t xml:space="preserve">           </w:t>
+      </w:r>
+      <w:r>
+        <w:rPr>
+          <w:sz w:val="19"/>
+          <w:szCs w:val="19"/>
+        </w:rPr>
+        <w:t xml:space="preserve"> </w:t>
+      </w:r>
+      <w:r>
+        <w:rPr>
+          <w:sz w:val="19"/>
+          <w:szCs w:val="19"/>
+        </w:rPr>
+        <w:t xml:space="preserve"> with the assets. </w:t>
+      </w:r>
+      <w:r>
+        <w:rPr>
+          <w:sz w:val="19"/>
+          <w:szCs w:val="19"/>
+        </w:rPr>
+        <w:t xml:space="preserve">The allowance for credit losses reduces accounts </w:t>
+      </w:r>
+      <w:r>
+        <w:rPr>
+          <w:b/>
+          <w:bCs/>
+          <w:color w:val="8186EF"/>
+          <w:sz w:val="15"/>
+          <w:szCs w:val="15"/>
+        </w:rPr>
+        <w:t xml:space="preserve"> (12) </w:t>
       </w:r>
       <w:r>
         <w:rPr>
@@ -10218,7 +10396,7 @@
                 <w:sz w:val="16"/>
                 <w:szCs w:val="16"/>
               </w:rPr>
-              <w:t xml:space="preserve">dividends   ·   belongs   ·   Whether   ·   equity   ·   depreciation   ·   opposite   ·   double-entry   ·   affects   ·   simply   ·   accounting   ·   declared   ·   receivable</w:t>
+              <w:t xml:space="preserve">expanded   ·   receivable   ·   Whether   ·   dividends   ·   equity   ·   depreciation   ·   opposite   ·   double-entry   ·   affects   ·   simply   ·   accounting   ·   issuing   ·   belongs</w:t>
             </w:r>
           </w:p>
         </w:tc>
@@ -10292,7 +10470,7 @@
           <w:sz w:val="16"/>
           <w:szCs w:val="16"/>
         </w:rPr>
-        <w:t xml:space="preserve">      gaps 12–15</w:t>
+        <w:t xml:space="preserve">      gaps 13–16</w:t>
       </w:r>
     </w:p>
     <w:p>
@@ -10315,7 +10493,7 @@
           <w:sz w:val="15"/>
           <w:szCs w:val="15"/>
         </w:rPr>
-        <w:t xml:space="preserve"> (12) </w:t>
+        <w:t xml:space="preserve"> (13) </w:t>
       </w:r>
       <w:r>
         <w:rPr>
@@ -10354,7 +10532,7 @@
           <w:sz w:val="15"/>
           <w:szCs w:val="15"/>
         </w:rPr>
-        <w:t xml:space="preserve"> (13) </w:t>
+        <w:t xml:space="preserve"> (14) </w:t>
       </w:r>
       <w:r>
         <w:rPr>
@@ -10393,7 +10571,7 @@
           <w:sz w:val="15"/>
           <w:szCs w:val="15"/>
         </w:rPr>
-        <w:t xml:space="preserve"> (14) </w:t>
+        <w:t xml:space="preserve"> (15) </w:t>
       </w:r>
       <w:r>
         <w:rPr>
@@ -10432,7 +10610,7 @@
           <w:sz w:val="15"/>
           <w:szCs w:val="15"/>
         </w:rPr>
-        <w:t xml:space="preserve"> (15) </w:t>
+        <w:t xml:space="preserve"> (16) </w:t>
       </w:r>
       <w:r>
         <w:rPr>
@@ -10512,7 +10690,7 @@
                 <w:sz w:val="16"/>
                 <w:szCs w:val="16"/>
               </w:rPr>
-              <w:t xml:space="preserve">transactions   ·   exchange   ·   pastries   ·   February   ·   Amounts</w:t>
+              <w:t xml:space="preserve">transactions   ·   exchange   ·   pastries   ·   affects   ·   Amounts</w:t>
             </w:r>
           </w:p>
         </w:tc>
@@ -10545,11 +10723,11 @@
         </w:tblBorders>
       </w:tblPr>
       <w:tblGrid>
-        <w:gridCol w:w="1332"/>
-        <w:gridCol w:w="1332"/>
-        <w:gridCol w:w="4271"/>
-        <w:gridCol w:w="1332"/>
-        <w:gridCol w:w="1332"/>
+        <w:gridCol w:w="1344"/>
+        <w:gridCol w:w="1344"/>
+        <w:gridCol w:w="4224"/>
+        <w:gridCol w:w="1344"/>
+        <w:gridCol w:w="1344"/>
       </w:tblGrid>
       <w:tr>
         <w:tc>
@@ -10584,7 +10762,7 @@
       <w:tr>
         <w:tc>
           <w:tcPr>
-            <w:tcW w:type="pct" w:w="694"/>
+            <w:tcW w:type="pct" w:w="700"/>
             <w:shd w:fill="353A7C" w:val="clear"/>
             <w:tcMar>
               <w:top w:type="dxa" w:w="50"/>
@@ -10611,7 +10789,7 @@
         </w:tc>
         <w:tc>
           <w:tcPr>
-            <w:tcW w:type="pct" w:w="694"/>
+            <w:tcW w:type="pct" w:w="700"/>
             <w:shd w:fill="353A7C" w:val="clear"/>
             <w:tcMar>
               <w:top w:type="dxa" w:w="50"/>
@@ -10638,7 +10816,7 @@
         </w:tc>
         <w:tc>
           <w:tcPr>
-            <w:tcW w:type="pct" w:w="2225"/>
+            <w:tcW w:type="pct" w:w="2200"/>
             <w:shd w:fill="353A7C" w:val="clear"/>
             <w:tcMar>
               <w:top w:type="dxa" w:w="50"/>
@@ -10665,7 +10843,7 @@
         </w:tc>
         <w:tc>
           <w:tcPr>
-            <w:tcW w:type="pct" w:w="694"/>
+            <w:tcW w:type="pct" w:w="700"/>
             <w:shd w:fill="353A7C" w:val="clear"/>
             <w:tcMar>
               <w:top w:type="dxa" w:w="50"/>
@@ -10692,7 +10870,7 @@
         </w:tc>
         <w:tc>
           <w:tcPr>
-            <w:tcW w:type="pct" w:w="694"/>
+            <w:tcW w:type="pct" w:w="700"/>
             <w:shd w:fill="353A7C" w:val="clear"/>
             <w:tcMar>
               <w:top w:type="dxa" w:w="50"/>
@@ -10721,7 +10899,7 @@
       <w:tr>
         <w:tc>
           <w:tcPr>
-            <w:tcW w:type="pct" w:w="694"/>
+            <w:tcW w:type="pct" w:w="700"/>
             <w:tcMar>
               <w:top w:type="dxa" w:w="50"/>
               <w:left w:type="dxa" w:w="110"/>
@@ -10744,7 +10922,7 @@
         </w:tc>
         <w:tc>
           <w:tcPr>
-            <w:tcW w:type="pct" w:w="694"/>
+            <w:tcW w:type="pct" w:w="700"/>
             <w:tcMar>
               <w:top w:type="dxa" w:w="50"/>
               <w:left w:type="dxa" w:w="110"/>
@@ -10767,7 +10945,7 @@
         </w:tc>
         <w:tc>
           <w:tcPr>
-            <w:tcW w:type="pct" w:w="2225"/>
+            <w:tcW w:type="pct" w:w="2200"/>
             <w:tcMar>
               <w:top w:type="dxa" w:w="50"/>
               <w:left w:type="dxa" w:w="110"/>
@@ -10790,7 +10968,7 @@
         </w:tc>
         <w:tc>
           <w:tcPr>
-            <w:tcW w:type="pct" w:w="694"/>
+            <w:tcW w:type="pct" w:w="700"/>
             <w:tcMar>
               <w:top w:type="dxa" w:w="50"/>
               <w:left w:type="dxa" w:w="110"/>
@@ -10813,7 +10991,7 @@
         </w:tc>
         <w:tc>
           <w:tcPr>
-            <w:tcW w:type="pct" w:w="694"/>
+            <w:tcW w:type="pct" w:w="700"/>
             <w:tcMar>
               <w:top w:type="dxa" w:w="50"/>
               <w:left w:type="dxa" w:w="110"/>
@@ -10838,7 +11016,7 @@
       <w:tr>
         <w:tc>
           <w:tcPr>
-            <w:tcW w:type="pct" w:w="694"/>
+            <w:tcW w:type="pct" w:w="700"/>
             <w:shd w:fill="FBFAF6" w:val="clear"/>
             <w:tcMar>
               <w:top w:type="dxa" w:w="50"/>
@@ -10862,7 +11040,7 @@
         </w:tc>
         <w:tc>
           <w:tcPr>
-            <w:tcW w:type="pct" w:w="694"/>
+            <w:tcW w:type="pct" w:w="700"/>
             <w:shd w:fill="FBFAF6" w:val="clear"/>
             <w:tcMar>
               <w:top w:type="dxa" w:w="50"/>
@@ -10886,7 +11064,7 @@
         </w:tc>
         <w:tc>
           <w:tcPr>
-            <w:tcW w:type="pct" w:w="2225"/>
+            <w:tcW w:type="pct" w:w="2200"/>
             <w:shd w:fill="FBFAF6" w:val="clear"/>
             <w:tcMar>
               <w:top w:type="dxa" w:w="50"/>
@@ -10910,7 +11088,7 @@
         </w:tc>
         <w:tc>
           <w:tcPr>
-            <w:tcW w:type="pct" w:w="694"/>
+            <w:tcW w:type="pct" w:w="700"/>
             <w:shd w:fill="FBFAF6" w:val="clear"/>
             <w:tcMar>
               <w:top w:type="dxa" w:w="50"/>
@@ -10934,7 +11112,7 @@
         </w:tc>
         <w:tc>
           <w:tcPr>
-            <w:tcW w:type="pct" w:w="694"/>
+            <w:tcW w:type="pct" w:w="700"/>
             <w:shd w:fill="FBFAF6" w:val="clear"/>
             <w:tcMar>
               <w:top w:type="dxa" w:w="50"/>
@@ -10960,7 +11138,7 @@
       <w:tr>
         <w:tc>
           <w:tcPr>
-            <w:tcW w:type="pct" w:w="694"/>
+            <w:tcW w:type="pct" w:w="700"/>
             <w:tcMar>
               <w:top w:type="dxa" w:w="50"/>
               <w:left w:type="dxa" w:w="110"/>
@@ -10983,7 +11161,7 @@
         </w:tc>
         <w:tc>
           <w:tcPr>
-            <w:tcW w:type="pct" w:w="694"/>
+            <w:tcW w:type="pct" w:w="700"/>
             <w:tcMar>
               <w:top w:type="dxa" w:w="50"/>
               <w:left w:type="dxa" w:w="110"/>
@@ -11006,7 +11184,7 @@
         </w:tc>
         <w:tc>
           <w:tcPr>
-            <w:tcW w:type="pct" w:w="2225"/>
+            <w:tcW w:type="pct" w:w="2200"/>
             <w:tcMar>
               <w:top w:type="dxa" w:w="50"/>
               <w:left w:type="dxa" w:w="110"/>
@@ -11029,7 +11207,7 @@
         </w:tc>
         <w:tc>
           <w:tcPr>
-            <w:tcW w:type="pct" w:w="694"/>
+            <w:tcW w:type="pct" w:w="700"/>
             <w:tcMar>
               <w:top w:type="dxa" w:w="50"/>
               <w:left w:type="dxa" w:w="110"/>
@@ -11052,7 +11230,7 @@
         </w:tc>
         <w:tc>
           <w:tcPr>
-            <w:tcW w:type="pct" w:w="694"/>
+            <w:tcW w:type="pct" w:w="700"/>
             <w:tcMar>
               <w:top w:type="dxa" w:w="50"/>
               <w:left w:type="dxa" w:w="110"/>
@@ -11077,7 +11255,7 @@
       <w:tr>
         <w:tc>
           <w:tcPr>
-            <w:tcW w:type="pct" w:w="694"/>
+            <w:tcW w:type="pct" w:w="700"/>
             <w:shd w:fill="FBFAF6" w:val="clear"/>
             <w:tcMar>
               <w:top w:type="dxa" w:w="50"/>
@@ -11101,7 +11279,7 @@
         </w:tc>
         <w:tc>
           <w:tcPr>
-            <w:tcW w:type="pct" w:w="694"/>
+            <w:tcW w:type="pct" w:w="700"/>
             <w:shd w:fill="FBFAF6" w:val="clear"/>
             <w:tcMar>
               <w:top w:type="dxa" w:w="50"/>
@@ -11125,7 +11303,7 @@
         </w:tc>
         <w:tc>
           <w:tcPr>
-            <w:tcW w:type="pct" w:w="2225"/>
+            <w:tcW w:type="pct" w:w="2200"/>
             <w:shd w:fill="FBFAF6" w:val="clear"/>
             <w:tcMar>
               <w:top w:type="dxa" w:w="50"/>
@@ -11149,7 +11327,7 @@
         </w:tc>
         <w:tc>
           <w:tcPr>
-            <w:tcW w:type="pct" w:w="694"/>
+            <w:tcW w:type="pct" w:w="700"/>
             <w:shd w:fill="FBFAF6" w:val="clear"/>
             <w:tcMar>
               <w:top w:type="dxa" w:w="50"/>
@@ -11173,7 +11351,7 @@
         </w:tc>
         <w:tc>
           <w:tcPr>
-            <w:tcW w:type="pct" w:w="694"/>
+            <w:tcW w:type="pct" w:w="700"/>
             <w:shd w:fill="FBFAF6" w:val="clear"/>
             <w:tcMar>
               <w:top w:type="dxa" w:w="50"/>
@@ -11199,7 +11377,7 @@
       <w:tr>
         <w:tc>
           <w:tcPr>
-            <w:tcW w:type="pct" w:w="694"/>
+            <w:tcW w:type="pct" w:w="700"/>
             <w:tcMar>
               <w:top w:type="dxa" w:w="50"/>
               <w:left w:type="dxa" w:w="110"/>
@@ -11222,7 +11400,7 @@
         </w:tc>
         <w:tc>
           <w:tcPr>
-            <w:tcW w:type="pct" w:w="694"/>
+            <w:tcW w:type="pct" w:w="700"/>
             <w:shd w:fill="FFFFFF" w:val="clear"/>
             <w:tcMar>
               <w:top w:type="dxa" w:w="50"/>
@@ -11243,13 +11421,13 @@
                 <w:sz w:val="14"/>
                 <w:szCs w:val="14"/>
               </w:rPr>
-              <w:t xml:space="preserve">(16)</w:t>
-            </w:r>
-          </w:p>
-        </w:tc>
-        <w:tc>
-          <w:tcPr>
-            <w:tcW w:type="pct" w:w="2225"/>
+              <w:t xml:space="preserve">(17)</w:t>
+            </w:r>
+          </w:p>
+        </w:tc>
+        <w:tc>
+          <w:tcPr>
+            <w:tcW w:type="pct" w:w="2200"/>
             <w:tcMar>
               <w:top w:type="dxa" w:w="50"/>
               <w:left w:type="dxa" w:w="110"/>
@@ -11272,7 +11450,7 @@
         </w:tc>
         <w:tc>
           <w:tcPr>
-            <w:tcW w:type="pct" w:w="694"/>
+            <w:tcW w:type="pct" w:w="700"/>
             <w:tcMar>
               <w:top w:type="dxa" w:w="50"/>
               <w:left w:type="dxa" w:w="110"/>
@@ -11295,7 +11473,7 @@
         </w:tc>
         <w:tc>
           <w:tcPr>
-            <w:tcW w:type="pct" w:w="694"/>
+            <w:tcW w:type="pct" w:w="700"/>
             <w:tcMar>
               <w:top w:type="dxa" w:w="50"/>
               <w:left w:type="dxa" w:w="110"/>
@@ -11320,7 +11498,7 @@
       <w:tr>
         <w:tc>
           <w:tcPr>
-            <w:tcW w:type="pct" w:w="694"/>
+            <w:tcW w:type="pct" w:w="700"/>
             <w:shd w:fill="FBFAF6" w:val="clear"/>
             <w:tcMar>
               <w:top w:type="dxa" w:w="50"/>
@@ -11344,7 +11522,7 @@
         </w:tc>
         <w:tc>
           <w:tcPr>
-            <w:tcW w:type="pct" w:w="694"/>
+            <w:tcW w:type="pct" w:w="700"/>
             <w:shd w:fill="FBFAF6" w:val="clear"/>
             <w:tcMar>
               <w:top w:type="dxa" w:w="50"/>
@@ -11368,7 +11546,7 @@
         </w:tc>
         <w:tc>
           <w:tcPr>
-            <w:tcW w:type="pct" w:w="2225"/>
+            <w:tcW w:type="pct" w:w="2200"/>
             <w:shd w:fill="FBFAF6" w:val="clear"/>
             <w:tcMar>
               <w:top w:type="dxa" w:w="50"/>
@@ -11392,7 +11570,7 @@
         </w:tc>
         <w:tc>
           <w:tcPr>
-            <w:tcW w:type="pct" w:w="694"/>
+            <w:tcW w:type="pct" w:w="700"/>
             <w:shd w:fill="FBFAF6" w:val="clear"/>
             <w:tcMar>
               <w:top w:type="dxa" w:w="50"/>
@@ -11416,7 +11594,7 @@
         </w:tc>
         <w:tc>
           <w:tcPr>
-            <w:tcW w:type="pct" w:w="694"/>
+            <w:tcW w:type="pct" w:w="700"/>
             <w:shd w:fill="FBFAF6" w:val="clear"/>
             <w:tcMar>
               <w:top w:type="dxa" w:w="50"/>
@@ -11442,7 +11620,7 @@
       <w:tr>
         <w:tc>
           <w:tcPr>
-            <w:tcW w:type="pct" w:w="694"/>
+            <w:tcW w:type="pct" w:w="700"/>
             <w:tcMar>
               <w:top w:type="dxa" w:w="50"/>
               <w:left w:type="dxa" w:w="110"/>
@@ -11465,7 +11643,7 @@
         </w:tc>
         <w:tc>
           <w:tcPr>
-            <w:tcW w:type="pct" w:w="694"/>
+            <w:tcW w:type="pct" w:w="700"/>
             <w:tcMar>
               <w:top w:type="dxa" w:w="50"/>
               <w:left w:type="dxa" w:w="110"/>
@@ -11488,7 +11666,7 @@
         </w:tc>
         <w:tc>
           <w:tcPr>
-            <w:tcW w:type="pct" w:w="2225"/>
+            <w:tcW w:type="pct" w:w="2200"/>
             <w:tcMar>
               <w:top w:type="dxa" w:w="50"/>
               <w:left w:type="dxa" w:w="110"/>
@@ -11515,7 +11693,7 @@
                 <w:sz w:val="14"/>
                 <w:szCs w:val="14"/>
               </w:rPr>
-              <w:t xml:space="preserve"> (17) </w:t>
+              <w:t xml:space="preserve"> (18) </w:t>
             </w:r>
             <w:r>
               <w:rPr>
@@ -11543,7 +11721,7 @@
         </w:tc>
         <w:tc>
           <w:tcPr>
-            <w:tcW w:type="pct" w:w="694"/>
+            <w:tcW w:type="pct" w:w="700"/>
             <w:tcMar>
               <w:top w:type="dxa" w:w="50"/>
               <w:left w:type="dxa" w:w="110"/>
@@ -11566,7 +11744,7 @@
         </w:tc>
         <w:tc>
           <w:tcPr>
-            <w:tcW w:type="pct" w:w="694"/>
+            <w:tcW w:type="pct" w:w="700"/>
             <w:tcMar>
               <w:top w:type="dxa" w:w="50"/>
               <w:left w:type="dxa" w:w="110"/>
@@ -11591,7 +11769,7 @@
       <w:tr>
         <w:tc>
           <w:tcPr>
-            <w:tcW w:type="pct" w:w="694"/>
+            <w:tcW w:type="pct" w:w="700"/>
             <w:shd w:fill="FBFAF6" w:val="clear"/>
             <w:tcMar>
               <w:top w:type="dxa" w:w="50"/>
@@ -11615,7 +11793,7 @@
         </w:tc>
         <w:tc>
           <w:tcPr>
-            <w:tcW w:type="pct" w:w="694"/>
+            <w:tcW w:type="pct" w:w="700"/>
             <w:shd w:fill="FBFAF6" w:val="clear"/>
             <w:tcMar>
               <w:top w:type="dxa" w:w="50"/>
@@ -11639,7 +11817,7 @@
         </w:tc>
         <w:tc>
           <w:tcPr>
-            <w:tcW w:type="pct" w:w="2225"/>
+            <w:tcW w:type="pct" w:w="2200"/>
             <w:shd w:fill="FFFFFF" w:val="clear"/>
             <w:tcMar>
               <w:top w:type="dxa" w:w="50"/>
@@ -11660,13 +11838,13 @@
                 <w:sz w:val="14"/>
                 <w:szCs w:val="14"/>
               </w:rPr>
-              <w:t xml:space="preserve">(18)</w:t>
-            </w:r>
-          </w:p>
-        </w:tc>
-        <w:tc>
-          <w:tcPr>
-            <w:tcW w:type="pct" w:w="694"/>
+              <w:t xml:space="preserve">(19)</w:t>
+            </w:r>
+          </w:p>
+        </w:tc>
+        <w:tc>
+          <w:tcPr>
+            <w:tcW w:type="pct" w:w="700"/>
             <w:shd w:fill="FBFAF6" w:val="clear"/>
             <w:tcMar>
               <w:top w:type="dxa" w:w="50"/>
@@ -11690,7 +11868,7 @@
         </w:tc>
         <w:tc>
           <w:tcPr>
-            <w:tcW w:type="pct" w:w="694"/>
+            <w:tcW w:type="pct" w:w="700"/>
             <w:shd w:fill="FBFAF6" w:val="clear"/>
             <w:tcMar>
               <w:top w:type="dxa" w:w="50"/>
@@ -11716,7 +11894,7 @@
       <w:tr>
         <w:tc>
           <w:tcPr>
-            <w:tcW w:type="pct" w:w="694"/>
+            <w:tcW w:type="pct" w:w="700"/>
             <w:tcMar>
               <w:top w:type="dxa" w:w="50"/>
               <w:left w:type="dxa" w:w="110"/>
@@ -11739,7 +11917,7 @@
         </w:tc>
         <w:tc>
           <w:tcPr>
-            <w:tcW w:type="pct" w:w="694"/>
+            <w:tcW w:type="pct" w:w="700"/>
             <w:tcMar>
               <w:top w:type="dxa" w:w="50"/>
               <w:left w:type="dxa" w:w="110"/>
@@ -11762,7 +11940,7 @@
         </w:tc>
         <w:tc>
           <w:tcPr>
-            <w:tcW w:type="pct" w:w="2225"/>
+            <w:tcW w:type="pct" w:w="2200"/>
             <w:shd w:fill="FFFFFF" w:val="clear"/>
             <w:tcMar>
               <w:top w:type="dxa" w:w="50"/>
@@ -11783,13 +11961,13 @@
                 <w:sz w:val="14"/>
                 <w:szCs w:val="14"/>
               </w:rPr>
-              <w:t xml:space="preserve">(19)</w:t>
-            </w:r>
-          </w:p>
-        </w:tc>
-        <w:tc>
-          <w:tcPr>
-            <w:tcW w:type="pct" w:w="694"/>
+              <w:t xml:space="preserve">(20)</w:t>
+            </w:r>
+          </w:p>
+        </w:tc>
+        <w:tc>
+          <w:tcPr>
+            <w:tcW w:type="pct" w:w="700"/>
             <w:tcMar>
               <w:top w:type="dxa" w:w="50"/>
               <w:left w:type="dxa" w:w="110"/>
@@ -11812,7 +11990,7 @@
         </w:tc>
         <w:tc>
           <w:tcPr>
-            <w:tcW w:type="pct" w:w="694"/>
+            <w:tcW w:type="pct" w:w="700"/>
             <w:tcMar>
               <w:top w:type="dxa" w:w="50"/>
               <w:left w:type="dxa" w:w="110"/>
@@ -11837,7 +12015,7 @@
       <w:tr>
         <w:tc>
           <w:tcPr>
-            <w:tcW w:type="pct" w:w="694"/>
+            <w:tcW w:type="pct" w:w="700"/>
             <w:shd w:fill="FBFAF6" w:val="clear"/>
             <w:tcMar>
               <w:top w:type="dxa" w:w="50"/>
@@ -11861,7 +12039,7 @@
         </w:tc>
         <w:tc>
           <w:tcPr>
-            <w:tcW w:type="pct" w:w="694"/>
+            <w:tcW w:type="pct" w:w="700"/>
             <w:shd w:fill="FBFAF6" w:val="clear"/>
             <w:tcMar>
               <w:top w:type="dxa" w:w="50"/>
@@ -11885,7 +12063,7 @@
         </w:tc>
         <w:tc>
           <w:tcPr>
-            <w:tcW w:type="pct" w:w="2225"/>
+            <w:tcW w:type="pct" w:w="2200"/>
             <w:shd w:fill="FBFAF6" w:val="clear"/>
             <w:tcMar>
               <w:top w:type="dxa" w:w="50"/>
@@ -11913,7 +12091,7 @@
                 <w:sz w:val="14"/>
                 <w:szCs w:val="14"/>
               </w:rPr>
-              <w:t xml:space="preserve"> (20) </w:t>
+              <w:t xml:space="preserve"> (21) </w:t>
             </w:r>
             <w:r>
               <w:rPr>
@@ -11941,7 +12119,7 @@
         </w:tc>
         <w:tc>
           <w:tcPr>
-            <w:tcW w:type="pct" w:w="694"/>
+            <w:tcW w:type="pct" w:w="700"/>
             <w:shd w:fill="FBFAF6" w:val="clear"/>
             <w:tcMar>
               <w:top w:type="dxa" w:w="50"/>
@@ -11965,7 +12143,7 @@
         </w:tc>
         <w:tc>
           <w:tcPr>
-            <w:tcW w:type="pct" w:w="694"/>
+            <w:tcW w:type="pct" w:w="700"/>
             <w:shd w:fill="FBFAF6" w:val="clear"/>
             <w:tcMar>
               <w:top w:type="dxa" w:w="50"/>
@@ -11991,7 +12169,7 @@
       <w:tr>
         <w:tc>
           <w:tcPr>
-            <w:tcW w:type="pct" w:w="694"/>
+            <w:tcW w:type="pct" w:w="700"/>
             <w:tcMar>
               <w:top w:type="dxa" w:w="50"/>
               <w:left w:type="dxa" w:w="110"/>
@@ -12014,7 +12192,7 @@
         </w:tc>
         <w:tc>
           <w:tcPr>
-            <w:tcW w:type="pct" w:w="694"/>
+            <w:tcW w:type="pct" w:w="700"/>
             <w:tcMar>
               <w:top w:type="dxa" w:w="50"/>
               <w:left w:type="dxa" w:w="110"/>
@@ -12037,7 +12215,7 @@
         </w:tc>
         <w:tc>
           <w:tcPr>
-            <w:tcW w:type="pct" w:w="2225"/>
+            <w:tcW w:type="pct" w:w="2200"/>
             <w:shd w:fill="FFFFFF" w:val="clear"/>
             <w:tcMar>
               <w:top w:type="dxa" w:w="50"/>
@@ -12058,13 +12236,13 @@
                 <w:sz w:val="14"/>
                 <w:szCs w:val="14"/>
               </w:rPr>
-              <w:t xml:space="preserve">(21)</w:t>
-            </w:r>
-          </w:p>
-        </w:tc>
-        <w:tc>
-          <w:tcPr>
-            <w:tcW w:type="pct" w:w="694"/>
+              <w:t xml:space="preserve">(22)</w:t>
+            </w:r>
+          </w:p>
+        </w:tc>
+        <w:tc>
+          <w:tcPr>
+            <w:tcW w:type="pct" w:w="700"/>
             <w:tcMar>
               <w:top w:type="dxa" w:w="50"/>
               <w:left w:type="dxa" w:w="110"/>
@@ -12087,7 +12265,7 @@
         </w:tc>
         <w:tc>
           <w:tcPr>
-            <w:tcW w:type="pct" w:w="694"/>
+            <w:tcW w:type="pct" w:w="700"/>
             <w:tcMar>
               <w:top w:type="dxa" w:w="50"/>
               <w:left w:type="dxa" w:w="110"/>
@@ -12112,7 +12290,7 @@
       <w:tr>
         <w:tc>
           <w:tcPr>
-            <w:tcW w:type="pct" w:w="694"/>
+            <w:tcW w:type="pct" w:w="700"/>
             <w:shd w:fill="FBFAF6" w:val="clear"/>
             <w:tcMar>
               <w:top w:type="dxa" w:w="50"/>
@@ -12136,7 +12314,7 @@
         </w:tc>
         <w:tc>
           <w:tcPr>
-            <w:tcW w:type="pct" w:w="694"/>
+            <w:tcW w:type="pct" w:w="700"/>
             <w:shd w:fill="FBFAF6" w:val="clear"/>
             <w:tcMar>
               <w:top w:type="dxa" w:w="50"/>
@@ -12160,7 +12338,7 @@
         </w:tc>
         <w:tc>
           <w:tcPr>
-            <w:tcW w:type="pct" w:w="2225"/>
+            <w:tcW w:type="pct" w:w="2200"/>
             <w:shd w:fill="FFFFFF" w:val="clear"/>
             <w:tcMar>
               <w:top w:type="dxa" w:w="50"/>
@@ -12181,13 +12359,13 @@
                 <w:sz w:val="14"/>
                 <w:szCs w:val="14"/>
               </w:rPr>
-              <w:t xml:space="preserve">(22)</w:t>
-            </w:r>
-          </w:p>
-        </w:tc>
-        <w:tc>
-          <w:tcPr>
-            <w:tcW w:type="pct" w:w="694"/>
+              <w:t xml:space="preserve">(23)</w:t>
+            </w:r>
+          </w:p>
+        </w:tc>
+        <w:tc>
+          <w:tcPr>
+            <w:tcW w:type="pct" w:w="700"/>
             <w:shd w:fill="FBFAF6" w:val="clear"/>
             <w:tcMar>
               <w:top w:type="dxa" w:w="50"/>
@@ -12211,7 +12389,7 @@
         </w:tc>
         <w:tc>
           <w:tcPr>
-            <w:tcW w:type="pct" w:w="694"/>
+            <w:tcW w:type="pct" w:w="700"/>
             <w:shd w:fill="FBFAF6" w:val="clear"/>
             <w:tcMar>
               <w:top w:type="dxa" w:w="50"/>
@@ -12237,7 +12415,7 @@
       <w:tr>
         <w:tc>
           <w:tcPr>
-            <w:tcW w:type="pct" w:w="694"/>
+            <w:tcW w:type="pct" w:w="700"/>
             <w:tcMar>
               <w:top w:type="dxa" w:w="50"/>
               <w:left w:type="dxa" w:w="110"/>
@@ -12260,7 +12438,7 @@
         </w:tc>
         <w:tc>
           <w:tcPr>
-            <w:tcW w:type="pct" w:w="694"/>
+            <w:tcW w:type="pct" w:w="700"/>
             <w:tcMar>
               <w:top w:type="dxa" w:w="50"/>
               <w:left w:type="dxa" w:w="110"/>
@@ -12283,7 +12461,7 @@
         </w:tc>
         <w:tc>
           <w:tcPr>
-            <w:tcW w:type="pct" w:w="2225"/>
+            <w:tcW w:type="pct" w:w="2200"/>
             <w:tcMar>
               <w:top w:type="dxa" w:w="50"/>
               <w:left w:type="dxa" w:w="110"/>
@@ -12306,7 +12484,7 @@
         </w:tc>
         <w:tc>
           <w:tcPr>
-            <w:tcW w:type="pct" w:w="694"/>
+            <w:tcW w:type="pct" w:w="700"/>
             <w:tcMar>
               <w:top w:type="dxa" w:w="50"/>
               <w:left w:type="dxa" w:w="110"/>
@@ -12329,7 +12507,7 @@
         </w:tc>
         <w:tc>
           <w:tcPr>
-            <w:tcW w:type="pct" w:w="694"/>
+            <w:tcW w:type="pct" w:w="700"/>
             <w:tcMar>
               <w:top w:type="dxa" w:w="50"/>
               <w:left w:type="dxa" w:w="110"/>
@@ -12354,7 +12532,7 @@
       <w:tr>
         <w:tc>
           <w:tcPr>
-            <w:tcW w:type="pct" w:w="694"/>
+            <w:tcW w:type="pct" w:w="700"/>
             <w:shd w:fill="FBFAF6" w:val="clear"/>
             <w:tcMar>
               <w:top w:type="dxa" w:w="50"/>
@@ -12378,7 +12556,7 @@
         </w:tc>
         <w:tc>
           <w:tcPr>
-            <w:tcW w:type="pct" w:w="694"/>
+            <w:tcW w:type="pct" w:w="700"/>
             <w:shd w:fill="FBFAF6" w:val="clear"/>
             <w:tcMar>
               <w:top w:type="dxa" w:w="50"/>
@@ -12402,7 +12580,7 @@
         </w:tc>
         <w:tc>
           <w:tcPr>
-            <w:tcW w:type="pct" w:w="2225"/>
+            <w:tcW w:type="pct" w:w="2200"/>
             <w:shd w:fill="FBFAF6" w:val="clear"/>
             <w:tcMar>
               <w:top w:type="dxa" w:w="50"/>
@@ -12426,7 +12604,7 @@
         </w:tc>
         <w:tc>
           <w:tcPr>
-            <w:tcW w:type="pct" w:w="694"/>
+            <w:tcW w:type="pct" w:w="700"/>
             <w:shd w:fill="FBFAF6" w:val="clear"/>
             <w:tcMar>
               <w:top w:type="dxa" w:w="50"/>
@@ -12450,7 +12628,7 @@
         </w:tc>
         <w:tc>
           <w:tcPr>
-            <w:tcW w:type="pct" w:w="694"/>
+            <w:tcW w:type="pct" w:w="700"/>
             <w:shd w:fill="FBFAF6" w:val="clear"/>
             <w:tcMar>
               <w:top w:type="dxa" w:w="50"/>
@@ -12476,7 +12654,7 @@
       <w:tr>
         <w:tc>
           <w:tcPr>
-            <w:tcW w:type="pct" w:w="694"/>
+            <w:tcW w:type="pct" w:w="700"/>
             <w:tcMar>
               <w:top w:type="dxa" w:w="50"/>
               <w:left w:type="dxa" w:w="110"/>
@@ -12499,7 +12677,7 @@
         </w:tc>
         <w:tc>
           <w:tcPr>
-            <w:tcW w:type="pct" w:w="694"/>
+            <w:tcW w:type="pct" w:w="700"/>
             <w:tcMar>
               <w:top w:type="dxa" w:w="50"/>
               <w:left w:type="dxa" w:w="110"/>
@@ -12522,7 +12700,7 @@
         </w:tc>
         <w:tc>
           <w:tcPr>
-            <w:tcW w:type="pct" w:w="2225"/>
+            <w:tcW w:type="pct" w:w="2200"/>
             <w:tcMar>
               <w:top w:type="dxa" w:w="50"/>
               <w:left w:type="dxa" w:w="110"/>
@@ -12545,7 +12723,7 @@
         </w:tc>
         <w:tc>
           <w:tcPr>
-            <w:tcW w:type="pct" w:w="694"/>
+            <w:tcW w:type="pct" w:w="700"/>
             <w:tcMar>
               <w:top w:type="dxa" w:w="50"/>
               <w:left w:type="dxa" w:w="110"/>
@@ -12568,7 +12746,7 @@
         </w:tc>
         <w:tc>
           <w:tcPr>
-            <w:tcW w:type="pct" w:w="694"/>
+            <w:tcW w:type="pct" w:w="700"/>
             <w:tcMar>
               <w:top w:type="dxa" w:w="50"/>
               <w:left w:type="dxa" w:w="110"/>
@@ -12593,7 +12771,7 @@
       <w:tr>
         <w:tc>
           <w:tcPr>
-            <w:tcW w:type="pct" w:w="694"/>
+            <w:tcW w:type="pct" w:w="700"/>
             <w:shd w:fill="FBFAF6" w:val="clear"/>
             <w:tcMar>
               <w:top w:type="dxa" w:w="50"/>
@@ -12617,7 +12795,7 @@
         </w:tc>
         <w:tc>
           <w:tcPr>
-            <w:tcW w:type="pct" w:w="694"/>
+            <w:tcW w:type="pct" w:w="700"/>
             <w:shd w:fill="FFFFFF" w:val="clear"/>
             <w:tcMar>
               <w:top w:type="dxa" w:w="50"/>
@@ -12638,13 +12816,13 @@
                 <w:sz w:val="14"/>
                 <w:szCs w:val="14"/>
               </w:rPr>
-              <w:t xml:space="preserve">(23)</w:t>
-            </w:r>
-          </w:p>
-        </w:tc>
-        <w:tc>
-          <w:tcPr>
-            <w:tcW w:type="pct" w:w="2225"/>
+              <w:t xml:space="preserve">(24)</w:t>
+            </w:r>
+          </w:p>
+        </w:tc>
+        <w:tc>
+          <w:tcPr>
+            <w:tcW w:type="pct" w:w="2200"/>
             <w:shd w:fill="FFFFFF" w:val="clear"/>
             <w:tcMar>
               <w:top w:type="dxa" w:w="50"/>
@@ -12665,13 +12843,13 @@
                 <w:sz w:val="14"/>
                 <w:szCs w:val="14"/>
               </w:rPr>
-              <w:t xml:space="preserve">(24)</w:t>
-            </w:r>
-          </w:p>
-        </w:tc>
-        <w:tc>
-          <w:tcPr>
-            <w:tcW w:type="pct" w:w="694"/>
+              <w:t xml:space="preserve">(25)</w:t>
+            </w:r>
+          </w:p>
+        </w:tc>
+        <w:tc>
+          <w:tcPr>
+            <w:tcW w:type="pct" w:w="700"/>
             <w:shd w:fill="FBFAF6" w:val="clear"/>
             <w:tcMar>
               <w:top w:type="dxa" w:w="50"/>
@@ -12695,7 +12873,7 @@
         </w:tc>
         <w:tc>
           <w:tcPr>
-            <w:tcW w:type="pct" w:w="694"/>
+            <w:tcW w:type="pct" w:w="700"/>
             <w:shd w:fill="FBFAF6" w:val="clear"/>
             <w:tcMar>
               <w:top w:type="dxa" w:w="50"/>
@@ -12721,7 +12899,7 @@
       <w:tr>
         <w:tc>
           <w:tcPr>
-            <w:tcW w:type="pct" w:w="694"/>
+            <w:tcW w:type="pct" w:w="700"/>
             <w:tcMar>
               <w:top w:type="dxa" w:w="50"/>
               <w:left w:type="dxa" w:w="110"/>
@@ -12744,7 +12922,7 @@
         </w:tc>
         <w:tc>
           <w:tcPr>
-            <w:tcW w:type="pct" w:w="694"/>
+            <w:tcW w:type="pct" w:w="700"/>
             <w:tcMar>
               <w:top w:type="dxa" w:w="50"/>
               <w:left w:type="dxa" w:w="110"/>
@@ -12767,7 +12945,7 @@
         </w:tc>
         <w:tc>
           <w:tcPr>
-            <w:tcW w:type="pct" w:w="2225"/>
+            <w:tcW w:type="pct" w:w="2200"/>
             <w:tcMar>
               <w:top w:type="dxa" w:w="50"/>
               <w:left w:type="dxa" w:w="110"/>
@@ -12790,7 +12968,7 @@
         </w:tc>
         <w:tc>
           <w:tcPr>
-            <w:tcW w:type="pct" w:w="694"/>
+            <w:tcW w:type="pct" w:w="700"/>
             <w:tcMar>
               <w:top w:type="dxa" w:w="50"/>
               <w:left w:type="dxa" w:w="110"/>
@@ -12813,7 +12991,7 @@
         </w:tc>
         <w:tc>
           <w:tcPr>
-            <w:tcW w:type="pct" w:w="694"/>
+            <w:tcW w:type="pct" w:w="700"/>
             <w:tcMar>
               <w:top w:type="dxa" w:w="50"/>
               <w:left w:type="dxa" w:w="110"/>
@@ -12838,7 +13016,7 @@
       <w:tr>
         <w:tc>
           <w:tcPr>
-            <w:tcW w:type="pct" w:w="694"/>
+            <w:tcW w:type="pct" w:w="700"/>
             <w:shd w:fill="FBFAF6" w:val="clear"/>
             <w:tcMar>
               <w:top w:type="dxa" w:w="50"/>
@@ -12862,7 +13040,7 @@
         </w:tc>
         <w:tc>
           <w:tcPr>
-            <w:tcW w:type="pct" w:w="694"/>
+            <w:tcW w:type="pct" w:w="700"/>
             <w:shd w:fill="FBFAF6" w:val="clear"/>
             <w:tcMar>
               <w:top w:type="dxa" w:w="50"/>
@@ -12886,7 +13064,7 @@
         </w:tc>
         <w:tc>
           <w:tcPr>
-            <w:tcW w:type="pct" w:w="2225"/>
+            <w:tcW w:type="pct" w:w="2200"/>
             <w:shd w:fill="FBFAF6" w:val="clear"/>
             <w:tcMar>
               <w:top w:type="dxa" w:w="50"/>
@@ -12910,7 +13088,7 @@
         </w:tc>
         <w:tc>
           <w:tcPr>
-            <w:tcW w:type="pct" w:w="694"/>
+            <w:tcW w:type="pct" w:w="700"/>
             <w:shd w:fill="FBFAF6" w:val="clear"/>
             <w:tcMar>
               <w:top w:type="dxa" w:w="50"/>
@@ -12934,7 +13112,7 @@
         </w:tc>
         <w:tc>
           <w:tcPr>
-            <w:tcW w:type="pct" w:w="694"/>
+            <w:tcW w:type="pct" w:w="700"/>
             <w:shd w:fill="FBFAF6" w:val="clear"/>
             <w:tcMar>
               <w:top w:type="dxa" w:w="50"/>
@@ -12960,7 +13138,7 @@
       <w:tr>
         <w:tc>
           <w:tcPr>
-            <w:tcW w:type="pct" w:w="694"/>
+            <w:tcW w:type="pct" w:w="700"/>
             <w:tcMar>
               <w:top w:type="dxa" w:w="50"/>
               <w:left w:type="dxa" w:w="110"/>
@@ -12983,7 +13161,7 @@
         </w:tc>
         <w:tc>
           <w:tcPr>
-            <w:tcW w:type="pct" w:w="694"/>
+            <w:tcW w:type="pct" w:w="700"/>
             <w:tcMar>
               <w:top w:type="dxa" w:w="50"/>
               <w:left w:type="dxa" w:w="110"/>
@@ -13006,7 +13184,7 @@
         </w:tc>
         <w:tc>
           <w:tcPr>
-            <w:tcW w:type="pct" w:w="2225"/>
+            <w:tcW w:type="pct" w:w="2200"/>
             <w:tcMar>
               <w:top w:type="dxa" w:w="50"/>
               <w:left w:type="dxa" w:w="110"/>
@@ -13029,7 +13207,7 @@
         </w:tc>
         <w:tc>
           <w:tcPr>
-            <w:tcW w:type="pct" w:w="694"/>
+            <w:tcW w:type="pct" w:w="700"/>
             <w:tcMar>
               <w:top w:type="dxa" w:w="50"/>
               <w:left w:type="dxa" w:w="110"/>
@@ -13052,7 +13230,7 @@
         </w:tc>
         <w:tc>
           <w:tcPr>
-            <w:tcW w:type="pct" w:w="694"/>
+            <w:tcW w:type="pct" w:w="700"/>
             <w:tcMar>
               <w:top w:type="dxa" w:w="50"/>
               <w:left w:type="dxa" w:w="110"/>
@@ -13077,7 +13255,7 @@
       <w:tr>
         <w:tc>
           <w:tcPr>
-            <w:tcW w:type="pct" w:w="694"/>
+            <w:tcW w:type="pct" w:w="700"/>
             <w:shd w:fill="FBFAF6" w:val="clear"/>
             <w:tcMar>
               <w:top w:type="dxa" w:w="50"/>
@@ -13101,7 +13279,7 @@
         </w:tc>
         <w:tc>
           <w:tcPr>
-            <w:tcW w:type="pct" w:w="694"/>
+            <w:tcW w:type="pct" w:w="700"/>
             <w:shd w:fill="FBFAF6" w:val="clear"/>
             <w:tcMar>
               <w:top w:type="dxa" w:w="50"/>
@@ -13125,7 +13303,7 @@
         </w:tc>
         <w:tc>
           <w:tcPr>
-            <w:tcW w:type="pct" w:w="2225"/>
+            <w:tcW w:type="pct" w:w="2200"/>
             <w:shd w:fill="FBFAF6" w:val="clear"/>
             <w:tcMar>
               <w:top w:type="dxa" w:w="50"/>
@@ -13149,7 +13327,7 @@
         </w:tc>
         <w:tc>
           <w:tcPr>
-            <w:tcW w:type="pct" w:w="694"/>
+            <w:tcW w:type="pct" w:w="700"/>
             <w:shd w:fill="FBFAF6" w:val="clear"/>
             <w:tcMar>
               <w:top w:type="dxa" w:w="50"/>
@@ -13173,7 +13351,7 @@
         </w:tc>
         <w:tc>
           <w:tcPr>
-            <w:tcW w:type="pct" w:w="694"/>
+            <w:tcW w:type="pct" w:w="700"/>
             <w:shd w:fill="FBFAF6" w:val="clear"/>
             <w:tcMar>
               <w:top w:type="dxa" w:w="50"/>
@@ -13199,7 +13377,7 @@
       <w:tr>
         <w:tc>
           <w:tcPr>
-            <w:tcW w:type="pct" w:w="694"/>
+            <w:tcW w:type="pct" w:w="700"/>
             <w:tcMar>
               <w:top w:type="dxa" w:w="50"/>
               <w:left w:type="dxa" w:w="110"/>
@@ -13222,7 +13400,7 @@
         </w:tc>
         <w:tc>
           <w:tcPr>
-            <w:tcW w:type="pct" w:w="694"/>
+            <w:tcW w:type="pct" w:w="700"/>
             <w:tcMar>
               <w:top w:type="dxa" w:w="50"/>
               <w:left w:type="dxa" w:w="110"/>
@@ -13245,7 +13423,7 @@
         </w:tc>
         <w:tc>
           <w:tcPr>
-            <w:tcW w:type="pct" w:w="2225"/>
+            <w:tcW w:type="pct" w:w="2200"/>
             <w:tcMar>
               <w:top w:type="dxa" w:w="50"/>
               <w:left w:type="dxa" w:w="110"/>
@@ -13268,7 +13446,7 @@
         </w:tc>
         <w:tc>
           <w:tcPr>
-            <w:tcW w:type="pct" w:w="694"/>
+            <w:tcW w:type="pct" w:w="700"/>
             <w:tcMar>
               <w:top w:type="dxa" w:w="50"/>
               <w:left w:type="dxa" w:w="110"/>
@@ -13291,7 +13469,7 @@
         </w:tc>
         <w:tc>
           <w:tcPr>
-            <w:tcW w:type="pct" w:w="694"/>
+            <w:tcW w:type="pct" w:w="700"/>
             <w:tcMar>
               <w:top w:type="dxa" w:w="50"/>
               <w:left w:type="dxa" w:w="110"/>
@@ -13316,7 +13494,7 @@
       <w:tr>
         <w:tc>
           <w:tcPr>
-            <w:tcW w:type="pct" w:w="694"/>
+            <w:tcW w:type="pct" w:w="700"/>
             <w:shd w:fill="FBFAF6" w:val="clear"/>
             <w:tcMar>
               <w:top w:type="dxa" w:w="50"/>
@@ -13340,7 +13518,7 @@
         </w:tc>
         <w:tc>
           <w:tcPr>
-            <w:tcW w:type="pct" w:w="694"/>
+            <w:tcW w:type="pct" w:w="700"/>
             <w:shd w:fill="FBFAF6" w:val="clear"/>
             <w:tcMar>
               <w:top w:type="dxa" w:w="50"/>
@@ -13364,7 +13542,7 @@
         </w:tc>
         <w:tc>
           <w:tcPr>
-            <w:tcW w:type="pct" w:w="2225"/>
+            <w:tcW w:type="pct" w:w="2200"/>
             <w:shd w:fill="FFFFFF" w:val="clear"/>
             <w:tcMar>
               <w:top w:type="dxa" w:w="50"/>
@@ -13385,13 +13563,13 @@
                 <w:sz w:val="14"/>
                 <w:szCs w:val="14"/>
               </w:rPr>
-              <w:t xml:space="preserve">(25)</w:t>
-            </w:r>
-          </w:p>
-        </w:tc>
-        <w:tc>
-          <w:tcPr>
-            <w:tcW w:type="pct" w:w="694"/>
+              <w:t xml:space="preserve">(26)</w:t>
+            </w:r>
+          </w:p>
+        </w:tc>
+        <w:tc>
+          <w:tcPr>
+            <w:tcW w:type="pct" w:w="700"/>
             <w:shd w:fill="FBFAF6" w:val="clear"/>
             <w:tcMar>
               <w:top w:type="dxa" w:w="50"/>
@@ -13415,7 +13593,7 @@
         </w:tc>
         <w:tc>
           <w:tcPr>
-            <w:tcW w:type="pct" w:w="694"/>
+            <w:tcW w:type="pct" w:w="700"/>
             <w:shd w:fill="FBFAF6" w:val="clear"/>
             <w:tcMar>
               <w:top w:type="dxa" w:w="50"/>
@@ -13534,7 +13712,7 @@
           <w:sz w:val="16"/>
           <w:szCs w:val="16"/>
         </w:rPr>
-        <w:t xml:space="preserve">      gaps 26–33</w:t>
+        <w:t xml:space="preserve">      gaps 27–35</w:t>
       </w:r>
     </w:p>
     <w:p>
@@ -13557,7 +13735,7 @@
           <w:sz w:val="15"/>
           <w:szCs w:val="15"/>
         </w:rPr>
-        <w:t xml:space="preserve"> (26) </w:t>
+        <w:t xml:space="preserve"> (27) </w:t>
       </w:r>
       <w:r>
         <w:rPr>
@@ -13603,7 +13781,7 @@
           <w:sz w:val="15"/>
           <w:szCs w:val="15"/>
         </w:rPr>
-        <w:t xml:space="preserve"> (27) </w:t>
+        <w:t xml:space="preserve"> (28) </w:t>
       </w:r>
       <w:r>
         <w:rPr>
@@ -13639,7 +13817,7 @@
           <w:sz w:val="19"/>
           <w:szCs w:val="19"/>
         </w:rPr>
-        <w:t xml:space="preserve">Money from owners and lenders is </w:t>
+        <w:t xml:space="preserve">Money from </w:t>
       </w:r>
       <w:r>
         <w:rPr>
@@ -13649,7 +13827,7 @@
           <w:sz w:val="15"/>
           <w:szCs w:val="15"/>
         </w:rPr>
-        <w:t xml:space="preserve"> (28) </w:t>
+        <w:t xml:space="preserve"> (29) </w:t>
       </w:r>
       <w:r>
         <w:rPr>
@@ -13671,21 +13849,7 @@
           <w:sz w:val="19"/>
           <w:szCs w:val="19"/>
         </w:rPr>
-        <w:t xml:space="preserve">. </w:t>
-      </w:r>
-      <w:r>
-        <w:rPr>
-          <w:sz w:val="19"/>
-          <w:szCs w:val="19"/>
-        </w:rPr>
-        <w:t xml:space="preserve">Row 4 creates revenue of 300 but no cash. </w:t>
-      </w:r>
-      <w:r>
-        <w:rPr>
-          <w:sz w:val="19"/>
-          <w:szCs w:val="19"/>
-        </w:rPr>
-        <w:t xml:space="preserve">Orontes records revenue when it </w:t>
+        <w:t xml:space="preserve"> and lenders is </w:t>
       </w:r>
       <w:r>
         <w:rPr>
@@ -13695,7 +13859,7 @@
           <w:sz w:val="15"/>
           <w:szCs w:val="15"/>
         </w:rPr>
-        <w:t xml:space="preserve"> (29) </w:t>
+        <w:t xml:space="preserve"> (30) </w:t>
       </w:r>
       <w:r>
         <w:rPr>
@@ -13717,14 +13881,21 @@
           <w:sz w:val="19"/>
           <w:szCs w:val="19"/>
         </w:rPr>
-        <w:t xml:space="preserve"> the goods, not when the customer pays. </w:t>
-      </w:r>
-      <w:r>
-        <w:rPr>
-          <w:sz w:val="19"/>
-          <w:szCs w:val="19"/>
-        </w:rPr>
-        <w:t xml:space="preserve">Row 6 reduces retained earnings by 50 and creates a </w:t>
+        <w:t xml:space="preserve">. </w:t>
+      </w:r>
+      <w:r>
+        <w:rPr>
+          <w:sz w:val="19"/>
+          <w:szCs w:val="19"/>
+        </w:rPr>
+        <w:t xml:space="preserve">Row 4 creates revenue of 300 but no cash. </w:t>
+      </w:r>
+      <w:r>
+        <w:rPr>
+          <w:sz w:val="19"/>
+          <w:szCs w:val="19"/>
+        </w:rPr>
+        <w:t xml:space="preserve">Orontes records revenue when it </w:t>
       </w:r>
       <w:r>
         <w:rPr>
@@ -13734,7 +13905,7 @@
           <w:sz w:val="15"/>
           <w:szCs w:val="15"/>
         </w:rPr>
-        <w:t xml:space="preserve"> (30) </w:t>
+        <w:t xml:space="preserve"> (31) </w:t>
       </w:r>
       <w:r>
         <w:rPr>
@@ -13756,14 +13927,14 @@
           <w:sz w:val="19"/>
           <w:szCs w:val="19"/>
         </w:rPr>
-        <w:t xml:space="preserve">. </w:t>
-      </w:r>
-      <w:r>
-        <w:rPr>
-          <w:sz w:val="19"/>
-          <w:szCs w:val="19"/>
-        </w:rPr>
-        <w:t xml:space="preserve">No cash moves until </w:t>
+        <w:t xml:space="preserve"> the goods, not when the customer pays. </w:t>
+      </w:r>
+      <w:r>
+        <w:rPr>
+          <w:sz w:val="19"/>
+          <w:szCs w:val="19"/>
+        </w:rPr>
+        <w:t xml:space="preserve">Row 6 reduces retained earnings by 50 and creates a </w:t>
       </w:r>
       <w:r>
         <w:rPr>
@@ -13773,7 +13944,7 @@
           <w:sz w:val="15"/>
           <w:szCs w:val="15"/>
         </w:rPr>
-        <w:t xml:space="preserve"> (31) </w:t>
+        <w:t xml:space="preserve"> (32) </w:t>
       </w:r>
       <w:r>
         <w:rPr>
@@ -13795,14 +13966,14 @@
           <w:sz w:val="19"/>
           <w:szCs w:val="19"/>
         </w:rPr>
-        <w:t xml:space="preserve">, and net income does not change. </w:t>
-      </w:r>
-      <w:r>
-        <w:rPr>
-          <w:sz w:val="19"/>
-          <w:szCs w:val="19"/>
-        </w:rPr>
-        <w:t xml:space="preserve">The totals prove the </w:t>
+        <w:t xml:space="preserve">. </w:t>
+      </w:r>
+      <w:r>
+        <w:rPr>
+          <w:sz w:val="19"/>
+          <w:szCs w:val="19"/>
+        </w:rPr>
+        <w:t xml:space="preserve">No cash moves until </w:t>
       </w:r>
       <w:r>
         <w:rPr>
@@ -13812,7 +13983,7 @@
           <w:sz w:val="15"/>
           <w:szCs w:val="15"/>
         </w:rPr>
-        <w:t xml:space="preserve"> (32) </w:t>
+        <w:t xml:space="preserve"> (33) </w:t>
       </w:r>
       <w:r>
         <w:rPr>
@@ -13834,14 +14005,14 @@
           <w:sz w:val="19"/>
           <w:szCs w:val="19"/>
         </w:rPr>
-        <w:t xml:space="preserve">. </w:t>
-      </w:r>
-      <w:r>
-        <w:rPr>
-          <w:sz w:val="19"/>
-          <w:szCs w:val="19"/>
-        </w:rPr>
-        <w:t xml:space="preserve">Assets rose by 2,380, liabilities rose by 850 and </w:t>
+        <w:t xml:space="preserve">, and net income does not change. </w:t>
+      </w:r>
+      <w:r>
+        <w:rPr>
+          <w:sz w:val="19"/>
+          <w:szCs w:val="19"/>
+        </w:rPr>
+        <w:t xml:space="preserve">The totals prove the </w:t>
       </w:r>
       <w:r>
         <w:rPr>
@@ -13851,7 +14022,46 @@
           <w:sz w:val="15"/>
           <w:szCs w:val="15"/>
         </w:rPr>
-        <w:t xml:space="preserve"> (33) </w:t>
+        <w:t xml:space="preserve"> (34) </w:t>
+      </w:r>
+      <w:r>
+        <w:rPr>
+          <w:u w:val="single"/>
+          <w:sz w:val="19"/>
+          <w:szCs w:val="19"/>
+        </w:rPr>
+        <w:t xml:space="preserve">           </w:t>
+      </w:r>
+      <w:r>
+        <w:rPr>
+          <w:sz w:val="19"/>
+          <w:szCs w:val="19"/>
+        </w:rPr>
+        <w:t xml:space="preserve"> </w:t>
+      </w:r>
+      <w:r>
+        <w:rPr>
+          <w:sz w:val="19"/>
+          <w:szCs w:val="19"/>
+        </w:rPr>
+        <w:t xml:space="preserve">. </w:t>
+      </w:r>
+      <w:r>
+        <w:rPr>
+          <w:sz w:val="19"/>
+          <w:szCs w:val="19"/>
+        </w:rPr>
+        <w:t xml:space="preserve">Assets rose by 2,380, liabilities rose by 850 and </w:t>
+      </w:r>
+      <w:r>
+        <w:rPr>
+          <w:b/>
+          <w:bCs/>
+          <w:color w:val="8186EF"/>
+          <w:sz w:val="15"/>
+          <w:szCs w:val="15"/>
+        </w:rPr>
+        <w:t xml:space="preserve"> (35) </w:t>
       </w:r>
       <w:r>
         <w:rPr>
@@ -13931,7 +14141,7 @@
                 <w:sz w:val="16"/>
                 <w:szCs w:val="16"/>
               </w:rPr>
-              <w:t xml:space="preserve">equity   ·   financing   ·   February   ·   liability   ·   points   ·   equation   ·   credits   ·   borrowing   ·   delivers</w:t>
+              <w:t xml:space="preserve">equity   ·   owners   ·   February   ·   delivers   ·   points   ·   liability   ·   equation   ·   credits   ·   receivable   ·   financing</w:t>
             </w:r>
           </w:p>
         </w:tc>
@@ -14005,7 +14215,7 @@
           <w:sz w:val="16"/>
           <w:szCs w:val="16"/>
         </w:rPr>
-        <w:t xml:space="preserve">      gaps 34–37</w:t>
+        <w:t xml:space="preserve">      gaps 36–39</w:t>
       </w:r>
     </w:p>
     <w:p>
@@ -14028,7 +14238,7 @@
           <w:sz w:val="15"/>
           <w:szCs w:val="15"/>
         </w:rPr>
-        <w:t xml:space="preserve"> (34) </w:t>
+        <w:t xml:space="preserve"> (36) </w:t>
       </w:r>
       <w:r>
         <w:rPr>
@@ -14067,7 +14277,7 @@
           <w:sz w:val="15"/>
           <w:szCs w:val="15"/>
         </w:rPr>
-        <w:t xml:space="preserve"> (35) </w:t>
+        <w:t xml:space="preserve"> (37) </w:t>
       </w:r>
       <w:r>
         <w:rPr>
@@ -14106,7 +14316,7 @@
           <w:sz w:val="15"/>
           <w:szCs w:val="15"/>
         </w:rPr>
-        <w:t xml:space="preserve"> (36) </w:t>
+        <w:t xml:space="preserve"> (38) </w:t>
       </w:r>
       <w:r>
         <w:rPr>
@@ -14145,7 +14355,7 @@
           <w:sz w:val="15"/>
           <w:szCs w:val="15"/>
         </w:rPr>
-        <w:t xml:space="preserve"> (37) </w:t>
+        <w:t xml:space="preserve"> (39) </w:t>
       </w:r>
       <w:r>
         <w:rPr>
@@ -14239,7 +14449,7 @@
                 <w:sz w:val="16"/>
                 <w:szCs w:val="16"/>
               </w:rPr>
-              <w:t xml:space="preserve">Buying   ·   depends   ·   retained   ·   revenue   ·   dividend</w:t>
+              <w:t xml:space="preserve">Buying   ·   account   ·   retained   ·   revenue   ·   dividend</w:t>
             </w:r>
           </w:p>
         </w:tc>
@@ -14313,7 +14523,7 @@
           <w:sz w:val="16"/>
           <w:szCs w:val="16"/>
         </w:rPr>
-        <w:t xml:space="preserve">      gaps 38–39</w:t>
+        <w:t xml:space="preserve">      gaps 40–41</w:t>
       </w:r>
     </w:p>
     <w:p>
@@ -14336,7 +14546,7 @@
           <w:sz w:val="15"/>
           <w:szCs w:val="15"/>
         </w:rPr>
-        <w:t xml:space="preserve"> (38) </w:t>
+        <w:t xml:space="preserve"> (40) </w:t>
       </w:r>
       <w:r>
         <w:rPr>
@@ -14359,6 +14569,13 @@
           <w:szCs w:val="19"/>
         </w:rPr>
         <w:t xml:space="preserve"> from February (USD 000). </w:t>
+      </w:r>
+      <w:r>
+        <w:rPr>
+          <w:sz w:val="19"/>
+          <w:szCs w:val="19"/>
+        </w:rPr>
+        <w:t xml:space="preserve">Rows 1 to 3 are done for you. </w:t>
       </w:r>
       <w:r>
         <w:rPr>
@@ -14375,7 +14592,7 @@
           <w:sz w:val="15"/>
           <w:szCs w:val="15"/>
         </w:rPr>
-        <w:t xml:space="preserve"> (39) </w:t>
+        <w:t xml:space="preserve"> (41) </w:t>
       </w:r>
       <w:r>
         <w:rPr>
@@ -14462,7 +14679,7 @@
                 <w:sz w:val="16"/>
                 <w:szCs w:val="16"/>
               </w:rPr>
-              <w:t xml:space="preserve">transactions   ·   Complete   ·   equation</w:t>
+              <w:t xml:space="preserve">transactions   ·   Complete   ·   creates</w:t>
             </w:r>
           </w:p>
         </w:tc>
@@ -14536,7 +14753,7 @@
           <w:sz w:val="16"/>
           <w:szCs w:val="16"/>
         </w:rPr>
-        <w:t xml:space="preserve">      gaps 40–41</w:t>
+        <w:t xml:space="preserve">      gaps 42–43</w:t>
       </w:r>
     </w:p>
     <w:p>
@@ -14559,7 +14776,7 @@
           <w:sz w:val="15"/>
           <w:szCs w:val="15"/>
         </w:rPr>
-        <w:t xml:space="preserve"> (40) </w:t>
+        <w:t xml:space="preserve"> (42) </w:t>
       </w:r>
       <w:r>
         <w:rPr>
@@ -14598,7 +14815,7 @@
           <w:sz w:val="15"/>
           <w:szCs w:val="15"/>
         </w:rPr>
-        <w:t xml:space="preserve"> (41) </w:t>
+        <w:t xml:space="preserve"> (43) </w:t>
       </w:r>
       <w:r>
         <w:rPr>
@@ -14678,7 +14895,7 @@
                 <w:sz w:val="16"/>
                 <w:szCs w:val="16"/>
               </w:rPr>
-              <w:t xml:space="preserve">credited   ·   allowance   ·   transaction</w:t>
+              <w:t xml:space="preserve">credited   ·   Whether   ·   transaction</w:t>
             </w:r>
           </w:p>
         </w:tc>
@@ -15823,7 +16040,7 @@
                 <w:sz w:val="16"/>
                 <w:szCs w:val="16"/>
               </w:rPr>
-              <w:t xml:space="preserve">23  </w:t>
+              <w:t xml:space="preserve">24  </w:t>
             </w:r>
             <w:r>
               <w:rPr>
@@ -15891,7 +16108,7 @@
                 <w:sz w:val="16"/>
                 <w:szCs w:val="16"/>
               </w:rPr>
-              <w:t xml:space="preserve">24  </w:t>
+              <w:t xml:space="preserve">25  </w:t>
             </w:r>
             <w:r>
               <w:rPr>
@@ -15959,7 +16176,7 @@
                 <w:sz w:val="16"/>
                 <w:szCs w:val="16"/>
               </w:rPr>
-              <w:t xml:space="preserve">25  </w:t>
+              <w:t xml:space="preserve">26  </w:t>
             </w:r>
             <w:r>
               <w:rPr>
@@ -16027,7 +16244,7 @@
                 <w:sz w:val="16"/>
                 <w:szCs w:val="16"/>
               </w:rPr>
-              <w:t xml:space="preserve">26  </w:t>
+              <w:t xml:space="preserve">27  </w:t>
             </w:r>
             <w:r>
               <w:rPr>
@@ -16095,7 +16312,7 @@
                 <w:sz w:val="16"/>
                 <w:szCs w:val="16"/>
               </w:rPr>
-              <w:t xml:space="preserve">27  </w:t>
+              <w:t xml:space="preserve">28  </w:t>
             </w:r>
             <w:r>
               <w:rPr>
@@ -16137,7 +16354,7 @@
                 <w:sz w:val="16"/>
                 <w:szCs w:val="16"/>
               </w:rPr>
-              <w:t xml:space="preserve">dividends</w:t>
+              <w:t xml:space="preserve">expanded</w:t>
             </w:r>
           </w:p>
         </w:tc>
@@ -16163,14 +16380,14 @@
                 <w:sz w:val="16"/>
                 <w:szCs w:val="16"/>
               </w:rPr>
-              <w:t xml:space="preserve">28  </w:t>
-            </w:r>
-            <w:r>
-              <w:rPr>
-                <w:sz w:val="16"/>
-                <w:szCs w:val="16"/>
-              </w:rPr>
-              <w:t xml:space="preserve">financing</w:t>
+              <w:t xml:space="preserve">29  </w:t>
+            </w:r>
+            <w:r>
+              <w:rPr>
+                <w:sz w:val="16"/>
+                <w:szCs w:val="16"/>
+              </w:rPr>
+              <w:t xml:space="preserve">owners</w:t>
             </w:r>
           </w:p>
         </w:tc>
@@ -16205,7 +16422,7 @@
                 <w:sz w:val="16"/>
                 <w:szCs w:val="16"/>
               </w:rPr>
-              <w:t xml:space="preserve">equity</w:t>
+              <w:t xml:space="preserve">dividends</w:t>
             </w:r>
           </w:p>
         </w:tc>
@@ -16231,14 +16448,14 @@
                 <w:sz w:val="16"/>
                 <w:szCs w:val="16"/>
               </w:rPr>
-              <w:t xml:space="preserve">29  </w:t>
-            </w:r>
-            <w:r>
-              <w:rPr>
-                <w:sz w:val="16"/>
-                <w:szCs w:val="16"/>
-              </w:rPr>
-              <w:t xml:space="preserve">delivers</w:t>
+              <w:t xml:space="preserve">30  </w:t>
+            </w:r>
+            <w:r>
+              <w:rPr>
+                <w:sz w:val="16"/>
+                <w:szCs w:val="16"/>
+              </w:rPr>
+              <w:t xml:space="preserve">financing</w:t>
             </w:r>
           </w:p>
         </w:tc>
@@ -16273,7 +16490,7 @@
                 <w:sz w:val="16"/>
                 <w:szCs w:val="16"/>
               </w:rPr>
-              <w:t xml:space="preserve">opposite</w:t>
+              <w:t xml:space="preserve">equity</w:t>
             </w:r>
           </w:p>
         </w:tc>
@@ -16299,14 +16516,14 @@
                 <w:sz w:val="16"/>
                 <w:szCs w:val="16"/>
               </w:rPr>
-              <w:t xml:space="preserve">30  </w:t>
-            </w:r>
-            <w:r>
-              <w:rPr>
-                <w:sz w:val="16"/>
-                <w:szCs w:val="16"/>
-              </w:rPr>
-              <w:t xml:space="preserve">liability</w:t>
+              <w:t xml:space="preserve">31  </w:t>
+            </w:r>
+            <w:r>
+              <w:rPr>
+                <w:sz w:val="16"/>
+                <w:szCs w:val="16"/>
+              </w:rPr>
+              <w:t xml:space="preserve">delivers</w:t>
             </w:r>
           </w:p>
         </w:tc>
@@ -16341,7 +16558,7 @@
                 <w:sz w:val="16"/>
                 <w:szCs w:val="16"/>
               </w:rPr>
-              <w:t xml:space="preserve">depreciation</w:t>
+              <w:t xml:space="preserve">opposite</w:t>
             </w:r>
           </w:p>
         </w:tc>
@@ -16367,14 +16584,14 @@
                 <w:sz w:val="16"/>
                 <w:szCs w:val="16"/>
               </w:rPr>
-              <w:t xml:space="preserve">31  </w:t>
-            </w:r>
-            <w:r>
-              <w:rPr>
-                <w:sz w:val="16"/>
-                <w:szCs w:val="16"/>
-              </w:rPr>
-              <w:t xml:space="preserve">February</w:t>
+              <w:t xml:space="preserve">32  </w:t>
+            </w:r>
+            <w:r>
+              <w:rPr>
+                <w:sz w:val="16"/>
+                <w:szCs w:val="16"/>
+              </w:rPr>
+              <w:t xml:space="preserve">liability</w:t>
             </w:r>
           </w:p>
         </w:tc>
@@ -16409,7 +16626,7 @@
                 <w:sz w:val="16"/>
                 <w:szCs w:val="16"/>
               </w:rPr>
-              <w:t xml:space="preserve">belongs</w:t>
+              <w:t xml:space="preserve">depreciation</w:t>
             </w:r>
           </w:p>
         </w:tc>
@@ -16435,14 +16652,14 @@
                 <w:sz w:val="16"/>
                 <w:szCs w:val="16"/>
               </w:rPr>
-              <w:t xml:space="preserve">32  </w:t>
-            </w:r>
-            <w:r>
-              <w:rPr>
-                <w:sz w:val="16"/>
-                <w:szCs w:val="16"/>
-              </w:rPr>
-              <w:t xml:space="preserve">equation</w:t>
+              <w:t xml:space="preserve">33  </w:t>
+            </w:r>
+            <w:r>
+              <w:rPr>
+                <w:sz w:val="16"/>
+                <w:szCs w:val="16"/>
+              </w:rPr>
+              <w:t xml:space="preserve">February</w:t>
             </w:r>
           </w:p>
         </w:tc>
@@ -16477,7 +16694,7 @@
                 <w:sz w:val="16"/>
                 <w:szCs w:val="16"/>
               </w:rPr>
-              <w:t xml:space="preserve">receivable</w:t>
+              <w:t xml:space="preserve">belongs</w:t>
             </w:r>
           </w:p>
         </w:tc>
@@ -16503,14 +16720,14 @@
                 <w:sz w:val="16"/>
                 <w:szCs w:val="16"/>
               </w:rPr>
-              <w:t xml:space="preserve">33  </w:t>
-            </w:r>
-            <w:r>
-              <w:rPr>
-                <w:sz w:val="16"/>
-                <w:szCs w:val="16"/>
-              </w:rPr>
-              <w:t xml:space="preserve">equity</w:t>
+              <w:t xml:space="preserve">34  </w:t>
+            </w:r>
+            <w:r>
+              <w:rPr>
+                <w:sz w:val="16"/>
+                <w:szCs w:val="16"/>
+              </w:rPr>
+              <w:t xml:space="preserve">equation</w:t>
             </w:r>
           </w:p>
         </w:tc>
@@ -16545,7 +16762,7 @@
                 <w:sz w:val="16"/>
                 <w:szCs w:val="16"/>
               </w:rPr>
-              <w:t xml:space="preserve">pastries</w:t>
+              <w:t xml:space="preserve">receivable</w:t>
             </w:r>
           </w:p>
         </w:tc>
@@ -16571,14 +16788,14 @@
                 <w:sz w:val="16"/>
                 <w:szCs w:val="16"/>
               </w:rPr>
-              <w:t xml:space="preserve">34  </w:t>
-            </w:r>
-            <w:r>
-              <w:rPr>
-                <w:sz w:val="16"/>
-                <w:szCs w:val="16"/>
-              </w:rPr>
-              <w:t xml:space="preserve">dividend</w:t>
+              <w:t xml:space="preserve">35  </w:t>
+            </w:r>
+            <w:r>
+              <w:rPr>
+                <w:sz w:val="16"/>
+                <w:szCs w:val="16"/>
+              </w:rPr>
+              <w:t xml:space="preserve">equity</w:t>
             </w:r>
           </w:p>
         </w:tc>
@@ -16613,7 +16830,7 @@
                 <w:sz w:val="16"/>
                 <w:szCs w:val="16"/>
               </w:rPr>
-              <w:t xml:space="preserve">exchange</w:t>
+              <w:t xml:space="preserve">pastries</w:t>
             </w:r>
           </w:p>
         </w:tc>
@@ -16639,14 +16856,14 @@
                 <w:sz w:val="16"/>
                 <w:szCs w:val="16"/>
               </w:rPr>
-              <w:t xml:space="preserve">35  </w:t>
-            </w:r>
-            <w:r>
-              <w:rPr>
-                <w:sz w:val="16"/>
-                <w:szCs w:val="16"/>
-              </w:rPr>
-              <w:t xml:space="preserve">retained</w:t>
+              <w:t xml:space="preserve">36  </w:t>
+            </w:r>
+            <w:r>
+              <w:rPr>
+                <w:sz w:val="16"/>
+                <w:szCs w:val="16"/>
+              </w:rPr>
+              <w:t xml:space="preserve">dividend</w:t>
             </w:r>
           </w:p>
         </w:tc>
@@ -16681,7 +16898,7 @@
                 <w:sz w:val="16"/>
                 <w:szCs w:val="16"/>
               </w:rPr>
-              <w:t xml:space="preserve">transactions</w:t>
+              <w:t xml:space="preserve">exchange</w:t>
             </w:r>
           </w:p>
         </w:tc>
@@ -16707,14 +16924,14 @@
                 <w:sz w:val="16"/>
                 <w:szCs w:val="16"/>
               </w:rPr>
-              <w:t xml:space="preserve">36  </w:t>
-            </w:r>
-            <w:r>
-              <w:rPr>
-                <w:sz w:val="16"/>
-                <w:szCs w:val="16"/>
-              </w:rPr>
-              <w:t xml:space="preserve">revenue</w:t>
+              <w:t xml:space="preserve">37  </w:t>
+            </w:r>
+            <w:r>
+              <w:rPr>
+                <w:sz w:val="16"/>
+                <w:szCs w:val="16"/>
+              </w:rPr>
+              <w:t xml:space="preserve">retained</w:t>
             </w:r>
           </w:p>
         </w:tc>
@@ -16749,7 +16966,7 @@
                 <w:sz w:val="16"/>
                 <w:szCs w:val="16"/>
               </w:rPr>
-              <w:t xml:space="preserve">Amounts</w:t>
+              <w:t xml:space="preserve">transactions</w:t>
             </w:r>
           </w:p>
         </w:tc>
@@ -16775,14 +16992,14 @@
                 <w:sz w:val="16"/>
                 <w:szCs w:val="16"/>
               </w:rPr>
-              <w:t xml:space="preserve">37  </w:t>
-            </w:r>
-            <w:r>
-              <w:rPr>
-                <w:sz w:val="16"/>
-                <w:szCs w:val="16"/>
-              </w:rPr>
-              <w:t xml:space="preserve">Buying</w:t>
+              <w:t xml:space="preserve">38  </w:t>
+            </w:r>
+            <w:r>
+              <w:rPr>
+                <w:sz w:val="16"/>
+                <w:szCs w:val="16"/>
+              </w:rPr>
+              <w:t xml:space="preserve">revenue</w:t>
             </w:r>
           </w:p>
         </w:tc>
@@ -16817,7 +17034,7 @@
                 <w:sz w:val="16"/>
                 <w:szCs w:val="16"/>
               </w:rPr>
-              <w:t xml:space="preserve">Jan 5</w:t>
+              <w:t xml:space="preserve">Amounts</w:t>
             </w:r>
           </w:p>
         </w:tc>
@@ -16843,14 +17060,14 @@
                 <w:sz w:val="16"/>
                 <w:szCs w:val="16"/>
               </w:rPr>
-              <w:t xml:space="preserve">38  </w:t>
-            </w:r>
-            <w:r>
-              <w:rPr>
-                <w:sz w:val="16"/>
-                <w:szCs w:val="16"/>
-              </w:rPr>
-              <w:t xml:space="preserve">transactions</w:t>
+              <w:t xml:space="preserve">39  </w:t>
+            </w:r>
+            <w:r>
+              <w:rPr>
+                <w:sz w:val="16"/>
+                <w:szCs w:val="16"/>
+              </w:rPr>
+              <w:t xml:space="preserve">Buying</w:t>
             </w:r>
           </w:p>
         </w:tc>
@@ -16885,7 +17102,7 @@
                 <w:sz w:val="16"/>
                 <w:szCs w:val="16"/>
               </w:rPr>
-              <w:t xml:space="preserve">Borrowed</w:t>
+              <w:t xml:space="preserve">Jan 5</w:t>
             </w:r>
           </w:p>
         </w:tc>
@@ -16911,14 +17128,14 @@
                 <w:sz w:val="16"/>
                 <w:szCs w:val="16"/>
               </w:rPr>
-              <w:t xml:space="preserve">39  </w:t>
-            </w:r>
-            <w:r>
-              <w:rPr>
-                <w:sz w:val="16"/>
-                <w:szCs w:val="16"/>
-              </w:rPr>
-              <w:t xml:space="preserve">Complete</w:t>
+              <w:t xml:space="preserve">40  </w:t>
+            </w:r>
+            <w:r>
+              <w:rPr>
+                <w:sz w:val="16"/>
+                <w:szCs w:val="16"/>
+              </w:rPr>
+              <w:t xml:space="preserve">transactions</w:t>
             </w:r>
           </w:p>
         </w:tc>
@@ -16953,7 +17170,7 @@
                 <w:sz w:val="16"/>
                 <w:szCs w:val="16"/>
               </w:rPr>
-              <w:t xml:space="preserve">Equipment</w:t>
+              <w:t xml:space="preserve">Borrowed</w:t>
             </w:r>
           </w:p>
         </w:tc>
@@ -16979,14 +17196,14 @@
                 <w:sz w:val="16"/>
                 <w:szCs w:val="16"/>
               </w:rPr>
-              <w:t xml:space="preserve">40  </w:t>
-            </w:r>
-            <w:r>
-              <w:rPr>
-                <w:sz w:val="16"/>
-                <w:szCs w:val="16"/>
-              </w:rPr>
-              <w:t xml:space="preserve">credited</w:t>
+              <w:t xml:space="preserve">41  </w:t>
+            </w:r>
+            <w:r>
+              <w:rPr>
+                <w:sz w:val="16"/>
+                <w:szCs w:val="16"/>
+              </w:rPr>
+              <w:t xml:space="preserve">Complete</w:t>
             </w:r>
           </w:p>
         </w:tc>
@@ -17021,7 +17238,7 @@
                 <w:sz w:val="16"/>
                 <w:szCs w:val="16"/>
               </w:rPr>
-              <w:t xml:space="preserve">Cash</w:t>
+              <w:t xml:space="preserve">Equipment</w:t>
             </w:r>
           </w:p>
         </w:tc>
@@ -17047,14 +17264,14 @@
                 <w:sz w:val="16"/>
                 <w:szCs w:val="16"/>
               </w:rPr>
-              <w:t xml:space="preserve">41  </w:t>
-            </w:r>
-            <w:r>
-              <w:rPr>
-                <w:sz w:val="16"/>
-                <w:szCs w:val="16"/>
-              </w:rPr>
-              <w:t xml:space="preserve">transaction</w:t>
+              <w:t xml:space="preserve">42  </w:t>
+            </w:r>
+            <w:r>
+              <w:rPr>
+                <w:sz w:val="16"/>
+                <w:szCs w:val="16"/>
+              </w:rPr>
+              <w:t xml:space="preserve">credited</w:t>
             </w:r>
           </w:p>
         </w:tc>
@@ -17089,7 +17306,7 @@
                 <w:sz w:val="16"/>
                 <w:szCs w:val="16"/>
               </w:rPr>
-              <w:t xml:space="preserve">bottling</w:t>
+              <w:t xml:space="preserve">Cash</w:t>
             </w:r>
           </w:p>
         </w:tc>
@@ -17115,14 +17332,14 @@
                 <w:sz w:val="16"/>
                 <w:szCs w:val="16"/>
               </w:rPr>
-              <w:t xml:space="preserve">42  </w:t>
-            </w:r>
-            <w:r>
-              <w:rPr>
-                <w:sz w:val="16"/>
-                <w:szCs w:val="16"/>
-              </w:rPr>
-              <w:t xml:space="preserve">double-entry system</w:t>
+              <w:t xml:space="preserve">43  </w:t>
+            </w:r>
+            <w:r>
+              <w:rPr>
+                <w:sz w:val="16"/>
+                <w:szCs w:val="16"/>
+              </w:rPr>
+              <w:t xml:space="preserve">transaction</w:t>
             </w:r>
           </w:p>
         </w:tc>
@@ -17157,7 +17374,7 @@
                 <w:sz w:val="16"/>
                 <w:szCs w:val="16"/>
               </w:rPr>
-              <w:t xml:space="preserve">Accounts receivable</w:t>
+              <w:t xml:space="preserve">bottling</w:t>
             </w:r>
           </w:p>
         </w:tc>
@@ -17183,14 +17400,14 @@
                 <w:sz w:val="16"/>
                 <w:szCs w:val="16"/>
               </w:rPr>
-              <w:t xml:space="preserve">43  </w:t>
-            </w:r>
-            <w:r>
-              <w:rPr>
-                <w:sz w:val="16"/>
-                <w:szCs w:val="16"/>
-              </w:rPr>
-              <w:t xml:space="preserve">debit</w:t>
+              <w:t xml:space="preserve">44  </w:t>
+            </w:r>
+            <w:r>
+              <w:rPr>
+                <w:sz w:val="16"/>
+                <w:szCs w:val="16"/>
+              </w:rPr>
+              <w:t xml:space="preserve">double-entry system</w:t>
             </w:r>
           </w:p>
         </w:tc>
@@ -17225,7 +17442,7 @@
                 <w:sz w:val="16"/>
                 <w:szCs w:val="16"/>
               </w:rPr>
-              <w:t xml:space="preserve">Sales revenue</w:t>
+              <w:t xml:space="preserve">Accounts receivable</w:t>
             </w:r>
           </w:p>
         </w:tc>
@@ -17251,7 +17468,75 @@
                 <w:sz w:val="16"/>
                 <w:szCs w:val="16"/>
               </w:rPr>
-              <w:t xml:space="preserve">44  </w:t>
+              <w:t xml:space="preserve">45  </w:t>
+            </w:r>
+            <w:r>
+              <w:rPr>
+                <w:sz w:val="16"/>
+                <w:szCs w:val="16"/>
+              </w:rPr>
+              <w:t xml:space="preserve">debit</w:t>
+            </w:r>
+          </w:p>
+        </w:tc>
+      </w:tr>
+      <w:tr>
+        <w:tc>
+          <w:tcPr>
+            <w:tcW w:type="pct" w:w="2500"/>
+            <w:tcMar>
+              <w:top w:type="dxa" w:w="20"/>
+              <w:left w:type="dxa" w:w="80"/>
+              <w:bottom w:type="dxa" w:w="20"/>
+              <w:right w:type="dxa" w:w="80"/>
+            </w:tcMar>
+          </w:tcPr>
+          <w:p>
+            <w:pPr>
+              <w:spacing w:before="12" w:after="12"/>
+            </w:pPr>
+            <w:r>
+              <w:rPr>
+                <w:b/>
+                <w:bCs/>
+                <w:color w:val="8186EF"/>
+                <w:sz w:val="16"/>
+                <w:szCs w:val="16"/>
+              </w:rPr>
+              <w:t xml:space="preserve">23  </w:t>
+            </w:r>
+            <w:r>
+              <w:rPr>
+                <w:sz w:val="16"/>
+                <w:szCs w:val="16"/>
+              </w:rPr>
+              <w:t xml:space="preserve">Sales revenue</w:t>
+            </w:r>
+          </w:p>
+        </w:tc>
+        <w:tc>
+          <w:tcPr>
+            <w:tcW w:type="pct" w:w="2500"/>
+            <w:tcMar>
+              <w:top w:type="dxa" w:w="20"/>
+              <w:left w:type="dxa" w:w="80"/>
+              <w:bottom w:type="dxa" w:w="20"/>
+              <w:right w:type="dxa" w:w="80"/>
+            </w:tcMar>
+          </w:tcPr>
+          <w:p>
+            <w:pPr>
+              <w:spacing w:before="12" w:after="12"/>
+            </w:pPr>
+            <w:r>
+              <w:rPr>
+                <w:b/>
+                <w:bCs/>
+                <w:color w:val="8186EF"/>
+                <w:sz w:val="16"/>
+                <w:szCs w:val="16"/>
+              </w:rPr>
+              <w:t xml:space="preserve">46  </w:t>
             </w:r>
             <w:r>
               <w:rPr>
@@ -17301,7 +17586,7 @@
           <w:sz w:val="15"/>
           <w:szCs w:val="15"/>
         </w:rPr>
-        <w:t xml:space="preserve">Accountants record every transaction with the double-entry system. Each transaction affects at least two accounts, and total debits always equal total credits. This is why the accounting equation always balances. Debit simply means the left side of an account, and credit means the right side. Neither word means good or bad, and neither word always means increase. Whether a debit increases an account depends on the type of account. Each account has a normal balance: the side that increases it. Accounts on the left side of the equation (assets, expenses and dividends) increase with a debit. Accounts on the right side (liabilities, equity and revenues) increase with a credit. A contra account reduces a related account, so it has the opposite normal balance. For example, accumulated depreciation reduces equipment. It has a credit balance, but it belongs with the assets. The allowance for credit losses reduces accounts receivable in the same way.</w:t>
+        <w:t xml:space="preserve">Accountants record every transaction with the double-entry system. Each transaction affects at least two accounts, and total debits always equal total credits. This is why the accounting equation always balances. Debit simply means the left side of an account, and credit means the right side. Neither word means good or bad, and neither word always means increase. Whether a debit increases an account depends on the type of account. Each account has a normal balance: the side that increases it. The expanded equation at the bottom is a useful memory aid. Accounts on the left side of the equation (assets, expenses and dividends) increase with a debit. Accounts on the right side (liabilities, equity and revenues) increase with a credit. A contra account reduces a related account, so it has the opposite normal balance. For example, accumulated depreciation reduces equipment. It has a credit balance, but it belongs with the assets. The allowance for credit losses reduces accounts receivable in the same way.</w:t>
       </w:r>
     </w:p>
     <w:p>
@@ -17397,7 +17682,7 @@
           <w:sz w:val="15"/>
           <w:szCs w:val="15"/>
         </w:rPr>
-        <w:t xml:space="preserve">Here are six transactions from February (USD 000). Complete rows 4 to 6. Then write the journal entries for rows 4 to 6.</w:t>
+        <w:t xml:space="preserve">Here are six transactions from February (USD 000). Rows 1 to 3 are done for you. Complete rows 4 to 6. Then write the journal entries for rows 4 to 6.</w:t>
       </w:r>
     </w:p>
     <w:p>
@@ -20975,7 +21260,7 @@
           <w:sz w:val="16"/>
           <w:szCs w:val="16"/>
         </w:rPr>
-        <w:t xml:space="preserve">      gaps 1–11</w:t>
+        <w:t xml:space="preserve">      gaps 1–12</w:t>
       </w:r>
     </w:p>
     <w:p>
@@ -20988,7 +21273,7 @@
           <w:sz w:val="19"/>
           <w:szCs w:val="19"/>
         </w:rPr>
-        <w:t xml:space="preserve">In the United States, the accounting rules are called U.S. GAAP (generally accepted accounting </w:t>
+        <w:t xml:space="preserve">In the United States, the accounting rules are called U.S. GAAP (</w:t>
       </w:r>
       <w:r>
         <w:rPr>
@@ -21006,7 +21291,7 @@
           <w:sz w:val="19"/>
           <w:szCs w:val="19"/>
         </w:rPr>
-        <w:t xml:space="preserve">            </w:t>
+        <w:t xml:space="preserve">           </w:t>
       </w:r>
       <w:r>
         <w:rPr>
@@ -21020,14 +21305,7 @@
           <w:sz w:val="19"/>
           <w:szCs w:val="19"/>
         </w:rPr>
-        <w:t xml:space="preserve">). </w:t>
-      </w:r>
-      <w:r>
-        <w:rPr>
-          <w:sz w:val="19"/>
-          <w:szCs w:val="19"/>
-        </w:rPr>
-        <w:t xml:space="preserve">The FASB (Financial Accounting Standards Board) </w:t>
+        <w:t xml:space="preserve"> accepted accounting </w:t>
       </w:r>
       <w:r>
         <w:rPr>
@@ -21045,7 +21323,7 @@
           <w:sz w:val="19"/>
           <w:szCs w:val="19"/>
         </w:rPr>
-        <w:t xml:space="preserve">           </w:t>
+        <w:t xml:space="preserve">            </w:t>
       </w:r>
       <w:r>
         <w:rPr>
@@ -21059,14 +21337,14 @@
           <w:sz w:val="19"/>
           <w:szCs w:val="19"/>
         </w:rPr>
-        <w:t xml:space="preserve"> them. </w:t>
-      </w:r>
-      <w:r>
-        <w:rPr>
-          <w:sz w:val="19"/>
-          <w:szCs w:val="19"/>
-        </w:rPr>
-        <w:t xml:space="preserve">The FASB is a private, independent </w:t>
+        <w:t xml:space="preserve">). </w:t>
+      </w:r>
+      <w:r>
+        <w:rPr>
+          <w:sz w:val="19"/>
+          <w:szCs w:val="19"/>
+        </w:rPr>
+        <w:t xml:space="preserve">The FASB (Financial Accounting Standards Board) </w:t>
       </w:r>
       <w:r>
         <w:rPr>
@@ -21084,7 +21362,7 @@
           <w:sz w:val="19"/>
           <w:szCs w:val="19"/>
         </w:rPr>
-        <w:t xml:space="preserve">              </w:t>
+        <w:t xml:space="preserve">           </w:t>
       </w:r>
       <w:r>
         <w:rPr>
@@ -21098,21 +21376,14 @@
           <w:sz w:val="19"/>
           <w:szCs w:val="19"/>
         </w:rPr>
-        <w:t xml:space="preserve">. </w:t>
-      </w:r>
-      <w:r>
-        <w:rPr>
-          <w:sz w:val="19"/>
-          <w:szCs w:val="19"/>
-        </w:rPr>
-        <w:t xml:space="preserve">It keeps all U.S. GAAP in one place: the Accounting Standards Codification (ASC). </w:t>
-      </w:r>
-      <w:r>
-        <w:rPr>
-          <w:sz w:val="19"/>
-          <w:szCs w:val="19"/>
-        </w:rPr>
-        <w:t xml:space="preserve">The ASC is the single source of authoritative </w:t>
+        <w:t xml:space="preserve"> them. </w:t>
+      </w:r>
+      <w:r>
+        <w:rPr>
+          <w:sz w:val="19"/>
+          <w:szCs w:val="19"/>
+        </w:rPr>
+        <w:t xml:space="preserve">The FASB is a private, independent </w:t>
       </w:r>
       <w:r>
         <w:rPr>
@@ -21130,7 +21401,7 @@
           <w:sz w:val="19"/>
           <w:szCs w:val="19"/>
         </w:rPr>
-        <w:t xml:space="preserve">                 </w:t>
+        <w:t xml:space="preserve">              </w:t>
       </w:r>
       <w:r>
         <w:rPr>
@@ -21144,14 +21415,21 @@
           <w:sz w:val="19"/>
           <w:szCs w:val="19"/>
         </w:rPr>
-        <w:t xml:space="preserve"> U.S. GAAP. </w:t>
-      </w:r>
-      <w:r>
-        <w:rPr>
-          <w:sz w:val="19"/>
-          <w:szCs w:val="19"/>
-        </w:rPr>
-        <w:t xml:space="preserve">It is </w:t>
+        <w:t xml:space="preserve">. </w:t>
+      </w:r>
+      <w:r>
+        <w:rPr>
+          <w:sz w:val="19"/>
+          <w:szCs w:val="19"/>
+        </w:rPr>
+        <w:t xml:space="preserve">It keeps all U.S. GAAP in one place: the Accounting Standards Codification (ASC). </w:t>
+      </w:r>
+      <w:r>
+        <w:rPr>
+          <w:sz w:val="19"/>
+          <w:szCs w:val="19"/>
+        </w:rPr>
+        <w:t xml:space="preserve">The ASC is the single source of authoritative </w:t>
       </w:r>
       <w:r>
         <w:rPr>
@@ -21169,7 +21447,7 @@
           <w:sz w:val="19"/>
           <w:szCs w:val="19"/>
         </w:rPr>
-        <w:t xml:space="preserve">           </w:t>
+        <w:t xml:space="preserve">                 </w:t>
       </w:r>
       <w:r>
         <w:rPr>
@@ -21183,14 +21461,14 @@
           <w:sz w:val="19"/>
           <w:szCs w:val="19"/>
         </w:rPr>
-        <w:t xml:space="preserve"> by topic numbers. </w:t>
-      </w:r>
-      <w:r>
-        <w:rPr>
-          <w:sz w:val="19"/>
-          <w:szCs w:val="19"/>
-        </w:rPr>
-        <w:t xml:space="preserve">For example, ASC 606 covers </w:t>
+        <w:t xml:space="preserve"> U.S. GAAP. </w:t>
+      </w:r>
+      <w:r>
+        <w:rPr>
+          <w:sz w:val="19"/>
+          <w:szCs w:val="19"/>
+        </w:rPr>
+        <w:t xml:space="preserve">It is </w:t>
       </w:r>
       <w:r>
         <w:rPr>
@@ -21222,14 +21500,14 @@
           <w:sz w:val="19"/>
           <w:szCs w:val="19"/>
         </w:rPr>
-        <w:t xml:space="preserve"> and ASC 842 covers leases. </w:t>
-      </w:r>
-      <w:r>
-        <w:rPr>
-          <w:sz w:val="19"/>
-          <w:szCs w:val="19"/>
-        </w:rPr>
-        <w:t xml:space="preserve">When the FASB </w:t>
+        <w:t xml:space="preserve"> by topic numbers. </w:t>
+      </w:r>
+      <w:r>
+        <w:rPr>
+          <w:sz w:val="19"/>
+          <w:szCs w:val="19"/>
+        </w:rPr>
+        <w:t xml:space="preserve">For example, ASC 606 covers </w:t>
       </w:r>
       <w:r>
         <w:rPr>
@@ -21261,14 +21539,14 @@
           <w:sz w:val="19"/>
           <w:szCs w:val="19"/>
         </w:rPr>
-        <w:t xml:space="preserve"> a rule, it issues an Accounting Standards Update (ASU), which amends the Codification. </w:t>
-      </w:r>
-      <w:r>
-        <w:rPr>
-          <w:sz w:val="19"/>
-          <w:szCs w:val="19"/>
-        </w:rPr>
-        <w:t xml:space="preserve">The SEC (</w:t>
+        <w:t xml:space="preserve"> and ASC 842 covers leases. </w:t>
+      </w:r>
+      <w:r>
+        <w:rPr>
+          <w:sz w:val="19"/>
+          <w:szCs w:val="19"/>
+        </w:rPr>
+        <w:t xml:space="preserve">When the FASB </w:t>
       </w:r>
       <w:r>
         <w:rPr>
@@ -21286,7 +21564,7 @@
           <w:sz w:val="19"/>
           <w:szCs w:val="19"/>
         </w:rPr>
-        <w:t xml:space="preserve">            </w:t>
+        <w:t xml:space="preserve">           </w:t>
       </w:r>
       <w:r>
         <w:rPr>
@@ -21300,14 +21578,14 @@
           <w:sz w:val="19"/>
           <w:szCs w:val="19"/>
         </w:rPr>
-        <w:t xml:space="preserve"> and Exchange Commission) is a U.S. government agency. </w:t>
-      </w:r>
-      <w:r>
-        <w:rPr>
-          <w:sz w:val="19"/>
-          <w:szCs w:val="19"/>
-        </w:rPr>
-        <w:t xml:space="preserve">It has legal authority over the financial reporting of public companies, and it </w:t>
+        <w:t xml:space="preserve"> a rule, it issues an Accounting Standards Update (ASU), which amends the Codification. </w:t>
+      </w:r>
+      <w:r>
+        <w:rPr>
+          <w:sz w:val="19"/>
+          <w:szCs w:val="19"/>
+        </w:rPr>
+        <w:t xml:space="preserve">The SEC (</w:t>
       </w:r>
       <w:r>
         <w:rPr>
@@ -21339,14 +21617,14 @@
           <w:sz w:val="19"/>
           <w:szCs w:val="19"/>
         </w:rPr>
-        <w:t xml:space="preserve"> the FASB as the standard setter. </w:t>
-      </w:r>
-      <w:r>
-        <w:rPr>
-          <w:sz w:val="19"/>
-          <w:szCs w:val="19"/>
-        </w:rPr>
-        <w:t xml:space="preserve">For companies that </w:t>
+        <w:t xml:space="preserve"> and Exchange Commission) is a U.S. government agency. </w:t>
+      </w:r>
+      <w:r>
+        <w:rPr>
+          <w:sz w:val="19"/>
+          <w:szCs w:val="19"/>
+        </w:rPr>
+        <w:t xml:space="preserve">It has legal authority over the financial reporting of public companies, and it </w:t>
       </w:r>
       <w:r>
         <w:rPr>
@@ -21364,7 +21642,7 @@
           <w:sz w:val="19"/>
           <w:szCs w:val="19"/>
         </w:rPr>
-        <w:t xml:space="preserve">           </w:t>
+        <w:t xml:space="preserve">            </w:t>
       </w:r>
       <w:r>
         <w:rPr>
@@ -21378,14 +21656,14 @@
           <w:sz w:val="19"/>
           <w:szCs w:val="19"/>
         </w:rPr>
-        <w:t xml:space="preserve"> to the SEC, SEC rules are also part of authoritative GAAP. </w:t>
-      </w:r>
-      <w:r>
-        <w:rPr>
-          <w:sz w:val="19"/>
-          <w:szCs w:val="19"/>
-        </w:rPr>
-        <w:t xml:space="preserve">Do not confuse these bodies with the PCAOB, which </w:t>
+        <w:t xml:space="preserve"> the FASB as the standard setter. </w:t>
+      </w:r>
+      <w:r>
+        <w:rPr>
+          <w:sz w:val="19"/>
+          <w:szCs w:val="19"/>
+        </w:rPr>
+        <w:t xml:space="preserve">For companies that </w:t>
       </w:r>
       <w:r>
         <w:rPr>
@@ -21396,6 +21674,45 @@
           <w:szCs w:val="15"/>
         </w:rPr>
         <w:t xml:space="preserve"> (11) </w:t>
+      </w:r>
+      <w:r>
+        <w:rPr>
+          <w:u w:val="single"/>
+          <w:sz w:val="19"/>
+          <w:szCs w:val="19"/>
+        </w:rPr>
+        <w:t xml:space="preserve">           </w:t>
+      </w:r>
+      <w:r>
+        <w:rPr>
+          <w:sz w:val="19"/>
+          <w:szCs w:val="19"/>
+        </w:rPr>
+        <w:t xml:space="preserve"> </w:t>
+      </w:r>
+      <w:r>
+        <w:rPr>
+          <w:sz w:val="19"/>
+          <w:szCs w:val="19"/>
+        </w:rPr>
+        <w:t xml:space="preserve"> to the SEC, SEC rules are also part of authoritative GAAP. </w:t>
+      </w:r>
+      <w:r>
+        <w:rPr>
+          <w:sz w:val="19"/>
+          <w:szCs w:val="19"/>
+        </w:rPr>
+        <w:t xml:space="preserve">Do not confuse these bodies with the PCAOB, which </w:t>
+      </w:r>
+      <w:r>
+        <w:rPr>
+          <w:b/>
+          <w:bCs/>
+          <w:color w:val="8186EF"/>
+          <w:sz w:val="15"/>
+          <w:szCs w:val="15"/>
+        </w:rPr>
+        <w:t xml:space="preserve"> (12) </w:t>
       </w:r>
       <w:r>
         <w:rPr>
@@ -21475,7 +21792,7 @@
                 <w:sz w:val="16"/>
                 <w:szCs w:val="16"/>
               </w:rPr>
-              <w:t xml:space="preserve">principles   ·   recognizes   ·   Securities   ·   report   ·   organized   ·   oversees   ·   writes   ·   organization   ·   nongovernmental   ·   authoritative   ·   changes   ·   revenue</w:t>
+              <w:t xml:space="preserve">generally   ·   recognizes   ·   changes   ·   oversees   ·   nongovernmental   ·   report   ·   principles   ·   Securities   ·   writes   ·   organization   ·   authoritative   ·   revenue   ·   organized</w:t>
             </w:r>
           </w:p>
         </w:tc>
@@ -21502,7 +21819,7 @@
           <w:sz w:val="16"/>
           <w:szCs w:val="16"/>
         </w:rPr>
-        <w:t xml:space="preserve">      gaps 12–23</w:t>
+        <w:t xml:space="preserve">      gaps 13–24</w:t>
       </w:r>
     </w:p>
     <w:p>
@@ -21525,7 +21842,7 @@
           <w:sz w:val="15"/>
           <w:szCs w:val="15"/>
         </w:rPr>
-        <w:t xml:space="preserve"> (12) </w:t>
+        <w:t xml:space="preserve"> (13) </w:t>
       </w:r>
       <w:r>
         <w:rPr>
@@ -21564,7 +21881,7 @@
           <w:sz w:val="15"/>
           <w:szCs w:val="15"/>
         </w:rPr>
-        <w:t xml:space="preserve"> (13) </w:t>
+        <w:t xml:space="preserve"> (14) </w:t>
       </w:r>
       <w:r>
         <w:rPr>
@@ -21596,7 +21913,7 @@
           <w:sz w:val="15"/>
           <w:szCs w:val="15"/>
         </w:rPr>
-        <w:t xml:space="preserve"> (14) </w:t>
+        <w:t xml:space="preserve"> (15) </w:t>
       </w:r>
       <w:r>
         <w:rPr>
@@ -21635,7 +21952,7 @@
           <w:sz w:val="15"/>
           <w:szCs w:val="15"/>
         </w:rPr>
-        <w:t xml:space="preserve"> (15) </w:t>
+        <w:t xml:space="preserve"> (16) </w:t>
       </w:r>
       <w:r>
         <w:rPr>
@@ -21667,7 +21984,7 @@
           <w:sz w:val="15"/>
           <w:szCs w:val="15"/>
         </w:rPr>
-        <w:t xml:space="preserve"> (16) </w:t>
+        <w:t xml:space="preserve"> (17) </w:t>
       </w:r>
       <w:r>
         <w:rPr>
@@ -21706,7 +22023,7 @@
           <w:sz w:val="15"/>
           <w:szCs w:val="15"/>
         </w:rPr>
-        <w:t xml:space="preserve"> (17) </w:t>
+        <w:t xml:space="preserve"> (18) </w:t>
       </w:r>
       <w:r>
         <w:rPr>
@@ -21738,7 +22055,7 @@
           <w:sz w:val="15"/>
           <w:szCs w:val="15"/>
         </w:rPr>
-        <w:t xml:space="preserve"> (18) </w:t>
+        <w:t xml:space="preserve"> (19) </w:t>
       </w:r>
       <w:r>
         <w:rPr>
@@ -21784,7 +22101,7 @@
           <w:sz w:val="15"/>
           <w:szCs w:val="15"/>
         </w:rPr>
-        <w:t xml:space="preserve"> (19) </w:t>
+        <w:t xml:space="preserve"> (20) </w:t>
       </w:r>
       <w:r>
         <w:rPr>
@@ -21816,7 +22133,7 @@
           <w:sz w:val="15"/>
           <w:szCs w:val="15"/>
         </w:rPr>
-        <w:t xml:space="preserve"> (20) </w:t>
+        <w:t xml:space="preserve"> (21) </w:t>
       </w:r>
       <w:r>
         <w:rPr>
@@ -21855,7 +22172,7 @@
           <w:sz w:val="15"/>
           <w:szCs w:val="15"/>
         </w:rPr>
-        <w:t xml:space="preserve"> (21) </w:t>
+        <w:t xml:space="preserve"> (22) </w:t>
       </w:r>
       <w:r>
         <w:rPr>
@@ -21887,7 +22204,7 @@
           <w:sz w:val="15"/>
           <w:szCs w:val="15"/>
         </w:rPr>
-        <w:t xml:space="preserve"> (22) </w:t>
+        <w:t xml:space="preserve"> (23) </w:t>
       </w:r>
       <w:r>
         <w:rPr>
@@ -21926,7 +22243,7 @@
           <w:sz w:val="15"/>
           <w:szCs w:val="15"/>
         </w:rPr>
-        <w:t xml:space="preserve"> (23) </w:t>
+        <w:t xml:space="preserve"> (24) </w:t>
       </w:r>
       <w:r>
         <w:rPr>
@@ -22242,7 +22559,7 @@
           <w:sz w:val="16"/>
           <w:szCs w:val="16"/>
         </w:rPr>
-        <w:t xml:space="preserve">      gaps 29–30</w:t>
+        <w:t xml:space="preserve">      gaps 30–31</w:t>
       </w:r>
     </w:p>
     <w:p>
@@ -22265,7 +22582,7 @@
           <w:sz w:val="15"/>
           <w:szCs w:val="15"/>
         </w:rPr>
-        <w:t xml:space="preserve"> (29) </w:t>
+        <w:t xml:space="preserve"> (30) </w:t>
       </w:r>
       <w:r>
         <w:rPr>
@@ -22304,7 +22621,7 @@
           <w:sz w:val="15"/>
           <w:szCs w:val="15"/>
         </w:rPr>
-        <w:t xml:space="preserve"> (30) </w:t>
+        <w:t xml:space="preserve"> (31) </w:t>
       </w:r>
       <w:r>
         <w:rPr>
@@ -23102,7 +23419,7 @@
                 <w:sz w:val="16"/>
                 <w:szCs w:val="16"/>
               </w:rPr>
-              <w:t xml:space="preserve">principles</w:t>
+              <w:t xml:space="preserve">generally</w:t>
             </w:r>
           </w:p>
         </w:tc>
@@ -23135,7 +23452,7 @@
                 <w:sz w:val="16"/>
                 <w:szCs w:val="16"/>
               </w:rPr>
-              <w:t xml:space="preserve">Emirates</w:t>
+              <w:t xml:space="preserve">Middle</w:t>
             </w:r>
           </w:p>
         </w:tc>
@@ -23170,7 +23487,7 @@
                 <w:sz w:val="16"/>
                 <w:szCs w:val="16"/>
               </w:rPr>
-              <w:t xml:space="preserve">writes</w:t>
+              <w:t xml:space="preserve">principles</w:t>
             </w:r>
           </w:p>
         </w:tc>
@@ -23203,7 +23520,7 @@
                 <w:sz w:val="16"/>
                 <w:szCs w:val="16"/>
               </w:rPr>
-              <w:t xml:space="preserve">However</w:t>
+              <w:t xml:space="preserve">Emirates</w:t>
             </w:r>
           </w:p>
         </w:tc>
@@ -23238,7 +23555,7 @@
                 <w:sz w:val="16"/>
                 <w:szCs w:val="16"/>
               </w:rPr>
-              <w:t xml:space="preserve">organization</w:t>
+              <w:t xml:space="preserve">writes</w:t>
             </w:r>
           </w:p>
         </w:tc>
@@ -23271,7 +23588,7 @@
                 <w:sz w:val="16"/>
                 <w:szCs w:val="16"/>
               </w:rPr>
-              <w:t xml:space="preserve">differences</w:t>
+              <w:t xml:space="preserve">However</w:t>
             </w:r>
           </w:p>
         </w:tc>
@@ -23306,7 +23623,7 @@
                 <w:sz w:val="16"/>
                 <w:szCs w:val="16"/>
               </w:rPr>
-              <w:t xml:space="preserve">nongovernmental</w:t>
+              <w:t xml:space="preserve">organization</w:t>
             </w:r>
           </w:p>
         </w:tc>
@@ -23339,7 +23656,7 @@
                 <w:sz w:val="16"/>
                 <w:szCs w:val="16"/>
               </w:rPr>
-              <w:t xml:space="preserve">learned</w:t>
+              <w:t xml:space="preserve">differences</w:t>
             </w:r>
           </w:p>
         </w:tc>
@@ -23374,7 +23691,7 @@
                 <w:sz w:val="16"/>
                 <w:szCs w:val="16"/>
               </w:rPr>
-              <w:t xml:space="preserve">organized</w:t>
+              <w:t xml:space="preserve">nongovernmental</w:t>
             </w:r>
           </w:p>
         </w:tc>
@@ -23407,7 +23724,7 @@
                 <w:sz w:val="16"/>
                 <w:szCs w:val="16"/>
               </w:rPr>
-              <w:t xml:space="preserve">concepts</w:t>
+              <w:t xml:space="preserve">learned</w:t>
             </w:r>
           </w:p>
         </w:tc>
@@ -23442,7 +23759,7 @@
                 <w:sz w:val="16"/>
                 <w:szCs w:val="16"/>
               </w:rPr>
-              <w:t xml:space="preserve">revenue</w:t>
+              <w:t xml:space="preserve">organized</w:t>
             </w:r>
           </w:p>
         </w:tc>
@@ -23475,7 +23792,7 @@
                 <w:sz w:val="16"/>
                 <w:szCs w:val="16"/>
               </w:rPr>
-              <w:t xml:space="preserve">Contrast</w:t>
+              <w:t xml:space="preserve">concepts</w:t>
             </w:r>
           </w:p>
         </w:tc>
@@ -23510,7 +23827,7 @@
                 <w:sz w:val="16"/>
                 <w:szCs w:val="16"/>
               </w:rPr>
-              <w:t xml:space="preserve">changes</w:t>
+              <w:t xml:space="preserve">revenue</w:t>
             </w:r>
           </w:p>
         </w:tc>
@@ -23543,7 +23860,7 @@
                 <w:sz w:val="16"/>
                 <w:szCs w:val="16"/>
               </w:rPr>
-              <w:t xml:space="preserve">balance sheet</w:t>
+              <w:t xml:space="preserve">Contrast</w:t>
             </w:r>
           </w:p>
         </w:tc>
@@ -23578,7 +23895,7 @@
                 <w:sz w:val="16"/>
                 <w:szCs w:val="16"/>
               </w:rPr>
-              <w:t xml:space="preserve">Securities</w:t>
+              <w:t xml:space="preserve">changes</w:t>
             </w:r>
           </w:p>
         </w:tc>
@@ -23611,7 +23928,7 @@
                 <w:sz w:val="16"/>
                 <w:szCs w:val="16"/>
               </w:rPr>
-              <w:t xml:space="preserve">income statement</w:t>
+              <w:t xml:space="preserve">balance sheet</w:t>
             </w:r>
           </w:p>
         </w:tc>
@@ -23646,7 +23963,7 @@
                 <w:sz w:val="16"/>
                 <w:szCs w:val="16"/>
               </w:rPr>
-              <w:t xml:space="preserve">recognizes</w:t>
+              <w:t xml:space="preserve">Securities</w:t>
             </w:r>
           </w:p>
         </w:tc>
@@ -23679,7 +23996,7 @@
                 <w:sz w:val="16"/>
                 <w:szCs w:val="16"/>
               </w:rPr>
-              <w:t xml:space="preserve">share capital (ordinary shares)</w:t>
+              <w:t xml:space="preserve">income statement</w:t>
             </w:r>
           </w:p>
         </w:tc>
@@ -23714,7 +24031,7 @@
                 <w:sz w:val="16"/>
                 <w:szCs w:val="16"/>
               </w:rPr>
-              <w:t xml:space="preserve">report</w:t>
+              <w:t xml:space="preserve">recognizes</w:t>
             </w:r>
           </w:p>
         </w:tc>
@@ -23747,7 +24064,7 @@
                 <w:sz w:val="16"/>
                 <w:szCs w:val="16"/>
               </w:rPr>
-              <w:t xml:space="preserve">share premium</w:t>
+              <w:t xml:space="preserve">share capital (ordinary shares)</w:t>
             </w:r>
           </w:p>
         </w:tc>
@@ -23782,7 +24099,7 @@
                 <w:sz w:val="16"/>
                 <w:szCs w:val="16"/>
               </w:rPr>
-              <w:t xml:space="preserve">oversees</w:t>
+              <w:t xml:space="preserve">report</w:t>
             </w:r>
           </w:p>
         </w:tc>
@@ -23815,7 +24132,7 @@
                 <w:sz w:val="16"/>
                 <w:szCs w:val="16"/>
               </w:rPr>
-              <w:t xml:space="preserve">trade receivables</w:t>
+              <w:t xml:space="preserve">share premium</w:t>
             </w:r>
           </w:p>
         </w:tc>
@@ -23850,7 +24167,7 @@
                 <w:sz w:val="16"/>
                 <w:szCs w:val="16"/>
               </w:rPr>
-              <w:t xml:space="preserve">auditing</w:t>
+              <w:t xml:space="preserve">oversees</w:t>
             </w:r>
           </w:p>
         </w:tc>
@@ -23883,7 +24200,7 @@
                 <w:sz w:val="16"/>
                 <w:szCs w:val="16"/>
               </w:rPr>
-              <w:t xml:space="preserve">writes</w:t>
+              <w:t xml:space="preserve">trade receivables</w:t>
             </w:r>
           </w:p>
         </w:tc>
@@ -23918,7 +24235,7 @@
                 <w:sz w:val="16"/>
                 <w:szCs w:val="16"/>
               </w:rPr>
-              <w:t xml:space="preserve">Outside</w:t>
+              <w:t xml:space="preserve">auditing</w:t>
             </w:r>
           </w:p>
         </w:tc>
@@ -23951,7 +24268,7 @@
                 <w:sz w:val="16"/>
                 <w:szCs w:val="16"/>
               </w:rPr>
-              <w:t xml:space="preserve">government</w:t>
+              <w:t xml:space="preserve">writes</w:t>
             </w:r>
           </w:p>
         </w:tc>
@@ -23986,7 +24303,7 @@
                 <w:sz w:val="16"/>
                 <w:szCs w:val="16"/>
               </w:rPr>
-              <w:t xml:space="preserve">Financial</w:t>
+              <w:t xml:space="preserve">Outside</w:t>
             </w:r>
           </w:p>
         </w:tc>
@@ -24019,7 +24336,7 @@
                 <w:sz w:val="16"/>
                 <w:szCs w:val="16"/>
               </w:rPr>
-              <w:t xml:space="preserve">IFRS</w:t>
+              <w:t xml:space="preserve">government</w:t>
             </w:r>
           </w:p>
         </w:tc>
@@ -24054,7 +24371,7 @@
                 <w:sz w:val="16"/>
                 <w:szCs w:val="16"/>
               </w:rPr>
-              <w:t xml:space="preserve">IASB</w:t>
+              <w:t xml:space="preserve">Financial</w:t>
             </w:r>
           </w:p>
         </w:tc>
@@ -24087,7 +24404,7 @@
                 <w:sz w:val="16"/>
                 <w:szCs w:val="16"/>
               </w:rPr>
-              <w:t xml:space="preserve">FASB</w:t>
+              <w:t xml:space="preserve">IFRS</w:t>
             </w:r>
           </w:p>
         </w:tc>
@@ -24122,7 +24439,7 @@
                 <w:sz w:val="16"/>
                 <w:szCs w:val="16"/>
               </w:rPr>
-              <w:t xml:space="preserve">Foundation</w:t>
+              <w:t xml:space="preserve">IASB</w:t>
             </w:r>
           </w:p>
         </w:tc>
@@ -24155,7 +24472,7 @@
                 <w:sz w:val="16"/>
                 <w:szCs w:val="16"/>
               </w:rPr>
-              <w:t xml:space="preserve">SEC</w:t>
+              <w:t xml:space="preserve">FASB</w:t>
             </w:r>
           </w:p>
         </w:tc>
@@ -24190,7 +24507,7 @@
                 <w:sz w:val="16"/>
                 <w:szCs w:val="16"/>
               </w:rPr>
-              <w:t xml:space="preserve">Middle</w:t>
+              <w:t xml:space="preserve">Foundation</w:t>
             </w:r>
           </w:p>
         </w:tc>
@@ -24206,14 +24523,24 @@
           </w:tcPr>
           <w:p>
             <w:pPr>
-              <w:spacing w:before="24" w:after="24"/>
-            </w:pPr>
-            <w:r>
-              <w:rPr>
-                <w:sz w:val="16"/>
-                <w:szCs w:val="16"/>
-              </w:rPr>
-              <w:t xml:space="preserve"/>
+              <w:spacing w:before="12" w:after="12"/>
+            </w:pPr>
+            <w:r>
+              <w:rPr>
+                <w:b/>
+                <w:bCs/>
+                <w:color w:val="8186EF"/>
+                <w:sz w:val="16"/>
+                <w:szCs w:val="16"/>
+              </w:rPr>
+              <w:t xml:space="preserve">34  </w:t>
+            </w:r>
+            <w:r>
+              <w:rPr>
+                <w:sz w:val="16"/>
+                <w:szCs w:val="16"/>
+              </w:rPr>
+              <w:t xml:space="preserve">SEC</w:t>
             </w:r>
           </w:p>
         </w:tc>

--- a/CMA_Summaries_B1_Ch01.docx
+++ b/CMA_Summaries_B1_Ch01.docx
@@ -19417,7 +19417,7 @@
           <w:sz w:val="18"/>
           <w:szCs w:val="18"/>
         </w:rPr>
-        <w:t xml:space="preserve">The English this section uses, and its Arabic</w:t>
+        <w:t xml:space="preserve">The words this section uses</w:t>
       </w:r>
     </w:p>
     <w:p>
@@ -19441,7 +19441,7 @@
       <w:r>
         <w:drawing>
           <wp:inline distT="0" distB="0" distL="0" distR="0">
-            <wp:extent cx="5734050" cy="2768950"/>
+            <wp:extent cx="5734050" cy="2074825"/>
             <wp:effectExtent t="0" r="0" b="0" l="0"/>
             <wp:docPr id="1" name="" descr="" title=""/>
             <wp:cNvGraphicFramePr>
@@ -19466,7 +19466,7 @@
                   <pic:spPr bwMode="auto">
                     <a:xfrm>
                       <a:off x="0" y="0"/>
-                      <a:ext cx="5734050" cy="2768950"/>
+                      <a:ext cx="5734050" cy="2074825"/>
                     </a:xfrm>
                     <a:prstGeom prst="rect">
                       <a:avLst/>
@@ -19534,7 +19534,7 @@
                 <w:sz w:val="16"/>
                 <w:szCs w:val="16"/>
               </w:rPr>
-              <w:t xml:space="preserve">financial statements   ·   accrual basis   ·   prepaid expense</w:t>
+              <w:t xml:space="preserve">faithful representation   ·   prepaid expense   ·   contract liability (unearned revenue)</w:t>
             </w:r>
           </w:p>
         </w:tc>
@@ -20912,7 +20912,7 @@
                 <w:sz w:val="16"/>
                 <w:szCs w:val="16"/>
               </w:rPr>
-              <w:t xml:space="preserve">accrual basis</w:t>
+              <w:t xml:space="preserve">prepaid expense</w:t>
             </w:r>
           </w:p>
         </w:tc>
@@ -20980,7 +20980,7 @@
                 <w:sz w:val="16"/>
                 <w:szCs w:val="16"/>
               </w:rPr>
-              <w:t xml:space="preserve">prepaid expense</w:t>
+              <w:t xml:space="preserve">contract liability (unearned revenue)</w:t>
             </w:r>
           </w:p>
         </w:tc>

--- a/CMA_Summaries_B1_Ch01.docx
+++ b/CMA_Summaries_B1_Ch01.docx
@@ -6702,7 +6702,7 @@
                 <w:sz w:val="16"/>
                 <w:szCs w:val="16"/>
               </w:rPr>
-              <w:t xml:space="preserve">asset   ·   inventory   ·   balance   ·   expense   ·   different   ·   Equity   ·   revenue   ·   statements   ·   operations   ·   FASB   ·   liability   ·   owners   ·   changes</w:t>
+              <w:t xml:space="preserve">asset   ·   inventory   ·   balance   ·   expense   ·   accounts   ·   Equity   ·   revenue   ·   statements   ·   operations   ·   FASB   ·   liability   ·   owners   ·   changes</w:t>
             </w:r>
           </w:p>
         </w:tc>
@@ -7268,7 +7268,7 @@
                 <w:sz w:val="16"/>
                 <w:szCs w:val="16"/>
               </w:rPr>
-              <w:t xml:space="preserve">transfer   ·   buying   ·   Contributed   ·   dividend   ·   Comprehensive   ·   statement   ·   sources   ·   IFRS   ·   instead   ·   Expenses   ·   Revenues   ·   liabilities   ·   Distributions</w:t>
+              <w:t xml:space="preserve">balance   ·   buying   ·   Contributed   ·   dividend   ·   Comprehensive   ·   statement   ·   sources   ·   IFRS   ·   instead   ·   Expenses   ·   Revenues   ·   liabilities   ·   Distributions</w:t>
             </w:r>
           </w:p>
         </w:tc>
@@ -7540,7 +7540,54 @@
                 <w:sz w:val="16"/>
                 <w:szCs w:val="16"/>
               </w:rPr>
-              <w:t xml:space="preserve">additional   ·   incidental   ·   different   ·   statement   ·   position   ·   revenue</w:t>
+              <w:t xml:space="preserve">additional   ·   obligation   ·   different   ·   statement   ·   position   ·   revenue</w:t>
+            </w:r>
+          </w:p>
+        </w:tc>
+      </w:tr>
+    </w:tbl>
+    <w:p/>
+    <w:tbl>
+      <w:tblPr>
+        <w:tblW w:type="pct" w:w="100%"/>
+        <w:tblLayout w:type="fixed"/>
+        <w:tblBorders>
+          <w:top w:val="single" w:color="353A7C" w:sz="4"/>
+          <w:left w:val="single" w:color="353A7C" w:sz="4"/>
+          <w:bottom w:val="single" w:color="353A7C" w:sz="4"/>
+          <w:right w:val="single" w:color="353A7C" w:sz="4"/>
+          <w:insideH w:val="single" w:color="353A7C" w:sz="4"/>
+          <w:insideV w:val="single" w:color="353A7C" w:sz="4"/>
+        </w:tblBorders>
+      </w:tblPr>
+      <w:tblGrid>
+        <w:gridCol w:w="9600"/>
+      </w:tblGrid>
+      <w:tr>
+        <w:tc>
+          <w:tcPr>
+            <w:tcW w:type="pct" w:w="5000"/>
+            <w:shd w:fill="F2F4FB" w:val="clear"/>
+            <w:tcMar>
+              <w:top w:type="dxa" w:w="50"/>
+              <w:left w:type="dxa" w:w="110"/>
+              <w:bottom w:type="dxa" w:w="50"/>
+              <w:right w:type="dxa" w:w="110"/>
+            </w:tcMar>
+          </w:tcPr>
+          <w:p>
+            <w:pPr>
+              <w:spacing w:before="30" w:after="30"/>
+            </w:pPr>
+            <w:r>
+              <w:rPr>
+                <w:b/>
+                <w:bCs/>
+                <w:color w:val="353A7C"/>
+                <w:sz w:val="19"/>
+                <w:szCs w:val="19"/>
+              </w:rPr>
+              <w:t xml:space="preserve">Words that look familiar</w:t>
             </w:r>
           </w:p>
         </w:tc>
@@ -7561,6 +7608,228 @@
     </w:p>
     <w:p>
       <w:pPr>
+        <w:spacing w:before="44" w:after="14"/>
+      </w:pPr>
+      <w:r>
+        <w:rPr>
+          <w:b/>
+          <w:bCs/>
+          <w:color w:val="353A7C"/>
+          <w:sz w:val="18"/>
+          <w:szCs w:val="18"/>
+        </w:rPr>
+        <w:t xml:space="preserve">Summary 4</w:t>
+      </w:r>
+      <w:r>
+        <w:rPr>
+          <w:color w:val="6B7280"/>
+          <w:sz w:val="16"/>
+          <w:szCs w:val="16"/>
+        </w:rPr>
+        <w:t xml:space="preserve">      gaps 30–32</w:t>
+      </w:r>
+    </w:p>
+    <w:p>
+      <w:pPr>
+        <w:spacing w:before="20" w:after="20" w:line="360" w:lineRule="auto"/>
+        <w:ind w:left="200"/>
+      </w:pPr>
+      <w:r>
+        <w:rPr>
+          <w:sz w:val="19"/>
+          <w:szCs w:val="19"/>
+        </w:rPr>
+        <w:t xml:space="preserve">In a CMA question, inventory is </w:t>
+      </w:r>
+      <w:r>
+        <w:rPr>
+          <w:b/>
+          <w:bCs/>
+          <w:color w:val="8186EF"/>
+          <w:sz w:val="15"/>
+          <w:szCs w:val="15"/>
+        </w:rPr>
+        <w:t xml:space="preserve"> (30) </w:t>
+      </w:r>
+      <w:r>
+        <w:rPr>
+          <w:u w:val="single"/>
+          <w:sz w:val="19"/>
+          <w:szCs w:val="19"/>
+        </w:rPr>
+        <w:t xml:space="preserve">           </w:t>
+      </w:r>
+      <w:r>
+        <w:rPr>
+          <w:sz w:val="19"/>
+          <w:szCs w:val="19"/>
+        </w:rPr>
+        <w:t xml:space="preserve"> </w:t>
+      </w:r>
+      <w:r>
+        <w:rPr>
+          <w:sz w:val="19"/>
+          <w:szCs w:val="19"/>
+        </w:rPr>
+        <w:t xml:space="preserve"> inventory. </w:t>
+      </w:r>
+      <w:r>
+        <w:rPr>
+          <w:sz w:val="19"/>
+          <w:szCs w:val="19"/>
+        </w:rPr>
+        <w:t xml:space="preserve">Revenue is the gross </w:t>
+      </w:r>
+      <w:r>
+        <w:rPr>
+          <w:b/>
+          <w:bCs/>
+          <w:color w:val="8186EF"/>
+          <w:sz w:val="15"/>
+          <w:szCs w:val="15"/>
+        </w:rPr>
+        <w:t xml:space="preserve"> (31) </w:t>
+      </w:r>
+      <w:r>
+        <w:rPr>
+          <w:u w:val="single"/>
+          <w:sz w:val="19"/>
+          <w:szCs w:val="19"/>
+        </w:rPr>
+        <w:t xml:space="preserve">           </w:t>
+      </w:r>
+      <w:r>
+        <w:rPr>
+          <w:sz w:val="19"/>
+          <w:szCs w:val="19"/>
+        </w:rPr>
+        <w:t xml:space="preserve"> </w:t>
+      </w:r>
+      <w:r>
+        <w:rPr>
+          <w:sz w:val="19"/>
+          <w:szCs w:val="19"/>
+        </w:rPr>
+        <w:t xml:space="preserve"> from sales. </w:t>
+      </w:r>
+      <w:r>
+        <w:rPr>
+          <w:sz w:val="19"/>
+          <w:szCs w:val="19"/>
+        </w:rPr>
+        <w:t xml:space="preserve">Net income is what remains after </w:t>
+      </w:r>
+      <w:r>
+        <w:rPr>
+          <w:b/>
+          <w:bCs/>
+          <w:color w:val="8186EF"/>
+          <w:sz w:val="15"/>
+          <w:szCs w:val="15"/>
+        </w:rPr>
+        <w:t xml:space="preserve"> (32) </w:t>
+      </w:r>
+      <w:r>
+        <w:rPr>
+          <w:u w:val="single"/>
+          <w:sz w:val="19"/>
+          <w:szCs w:val="19"/>
+        </w:rPr>
+        <w:t xml:space="preserve">           </w:t>
+      </w:r>
+      <w:r>
+        <w:rPr>
+          <w:sz w:val="19"/>
+          <w:szCs w:val="19"/>
+        </w:rPr>
+        <w:t xml:space="preserve"> </w:t>
+      </w:r>
+      <w:r>
+        <w:rPr>
+          <w:sz w:val="19"/>
+          <w:szCs w:val="19"/>
+        </w:rPr>
+        <w:t xml:space="preserve">. </w:t>
+      </w:r>
+      <w:r>
+        <w:rPr>
+          <w:sz w:val="19"/>
+          <w:szCs w:val="19"/>
+        </w:rPr>
+        <w:t xml:space="preserve">Do not use income when the question means revenue. </w:t>
+      </w:r>
+      <w:r>
+        <w:rPr>
+          <w:sz w:val="19"/>
+          <w:szCs w:val="19"/>
+        </w:rPr>
+        <w:t xml:space="preserve">In English, charges usually means fees. </w:t>
+      </w:r>
+    </w:p>
+    <w:tbl>
+      <w:tblPr>
+        <w:tblW w:type="pct" w:w="100%"/>
+        <w:tblLayout w:type="fixed"/>
+        <w:tblBorders>
+          <w:top w:val="single" w:color="FBFAF6" w:sz="4"/>
+          <w:left w:val="single" w:color="FBFAF6" w:sz="4"/>
+          <w:bottom w:val="single" w:color="FBFAF6" w:sz="4"/>
+          <w:right w:val="single" w:color="FBFAF6" w:sz="4"/>
+          <w:insideH w:val="single" w:color="FBFAF6" w:sz="4"/>
+          <w:insideV w:val="single" w:color="FBFAF6" w:sz="4"/>
+        </w:tblBorders>
+      </w:tblPr>
+      <w:tblGrid>
+        <w:gridCol w:w="9600"/>
+      </w:tblGrid>
+      <w:tr>
+        <w:tc>
+          <w:tcPr>
+            <w:tcW w:type="pct" w:w="5000"/>
+            <w:shd w:fill="FBFAF6" w:val="clear"/>
+            <w:tcMar>
+              <w:top w:type="dxa" w:w="40"/>
+              <w:left w:type="dxa" w:w="100"/>
+              <w:bottom w:type="dxa" w:w="40"/>
+              <w:right w:type="dxa" w:w="100"/>
+            </w:tcMar>
+          </w:tcPr>
+          <w:p>
+            <w:pPr>
+              <w:spacing w:before="18" w:after="6"/>
+            </w:pPr>
+            <w:r>
+              <w:rPr>
+                <w:b/>
+                <w:bCs/>
+                <w:color w:val="6B7280"/>
+                <w:sz w:val="14"/>
+                <w:szCs w:val="14"/>
+              </w:rPr>
+              <w:t xml:space="preserve">word list</w:t>
+            </w:r>
+          </w:p>
+          <w:p>
+            <w:pPr>
+              <w:spacing w:before="0" w:after="18"/>
+            </w:pPr>
+            <w:r>
+              <w:rPr>
+                <w:b/>
+                <w:bCs/>
+                <w:color w:val="353A7C"/>
+                <w:sz w:val="16"/>
+                <w:szCs w:val="16"/>
+              </w:rPr>
+              <w:t xml:space="preserve">amount   ·   always   ·   Orontes   ·   expenses</w:t>
+            </w:r>
+          </w:p>
+        </w:tc>
+      </w:tr>
+    </w:tbl>
+    <w:p/>
+    <w:p>
+      <w:pPr>
         <w:spacing w:before="44" w:after="10"/>
       </w:pPr>
       <w:r>
@@ -7595,7 +7864,7 @@
       <w:r>
         <w:drawing>
           <wp:inline distT="0" distB="0" distL="0" distR="0">
-            <wp:extent cx="5734050" cy="2655775"/>
+            <wp:extent cx="5734050" cy="3349900"/>
             <wp:effectExtent t="0" r="0" b="0" l="0"/>
             <wp:docPr id="1" name="" descr="" title=""/>
             <wp:cNvGraphicFramePr>
@@ -7620,7 +7889,7 @@
                   <pic:spPr bwMode="auto">
                     <a:xfrm>
                       <a:off x="0" y="0"/>
-                      <a:ext cx="5734050" cy="2655775"/>
+                      <a:ext cx="5734050" cy="3349900"/>
                     </a:xfrm>
                     <a:prstGeom prst="rect">
                       <a:avLst/>
@@ -7688,13 +7957,25 @@
                 <w:sz w:val="16"/>
                 <w:szCs w:val="16"/>
               </w:rPr>
-              <w:t xml:space="preserve">retained earnings   ·   balance sheet   ·   equity</w:t>
+              <w:t xml:space="preserve">income statement   ·   asset   ·   net income   ·   equity</w:t>
             </w:r>
           </w:p>
         </w:tc>
       </w:tr>
     </w:tbl>
     <w:p/>
+    <w:p>
+      <w:pPr>
+        <w:pageBreakBefore w:val="true"/>
+        <w:spacing w:after="0"/>
+      </w:pPr>
+      <w:r>
+        <w:rPr>
+          <w:sz w:val="2"/>
+        </w:rPr>
+        <w:t xml:space="preserve"> </w:t>
+      </w:r>
+    </w:p>
     <w:tbl>
       <w:tblPr>
         <w:tblW w:type="pct" w:w="100%"/>
@@ -8635,14 +8916,14 @@
                 <w:sz w:val="16"/>
                 <w:szCs w:val="16"/>
               </w:rPr>
-              <w:t xml:space="preserve">17  </w:t>
-            </w:r>
-            <w:r>
-              <w:rPr>
-                <w:sz w:val="16"/>
-                <w:szCs w:val="16"/>
-              </w:rPr>
-              <w:t xml:space="preserve">liabilities</w:t>
+              <w:t xml:space="preserve">19  </w:t>
+            </w:r>
+            <w:r>
+              <w:rPr>
+                <w:sz w:val="16"/>
+                <w:szCs w:val="16"/>
+              </w:rPr>
+              <w:t xml:space="preserve">instead</w:t>
             </w:r>
           </w:p>
         </w:tc>
@@ -8703,14 +8984,14 @@
                 <w:sz w:val="16"/>
                 <w:szCs w:val="16"/>
               </w:rPr>
-              <w:t xml:space="preserve">18  </w:t>
-            </w:r>
-            <w:r>
-              <w:rPr>
-                <w:sz w:val="16"/>
-                <w:szCs w:val="16"/>
-              </w:rPr>
-              <w:t xml:space="preserve">Contributed</w:t>
+              <w:t xml:space="preserve">20  </w:t>
+            </w:r>
+            <w:r>
+              <w:rPr>
+                <w:sz w:val="16"/>
+                <w:szCs w:val="16"/>
+              </w:rPr>
+              <w:t xml:space="preserve">Revenues</w:t>
             </w:r>
           </w:p>
         </w:tc>
@@ -8771,14 +9052,14 @@
                 <w:sz w:val="16"/>
                 <w:szCs w:val="16"/>
               </w:rPr>
-              <w:t xml:space="preserve">19  </w:t>
-            </w:r>
-            <w:r>
-              <w:rPr>
-                <w:sz w:val="16"/>
-                <w:szCs w:val="16"/>
-              </w:rPr>
-              <w:t xml:space="preserve">instead</w:t>
+              <w:t xml:space="preserve">21  </w:t>
+            </w:r>
+            <w:r>
+              <w:rPr>
+                <w:sz w:val="16"/>
+                <w:szCs w:val="16"/>
+              </w:rPr>
+              <w:t xml:space="preserve">Expenses</w:t>
             </w:r>
           </w:p>
         </w:tc>
@@ -8839,14 +9120,14 @@
                 <w:sz w:val="16"/>
                 <w:szCs w:val="16"/>
               </w:rPr>
-              <w:t xml:space="preserve">20  </w:t>
-            </w:r>
-            <w:r>
-              <w:rPr>
-                <w:sz w:val="16"/>
-                <w:szCs w:val="16"/>
-              </w:rPr>
-              <w:t xml:space="preserve">Revenues</w:t>
+              <w:t xml:space="preserve">22  </w:t>
+            </w:r>
+            <w:r>
+              <w:rPr>
+                <w:sz w:val="16"/>
+                <w:szCs w:val="16"/>
+              </w:rPr>
+              <w:t xml:space="preserve">dividend</w:t>
             </w:r>
           </w:p>
         </w:tc>
@@ -8907,14 +9188,14 @@
                 <w:sz w:val="16"/>
                 <w:szCs w:val="16"/>
               </w:rPr>
-              <w:t xml:space="preserve">21  </w:t>
-            </w:r>
-            <w:r>
-              <w:rPr>
-                <w:sz w:val="16"/>
-                <w:szCs w:val="16"/>
-              </w:rPr>
-              <w:t xml:space="preserve">Expenses</w:t>
+              <w:t xml:space="preserve">23  </w:t>
+            </w:r>
+            <w:r>
+              <w:rPr>
+                <w:sz w:val="16"/>
+                <w:szCs w:val="16"/>
+              </w:rPr>
+              <w:t xml:space="preserve">statement</w:t>
             </w:r>
           </w:p>
         </w:tc>
@@ -8975,14 +9256,14 @@
                 <w:sz w:val="16"/>
                 <w:szCs w:val="16"/>
               </w:rPr>
-              <w:t xml:space="preserve">22  </w:t>
-            </w:r>
-            <w:r>
-              <w:rPr>
-                <w:sz w:val="16"/>
-                <w:szCs w:val="16"/>
-              </w:rPr>
-              <w:t xml:space="preserve">dividend</w:t>
+              <w:t xml:space="preserve">24  </w:t>
+            </w:r>
+            <w:r>
+              <w:rPr>
+                <w:sz w:val="16"/>
+                <w:szCs w:val="16"/>
+              </w:rPr>
+              <w:t xml:space="preserve">IFRS</w:t>
             </w:r>
           </w:p>
         </w:tc>
@@ -9043,14 +9324,14 @@
                 <w:sz w:val="16"/>
                 <w:szCs w:val="16"/>
               </w:rPr>
-              <w:t xml:space="preserve">23  </w:t>
-            </w:r>
-            <w:r>
-              <w:rPr>
-                <w:sz w:val="16"/>
-                <w:szCs w:val="16"/>
-              </w:rPr>
-              <w:t xml:space="preserve">statement</w:t>
+              <w:t xml:space="preserve">25  </w:t>
+            </w:r>
+            <w:r>
+              <w:rPr>
+                <w:sz w:val="16"/>
+                <w:szCs w:val="16"/>
+              </w:rPr>
+              <w:t xml:space="preserve">different</w:t>
             </w:r>
           </w:p>
         </w:tc>
@@ -9111,14 +9392,14 @@
                 <w:sz w:val="16"/>
                 <w:szCs w:val="16"/>
               </w:rPr>
-              <w:t xml:space="preserve">24  </w:t>
-            </w:r>
-            <w:r>
-              <w:rPr>
-                <w:sz w:val="16"/>
-                <w:szCs w:val="16"/>
-              </w:rPr>
-              <w:t xml:space="preserve">IFRS</w:t>
+              <w:t xml:space="preserve">26  </w:t>
+            </w:r>
+            <w:r>
+              <w:rPr>
+                <w:sz w:val="16"/>
+                <w:szCs w:val="16"/>
+              </w:rPr>
+              <w:t xml:space="preserve">revenue</w:t>
             </w:r>
           </w:p>
         </w:tc>
@@ -9179,14 +9460,14 @@
                 <w:sz w:val="16"/>
                 <w:szCs w:val="16"/>
               </w:rPr>
-              <w:t xml:space="preserve">25  </w:t>
-            </w:r>
-            <w:r>
-              <w:rPr>
-                <w:sz w:val="16"/>
-                <w:szCs w:val="16"/>
-              </w:rPr>
-              <w:t xml:space="preserve">different</w:t>
+              <w:t xml:space="preserve">27  </w:t>
+            </w:r>
+            <w:r>
+              <w:rPr>
+                <w:sz w:val="16"/>
+                <w:szCs w:val="16"/>
+              </w:rPr>
+              <w:t xml:space="preserve">statement</w:t>
             </w:r>
           </w:p>
         </w:tc>
@@ -9247,14 +9528,14 @@
                 <w:sz w:val="16"/>
                 <w:szCs w:val="16"/>
               </w:rPr>
-              <w:t xml:space="preserve">26  </w:t>
-            </w:r>
-            <w:r>
-              <w:rPr>
-                <w:sz w:val="16"/>
-                <w:szCs w:val="16"/>
-              </w:rPr>
-              <w:t xml:space="preserve">revenue</w:t>
+              <w:t xml:space="preserve">28  </w:t>
+            </w:r>
+            <w:r>
+              <w:rPr>
+                <w:sz w:val="16"/>
+                <w:szCs w:val="16"/>
+              </w:rPr>
+              <w:t xml:space="preserve">position</w:t>
             </w:r>
           </w:p>
         </w:tc>
@@ -9315,14 +9596,14 @@
                 <w:sz w:val="16"/>
                 <w:szCs w:val="16"/>
               </w:rPr>
-              <w:t xml:space="preserve">27  </w:t>
-            </w:r>
-            <w:r>
-              <w:rPr>
-                <w:sz w:val="16"/>
-                <w:szCs w:val="16"/>
-              </w:rPr>
-              <w:t xml:space="preserve">statement</w:t>
+              <w:t xml:space="preserve">29  </w:t>
+            </w:r>
+            <w:r>
+              <w:rPr>
+                <w:sz w:val="16"/>
+                <w:szCs w:val="16"/>
+              </w:rPr>
+              <w:t xml:space="preserve">additional</w:t>
             </w:r>
           </w:p>
         </w:tc>
@@ -9383,14 +9664,14 @@
                 <w:sz w:val="16"/>
                 <w:szCs w:val="16"/>
               </w:rPr>
-              <w:t xml:space="preserve">28  </w:t>
-            </w:r>
-            <w:r>
-              <w:rPr>
-                <w:sz w:val="16"/>
-                <w:szCs w:val="16"/>
-              </w:rPr>
-              <w:t xml:space="preserve">position</w:t>
+              <w:t xml:space="preserve">30  </w:t>
+            </w:r>
+            <w:r>
+              <w:rPr>
+                <w:sz w:val="16"/>
+                <w:szCs w:val="16"/>
+              </w:rPr>
+              <w:t xml:space="preserve">always</w:t>
             </w:r>
           </w:p>
         </w:tc>
@@ -9451,14 +9732,14 @@
                 <w:sz w:val="16"/>
                 <w:szCs w:val="16"/>
               </w:rPr>
-              <w:t xml:space="preserve">29  </w:t>
-            </w:r>
-            <w:r>
-              <w:rPr>
-                <w:sz w:val="16"/>
-                <w:szCs w:val="16"/>
-              </w:rPr>
-              <w:t xml:space="preserve">additional</w:t>
+              <w:t xml:space="preserve">31  </w:t>
+            </w:r>
+            <w:r>
+              <w:rPr>
+                <w:sz w:val="16"/>
+                <w:szCs w:val="16"/>
+              </w:rPr>
+              <w:t xml:space="preserve">amount</w:t>
             </w:r>
           </w:p>
         </w:tc>
@@ -9519,14 +9800,14 @@
                 <w:sz w:val="16"/>
                 <w:szCs w:val="16"/>
               </w:rPr>
-              <w:t xml:space="preserve">30  </w:t>
-            </w:r>
-            <w:r>
-              <w:rPr>
-                <w:sz w:val="16"/>
-                <w:szCs w:val="16"/>
-              </w:rPr>
-              <w:t xml:space="preserve">equity</w:t>
+              <w:t xml:space="preserve">32  </w:t>
+            </w:r>
+            <w:r>
+              <w:rPr>
+                <w:sz w:val="16"/>
+                <w:szCs w:val="16"/>
+              </w:rPr>
+              <w:t xml:space="preserve">expenses</w:t>
             </w:r>
           </w:p>
         </w:tc>
@@ -9587,14 +9868,14 @@
                 <w:sz w:val="16"/>
                 <w:szCs w:val="16"/>
               </w:rPr>
-              <w:t xml:space="preserve">31  </w:t>
-            </w:r>
-            <w:r>
-              <w:rPr>
-                <w:sz w:val="16"/>
-                <w:szCs w:val="16"/>
-              </w:rPr>
-              <w:t xml:space="preserve">retained earnings</w:t>
+              <w:t xml:space="preserve">33  </w:t>
+            </w:r>
+            <w:r>
+              <w:rPr>
+                <w:sz w:val="16"/>
+                <w:szCs w:val="16"/>
+              </w:rPr>
+              <w:t xml:space="preserve">asset</w:t>
             </w:r>
           </w:p>
         </w:tc>
@@ -9630,6 +9911,142 @@
                 <w:szCs w:val="16"/>
               </w:rPr>
               <w:t xml:space="preserve">sources</w:t>
+            </w:r>
+          </w:p>
+        </w:tc>
+        <w:tc>
+          <w:tcPr>
+            <w:tcW w:type="pct" w:w="2500"/>
+            <w:tcMar>
+              <w:top w:type="dxa" w:w="20"/>
+              <w:left w:type="dxa" w:w="80"/>
+              <w:bottom w:type="dxa" w:w="20"/>
+              <w:right w:type="dxa" w:w="80"/>
+            </w:tcMar>
+          </w:tcPr>
+          <w:p>
+            <w:pPr>
+              <w:spacing w:before="12" w:after="12"/>
+            </w:pPr>
+            <w:r>
+              <w:rPr>
+                <w:b/>
+                <w:bCs/>
+                <w:color w:val="8186EF"/>
+                <w:sz w:val="16"/>
+                <w:szCs w:val="16"/>
+              </w:rPr>
+              <w:t xml:space="preserve">34  </w:t>
+            </w:r>
+            <w:r>
+              <w:rPr>
+                <w:sz w:val="16"/>
+                <w:szCs w:val="16"/>
+              </w:rPr>
+              <w:t xml:space="preserve">equity</w:t>
+            </w:r>
+          </w:p>
+        </w:tc>
+      </w:tr>
+      <w:tr>
+        <w:tc>
+          <w:tcPr>
+            <w:tcW w:type="pct" w:w="2500"/>
+            <w:tcMar>
+              <w:top w:type="dxa" w:w="20"/>
+              <w:left w:type="dxa" w:w="80"/>
+              <w:bottom w:type="dxa" w:w="20"/>
+              <w:right w:type="dxa" w:w="80"/>
+            </w:tcMar>
+          </w:tcPr>
+          <w:p>
+            <w:pPr>
+              <w:spacing w:before="12" w:after="12"/>
+            </w:pPr>
+            <w:r>
+              <w:rPr>
+                <w:b/>
+                <w:bCs/>
+                <w:color w:val="8186EF"/>
+                <w:sz w:val="16"/>
+                <w:szCs w:val="16"/>
+              </w:rPr>
+              <w:t xml:space="preserve">17  </w:t>
+            </w:r>
+            <w:r>
+              <w:rPr>
+                <w:sz w:val="16"/>
+                <w:szCs w:val="16"/>
+              </w:rPr>
+              <w:t xml:space="preserve">liabilities</w:t>
+            </w:r>
+          </w:p>
+        </w:tc>
+        <w:tc>
+          <w:tcPr>
+            <w:tcW w:type="pct" w:w="2500"/>
+            <w:tcMar>
+              <w:top w:type="dxa" w:w="20"/>
+              <w:left w:type="dxa" w:w="80"/>
+              <w:bottom w:type="dxa" w:w="20"/>
+              <w:right w:type="dxa" w:w="80"/>
+            </w:tcMar>
+          </w:tcPr>
+          <w:p>
+            <w:pPr>
+              <w:spacing w:before="12" w:after="12"/>
+            </w:pPr>
+            <w:r>
+              <w:rPr>
+                <w:b/>
+                <w:bCs/>
+                <w:color w:val="8186EF"/>
+                <w:sz w:val="16"/>
+                <w:szCs w:val="16"/>
+              </w:rPr>
+              <w:t xml:space="preserve">35  </w:t>
+            </w:r>
+            <w:r>
+              <w:rPr>
+                <w:sz w:val="16"/>
+                <w:szCs w:val="16"/>
+              </w:rPr>
+              <w:t xml:space="preserve">net income</w:t>
+            </w:r>
+          </w:p>
+        </w:tc>
+      </w:tr>
+      <w:tr>
+        <w:tc>
+          <w:tcPr>
+            <w:tcW w:type="pct" w:w="2500"/>
+            <w:tcMar>
+              <w:top w:type="dxa" w:w="20"/>
+              <w:left w:type="dxa" w:w="80"/>
+              <w:bottom w:type="dxa" w:w="20"/>
+              <w:right w:type="dxa" w:w="80"/>
+            </w:tcMar>
+          </w:tcPr>
+          <w:p>
+            <w:pPr>
+              <w:spacing w:before="12" w:after="12"/>
+            </w:pPr>
+            <w:r>
+              <w:rPr>
+                <w:b/>
+                <w:bCs/>
+                <w:color w:val="8186EF"/>
+                <w:sz w:val="16"/>
+                <w:szCs w:val="16"/>
+              </w:rPr>
+              <w:t xml:space="preserve">18  </w:t>
+            </w:r>
+            <w:r>
+              <w:rPr>
+                <w:sz w:val="16"/>
+                <w:szCs w:val="16"/>
+              </w:rPr>
+              <w:t xml:space="preserve">Contributed</w:t>
             </w:r>
           </w:p>
         </w:tc>
@@ -9744,6 +10161,30 @@
           <w:szCs w:val="15"/>
         </w:rPr>
         <w:t xml:space="preserve">The idea is the same as in U.S. GAAP; only the wording is different. IFRS also uses the word income for both revenue and gains, while U.S. GAAP keeps revenues and gains apart. You may also know these IFRS names: statement of financial position (balance sheet), share capital (common stock) and share premium (additional paid-in capital).</w:t>
+      </w:r>
+    </w:p>
+    <w:p>
+      <w:pPr>
+        <w:spacing w:before="20" w:after="20"/>
+        <w:ind w:left="240" w:hanging="240"/>
+      </w:pPr>
+      <w:r>
+        <w:rPr>
+          <w:b/>
+          <w:bCs/>
+          <w:color w:val="353A7C"/>
+          <w:sz w:val="15"/>
+          <w:szCs w:val="15"/>
+        </w:rPr>
+        <w:t xml:space="preserve">Summary 4   </w:t>
+      </w:r>
+      <w:r>
+        <w:rPr>
+          <w:color w:val="6B7280"/>
+          <w:sz w:val="15"/>
+          <w:szCs w:val="15"/>
+        </w:rPr>
+        <w:t xml:space="preserve">In a CMA question, inventory is always inventory. Revenue is the gross amount from sales. Net income is what remains after expenses. Do not use income when the question means revenue. In English, charges usually means fees.</w:t>
       </w:r>
     </w:p>
     <w:p>
@@ -10396,7 +10837,7 @@
                 <w:sz w:val="16"/>
                 <w:szCs w:val="16"/>
               </w:rPr>
-              <w:t xml:space="preserve">expanded   ·   receivable   ·   Whether   ·   dividends   ·   equity   ·   depreciation   ·   opposite   ·   double-entry   ·   affects   ·   simply   ·   accounting   ·   issuing   ·   belongs</w:t>
+              <w:t xml:space="preserve">expanded   ·   receivable   ·   Whether   ·   dividends   ·   equity   ·   depreciation   ·   opposite   ·   double-entry   ·   affects   ·   simply   ·   accounting   ·   balances   ·   belongs</w:t>
             </w:r>
           </w:p>
         </w:tc>
@@ -10690,7 +11131,7 @@
                 <w:sz w:val="16"/>
                 <w:szCs w:val="16"/>
               </w:rPr>
-              <w:t xml:space="preserve">transactions   ·   exchange   ·   pastries   ·   affects   ·   Amounts</w:t>
+              <w:t xml:space="preserve">transactions   ·   exchange   ·   pastries   ·   expense   ·   Amounts</w:t>
             </w:r>
           </w:p>
         </w:tc>
@@ -14141,7 +14582,7 @@
                 <w:sz w:val="16"/>
                 <w:szCs w:val="16"/>
               </w:rPr>
-              <w:t xml:space="preserve">equity   ·   owners   ·   February   ·   delivers   ·   points   ·   liability   ·   equation   ·   credits   ·   receivable   ·   financing</w:t>
+              <w:t xml:space="preserve">equity   ·   owners   ·   February   ·   delivers   ·   points   ·   liability   ·   equation   ·   credits   ·   advance   ·   financing</w:t>
             </w:r>
           </w:p>
         </w:tc>
@@ -14449,7 +14890,7 @@
                 <w:sz w:val="16"/>
                 <w:szCs w:val="16"/>
               </w:rPr>
-              <w:t xml:space="preserve">Buying   ·   account   ·   retained   ·   revenue   ·   dividend</w:t>
+              <w:t xml:space="preserve">Buying   ·   equation   ·   retained   ·   revenue   ·   dividend</w:t>
             </w:r>
           </w:p>
         </w:tc>
@@ -14523,7 +14964,7 @@
           <w:sz w:val="16"/>
           <w:szCs w:val="16"/>
         </w:rPr>
-        <w:t xml:space="preserve">      gaps 40–41</w:t>
+        <w:t xml:space="preserve">      gaps 40–48</w:t>
       </w:r>
     </w:p>
     <w:p>
@@ -14575,14 +15016,7 @@
           <w:sz w:val="19"/>
           <w:szCs w:val="19"/>
         </w:rPr>
-        <w:t xml:space="preserve">Rows 1 to 3 are done for you. </w:t>
-      </w:r>
-      <w:r>
-        <w:rPr>
-          <w:sz w:val="19"/>
-          <w:szCs w:val="19"/>
-        </w:rPr>
-        <w:t xml:space="preserve"/>
+        <w:t xml:space="preserve">Feb 3: Paid a supplier for olives bought on </w:t>
       </w:r>
       <w:r>
         <w:rPr>
@@ -14614,6 +15048,254 @@
           <w:sz w:val="19"/>
           <w:szCs w:val="19"/>
         </w:rPr>
+        <w:t xml:space="preserve"> in January. </w:t>
+      </w:r>
+      <w:r>
+        <w:rPr>
+          <w:sz w:val="19"/>
+          <w:szCs w:val="19"/>
+        </w:rPr>
+        <w:t xml:space="preserve">Feb 8: Collected part of the January receivable from GreenBasket </w:t>
+      </w:r>
+      <w:r>
+        <w:rPr>
+          <w:b/>
+          <w:bCs/>
+          <w:color w:val="8186EF"/>
+          <w:sz w:val="15"/>
+          <w:szCs w:val="15"/>
+        </w:rPr>
+        <w:t xml:space="preserve"> (42) </w:t>
+      </w:r>
+      <w:r>
+        <w:rPr>
+          <w:u w:val="single"/>
+          <w:sz w:val="19"/>
+          <w:szCs w:val="19"/>
+        </w:rPr>
+        <w:t xml:space="preserve">              </w:t>
+      </w:r>
+      <w:r>
+        <w:rPr>
+          <w:sz w:val="19"/>
+          <w:szCs w:val="19"/>
+        </w:rPr>
+        <w:t xml:space="preserve"> </w:t>
+      </w:r>
+      <w:r>
+        <w:rPr>
+          <w:sz w:val="19"/>
+          <w:szCs w:val="19"/>
+        </w:rPr>
+        <w:t xml:space="preserve">. </w:t>
+      </w:r>
+      <w:r>
+        <w:rPr>
+          <w:sz w:val="19"/>
+          <w:szCs w:val="19"/>
+        </w:rPr>
+        <w:t xml:space="preserve">Feb 10: Paid 12 months of </w:t>
+      </w:r>
+      <w:r>
+        <w:rPr>
+          <w:b/>
+          <w:bCs/>
+          <w:color w:val="8186EF"/>
+          <w:sz w:val="15"/>
+          <w:szCs w:val="15"/>
+        </w:rPr>
+        <w:t xml:space="preserve"> (43) </w:t>
+      </w:r>
+      <w:r>
+        <w:rPr>
+          <w:u w:val="single"/>
+          <w:sz w:val="19"/>
+          <w:szCs w:val="19"/>
+        </w:rPr>
+        <w:t xml:space="preserve">           </w:t>
+      </w:r>
+      <w:r>
+        <w:rPr>
+          <w:sz w:val="19"/>
+          <w:szCs w:val="19"/>
+        </w:rPr>
+        <w:t xml:space="preserve"> </w:t>
+      </w:r>
+      <w:r>
+        <w:rPr>
+          <w:sz w:val="19"/>
+          <w:szCs w:val="19"/>
+        </w:rPr>
+        <w:t xml:space="preserve"> rent in advance. </w:t>
+      </w:r>
+      <w:r>
+        <w:rPr>
+          <w:sz w:val="19"/>
+          <w:szCs w:val="19"/>
+        </w:rPr>
+        <w:t xml:space="preserve">Feb 12: A Dubai hotel group paid cash in advance for </w:t>
+      </w:r>
+      <w:r>
+        <w:rPr>
+          <w:b/>
+          <w:bCs/>
+          <w:color w:val="8186EF"/>
+          <w:sz w:val="15"/>
+          <w:szCs w:val="15"/>
+        </w:rPr>
+        <w:t xml:space="preserve"> (44) </w:t>
+      </w:r>
+      <w:r>
+        <w:rPr>
+          <w:u w:val="single"/>
+          <w:sz w:val="19"/>
+          <w:szCs w:val="19"/>
+        </w:rPr>
+        <w:t xml:space="preserve">           </w:t>
+      </w:r>
+      <w:r>
+        <w:rPr>
+          <w:sz w:val="19"/>
+          <w:szCs w:val="19"/>
+        </w:rPr>
+        <w:t xml:space="preserve"> </w:t>
+      </w:r>
+      <w:r>
+        <w:rPr>
+          <w:sz w:val="19"/>
+          <w:szCs w:val="19"/>
+        </w:rPr>
+        <w:t xml:space="preserve"> that Orontes will deliver in March. </w:t>
+      </w:r>
+      <w:r>
+        <w:rPr>
+          <w:sz w:val="19"/>
+          <w:szCs w:val="19"/>
+        </w:rPr>
+        <w:t xml:space="preserve">Feb 15: Paid the </w:t>
+      </w:r>
+      <w:r>
+        <w:rPr>
+          <w:b/>
+          <w:bCs/>
+          <w:color w:val="8186EF"/>
+          <w:sz w:val="15"/>
+          <w:szCs w:val="15"/>
+        </w:rPr>
+        <w:t xml:space="preserve"> (45) </w:t>
+      </w:r>
+      <w:r>
+        <w:rPr>
+          <w:u w:val="single"/>
+          <w:sz w:val="19"/>
+          <w:szCs w:val="19"/>
+        </w:rPr>
+        <w:t xml:space="preserve">           </w:t>
+      </w:r>
+      <w:r>
+        <w:rPr>
+          <w:sz w:val="19"/>
+          <w:szCs w:val="19"/>
+        </w:rPr>
+        <w:t xml:space="preserve"> </w:t>
+      </w:r>
+      <w:r>
+        <w:rPr>
+          <w:sz w:val="19"/>
+          <w:szCs w:val="19"/>
+        </w:rPr>
+        <w:t xml:space="preserve"> declared on January 31. </w:t>
+      </w:r>
+      <w:r>
+        <w:rPr>
+          <w:sz w:val="19"/>
+          <w:szCs w:val="19"/>
+        </w:rPr>
+        <w:t xml:space="preserve">Feb 28: </w:t>
+      </w:r>
+      <w:r>
+        <w:rPr>
+          <w:b/>
+          <w:bCs/>
+          <w:color w:val="8186EF"/>
+          <w:sz w:val="15"/>
+          <w:szCs w:val="15"/>
+        </w:rPr>
+        <w:t xml:space="preserve"> (46) </w:t>
+      </w:r>
+      <w:r>
+        <w:rPr>
+          <w:u w:val="single"/>
+          <w:sz w:val="19"/>
+          <w:szCs w:val="19"/>
+        </w:rPr>
+        <w:t xml:space="preserve">           </w:t>
+      </w:r>
+      <w:r>
+        <w:rPr>
+          <w:sz w:val="19"/>
+          <w:szCs w:val="19"/>
+        </w:rPr>
+        <w:t xml:space="preserve"> </w:t>
+      </w:r>
+      <w:r>
+        <w:rPr>
+          <w:sz w:val="19"/>
+          <w:szCs w:val="19"/>
+        </w:rPr>
+        <w:t xml:space="preserve"> one month of interest on the bank note. </w:t>
+      </w:r>
+      <w:r>
+        <w:rPr>
+          <w:sz w:val="19"/>
+          <w:szCs w:val="19"/>
+        </w:rPr>
+        <w:t xml:space="preserve">Orontes has not paid it yet. </w:t>
+      </w:r>
+      <w:r>
+        <w:rPr>
+          <w:sz w:val="19"/>
+          <w:szCs w:val="19"/>
+        </w:rPr>
+        <w:t xml:space="preserve">Rows 1 to 3 are done for you. </w:t>
+      </w:r>
+      <w:r>
+        <w:rPr>
+          <w:sz w:val="19"/>
+          <w:szCs w:val="19"/>
+        </w:rPr>
+        <w:t xml:space="preserve"/>
+      </w:r>
+      <w:r>
+        <w:rPr>
+          <w:b/>
+          <w:bCs/>
+          <w:color w:val="8186EF"/>
+          <w:sz w:val="15"/>
+          <w:szCs w:val="15"/>
+        </w:rPr>
+        <w:t xml:space="preserve"> (47) </w:t>
+      </w:r>
+      <w:r>
+        <w:rPr>
+          <w:u w:val="single"/>
+          <w:sz w:val="19"/>
+          <w:szCs w:val="19"/>
+        </w:rPr>
+        <w:t xml:space="preserve">           </w:t>
+      </w:r>
+      <w:r>
+        <w:rPr>
+          <w:sz w:val="19"/>
+          <w:szCs w:val="19"/>
+        </w:rPr>
+        <w:t xml:space="preserve"> </w:t>
+      </w:r>
+      <w:r>
+        <w:rPr>
+          <w:sz w:val="19"/>
+          <w:szCs w:val="19"/>
+        </w:rPr>
         <w:t xml:space="preserve"> rows 4 to 6. </w:t>
       </w:r>
       <w:r>
@@ -14621,7 +15303,39 @@
           <w:sz w:val="19"/>
           <w:szCs w:val="19"/>
         </w:rPr>
-        <w:t xml:space="preserve">Then write the journal entries for rows 4 to 6. </w:t>
+        <w:t xml:space="preserve">Then write the </w:t>
+      </w:r>
+      <w:r>
+        <w:rPr>
+          <w:b/>
+          <w:bCs/>
+          <w:color w:val="8186EF"/>
+          <w:sz w:val="15"/>
+          <w:szCs w:val="15"/>
+        </w:rPr>
+        <w:t xml:space="preserve"> (48) </w:t>
+      </w:r>
+      <w:r>
+        <w:rPr>
+          <w:u w:val="single"/>
+          <w:sz w:val="19"/>
+          <w:szCs w:val="19"/>
+        </w:rPr>
+        <w:t xml:space="preserve">           </w:t>
+      </w:r>
+      <w:r>
+        <w:rPr>
+          <w:sz w:val="19"/>
+          <w:szCs w:val="19"/>
+        </w:rPr>
+        <w:t xml:space="preserve"> </w:t>
+      </w:r>
+      <w:r>
+        <w:rPr>
+          <w:sz w:val="19"/>
+          <w:szCs w:val="19"/>
+        </w:rPr>
+        <w:t xml:space="preserve"> entries for rows 4 to 6. </w:t>
       </w:r>
     </w:p>
     <w:tbl>
@@ -14679,7 +15393,7 @@
                 <w:sz w:val="16"/>
                 <w:szCs w:val="16"/>
               </w:rPr>
-              <w:t xml:space="preserve">transactions   ·   Complete   ·   creates</w:t>
+              <w:t xml:space="preserve">Complete   ·   warehouse   ·   pastries   ·   equation   ·   credit   ·   journal   ·   transactions   ·   Supermarkets   ·   dividend   ·   Recorded</w:t>
             </w:r>
           </w:p>
         </w:tc>
@@ -14735,6 +15449,18 @@
     <w:p/>
     <w:p>
       <w:pPr>
+        <w:pageBreakBefore w:val="true"/>
+        <w:spacing w:after="0"/>
+      </w:pPr>
+      <w:r>
+        <w:rPr>
+          <w:sz w:val="2"/>
+        </w:rPr>
+        <w:t xml:space="preserve"> </w:t>
+      </w:r>
+    </w:p>
+    <w:p>
+      <w:pPr>
         <w:spacing w:before="44" w:after="14"/>
       </w:pPr>
       <w:r>
@@ -14753,7 +15479,7 @@
           <w:sz w:val="16"/>
           <w:szCs w:val="16"/>
         </w:rPr>
-        <w:t xml:space="preserve">      gaps 42–43</w:t>
+        <w:t xml:space="preserve">      gaps 49–54</w:t>
       </w:r>
     </w:p>
     <w:p>
@@ -14776,7 +15502,7 @@
           <w:sz w:val="15"/>
           <w:szCs w:val="15"/>
         </w:rPr>
-        <w:t xml:space="preserve"> (42) </w:t>
+        <w:t xml:space="preserve"> (49) </w:t>
       </w:r>
       <w:r>
         <w:rPr>
@@ -14815,7 +15541,7 @@
           <w:sz w:val="15"/>
           <w:szCs w:val="15"/>
         </w:rPr>
-        <w:t xml:space="preserve"> (43) </w:t>
+        <w:t xml:space="preserve"> (50) </w:t>
       </w:r>
       <w:r>
         <w:rPr>
@@ -14838,6 +15564,176 @@
           <w:szCs w:val="19"/>
         </w:rPr>
         <w:t xml:space="preserve"> is to increase... </w:t>
+      </w:r>
+      <w:r>
+        <w:rPr>
+          <w:sz w:val="19"/>
+          <w:szCs w:val="19"/>
+        </w:rPr>
+        <w:t xml:space="preserve">In English, always say </w:t>
+      </w:r>
+      <w:r>
+        <w:rPr>
+          <w:b/>
+          <w:bCs/>
+          <w:color w:val="8186EF"/>
+          <w:sz w:val="15"/>
+          <w:szCs w:val="15"/>
+        </w:rPr>
+        <w:t xml:space="preserve"> (51) </w:t>
+      </w:r>
+      <w:r>
+        <w:rPr>
+          <w:u w:val="single"/>
+          <w:sz w:val="19"/>
+          <w:szCs w:val="19"/>
+        </w:rPr>
+        <w:t xml:space="preserve">              </w:t>
+      </w:r>
+      <w:r>
+        <w:rPr>
+          <w:sz w:val="19"/>
+          <w:szCs w:val="19"/>
+        </w:rPr>
+        <w:t xml:space="preserve"> </w:t>
+      </w:r>
+      <w:r>
+        <w:rPr>
+          <w:sz w:val="19"/>
+          <w:szCs w:val="19"/>
+        </w:rPr>
+        <w:t xml:space="preserve">. </w:t>
+      </w:r>
+      <w:r>
+        <w:rPr>
+          <w:sz w:val="19"/>
+          <w:szCs w:val="19"/>
+        </w:rPr>
+        <w:t xml:space="preserve">An allowance (for example, the allowance for credit losses) reduces an </w:t>
+      </w:r>
+      <w:r>
+        <w:rPr>
+          <w:b/>
+          <w:bCs/>
+          <w:color w:val="8186EF"/>
+          <w:sz w:val="15"/>
+          <w:szCs w:val="15"/>
+        </w:rPr>
+        <w:t xml:space="preserve"> (52) </w:t>
+      </w:r>
+      <w:r>
+        <w:rPr>
+          <w:u w:val="single"/>
+          <w:sz w:val="19"/>
+          <w:szCs w:val="19"/>
+        </w:rPr>
+        <w:t xml:space="preserve">           </w:t>
+      </w:r>
+      <w:r>
+        <w:rPr>
+          <w:sz w:val="19"/>
+          <w:szCs w:val="19"/>
+        </w:rPr>
+        <w:t xml:space="preserve"> </w:t>
+      </w:r>
+      <w:r>
+        <w:rPr>
+          <w:sz w:val="19"/>
+          <w:szCs w:val="19"/>
+        </w:rPr>
+        <w:t xml:space="preserve">. </w:t>
+      </w:r>
+      <w:r>
+        <w:rPr>
+          <w:sz w:val="19"/>
+          <w:szCs w:val="19"/>
+        </w:rPr>
+        <w:t xml:space="preserve">A provision is a </w:t>
+      </w:r>
+      <w:r>
+        <w:rPr>
+          <w:b/>
+          <w:bCs/>
+          <w:color w:val="8186EF"/>
+          <w:sz w:val="15"/>
+          <w:szCs w:val="15"/>
+        </w:rPr>
+        <w:t xml:space="preserve"> (53) </w:t>
+      </w:r>
+      <w:r>
+        <w:rPr>
+          <w:u w:val="single"/>
+          <w:sz w:val="19"/>
+          <w:szCs w:val="19"/>
+        </w:rPr>
+        <w:t xml:space="preserve">           </w:t>
+      </w:r>
+      <w:r>
+        <w:rPr>
+          <w:sz w:val="19"/>
+          <w:szCs w:val="19"/>
+        </w:rPr>
+        <w:t xml:space="preserve"> </w:t>
+      </w:r>
+      <w:r>
+        <w:rPr>
+          <w:sz w:val="19"/>
+          <w:szCs w:val="19"/>
+        </w:rPr>
+        <w:t xml:space="preserve">. </w:t>
+      </w:r>
+      <w:r>
+        <w:rPr>
+          <w:sz w:val="19"/>
+          <w:szCs w:val="19"/>
+        </w:rPr>
+        <w:t xml:space="preserve">Never say </w:t>
+      </w:r>
+      <w:r>
+        <w:rPr>
+          <w:b/>
+          <w:bCs/>
+          <w:color w:val="8186EF"/>
+          <w:sz w:val="15"/>
+          <w:szCs w:val="15"/>
+        </w:rPr>
+        <w:t xml:space="preserve"> (54) </w:t>
+      </w:r>
+      <w:r>
+        <w:rPr>
+          <w:u w:val="single"/>
+          <w:sz w:val="19"/>
+          <w:szCs w:val="19"/>
+        </w:rPr>
+        <w:t xml:space="preserve">           </w:t>
+      </w:r>
+      <w:r>
+        <w:rPr>
+          <w:sz w:val="19"/>
+          <w:szCs w:val="19"/>
+        </w:rPr>
+        <w:t xml:space="preserve"> </w:t>
+      </w:r>
+      <w:r>
+        <w:rPr>
+          <w:sz w:val="19"/>
+          <w:szCs w:val="19"/>
+        </w:rPr>
+        <w:t xml:space="preserve"> for bad debts in a U.S. GAAP answer. </w:t>
+      </w:r>
+      <w:r>
+        <w:rPr>
+          <w:sz w:val="19"/>
+          <w:szCs w:val="19"/>
+        </w:rPr>
+        <w:t xml:space="preserve">That is the bank's view. </w:t>
+      </w:r>
+      <w:r>
+        <w:rPr>
+          <w:sz w:val="19"/>
+          <w:szCs w:val="19"/>
+        </w:rPr>
+        <w:t xml:space="preserve">Do not use banking habits to guess the accounting side. </w:t>
       </w:r>
     </w:p>
     <w:tbl>
@@ -14895,25 +15791,13 @@
                 <w:sz w:val="16"/>
                 <w:szCs w:val="16"/>
               </w:rPr>
-              <w:t xml:space="preserve">credited   ·   Whether   ·   transaction</w:t>
+              <w:t xml:space="preserve">transaction   ·   belongs   ·   reserve   ·   credited   ·   liability   ·   depreciation   ·   asset</w:t>
             </w:r>
           </w:p>
         </w:tc>
       </w:tr>
     </w:tbl>
     <w:p/>
-    <w:p>
-      <w:pPr>
-        <w:pageBreakBefore w:val="true"/>
-        <w:spacing w:after="0"/>
-      </w:pPr>
-      <w:r>
-        <w:rPr>
-          <w:sz w:val="2"/>
-        </w:rPr>
-        <w:t xml:space="preserve"> </w:t>
-      </w:r>
-    </w:p>
     <w:p>
       <w:pPr>
         <w:spacing w:before="44" w:after="10"/>
@@ -15050,6 +15934,18 @@
       </w:tr>
     </w:tbl>
     <w:p/>
+    <w:p>
+      <w:pPr>
+        <w:pageBreakBefore w:val="true"/>
+        <w:spacing w:after="0"/>
+      </w:pPr>
+      <w:r>
+        <w:rPr>
+          <w:sz w:val="2"/>
+        </w:rPr>
+        <w:t xml:space="preserve"> </w:t>
+      </w:r>
+    </w:p>
     <w:tbl>
       <w:tblPr>
         <w:tblW w:type="pct" w:w="100%"/>
@@ -16040,14 +16936,14 @@
                 <w:sz w:val="16"/>
                 <w:szCs w:val="16"/>
               </w:rPr>
-              <w:t xml:space="preserve">24  </w:t>
-            </w:r>
-            <w:r>
-              <w:rPr>
-                <w:sz w:val="16"/>
-                <w:szCs w:val="16"/>
-              </w:rPr>
-              <w:t xml:space="preserve">Jan 31</w:t>
+              <w:t xml:space="preserve">30  </w:t>
+            </w:r>
+            <w:r>
+              <w:rPr>
+                <w:sz w:val="16"/>
+                <w:szCs w:val="16"/>
+              </w:rPr>
+              <w:t xml:space="preserve">financing</w:t>
             </w:r>
           </w:p>
         </w:tc>
@@ -16108,14 +17004,14 @@
                 <w:sz w:val="16"/>
                 <w:szCs w:val="16"/>
               </w:rPr>
-              <w:t xml:space="preserve">25  </w:t>
-            </w:r>
-            <w:r>
-              <w:rPr>
-                <w:sz w:val="16"/>
-                <w:szCs w:val="16"/>
-              </w:rPr>
-              <w:t xml:space="preserve">Wages expense</w:t>
+              <w:t xml:space="preserve">31  </w:t>
+            </w:r>
+            <w:r>
+              <w:rPr>
+                <w:sz w:val="16"/>
+                <w:szCs w:val="16"/>
+              </w:rPr>
+              <w:t xml:space="preserve">delivers</w:t>
             </w:r>
           </w:p>
         </w:tc>
@@ -16176,14 +17072,14 @@
                 <w:sz w:val="16"/>
                 <w:szCs w:val="16"/>
               </w:rPr>
-              <w:t xml:space="preserve">26  </w:t>
-            </w:r>
-            <w:r>
-              <w:rPr>
-                <w:sz w:val="16"/>
-                <w:szCs w:val="16"/>
-              </w:rPr>
-              <w:t xml:space="preserve">Totals</w:t>
+              <w:t xml:space="preserve">32  </w:t>
+            </w:r>
+            <w:r>
+              <w:rPr>
+                <w:sz w:val="16"/>
+                <w:szCs w:val="16"/>
+              </w:rPr>
+              <w:t xml:space="preserve">liability</w:t>
             </w:r>
           </w:p>
         </w:tc>
@@ -16244,14 +17140,14 @@
                 <w:sz w:val="16"/>
                 <w:szCs w:val="16"/>
               </w:rPr>
-              <w:t xml:space="preserve">27  </w:t>
-            </w:r>
-            <w:r>
-              <w:rPr>
-                <w:sz w:val="16"/>
-                <w:szCs w:val="16"/>
-              </w:rPr>
-              <w:t xml:space="preserve">credits</w:t>
+              <w:t xml:space="preserve">33  </w:t>
+            </w:r>
+            <w:r>
+              <w:rPr>
+                <w:sz w:val="16"/>
+                <w:szCs w:val="16"/>
+              </w:rPr>
+              <w:t xml:space="preserve">February</w:t>
             </w:r>
           </w:p>
         </w:tc>
@@ -16312,14 +17208,14 @@
                 <w:sz w:val="16"/>
                 <w:szCs w:val="16"/>
               </w:rPr>
-              <w:t xml:space="preserve">28  </w:t>
-            </w:r>
-            <w:r>
-              <w:rPr>
-                <w:sz w:val="16"/>
-                <w:szCs w:val="16"/>
-              </w:rPr>
-              <w:t xml:space="preserve">points</w:t>
+              <w:t xml:space="preserve">34  </w:t>
+            </w:r>
+            <w:r>
+              <w:rPr>
+                <w:sz w:val="16"/>
+                <w:szCs w:val="16"/>
+              </w:rPr>
+              <w:t xml:space="preserve">equation</w:t>
             </w:r>
           </w:p>
         </w:tc>
@@ -16380,14 +17276,14 @@
                 <w:sz w:val="16"/>
                 <w:szCs w:val="16"/>
               </w:rPr>
-              <w:t xml:space="preserve">29  </w:t>
-            </w:r>
-            <w:r>
-              <w:rPr>
-                <w:sz w:val="16"/>
-                <w:szCs w:val="16"/>
-              </w:rPr>
-              <w:t xml:space="preserve">owners</w:t>
+              <w:t xml:space="preserve">35  </w:t>
+            </w:r>
+            <w:r>
+              <w:rPr>
+                <w:sz w:val="16"/>
+                <w:szCs w:val="16"/>
+              </w:rPr>
+              <w:t xml:space="preserve">equity</w:t>
             </w:r>
           </w:p>
         </w:tc>
@@ -16448,14 +17344,14 @@
                 <w:sz w:val="16"/>
                 <w:szCs w:val="16"/>
               </w:rPr>
-              <w:t xml:space="preserve">30  </w:t>
-            </w:r>
-            <w:r>
-              <w:rPr>
-                <w:sz w:val="16"/>
-                <w:szCs w:val="16"/>
-              </w:rPr>
-              <w:t xml:space="preserve">financing</w:t>
+              <w:t xml:space="preserve">36  </w:t>
+            </w:r>
+            <w:r>
+              <w:rPr>
+                <w:sz w:val="16"/>
+                <w:szCs w:val="16"/>
+              </w:rPr>
+              <w:t xml:space="preserve">dividend</w:t>
             </w:r>
           </w:p>
         </w:tc>
@@ -16516,14 +17412,14 @@
                 <w:sz w:val="16"/>
                 <w:szCs w:val="16"/>
               </w:rPr>
-              <w:t xml:space="preserve">31  </w:t>
-            </w:r>
-            <w:r>
-              <w:rPr>
-                <w:sz w:val="16"/>
-                <w:szCs w:val="16"/>
-              </w:rPr>
-              <w:t xml:space="preserve">delivers</w:t>
+              <w:t xml:space="preserve">37  </w:t>
+            </w:r>
+            <w:r>
+              <w:rPr>
+                <w:sz w:val="16"/>
+                <w:szCs w:val="16"/>
+              </w:rPr>
+              <w:t xml:space="preserve">retained</w:t>
             </w:r>
           </w:p>
         </w:tc>
@@ -16584,14 +17480,14 @@
                 <w:sz w:val="16"/>
                 <w:szCs w:val="16"/>
               </w:rPr>
-              <w:t xml:space="preserve">32  </w:t>
-            </w:r>
-            <w:r>
-              <w:rPr>
-                <w:sz w:val="16"/>
-                <w:szCs w:val="16"/>
-              </w:rPr>
-              <w:t xml:space="preserve">liability</w:t>
+              <w:t xml:space="preserve">38  </w:t>
+            </w:r>
+            <w:r>
+              <w:rPr>
+                <w:sz w:val="16"/>
+                <w:szCs w:val="16"/>
+              </w:rPr>
+              <w:t xml:space="preserve">revenue</w:t>
             </w:r>
           </w:p>
         </w:tc>
@@ -16652,14 +17548,14 @@
                 <w:sz w:val="16"/>
                 <w:szCs w:val="16"/>
               </w:rPr>
-              <w:t xml:space="preserve">33  </w:t>
-            </w:r>
-            <w:r>
-              <w:rPr>
-                <w:sz w:val="16"/>
-                <w:szCs w:val="16"/>
-              </w:rPr>
-              <w:t xml:space="preserve">February</w:t>
+              <w:t xml:space="preserve">39  </w:t>
+            </w:r>
+            <w:r>
+              <w:rPr>
+                <w:sz w:val="16"/>
+                <w:szCs w:val="16"/>
+              </w:rPr>
+              <w:t xml:space="preserve">Buying</w:t>
             </w:r>
           </w:p>
         </w:tc>
@@ -16720,14 +17616,14 @@
                 <w:sz w:val="16"/>
                 <w:szCs w:val="16"/>
               </w:rPr>
-              <w:t xml:space="preserve">34  </w:t>
-            </w:r>
-            <w:r>
-              <w:rPr>
-                <w:sz w:val="16"/>
-                <w:szCs w:val="16"/>
-              </w:rPr>
-              <w:t xml:space="preserve">equation</w:t>
+              <w:t xml:space="preserve">40  </w:t>
+            </w:r>
+            <w:r>
+              <w:rPr>
+                <w:sz w:val="16"/>
+                <w:szCs w:val="16"/>
+              </w:rPr>
+              <w:t xml:space="preserve">transactions</w:t>
             </w:r>
           </w:p>
         </w:tc>
@@ -16788,14 +17684,14 @@
                 <w:sz w:val="16"/>
                 <w:szCs w:val="16"/>
               </w:rPr>
-              <w:t xml:space="preserve">35  </w:t>
-            </w:r>
-            <w:r>
-              <w:rPr>
-                <w:sz w:val="16"/>
-                <w:szCs w:val="16"/>
-              </w:rPr>
-              <w:t xml:space="preserve">equity</w:t>
+              <w:t xml:space="preserve">41  </w:t>
+            </w:r>
+            <w:r>
+              <w:rPr>
+                <w:sz w:val="16"/>
+                <w:szCs w:val="16"/>
+              </w:rPr>
+              <w:t xml:space="preserve">credit</w:t>
             </w:r>
           </w:p>
         </w:tc>
@@ -16856,14 +17752,14 @@
                 <w:sz w:val="16"/>
                 <w:szCs w:val="16"/>
               </w:rPr>
-              <w:t xml:space="preserve">36  </w:t>
-            </w:r>
-            <w:r>
-              <w:rPr>
-                <w:sz w:val="16"/>
-                <w:szCs w:val="16"/>
-              </w:rPr>
-              <w:t xml:space="preserve">dividend</w:t>
+              <w:t xml:space="preserve">42  </w:t>
+            </w:r>
+            <w:r>
+              <w:rPr>
+                <w:sz w:val="16"/>
+                <w:szCs w:val="16"/>
+              </w:rPr>
+              <w:t xml:space="preserve">Supermarkets</w:t>
             </w:r>
           </w:p>
         </w:tc>
@@ -16924,14 +17820,14 @@
                 <w:sz w:val="16"/>
                 <w:szCs w:val="16"/>
               </w:rPr>
-              <w:t xml:space="preserve">37  </w:t>
-            </w:r>
-            <w:r>
-              <w:rPr>
-                <w:sz w:val="16"/>
-                <w:szCs w:val="16"/>
-              </w:rPr>
-              <w:t xml:space="preserve">retained</w:t>
+              <w:t xml:space="preserve">43  </w:t>
+            </w:r>
+            <w:r>
+              <w:rPr>
+                <w:sz w:val="16"/>
+                <w:szCs w:val="16"/>
+              </w:rPr>
+              <w:t xml:space="preserve">warehouse</w:t>
             </w:r>
           </w:p>
         </w:tc>
@@ -16992,14 +17888,14 @@
                 <w:sz w:val="16"/>
                 <w:szCs w:val="16"/>
               </w:rPr>
-              <w:t xml:space="preserve">38  </w:t>
-            </w:r>
-            <w:r>
-              <w:rPr>
-                <w:sz w:val="16"/>
-                <w:szCs w:val="16"/>
-              </w:rPr>
-              <w:t xml:space="preserve">revenue</w:t>
+              <w:t xml:space="preserve">44  </w:t>
+            </w:r>
+            <w:r>
+              <w:rPr>
+                <w:sz w:val="16"/>
+                <w:szCs w:val="16"/>
+              </w:rPr>
+              <w:t xml:space="preserve">pastries</w:t>
             </w:r>
           </w:p>
         </w:tc>
@@ -17060,14 +17956,14 @@
                 <w:sz w:val="16"/>
                 <w:szCs w:val="16"/>
               </w:rPr>
-              <w:t xml:space="preserve">39  </w:t>
-            </w:r>
-            <w:r>
-              <w:rPr>
-                <w:sz w:val="16"/>
-                <w:szCs w:val="16"/>
-              </w:rPr>
-              <w:t xml:space="preserve">Buying</w:t>
+              <w:t xml:space="preserve">45  </w:t>
+            </w:r>
+            <w:r>
+              <w:rPr>
+                <w:sz w:val="16"/>
+                <w:szCs w:val="16"/>
+              </w:rPr>
+              <w:t xml:space="preserve">dividend</w:t>
             </w:r>
           </w:p>
         </w:tc>
@@ -17128,14 +18024,14 @@
                 <w:sz w:val="16"/>
                 <w:szCs w:val="16"/>
               </w:rPr>
-              <w:t xml:space="preserve">40  </w:t>
-            </w:r>
-            <w:r>
-              <w:rPr>
-                <w:sz w:val="16"/>
-                <w:szCs w:val="16"/>
-              </w:rPr>
-              <w:t xml:space="preserve">transactions</w:t>
+              <w:t xml:space="preserve">46  </w:t>
+            </w:r>
+            <w:r>
+              <w:rPr>
+                <w:sz w:val="16"/>
+                <w:szCs w:val="16"/>
+              </w:rPr>
+              <w:t xml:space="preserve">Recorded</w:t>
             </w:r>
           </w:p>
         </w:tc>
@@ -17196,7 +18092,7 @@
                 <w:sz w:val="16"/>
                 <w:szCs w:val="16"/>
               </w:rPr>
-              <w:t xml:space="preserve">41  </w:t>
+              <w:t xml:space="preserve">47  </w:t>
             </w:r>
             <w:r>
               <w:rPr>
@@ -17264,14 +18160,14 @@
                 <w:sz w:val="16"/>
                 <w:szCs w:val="16"/>
               </w:rPr>
-              <w:t xml:space="preserve">42  </w:t>
-            </w:r>
-            <w:r>
-              <w:rPr>
-                <w:sz w:val="16"/>
-                <w:szCs w:val="16"/>
-              </w:rPr>
-              <w:t xml:space="preserve">credited</w:t>
+              <w:t xml:space="preserve">48  </w:t>
+            </w:r>
+            <w:r>
+              <w:rPr>
+                <w:sz w:val="16"/>
+                <w:szCs w:val="16"/>
+              </w:rPr>
+              <w:t xml:space="preserve">journal</w:t>
             </w:r>
           </w:p>
         </w:tc>
@@ -17332,14 +18228,14 @@
                 <w:sz w:val="16"/>
                 <w:szCs w:val="16"/>
               </w:rPr>
-              <w:t xml:space="preserve">43  </w:t>
-            </w:r>
-            <w:r>
-              <w:rPr>
-                <w:sz w:val="16"/>
-                <w:szCs w:val="16"/>
-              </w:rPr>
-              <w:t xml:space="preserve">transaction</w:t>
+              <w:t xml:space="preserve">49  </w:t>
+            </w:r>
+            <w:r>
+              <w:rPr>
+                <w:sz w:val="16"/>
+                <w:szCs w:val="16"/>
+              </w:rPr>
+              <w:t xml:space="preserve">credited</w:t>
             </w:r>
           </w:p>
         </w:tc>
@@ -17400,14 +18296,14 @@
                 <w:sz w:val="16"/>
                 <w:szCs w:val="16"/>
               </w:rPr>
-              <w:t xml:space="preserve">44  </w:t>
-            </w:r>
-            <w:r>
-              <w:rPr>
-                <w:sz w:val="16"/>
-                <w:szCs w:val="16"/>
-              </w:rPr>
-              <w:t xml:space="preserve">double-entry system</w:t>
+              <w:t xml:space="preserve">50  </w:t>
+            </w:r>
+            <w:r>
+              <w:rPr>
+                <w:sz w:val="16"/>
+                <w:szCs w:val="16"/>
+              </w:rPr>
+              <w:t xml:space="preserve">transaction</w:t>
             </w:r>
           </w:p>
         </w:tc>
@@ -17468,14 +18364,14 @@
                 <w:sz w:val="16"/>
                 <w:szCs w:val="16"/>
               </w:rPr>
-              <w:t xml:space="preserve">45  </w:t>
-            </w:r>
-            <w:r>
-              <w:rPr>
-                <w:sz w:val="16"/>
-                <w:szCs w:val="16"/>
-              </w:rPr>
-              <w:t xml:space="preserve">debit</w:t>
+              <w:t xml:space="preserve">51  </w:t>
+            </w:r>
+            <w:r>
+              <w:rPr>
+                <w:sz w:val="16"/>
+                <w:szCs w:val="16"/>
+              </w:rPr>
+              <w:t xml:space="preserve">depreciation</w:t>
             </w:r>
           </w:p>
         </w:tc>
@@ -17536,7 +18432,347 @@
                 <w:sz w:val="16"/>
                 <w:szCs w:val="16"/>
               </w:rPr>
-              <w:t xml:space="preserve">46  </w:t>
+              <w:t xml:space="preserve">52  </w:t>
+            </w:r>
+            <w:r>
+              <w:rPr>
+                <w:sz w:val="16"/>
+                <w:szCs w:val="16"/>
+              </w:rPr>
+              <w:t xml:space="preserve">asset</w:t>
+            </w:r>
+          </w:p>
+        </w:tc>
+      </w:tr>
+      <w:tr>
+        <w:tc>
+          <w:tcPr>
+            <w:tcW w:type="pct" w:w="2500"/>
+            <w:tcMar>
+              <w:top w:type="dxa" w:w="20"/>
+              <w:left w:type="dxa" w:w="80"/>
+              <w:bottom w:type="dxa" w:w="20"/>
+              <w:right w:type="dxa" w:w="80"/>
+            </w:tcMar>
+          </w:tcPr>
+          <w:p>
+            <w:pPr>
+              <w:spacing w:before="12" w:after="12"/>
+            </w:pPr>
+            <w:r>
+              <w:rPr>
+                <w:b/>
+                <w:bCs/>
+                <w:color w:val="8186EF"/>
+                <w:sz w:val="16"/>
+                <w:szCs w:val="16"/>
+              </w:rPr>
+              <w:t xml:space="preserve">24  </w:t>
+            </w:r>
+            <w:r>
+              <w:rPr>
+                <w:sz w:val="16"/>
+                <w:szCs w:val="16"/>
+              </w:rPr>
+              <w:t xml:space="preserve">Jan 31</w:t>
+            </w:r>
+          </w:p>
+        </w:tc>
+        <w:tc>
+          <w:tcPr>
+            <w:tcW w:type="pct" w:w="2500"/>
+            <w:tcMar>
+              <w:top w:type="dxa" w:w="20"/>
+              <w:left w:type="dxa" w:w="80"/>
+              <w:bottom w:type="dxa" w:w="20"/>
+              <w:right w:type="dxa" w:w="80"/>
+            </w:tcMar>
+          </w:tcPr>
+          <w:p>
+            <w:pPr>
+              <w:spacing w:before="12" w:after="12"/>
+            </w:pPr>
+            <w:r>
+              <w:rPr>
+                <w:b/>
+                <w:bCs/>
+                <w:color w:val="8186EF"/>
+                <w:sz w:val="16"/>
+                <w:szCs w:val="16"/>
+              </w:rPr>
+              <w:t xml:space="preserve">53  </w:t>
+            </w:r>
+            <w:r>
+              <w:rPr>
+                <w:sz w:val="16"/>
+                <w:szCs w:val="16"/>
+              </w:rPr>
+              <w:t xml:space="preserve">liability</w:t>
+            </w:r>
+          </w:p>
+        </w:tc>
+      </w:tr>
+      <w:tr>
+        <w:tc>
+          <w:tcPr>
+            <w:tcW w:type="pct" w:w="2500"/>
+            <w:tcMar>
+              <w:top w:type="dxa" w:w="20"/>
+              <w:left w:type="dxa" w:w="80"/>
+              <w:bottom w:type="dxa" w:w="20"/>
+              <w:right w:type="dxa" w:w="80"/>
+            </w:tcMar>
+          </w:tcPr>
+          <w:p>
+            <w:pPr>
+              <w:spacing w:before="12" w:after="12"/>
+            </w:pPr>
+            <w:r>
+              <w:rPr>
+                <w:b/>
+                <w:bCs/>
+                <w:color w:val="8186EF"/>
+                <w:sz w:val="16"/>
+                <w:szCs w:val="16"/>
+              </w:rPr>
+              <w:t xml:space="preserve">25  </w:t>
+            </w:r>
+            <w:r>
+              <w:rPr>
+                <w:sz w:val="16"/>
+                <w:szCs w:val="16"/>
+              </w:rPr>
+              <w:t xml:space="preserve">Wages expense</w:t>
+            </w:r>
+          </w:p>
+        </w:tc>
+        <w:tc>
+          <w:tcPr>
+            <w:tcW w:type="pct" w:w="2500"/>
+            <w:tcMar>
+              <w:top w:type="dxa" w:w="20"/>
+              <w:left w:type="dxa" w:w="80"/>
+              <w:bottom w:type="dxa" w:w="20"/>
+              <w:right w:type="dxa" w:w="80"/>
+            </w:tcMar>
+          </w:tcPr>
+          <w:p>
+            <w:pPr>
+              <w:spacing w:before="12" w:after="12"/>
+            </w:pPr>
+            <w:r>
+              <w:rPr>
+                <w:b/>
+                <w:bCs/>
+                <w:color w:val="8186EF"/>
+                <w:sz w:val="16"/>
+                <w:szCs w:val="16"/>
+              </w:rPr>
+              <w:t xml:space="preserve">54  </w:t>
+            </w:r>
+            <w:r>
+              <w:rPr>
+                <w:sz w:val="16"/>
+                <w:szCs w:val="16"/>
+              </w:rPr>
+              <w:t xml:space="preserve">reserve</w:t>
+            </w:r>
+          </w:p>
+        </w:tc>
+      </w:tr>
+      <w:tr>
+        <w:tc>
+          <w:tcPr>
+            <w:tcW w:type="pct" w:w="2500"/>
+            <w:tcMar>
+              <w:top w:type="dxa" w:w="20"/>
+              <w:left w:type="dxa" w:w="80"/>
+              <w:bottom w:type="dxa" w:w="20"/>
+              <w:right w:type="dxa" w:w="80"/>
+            </w:tcMar>
+          </w:tcPr>
+          <w:p>
+            <w:pPr>
+              <w:spacing w:before="12" w:after="12"/>
+            </w:pPr>
+            <w:r>
+              <w:rPr>
+                <w:b/>
+                <w:bCs/>
+                <w:color w:val="8186EF"/>
+                <w:sz w:val="16"/>
+                <w:szCs w:val="16"/>
+              </w:rPr>
+              <w:t xml:space="preserve">26  </w:t>
+            </w:r>
+            <w:r>
+              <w:rPr>
+                <w:sz w:val="16"/>
+                <w:szCs w:val="16"/>
+              </w:rPr>
+              <w:t xml:space="preserve">Totals</w:t>
+            </w:r>
+          </w:p>
+        </w:tc>
+        <w:tc>
+          <w:tcPr>
+            <w:tcW w:type="pct" w:w="2500"/>
+            <w:tcMar>
+              <w:top w:type="dxa" w:w="20"/>
+              <w:left w:type="dxa" w:w="80"/>
+              <w:bottom w:type="dxa" w:w="20"/>
+              <w:right w:type="dxa" w:w="80"/>
+            </w:tcMar>
+          </w:tcPr>
+          <w:p>
+            <w:pPr>
+              <w:spacing w:before="12" w:after="12"/>
+            </w:pPr>
+            <w:r>
+              <w:rPr>
+                <w:b/>
+                <w:bCs/>
+                <w:color w:val="8186EF"/>
+                <w:sz w:val="16"/>
+                <w:szCs w:val="16"/>
+              </w:rPr>
+              <w:t xml:space="preserve">55  </w:t>
+            </w:r>
+            <w:r>
+              <w:rPr>
+                <w:sz w:val="16"/>
+                <w:szCs w:val="16"/>
+              </w:rPr>
+              <w:t xml:space="preserve">double-entry system</w:t>
+            </w:r>
+          </w:p>
+        </w:tc>
+      </w:tr>
+      <w:tr>
+        <w:tc>
+          <w:tcPr>
+            <w:tcW w:type="pct" w:w="2500"/>
+            <w:tcMar>
+              <w:top w:type="dxa" w:w="20"/>
+              <w:left w:type="dxa" w:w="80"/>
+              <w:bottom w:type="dxa" w:w="20"/>
+              <w:right w:type="dxa" w:w="80"/>
+            </w:tcMar>
+          </w:tcPr>
+          <w:p>
+            <w:pPr>
+              <w:spacing w:before="12" w:after="12"/>
+            </w:pPr>
+            <w:r>
+              <w:rPr>
+                <w:b/>
+                <w:bCs/>
+                <w:color w:val="8186EF"/>
+                <w:sz w:val="16"/>
+                <w:szCs w:val="16"/>
+              </w:rPr>
+              <w:t xml:space="preserve">27  </w:t>
+            </w:r>
+            <w:r>
+              <w:rPr>
+                <w:sz w:val="16"/>
+                <w:szCs w:val="16"/>
+              </w:rPr>
+              <w:t xml:space="preserve">credits</w:t>
+            </w:r>
+          </w:p>
+        </w:tc>
+        <w:tc>
+          <w:tcPr>
+            <w:tcW w:type="pct" w:w="2500"/>
+            <w:tcMar>
+              <w:top w:type="dxa" w:w="20"/>
+              <w:left w:type="dxa" w:w="80"/>
+              <w:bottom w:type="dxa" w:w="20"/>
+              <w:right w:type="dxa" w:w="80"/>
+            </w:tcMar>
+          </w:tcPr>
+          <w:p>
+            <w:pPr>
+              <w:spacing w:before="12" w:after="12"/>
+            </w:pPr>
+            <w:r>
+              <w:rPr>
+                <w:b/>
+                <w:bCs/>
+                <w:color w:val="8186EF"/>
+                <w:sz w:val="16"/>
+                <w:szCs w:val="16"/>
+              </w:rPr>
+              <w:t xml:space="preserve">56  </w:t>
+            </w:r>
+            <w:r>
+              <w:rPr>
+                <w:sz w:val="16"/>
+                <w:szCs w:val="16"/>
+              </w:rPr>
+              <w:t xml:space="preserve">debit</w:t>
+            </w:r>
+          </w:p>
+        </w:tc>
+      </w:tr>
+      <w:tr>
+        <w:tc>
+          <w:tcPr>
+            <w:tcW w:type="pct" w:w="2500"/>
+            <w:tcMar>
+              <w:top w:type="dxa" w:w="20"/>
+              <w:left w:type="dxa" w:w="80"/>
+              <w:bottom w:type="dxa" w:w="20"/>
+              <w:right w:type="dxa" w:w="80"/>
+            </w:tcMar>
+          </w:tcPr>
+          <w:p>
+            <w:pPr>
+              <w:spacing w:before="12" w:after="12"/>
+            </w:pPr>
+            <w:r>
+              <w:rPr>
+                <w:b/>
+                <w:bCs/>
+                <w:color w:val="8186EF"/>
+                <w:sz w:val="16"/>
+                <w:szCs w:val="16"/>
+              </w:rPr>
+              <w:t xml:space="preserve">28  </w:t>
+            </w:r>
+            <w:r>
+              <w:rPr>
+                <w:sz w:val="16"/>
+                <w:szCs w:val="16"/>
+              </w:rPr>
+              <w:t xml:space="preserve">points</w:t>
+            </w:r>
+          </w:p>
+        </w:tc>
+        <w:tc>
+          <w:tcPr>
+            <w:tcW w:type="pct" w:w="2500"/>
+            <w:tcMar>
+              <w:top w:type="dxa" w:w="20"/>
+              <w:left w:type="dxa" w:w="80"/>
+              <w:bottom w:type="dxa" w:w="20"/>
+              <w:right w:type="dxa" w:w="80"/>
+            </w:tcMar>
+          </w:tcPr>
+          <w:p>
+            <w:pPr>
+              <w:spacing w:before="12" w:after="12"/>
+            </w:pPr>
+            <w:r>
+              <w:rPr>
+                <w:b/>
+                <w:bCs/>
+                <w:color w:val="8186EF"/>
+                <w:sz w:val="16"/>
+                <w:szCs w:val="16"/>
+              </w:rPr>
+              <w:t xml:space="preserve">57  </w:t>
             </w:r>
             <w:r>
               <w:rPr>
@@ -17544,6 +18780,64 @@
                 <w:szCs w:val="16"/>
               </w:rPr>
               <w:t xml:space="preserve">normal balance</w:t>
+            </w:r>
+          </w:p>
+        </w:tc>
+      </w:tr>
+      <w:tr>
+        <w:tc>
+          <w:tcPr>
+            <w:tcW w:type="pct" w:w="2500"/>
+            <w:tcMar>
+              <w:top w:type="dxa" w:w="20"/>
+              <w:left w:type="dxa" w:w="80"/>
+              <w:bottom w:type="dxa" w:w="20"/>
+              <w:right w:type="dxa" w:w="80"/>
+            </w:tcMar>
+          </w:tcPr>
+          <w:p>
+            <w:pPr>
+              <w:spacing w:before="12" w:after="12"/>
+            </w:pPr>
+            <w:r>
+              <w:rPr>
+                <w:b/>
+                <w:bCs/>
+                <w:color w:val="8186EF"/>
+                <w:sz w:val="16"/>
+                <w:szCs w:val="16"/>
+              </w:rPr>
+              <w:t xml:space="preserve">29  </w:t>
+            </w:r>
+            <w:r>
+              <w:rPr>
+                <w:sz w:val="16"/>
+                <w:szCs w:val="16"/>
+              </w:rPr>
+              <w:t xml:space="preserve">owners</w:t>
+            </w:r>
+          </w:p>
+        </w:tc>
+        <w:tc>
+          <w:tcPr>
+            <w:tcW w:type="pct" w:w="2500"/>
+            <w:tcMar>
+              <w:top w:type="dxa" w:w="20"/>
+              <w:left w:type="dxa" w:w="80"/>
+              <w:bottom w:type="dxa" w:w="20"/>
+              <w:right w:type="dxa" w:w="80"/>
+            </w:tcMar>
+          </w:tcPr>
+          <w:p>
+            <w:pPr>
+              <w:spacing w:before="24" w:after="24"/>
+            </w:pPr>
+            <w:r>
+              <w:rPr>
+                <w:sz w:val="16"/>
+                <w:szCs w:val="16"/>
+              </w:rPr>
+              <w:t xml:space="preserve"/>
             </w:r>
           </w:p>
         </w:tc>
@@ -17682,7 +18976,7 @@
           <w:sz w:val="15"/>
           <w:szCs w:val="15"/>
         </w:rPr>
-        <w:t xml:space="preserve">Here are six transactions from February (USD 000). Rows 1 to 3 are done for you. Complete rows 4 to 6. Then write the journal entries for rows 4 to 6.</w:t>
+        <w:t xml:space="preserve">Here are six transactions from February (USD 000). Feb 3: Paid a supplier for olives bought on credit in January. Feb 8: Collected part of the January receivable from GreenBasket Supermarkets. Feb 10: Paid 12 months of warehouse rent in advance. Feb 12: A Dubai hotel group paid cash in advance for pastries that Orontes will deliver in March. Feb 15: Paid the dividend declared on January 31. Feb 28: Recorded one month of interest on the bank note. Orontes has not paid it yet. Rows 1 to 3 are done for you. Complete rows 4 to 6. Then write the journal entries for rows 4 to 6.</w:t>
       </w:r>
     </w:p>
     <w:p>
@@ -17706,7 +19000,7 @@
           <w:sz w:val="15"/>
           <w:szCs w:val="15"/>
         </w:rPr>
-        <w:t xml:space="preserve">X is debited (or credited) for an amount: Cash is debited for 1,500. Exam stems often say: The effect of this transaction is to increase...</w:t>
+        <w:t xml:space="preserve">X is debited (or credited) for an amount: Cash is debited for 1,500. Exam stems often say: The effect of this transaction is to increase... In English, always say depreciation. An allowance (for example, the allowance for credit losses) reduces an asset. A provision is a liability. Never say reserve for bad debts in a U.S. GAAP answer. That is the bank's view. Do not use banking habits to guess the accounting side.</w:t>
       </w:r>
     </w:p>
     <w:p>
@@ -18188,7 +19482,7 @@
           <w:sz w:val="19"/>
           <w:szCs w:val="19"/>
         </w:rPr>
-        <w:t xml:space="preserve">Under the accrual basis, </w:t>
+        <w:t xml:space="preserve">On </w:t>
       </w:r>
       <w:r>
         <w:rPr>
@@ -18220,7 +19514,7 @@
           <w:sz w:val="19"/>
           <w:szCs w:val="19"/>
         </w:rPr>
-        <w:t xml:space="preserve"> records the revenue and the cost of goods sold in </w:t>
+        <w:t xml:space="preserve"> 20, 2025, Orontes ships olive oil to GreenBasket </w:t>
       </w:r>
       <w:r>
         <w:rPr>
@@ -18238,7 +19532,7 @@
           <w:sz w:val="19"/>
           <w:szCs w:val="19"/>
         </w:rPr>
-        <w:t xml:space="preserve">           </w:t>
+        <w:t xml:space="preserve">              </w:t>
       </w:r>
       <w:r>
         <w:rPr>
@@ -18252,7 +19546,28 @@
           <w:sz w:val="19"/>
           <w:szCs w:val="19"/>
         </w:rPr>
-        <w:t xml:space="preserve"> 2025, the year it delivered the goods. </w:t>
+        <w:t xml:space="preserve"> and sends an invoice for 90. </w:t>
+      </w:r>
+      <w:r>
+        <w:rPr>
+          <w:sz w:val="19"/>
+          <w:szCs w:val="19"/>
+        </w:rPr>
+        <w:t xml:space="preserve">The goods cost Orontes 54. </w:t>
+      </w:r>
+      <w:r>
+        <w:rPr>
+          <w:sz w:val="19"/>
+          <w:szCs w:val="19"/>
+        </w:rPr>
+        <w:t xml:space="preserve">GreenBasket pays on January 15, 2026. </w:t>
+      </w:r>
+      <w:r>
+        <w:rPr>
+          <w:sz w:val="19"/>
+          <w:szCs w:val="19"/>
+        </w:rPr>
+        <w:t xml:space="preserve">Under the accrual basis, Orontes records the revenue and the cost of goods sold in fiscal 2025, the year it delivered the goods. </w:t>
       </w:r>
       <w:r>
         <w:rPr>
@@ -18260,20 +19575,6 @@
           <w:szCs w:val="19"/>
         </w:rPr>
         <w:t xml:space="preserve">The gross profit of 36 belongs to 2025. </w:t>
-      </w:r>
-      <w:r>
-        <w:rPr>
-          <w:sz w:val="19"/>
-          <w:szCs w:val="19"/>
-        </w:rPr>
-        <w:t xml:space="preserve">In January, the cash receipt only changes one asset (the receivable) into another asset (cash). </w:t>
-      </w:r>
-      <w:r>
-        <w:rPr>
-          <w:sz w:val="19"/>
-          <w:szCs w:val="19"/>
-        </w:rPr>
-        <w:t xml:space="preserve">Under the cash basis, the revenue would fall in 2026, which is the wrong period. </w:t>
       </w:r>
     </w:p>
     <w:tbl>
@@ -18331,7 +19632,7 @@
                 <w:sz w:val="16"/>
                 <w:szCs w:val="16"/>
               </w:rPr>
-              <w:t xml:space="preserve">incurs   ·   delivers   ·   simple   ·   services   ·   acceptable   ·   Orontes   ·   decide   ·   another   ·   revenues   ·   received   ·   statements   ·   fiscal   ·   timing</w:t>
+              <w:t xml:space="preserve">incurs   ·   delivers   ·   simple   ·   services   ·   acceptable   ·   December   ·   decide   ·   belongs   ·   revenues   ·   received   ·   statements   ·   Supermarkets   ·   timing</w:t>
             </w:r>
           </w:p>
         </w:tc>
@@ -18358,7 +19659,7 @@
           <w:sz w:val="16"/>
           <w:szCs w:val="16"/>
         </w:rPr>
-        <w:t xml:space="preserve">      gaps 13–22</w:t>
+        <w:t xml:space="preserve">      gaps 13–24</w:t>
       </w:r>
     </w:p>
     <w:p>
@@ -18371,7 +19672,7 @@
           <w:sz w:val="19"/>
           <w:szCs w:val="19"/>
         </w:rPr>
-        <w:t xml:space="preserve">The matching </w:t>
+        <w:t xml:space="preserve">In </w:t>
       </w:r>
       <w:r>
         <w:rPr>
@@ -18403,21 +19704,7 @@
           <w:sz w:val="19"/>
           <w:szCs w:val="19"/>
         </w:rPr>
-        <w:t xml:space="preserve"> says: record expenses in the same period as the revenues they help to produce. </w:t>
-      </w:r>
-      <w:r>
-        <w:rPr>
-          <w:sz w:val="19"/>
-          <w:szCs w:val="19"/>
-        </w:rPr>
-        <w:t xml:space="preserve">There are three ways to apply it. </w:t>
-      </w:r>
-      <w:r>
-        <w:rPr>
-          <w:sz w:val="19"/>
-          <w:szCs w:val="19"/>
-        </w:rPr>
-        <w:t xml:space="preserve">Some costs link </w:t>
+        <w:t xml:space="preserve">, the cash receipt only changes one asset (the </w:t>
       </w:r>
       <w:r>
         <w:rPr>
@@ -18435,7 +19722,7 @@
           <w:sz w:val="19"/>
           <w:szCs w:val="19"/>
         </w:rPr>
-        <w:t xml:space="preserve">           </w:t>
+        <w:t xml:space="preserve">            </w:t>
       </w:r>
       <w:r>
         <w:rPr>
@@ -18449,14 +19736,21 @@
           <w:sz w:val="19"/>
           <w:szCs w:val="19"/>
         </w:rPr>
-        <w:t xml:space="preserve"> to a sale. </w:t>
-      </w:r>
-      <w:r>
-        <w:rPr>
-          <w:sz w:val="19"/>
-          <w:szCs w:val="19"/>
-        </w:rPr>
-        <w:t xml:space="preserve">Cost of goods sold is the </w:t>
+        <w:t xml:space="preserve">) into another asset (cash). </w:t>
+      </w:r>
+      <w:r>
+        <w:rPr>
+          <w:sz w:val="19"/>
+          <w:szCs w:val="19"/>
+        </w:rPr>
+        <w:t xml:space="preserve">Under the cash basis, the revenue would fall in 2026, which is the wrong period. </w:t>
+      </w:r>
+      <w:r>
+        <w:rPr>
+          <w:sz w:val="19"/>
+          <w:szCs w:val="19"/>
+        </w:rPr>
+        <w:t xml:space="preserve">The matching </w:t>
       </w:r>
       <w:r>
         <w:rPr>
@@ -18488,14 +19782,21 @@
           <w:sz w:val="19"/>
           <w:szCs w:val="19"/>
         </w:rPr>
-        <w:t xml:space="preserve"> example: Orontes records it at the same time as the sales revenue. </w:t>
-      </w:r>
-      <w:r>
-        <w:rPr>
-          <w:sz w:val="19"/>
-          <w:szCs w:val="19"/>
-        </w:rPr>
-        <w:t xml:space="preserve"/>
+        <w:t xml:space="preserve"> says: record expenses in the same period as the revenues they help to produce. </w:t>
+      </w:r>
+      <w:r>
+        <w:rPr>
+          <w:sz w:val="19"/>
+          <w:szCs w:val="19"/>
+        </w:rPr>
+        <w:t xml:space="preserve">There are three ways to apply it. </w:t>
+      </w:r>
+      <w:r>
+        <w:rPr>
+          <w:sz w:val="19"/>
+          <w:szCs w:val="19"/>
+        </w:rPr>
+        <w:t xml:space="preserve">Some costs link </w:t>
       </w:r>
       <w:r>
         <w:rPr>
@@ -18513,7 +19814,7 @@
           <w:sz w:val="19"/>
           <w:szCs w:val="19"/>
         </w:rPr>
-        <w:t xml:space="preserve">            </w:t>
+        <w:t xml:space="preserve">           </w:t>
       </w:r>
       <w:r>
         <w:rPr>
@@ -18527,14 +19828,14 @@
           <w:sz w:val="19"/>
           <w:szCs w:val="19"/>
         </w:rPr>
-        <w:t xml:space="preserve"> and rational allocation. </w:t>
-      </w:r>
-      <w:r>
-        <w:rPr>
-          <w:sz w:val="19"/>
-          <w:szCs w:val="19"/>
-        </w:rPr>
-        <w:t xml:space="preserve">Some costs help many periods, such as a </w:t>
+        <w:t xml:space="preserve"> to a sale. </w:t>
+      </w:r>
+      <w:r>
+        <w:rPr>
+          <w:sz w:val="19"/>
+          <w:szCs w:val="19"/>
+        </w:rPr>
+        <w:t xml:space="preserve">Cost of goods sold is the </w:t>
       </w:r>
       <w:r>
         <w:rPr>
@@ -18566,7 +19867,7 @@
           <w:sz w:val="19"/>
           <w:szCs w:val="19"/>
         </w:rPr>
-        <w:t xml:space="preserve"> line. </w:t>
+        <w:t xml:space="preserve"> example: Orontes records it at the same time as the sales revenue. </w:t>
       </w:r>
       <w:r>
         <w:rPr>
@@ -18591,7 +19892,7 @@
           <w:sz w:val="19"/>
           <w:szCs w:val="19"/>
         </w:rPr>
-        <w:t xml:space="preserve">              </w:t>
+        <w:t xml:space="preserve">            </w:t>
       </w:r>
       <w:r>
         <w:rPr>
@@ -18605,14 +19906,14 @@
           <w:sz w:val="19"/>
           <w:szCs w:val="19"/>
         </w:rPr>
-        <w:t xml:space="preserve"> spreads the cost over the years of use. </w:t>
-      </w:r>
-      <w:r>
-        <w:rPr>
-          <w:sz w:val="19"/>
-          <w:szCs w:val="19"/>
-        </w:rPr>
-        <w:t xml:space="preserve">Some costs have no clear link to future revenue, such as most </w:t>
+        <w:t xml:space="preserve"> and rational allocation. </w:t>
+      </w:r>
+      <w:r>
+        <w:rPr>
+          <w:sz w:val="19"/>
+          <w:szCs w:val="19"/>
+        </w:rPr>
+        <w:t xml:space="preserve">Some costs help many periods, such as a </w:t>
       </w:r>
       <w:r>
         <w:rPr>
@@ -18630,7 +19931,7 @@
           <w:sz w:val="19"/>
           <w:szCs w:val="19"/>
         </w:rPr>
-        <w:t xml:space="preserve">             </w:t>
+        <w:t xml:space="preserve">           </w:t>
       </w:r>
       <w:r>
         <w:rPr>
@@ -18644,14 +19945,14 @@
           <w:sz w:val="19"/>
           <w:szCs w:val="19"/>
         </w:rPr>
-        <w:t xml:space="preserve"> and office salaries. </w:t>
-      </w:r>
-      <w:r>
-        <w:rPr>
-          <w:sz w:val="19"/>
-          <w:szCs w:val="19"/>
-        </w:rPr>
-        <w:t xml:space="preserve">They are expenses in the period in which they are </w:t>
+        <w:t xml:space="preserve"> line. </w:t>
+      </w:r>
+      <w:r>
+        <w:rPr>
+          <w:sz w:val="19"/>
+          <w:szCs w:val="19"/>
+        </w:rPr>
+        <w:t xml:space="preserve"/>
       </w:r>
       <w:r>
         <w:rPr>
@@ -18669,7 +19970,7 @@
           <w:sz w:val="19"/>
           <w:szCs w:val="19"/>
         </w:rPr>
-        <w:t xml:space="preserve">           </w:t>
+        <w:t xml:space="preserve">              </w:t>
       </w:r>
       <w:r>
         <w:rPr>
@@ -18683,14 +19984,14 @@
           <w:sz w:val="19"/>
           <w:szCs w:val="19"/>
         </w:rPr>
-        <w:t xml:space="preserve">. </w:t>
-      </w:r>
-      <w:r>
-        <w:rPr>
-          <w:sz w:val="19"/>
-          <w:szCs w:val="19"/>
-        </w:rPr>
-        <w:t xml:space="preserve">The accrual basis creates four common types of </w:t>
+        <w:t xml:space="preserve"> spreads the cost over the years of use. </w:t>
+      </w:r>
+      <w:r>
+        <w:rPr>
+          <w:sz w:val="19"/>
+          <w:szCs w:val="19"/>
+        </w:rPr>
+        <w:t xml:space="preserve">Some costs have no clear link to future revenue, such as most </w:t>
       </w:r>
       <w:r>
         <w:rPr>
@@ -18708,7 +20009,7 @@
           <w:sz w:val="19"/>
           <w:szCs w:val="19"/>
         </w:rPr>
-        <w:t xml:space="preserve">            </w:t>
+        <w:t xml:space="preserve">             </w:t>
       </w:r>
       <w:r>
         <w:rPr>
@@ -18722,14 +20023,14 @@
           <w:sz w:val="19"/>
           <w:szCs w:val="19"/>
         </w:rPr>
-        <w:t xml:space="preserve">. </w:t>
-      </w:r>
-      <w:r>
-        <w:rPr>
-          <w:sz w:val="19"/>
-          <w:szCs w:val="19"/>
-        </w:rPr>
-        <w:t xml:space="preserve">You met three of them in the February </w:t>
+        <w:t xml:space="preserve"> and office salaries. </w:t>
+      </w:r>
+      <w:r>
+        <w:rPr>
+          <w:sz w:val="19"/>
+          <w:szCs w:val="19"/>
+        </w:rPr>
+        <w:t xml:space="preserve">They are expenses in the period in which they are </w:t>
       </w:r>
       <w:r>
         <w:rPr>
@@ -18740,6 +20041,84 @@
           <w:szCs w:val="15"/>
         </w:rPr>
         <w:t xml:space="preserve"> (22) </w:t>
+      </w:r>
+      <w:r>
+        <w:rPr>
+          <w:u w:val="single"/>
+          <w:sz w:val="19"/>
+          <w:szCs w:val="19"/>
+        </w:rPr>
+        <w:t xml:space="preserve">           </w:t>
+      </w:r>
+      <w:r>
+        <w:rPr>
+          <w:sz w:val="19"/>
+          <w:szCs w:val="19"/>
+        </w:rPr>
+        <w:t xml:space="preserve"> </w:t>
+      </w:r>
+      <w:r>
+        <w:rPr>
+          <w:sz w:val="19"/>
+          <w:szCs w:val="19"/>
+        </w:rPr>
+        <w:t xml:space="preserve">. </w:t>
+      </w:r>
+      <w:r>
+        <w:rPr>
+          <w:sz w:val="19"/>
+          <w:szCs w:val="19"/>
+        </w:rPr>
+        <w:t xml:space="preserve">The accrual basis creates four common types of </w:t>
+      </w:r>
+      <w:r>
+        <w:rPr>
+          <w:b/>
+          <w:bCs/>
+          <w:color w:val="8186EF"/>
+          <w:sz w:val="15"/>
+          <w:szCs w:val="15"/>
+        </w:rPr>
+        <w:t xml:space="preserve"> (23) </w:t>
+      </w:r>
+      <w:r>
+        <w:rPr>
+          <w:u w:val="single"/>
+          <w:sz w:val="19"/>
+          <w:szCs w:val="19"/>
+        </w:rPr>
+        <w:t xml:space="preserve">            </w:t>
+      </w:r>
+      <w:r>
+        <w:rPr>
+          <w:sz w:val="19"/>
+          <w:szCs w:val="19"/>
+        </w:rPr>
+        <w:t xml:space="preserve"> </w:t>
+      </w:r>
+      <w:r>
+        <w:rPr>
+          <w:sz w:val="19"/>
+          <w:szCs w:val="19"/>
+        </w:rPr>
+        <w:t xml:space="preserve">. </w:t>
+      </w:r>
+      <w:r>
+        <w:rPr>
+          <w:sz w:val="19"/>
+          <w:szCs w:val="19"/>
+        </w:rPr>
+        <w:t xml:space="preserve">You met three of them in the February </w:t>
+      </w:r>
+      <w:r>
+        <w:rPr>
+          <w:b/>
+          <w:bCs/>
+          <w:color w:val="8186EF"/>
+          <w:sz w:val="15"/>
+          <w:szCs w:val="15"/>
+        </w:rPr>
+        <w:t xml:space="preserve"> (24) </w:t>
       </w:r>
       <w:r>
         <w:rPr>
@@ -18819,7 +20198,7 @@
                 <w:sz w:val="16"/>
                 <w:szCs w:val="16"/>
               </w:rPr>
-              <w:t xml:space="preserve">transactions   ·   incurred   ·   bottling   ·   advertising   ·   directly   ·   adjustment   ·   classic   ·   Depreciation   ·   Systematic   ·   principle   ·   T-account</w:t>
+              <w:t xml:space="preserve">advertising   ·   bottling   ·   transactions   ·   classic   ·   T-account   ·   principle   ·   receivable   ·   Depreciation   ·   incurred   ·   Systematic   ·   directly   ·   January   ·   adjustment</w:t>
             </w:r>
           </w:p>
         </w:tc>
@@ -18994,7 +20373,7 @@
           <w:sz w:val="16"/>
           <w:szCs w:val="16"/>
         </w:rPr>
-        <w:t xml:space="preserve">      gaps 25–27</w:t>
+        <w:t xml:space="preserve">      gaps 27–29</w:t>
       </w:r>
     </w:p>
     <w:p>
@@ -19017,7 +20396,7 @@
           <w:sz w:val="15"/>
           <w:szCs w:val="15"/>
         </w:rPr>
-        <w:t xml:space="preserve"> (25) </w:t>
+        <w:t xml:space="preserve"> (27) </w:t>
       </w:r>
       <w:r>
         <w:rPr>
@@ -19056,7 +20435,7 @@
           <w:sz w:val="15"/>
           <w:szCs w:val="15"/>
         </w:rPr>
-        <w:t xml:space="preserve"> (26) </w:t>
+        <w:t xml:space="preserve"> (28) </w:t>
       </w:r>
       <w:r>
         <w:rPr>
@@ -19095,7 +20474,7 @@
           <w:sz w:val="15"/>
           <w:szCs w:val="15"/>
         </w:rPr>
-        <w:t xml:space="preserve"> (27) </w:t>
+        <w:t xml:space="preserve"> (29) </w:t>
       </w:r>
       <w:r>
         <w:rPr>
@@ -19249,7 +20628,7 @@
           <w:sz w:val="16"/>
           <w:szCs w:val="16"/>
         </w:rPr>
-        <w:t xml:space="preserve">      gaps 28–29</w:t>
+        <w:t xml:space="preserve">      gaps 30–31</w:t>
       </w:r>
     </w:p>
     <w:p>
@@ -19272,7 +20651,7 @@
           <w:sz w:val="15"/>
           <w:szCs w:val="15"/>
         </w:rPr>
-        <w:t xml:space="preserve"> (28) </w:t>
+        <w:t xml:space="preserve"> (30) </w:t>
       </w:r>
       <w:r>
         <w:rPr>
@@ -19311,7 +20690,7 @@
           <w:sz w:val="15"/>
           <w:szCs w:val="15"/>
         </w:rPr>
-        <w:t xml:space="preserve"> (29) </w:t>
+        <w:t xml:space="preserve"> (31) </w:t>
       </w:r>
       <w:r>
         <w:rPr>
@@ -19398,7 +20777,7 @@
                 <w:sz w:val="16"/>
                 <w:szCs w:val="16"/>
               </w:rPr>
-              <w:t xml:space="preserve">revenue   ·   expense   ·   liability</w:t>
+              <w:t xml:space="preserve">Depreciation   ·   expense   ·   liability</w:t>
             </w:r>
           </w:p>
         </w:tc>
@@ -20021,14 +21400,14 @@
                 <w:sz w:val="16"/>
                 <w:szCs w:val="16"/>
               </w:rPr>
-              <w:t xml:space="preserve">17  </w:t>
-            </w:r>
-            <w:r>
-              <w:rPr>
-                <w:sz w:val="16"/>
-                <w:szCs w:val="16"/>
-              </w:rPr>
-              <w:t xml:space="preserve">bottling</w:t>
+              <w:t xml:space="preserve">18  </w:t>
+            </w:r>
+            <w:r>
+              <w:rPr>
+                <w:sz w:val="16"/>
+                <w:szCs w:val="16"/>
+              </w:rPr>
+              <w:t xml:space="preserve">Systematic</w:t>
             </w:r>
           </w:p>
         </w:tc>
@@ -20089,14 +21468,14 @@
                 <w:sz w:val="16"/>
                 <w:szCs w:val="16"/>
               </w:rPr>
-              <w:t xml:space="preserve">18  </w:t>
-            </w:r>
-            <w:r>
-              <w:rPr>
-                <w:sz w:val="16"/>
-                <w:szCs w:val="16"/>
-              </w:rPr>
-              <w:t xml:space="preserve">Depreciation</w:t>
+              <w:t xml:space="preserve">19  </w:t>
+            </w:r>
+            <w:r>
+              <w:rPr>
+                <w:sz w:val="16"/>
+                <w:szCs w:val="16"/>
+              </w:rPr>
+              <w:t xml:space="preserve">bottling</w:t>
             </w:r>
           </w:p>
         </w:tc>
@@ -20157,14 +21536,14 @@
                 <w:sz w:val="16"/>
                 <w:szCs w:val="16"/>
               </w:rPr>
-              <w:t xml:space="preserve">19  </w:t>
-            </w:r>
-            <w:r>
-              <w:rPr>
-                <w:sz w:val="16"/>
-                <w:szCs w:val="16"/>
-              </w:rPr>
-              <w:t xml:space="preserve">advertising</w:t>
+              <w:t xml:space="preserve">20  </w:t>
+            </w:r>
+            <w:r>
+              <w:rPr>
+                <w:sz w:val="16"/>
+                <w:szCs w:val="16"/>
+              </w:rPr>
+              <w:t xml:space="preserve">Depreciation</w:t>
             </w:r>
           </w:p>
         </w:tc>
@@ -20225,14 +21604,14 @@
                 <w:sz w:val="16"/>
                 <w:szCs w:val="16"/>
               </w:rPr>
-              <w:t xml:space="preserve">20  </w:t>
-            </w:r>
-            <w:r>
-              <w:rPr>
-                <w:sz w:val="16"/>
-                <w:szCs w:val="16"/>
-              </w:rPr>
-              <w:t xml:space="preserve">incurred</w:t>
+              <w:t xml:space="preserve">21  </w:t>
+            </w:r>
+            <w:r>
+              <w:rPr>
+                <w:sz w:val="16"/>
+                <w:szCs w:val="16"/>
+              </w:rPr>
+              <w:t xml:space="preserve">advertising</w:t>
             </w:r>
           </w:p>
         </w:tc>
@@ -20293,14 +21672,14 @@
                 <w:sz w:val="16"/>
                 <w:szCs w:val="16"/>
               </w:rPr>
-              <w:t xml:space="preserve">21  </w:t>
-            </w:r>
-            <w:r>
-              <w:rPr>
-                <w:sz w:val="16"/>
-                <w:szCs w:val="16"/>
-              </w:rPr>
-              <w:t xml:space="preserve">adjustment</w:t>
+              <w:t xml:space="preserve">22  </w:t>
+            </w:r>
+            <w:r>
+              <w:rPr>
+                <w:sz w:val="16"/>
+                <w:szCs w:val="16"/>
+              </w:rPr>
+              <w:t xml:space="preserve">incurred</w:t>
             </w:r>
           </w:p>
         </w:tc>
@@ -20361,14 +21740,14 @@
                 <w:sz w:val="16"/>
                 <w:szCs w:val="16"/>
               </w:rPr>
-              <w:t xml:space="preserve">22  </w:t>
-            </w:r>
-            <w:r>
-              <w:rPr>
-                <w:sz w:val="16"/>
-                <w:szCs w:val="16"/>
-              </w:rPr>
-              <w:t xml:space="preserve">transactions</w:t>
+              <w:t xml:space="preserve">23  </w:t>
+            </w:r>
+            <w:r>
+              <w:rPr>
+                <w:sz w:val="16"/>
+                <w:szCs w:val="16"/>
+              </w:rPr>
+              <w:t xml:space="preserve">adjustment</w:t>
             </w:r>
           </w:p>
         </w:tc>
@@ -20429,14 +21808,14 @@
                 <w:sz w:val="16"/>
                 <w:szCs w:val="16"/>
               </w:rPr>
-              <w:t xml:space="preserve">23  </w:t>
-            </w:r>
-            <w:r>
-              <w:rPr>
-                <w:sz w:val="16"/>
-                <w:szCs w:val="16"/>
-              </w:rPr>
-              <w:t xml:space="preserve">Prepaid expense (deferral)</w:t>
+              <w:t xml:space="preserve">24  </w:t>
+            </w:r>
+            <w:r>
+              <w:rPr>
+                <w:sz w:val="16"/>
+                <w:szCs w:val="16"/>
+              </w:rPr>
+              <w:t xml:space="preserve">transactions</w:t>
             </w:r>
           </w:p>
         </w:tc>
@@ -20497,14 +21876,14 @@
                 <w:sz w:val="16"/>
                 <w:szCs w:val="16"/>
               </w:rPr>
-              <w:t xml:space="preserve">24  </w:t>
-            </w:r>
-            <w:r>
-              <w:rPr>
-                <w:sz w:val="16"/>
-                <w:szCs w:val="16"/>
-              </w:rPr>
-              <w:t xml:space="preserve">Contract liability, or unearned revenue (deferral)</w:t>
+              <w:t xml:space="preserve">25  </w:t>
+            </w:r>
+            <w:r>
+              <w:rPr>
+                <w:sz w:val="16"/>
+                <w:szCs w:val="16"/>
+              </w:rPr>
+              <w:t xml:space="preserve">Prepaid expense (deferral)</w:t>
             </w:r>
           </w:p>
         </w:tc>
@@ -20565,14 +21944,14 @@
                 <w:sz w:val="16"/>
                 <w:szCs w:val="16"/>
               </w:rPr>
-              <w:t xml:space="preserve">25  </w:t>
-            </w:r>
-            <w:r>
-              <w:rPr>
-                <w:sz w:val="16"/>
-                <w:szCs w:val="16"/>
-              </w:rPr>
-              <w:t xml:space="preserve">important</w:t>
+              <w:t xml:space="preserve">26  </w:t>
+            </w:r>
+            <w:r>
+              <w:rPr>
+                <w:sz w:val="16"/>
+                <w:szCs w:val="16"/>
+              </w:rPr>
+              <w:t xml:space="preserve">Contract liability, or unearned revenue (deferral)</w:t>
             </w:r>
           </w:p>
         </w:tc>
@@ -20633,14 +22012,14 @@
                 <w:sz w:val="16"/>
                 <w:szCs w:val="16"/>
               </w:rPr>
-              <w:t xml:space="preserve">26  </w:t>
-            </w:r>
-            <w:r>
-              <w:rPr>
-                <w:sz w:val="16"/>
-                <w:szCs w:val="16"/>
-              </w:rPr>
-              <w:t xml:space="preserve">expense</w:t>
+              <w:t xml:space="preserve">27  </w:t>
+            </w:r>
+            <w:r>
+              <w:rPr>
+                <w:sz w:val="16"/>
+                <w:szCs w:val="16"/>
+              </w:rPr>
+              <w:t xml:space="preserve">important</w:t>
             </w:r>
           </w:p>
         </w:tc>
@@ -20675,7 +22054,7 @@
                 <w:sz w:val="16"/>
                 <w:szCs w:val="16"/>
               </w:rPr>
-              <w:t xml:space="preserve">Orontes</w:t>
+              <w:t xml:space="preserve">December</w:t>
             </w:r>
           </w:p>
         </w:tc>
@@ -20701,14 +22080,14 @@
                 <w:sz w:val="16"/>
                 <w:szCs w:val="16"/>
               </w:rPr>
-              <w:t xml:space="preserve">27  </w:t>
-            </w:r>
-            <w:r>
-              <w:rPr>
-                <w:sz w:val="16"/>
-                <w:szCs w:val="16"/>
-              </w:rPr>
-              <w:t xml:space="preserve">revenue</w:t>
+              <w:t xml:space="preserve">28  </w:t>
+            </w:r>
+            <w:r>
+              <w:rPr>
+                <w:sz w:val="16"/>
+                <w:szCs w:val="16"/>
+              </w:rPr>
+              <w:t xml:space="preserve">expense</w:t>
             </w:r>
           </w:p>
         </w:tc>
@@ -20743,7 +22122,7 @@
                 <w:sz w:val="16"/>
                 <w:szCs w:val="16"/>
               </w:rPr>
-              <w:t xml:space="preserve">fiscal</w:t>
+              <w:t xml:space="preserve">Supermarkets</w:t>
             </w:r>
           </w:p>
         </w:tc>
@@ -20769,14 +22148,14 @@
                 <w:sz w:val="16"/>
                 <w:szCs w:val="16"/>
               </w:rPr>
-              <w:t xml:space="preserve">28  </w:t>
-            </w:r>
-            <w:r>
-              <w:rPr>
-                <w:sz w:val="16"/>
-                <w:szCs w:val="16"/>
-              </w:rPr>
-              <w:t xml:space="preserve">liability</w:t>
+              <w:t xml:space="preserve">29  </w:t>
+            </w:r>
+            <w:r>
+              <w:rPr>
+                <w:sz w:val="16"/>
+                <w:szCs w:val="16"/>
+              </w:rPr>
+              <w:t xml:space="preserve">revenue</w:t>
             </w:r>
           </w:p>
         </w:tc>
@@ -20811,7 +22190,7 @@
                 <w:sz w:val="16"/>
                 <w:szCs w:val="16"/>
               </w:rPr>
-              <w:t xml:space="preserve">principle</w:t>
+              <w:t xml:space="preserve">January</w:t>
             </w:r>
           </w:p>
         </w:tc>
@@ -20837,14 +22216,14 @@
                 <w:sz w:val="16"/>
                 <w:szCs w:val="16"/>
               </w:rPr>
-              <w:t xml:space="preserve">29  </w:t>
-            </w:r>
-            <w:r>
-              <w:rPr>
-                <w:sz w:val="16"/>
-                <w:szCs w:val="16"/>
-              </w:rPr>
-              <w:t xml:space="preserve">expense</w:t>
+              <w:t xml:space="preserve">30  </w:t>
+            </w:r>
+            <w:r>
+              <w:rPr>
+                <w:sz w:val="16"/>
+                <w:szCs w:val="16"/>
+              </w:rPr>
+              <w:t xml:space="preserve">liability</w:t>
             </w:r>
           </w:p>
         </w:tc>
@@ -20879,7 +22258,7 @@
                 <w:sz w:val="16"/>
                 <w:szCs w:val="16"/>
               </w:rPr>
-              <w:t xml:space="preserve">directly</w:t>
+              <w:t xml:space="preserve">receivable</w:t>
             </w:r>
           </w:p>
         </w:tc>
@@ -20905,14 +22284,14 @@
                 <w:sz w:val="16"/>
                 <w:szCs w:val="16"/>
               </w:rPr>
-              <w:t xml:space="preserve">30  </w:t>
-            </w:r>
-            <w:r>
-              <w:rPr>
-                <w:sz w:val="16"/>
-                <w:szCs w:val="16"/>
-              </w:rPr>
-              <w:t xml:space="preserve">prepaid expense</w:t>
+              <w:t xml:space="preserve">31  </w:t>
+            </w:r>
+            <w:r>
+              <w:rPr>
+                <w:sz w:val="16"/>
+                <w:szCs w:val="16"/>
+              </w:rPr>
+              <w:t xml:space="preserve">expense</w:t>
             </w:r>
           </w:p>
         </w:tc>
@@ -20947,7 +22326,7 @@
                 <w:sz w:val="16"/>
                 <w:szCs w:val="16"/>
               </w:rPr>
-              <w:t xml:space="preserve">classic</w:t>
+              <w:t xml:space="preserve">principle</w:t>
             </w:r>
           </w:p>
         </w:tc>
@@ -20973,14 +22352,14 @@
                 <w:sz w:val="16"/>
                 <w:szCs w:val="16"/>
               </w:rPr>
-              <w:t xml:space="preserve">31  </w:t>
-            </w:r>
-            <w:r>
-              <w:rPr>
-                <w:sz w:val="16"/>
-                <w:szCs w:val="16"/>
-              </w:rPr>
-              <w:t xml:space="preserve">contract liability (unearned revenue)</w:t>
+              <w:t xml:space="preserve">32  </w:t>
+            </w:r>
+            <w:r>
+              <w:rPr>
+                <w:sz w:val="16"/>
+                <w:szCs w:val="16"/>
+              </w:rPr>
+              <w:t xml:space="preserve">prepaid expense</w:t>
             </w:r>
           </w:p>
         </w:tc>
@@ -21015,7 +22394,75 @@
                 <w:sz w:val="16"/>
                 <w:szCs w:val="16"/>
               </w:rPr>
-              <w:t xml:space="preserve">Systematic</w:t>
+              <w:t xml:space="preserve">directly</w:t>
+            </w:r>
+          </w:p>
+        </w:tc>
+        <w:tc>
+          <w:tcPr>
+            <w:tcW w:type="pct" w:w="2500"/>
+            <w:tcMar>
+              <w:top w:type="dxa" w:w="20"/>
+              <w:left w:type="dxa" w:w="80"/>
+              <w:bottom w:type="dxa" w:w="20"/>
+              <w:right w:type="dxa" w:w="80"/>
+            </w:tcMar>
+          </w:tcPr>
+          <w:p>
+            <w:pPr>
+              <w:spacing w:before="12" w:after="12"/>
+            </w:pPr>
+            <w:r>
+              <w:rPr>
+                <w:b/>
+                <w:bCs/>
+                <w:color w:val="8186EF"/>
+                <w:sz w:val="16"/>
+                <w:szCs w:val="16"/>
+              </w:rPr>
+              <w:t xml:space="preserve">33  </w:t>
+            </w:r>
+            <w:r>
+              <w:rPr>
+                <w:sz w:val="16"/>
+                <w:szCs w:val="16"/>
+              </w:rPr>
+              <w:t xml:space="preserve">contract liability (unearned revenue)</w:t>
+            </w:r>
+          </w:p>
+        </w:tc>
+      </w:tr>
+      <w:tr>
+        <w:tc>
+          <w:tcPr>
+            <w:tcW w:type="pct" w:w="2500"/>
+            <w:tcMar>
+              <w:top w:type="dxa" w:w="20"/>
+              <w:left w:type="dxa" w:w="80"/>
+              <w:bottom w:type="dxa" w:w="20"/>
+              <w:right w:type="dxa" w:w="80"/>
+            </w:tcMar>
+          </w:tcPr>
+          <w:p>
+            <w:pPr>
+              <w:spacing w:before="12" w:after="12"/>
+            </w:pPr>
+            <w:r>
+              <w:rPr>
+                <w:b/>
+                <w:bCs/>
+                <w:color w:val="8186EF"/>
+                <w:sz w:val="16"/>
+                <w:szCs w:val="16"/>
+              </w:rPr>
+              <w:t xml:space="preserve">17  </w:t>
+            </w:r>
+            <w:r>
+              <w:rPr>
+                <w:sz w:val="16"/>
+                <w:szCs w:val="16"/>
+              </w:rPr>
+              <w:t xml:space="preserve">classic</w:t>
             </w:r>
           </w:p>
         </w:tc>
@@ -21081,7 +22528,7 @@
           <w:sz w:val="15"/>
           <w:szCs w:val="15"/>
         </w:rPr>
-        <w:t xml:space="preserve">When should a company record revenues and expenses? U.S. GAAP financial statements use the accrual basis. Under the accrual basis, a company records revenue when it earns it, that is, when it delivers the goods or services. It records expenses when it incurs them. The timing of the cash does not decide the period. The cash basis records items only when cash is received or paid. The cash basis is simple, but it is not acceptable under U.S. GAAP. Under the accrual basis, Orontes records the revenue and the cost of goods sold in fiscal 2025, the year it delivered the goods. The gross profit of 36 belongs to 2025. In January, the cash receipt only changes one asset (the receivable) into another asset (cash). Under the cash basis, the revenue would fall in 2026, which is the wrong period.</w:t>
+        <w:t xml:space="preserve">When should a company record revenues and expenses? U.S. GAAP financial statements use the accrual basis. Under the accrual basis, a company records revenue when it earns it, that is, when it delivers the goods or services. It records expenses when it incurs them. The timing of the cash does not decide the period. The cash basis records items only when cash is received or paid. The cash basis is simple, but it is not acceptable under U.S. GAAP. On December 20, 2025, Orontes ships olive oil to GreenBasket Supermarkets and sends an invoice for 90. The goods cost Orontes 54. GreenBasket pays on January 15, 2026. Under the accrual basis, Orontes records the revenue and the cost of goods sold in fiscal 2025, the year it delivered the goods. The gross profit of 36 belongs to 2025.</w:t>
       </w:r>
     </w:p>
     <w:p>
@@ -21105,7 +22552,7 @@
           <w:sz w:val="15"/>
           <w:szCs w:val="15"/>
         </w:rPr>
-        <w:t xml:space="preserve">The matching principle says: record expenses in the same period as the revenues they help to produce. There are three ways to apply it. Some costs link directly to a sale. Cost of goods sold is the classic example: Orontes records it at the same time as the sales revenue. Systematic and rational allocation. Some costs help many periods, such as a bottling line. Depreciation spreads the cost over the years of use. Some costs have no clear link to future revenue, such as most advertising and office salaries. They are expenses in the period in which they are incurred. The accrual basis creates four common types of adjustment. You met three of them in the February transactions.</w:t>
+        <w:t xml:space="preserve">In January, the cash receipt only changes one asset (the receivable) into another asset (cash). Under the cash basis, the revenue would fall in 2026, which is the wrong period. The matching principle says: record expenses in the same period as the revenues they help to produce. There are three ways to apply it. Some costs link directly to a sale. Cost of goods sold is the classic example: Orontes records it at the same time as the sales revenue. Systematic and rational allocation. Some costs help many periods, such as a bottling line. Depreciation spreads the cost over the years of use. Some costs have no clear link to future revenue, such as most advertising and office salaries. They are expenses in the period in which they are incurred. The accrual basis creates four common types of adjustment. You met three of them in the February transactions.</w:t>
       </w:r>
     </w:p>
     <w:p>
@@ -30524,7 +31971,7 @@
               <w:sz w:val="16"/>
               <w:szCs w:val="16"/>
             </w:rPr>
-            <w:t xml:space="preserve"> of 2</w:t>
+            <w:t xml:space="preserve"> of 3</w:t>
           </w:r>
         </w:p>
       </w:tc>
@@ -30706,7 +32153,7 @@
               <w:sz w:val="16"/>
               <w:szCs w:val="16"/>
             </w:rPr>
-            <w:t xml:space="preserve"> of 4</w:t>
+            <w:t xml:space="preserve"> of 5</w:t>
           </w:r>
         </w:p>
       </w:tc>

--- a/CMA_Summaries_B1_Ch01.docx
+++ b/CMA_Summaries_B1_Ch01.docx
@@ -29639,7 +29639,7 @@
                 <w:sz w:val="16"/>
                 <w:szCs w:val="16"/>
               </w:rPr>
-              <w:t xml:space="preserve">Contra-asset   ·   Asset   ·   Equity   ·   Debit</w:t>
+              <w:t xml:space="preserve">Contra-asset   ·   Asset   ·   Equity   ·   Transaction</w:t>
             </w:r>
           </w:p>
         </w:tc>
